--- a/software/03_Dokumentation/Dokumentation_Software_Flexprint.docx
+++ b/software/03_Dokumentation/Dokumentation_Software_Flexprint.docx
@@ -101,8 +101,13 @@
       <w:pPr>
         <w:pStyle w:val="Beschriftung"/>
       </w:pPr>
-      <w:r>
-        <w:t xml:space="preserve">Abbildung </w:t>
+      <w:proofErr w:type="spellStart"/>
+      <w:r>
+        <w:t>Abbildung</w:t>
+      </w:r>
+      <w:proofErr w:type="spellEnd"/>
+      <w:r>
+        <w:t xml:space="preserve"> </w:t>
       </w:r>
       <w:r>
         <w:fldChar w:fldCharType="begin"/>
@@ -121,6 +126,12 @@
       </w:r>
       <w:r>
         <w:fldChar w:fldCharType="end"/>
+      </w:r>
+      <w:r>
+        <w:rPr>
+          <w:rStyle w:val="Funotenzeichen"/>
+        </w:rPr>
+        <w:footnoteReference w:id="1"/>
       </w:r>
     </w:p>
     <w:p>
@@ -270,50 +281,9 @@
       </w:r>
       <w:r>
         <w:rPr>
-          <w:lang w:val="de-AT"/>
-        </w:rPr>
-        <w:fldChar w:fldCharType="begin"/>
-      </w:r>
-      <w:r>
-        <w:rPr>
-          <w:lang w:val="de-AT"/>
-        </w:rPr>
-        <w:instrText xml:space="preserve"> ADDIN ZOTERO_ITEM CSL_CITATION {"citationID":"vNoMUQAo","properties":{"formattedCitation":"({\\i{}Features - Klipper documentation}, o.\\uc0\\u160{}J.)","plainCitation":"(Features - Klipper documentation, o. J.)","noteIndex":0},"citationItems":[{"id":10,"uris":["http://zotero.org/groups/6209659/items/AVL74SWN"],"itemData":{"id":10,"type":"webpage","title":"Features - Klipper documentation","URL":"https://www.klipper3d.org/Features.html","accessed":{"date-parts":[["2025",9,27]]}}}],"schema":"https://github.com/citation-style-language/schema/raw/master/csl-citation.json"} </w:instrText>
-      </w:r>
-      <w:r>
-        <w:rPr>
-          <w:lang w:val="de-AT"/>
-        </w:rPr>
-        <w:fldChar w:fldCharType="separate"/>
-      </w:r>
-      <w:r>
-        <w:rPr>
-          <w:rFonts w:ascii="Aptos" w:hAnsi="Aptos" w:cs="Times New Roman"/>
-          <w:kern w:val="0"/>
-        </w:rPr>
-        <w:t>(</w:t>
-      </w:r>
-      <w:r>
-        <w:rPr>
-          <w:rFonts w:ascii="Aptos" w:hAnsi="Aptos" w:cs="Times New Roman"/>
-          <w:i/>
-          <w:iCs/>
-          <w:kern w:val="0"/>
-        </w:rPr>
-        <w:t>Features - Klipper documentation</w:t>
-      </w:r>
-      <w:r>
-        <w:rPr>
-          <w:rFonts w:ascii="Aptos" w:hAnsi="Aptos" w:cs="Times New Roman"/>
-          <w:kern w:val="0"/>
-        </w:rPr>
-        <w:t>, o. J.)</w:t>
-      </w:r>
-      <w:r>
-        <w:rPr>
-          <w:lang w:val="de-AT"/>
-        </w:rPr>
-        <w:fldChar w:fldCharType="end"/>
+          <w:rStyle w:val="Funotenzeichen"/>
+        </w:rPr>
+        <w:footnoteReference w:id="2"/>
       </w:r>
     </w:p>
     <w:p>
@@ -351,11 +321,19 @@
         </w:rPr>
         <w:t xml:space="preserve"> (</w:t>
       </w:r>
-      <w:r>
-        <w:rPr>
-          <w:lang w:val="de-AT"/>
-        </w:rPr>
-        <w:t>PC Prozessor)</w:t>
+      <w:proofErr w:type="gramStart"/>
+      <w:r>
+        <w:rPr>
+          <w:lang w:val="de-AT"/>
+        </w:rPr>
+        <w:t>PC Prozessor</w:t>
+      </w:r>
+      <w:proofErr w:type="gramEnd"/>
+      <w:r>
+        <w:rPr>
+          <w:lang w:val="de-AT"/>
+        </w:rPr>
+        <w:t>)</w:t>
       </w:r>
       <w:r>
         <w:rPr>
@@ -427,13 +405,41 @@
         <w:rPr>
           <w:lang w:val="de-AT"/>
         </w:rPr>
-        <w:t xml:space="preserve">Der Microcontroller muss nicht immer wieder geflasht werden, </w:t>
-      </w:r>
-      <w:r>
-        <w:rPr>
-          <w:lang w:val="de-AT"/>
-        </w:rPr>
-        <w:t>da man ihn mit einer simplen Config-Datei umkonfigurieren kann.</w:t>
+        <w:t xml:space="preserve">Der Microcontroller muss nicht immer wieder </w:t>
+      </w:r>
+      <w:proofErr w:type="spellStart"/>
+      <w:r>
+        <w:rPr>
+          <w:lang w:val="de-AT"/>
+        </w:rPr>
+        <w:t>geflasht</w:t>
+      </w:r>
+      <w:proofErr w:type="spellEnd"/>
+      <w:r>
+        <w:rPr>
+          <w:lang w:val="de-AT"/>
+        </w:rPr>
+        <w:t xml:space="preserve"> werden, </w:t>
+      </w:r>
+      <w:r>
+        <w:rPr>
+          <w:lang w:val="de-AT"/>
+        </w:rPr>
+        <w:t xml:space="preserve">da man ihn mit einer simplen </w:t>
+      </w:r>
+      <w:proofErr w:type="spellStart"/>
+      <w:r>
+        <w:rPr>
+          <w:lang w:val="de-AT"/>
+        </w:rPr>
+        <w:t>Config</w:t>
+      </w:r>
+      <w:proofErr w:type="spellEnd"/>
+      <w:r>
+        <w:rPr>
+          <w:lang w:val="de-AT"/>
+        </w:rPr>
+        <w:t>-Datei umkonfigurieren kann.</w:t>
       </w:r>
     </w:p>
     <w:p>
@@ -475,8 +481,16 @@
         <w:rPr>
           <w:lang w:val="de-AT"/>
         </w:rPr>
-        <w:t xml:space="preserve"> dem G-Code parsing</w:t>
-      </w:r>
+        <w:t xml:space="preserve"> dem G-Code </w:t>
+      </w:r>
+      <w:proofErr w:type="spellStart"/>
+      <w:r>
+        <w:rPr>
+          <w:lang w:val="de-AT"/>
+        </w:rPr>
+        <w:t>parsing</w:t>
+      </w:r>
+      <w:proofErr w:type="spellEnd"/>
       <w:r>
         <w:rPr>
           <w:lang w:val="de-AT"/>
@@ -517,7 +531,14 @@
         <w:rPr>
           <w:lang w:val="de-AT"/>
         </w:rPr>
-        <w:t xml:space="preserve"> den eingebauten API </w:t>
+        <w:t xml:space="preserve"> den eingebauten </w:t>
+      </w:r>
+      <w:proofErr w:type="gramStart"/>
+      <w:r>
+        <w:rPr>
+          <w:lang w:val="de-AT"/>
+        </w:rPr>
+        <w:t xml:space="preserve">API </w:t>
       </w:r>
       <w:r>
         <w:rPr>
@@ -529,7 +550,14 @@
         <w:rPr>
           <w:lang w:val="de-AT"/>
         </w:rPr>
-        <w:t xml:space="preserve">erver kann man mit JSNO RPC </w:t>
+        <w:t>erver</w:t>
+      </w:r>
+      <w:proofErr w:type="gramEnd"/>
+      <w:r>
+        <w:rPr>
+          <w:lang w:val="de-AT"/>
+        </w:rPr>
+        <w:t xml:space="preserve"> kann man mit JSNO RPC </w:t>
       </w:r>
       <w:r>
         <w:rPr>
@@ -544,6 +572,12 @@
           <w:lang w:val="de-AT"/>
         </w:rPr>
       </w:pPr>
+      <w:r>
+        <w:rPr>
+          <w:lang w:val="de-AT"/>
+        </w:rPr>
+        <w:br w:type="page"/>
+      </w:r>
     </w:p>
     <w:p>
       <w:pPr>
@@ -560,6 +594,7 @@
         <w:rPr>
           <w:lang w:val="de-AT"/>
         </w:rPr>
+        <w:lastRenderedPageBreak/>
         <w:t>Klipper Konfiguration</w:t>
       </w:r>
     </w:p>
@@ -573,108 +608,1115 @@
         <w:rPr>
           <w:lang w:val="de-AT"/>
         </w:rPr>
-        <w:t xml:space="preserve">Um Klipper Konfigurieren zu können, benötigt </w:t>
-      </w:r>
-      <w:r>
-        <w:rPr>
-          <w:lang w:val="de-AT"/>
-        </w:rPr>
-        <w:t>man das Programm MSYS2</w:t>
-      </w:r>
-      <w:r>
-        <w:rPr>
-          <w:lang w:val="de-AT"/>
-        </w:rPr>
-        <w:t>.</w:t>
-      </w:r>
-    </w:p>
-    <w:p>
-      <w:pPr>
-        <w:pStyle w:val="Listenabsatz"/>
-        <w:rPr>
-          <w:lang w:val="de-AT"/>
-        </w:rPr>
-      </w:pPr>
+        <w:t xml:space="preserve">Klipper muss sowohl auf dem Raspberry Pi als auch auf dem </w:t>
+      </w:r>
+      <w:r>
+        <w:rPr>
+          <w:lang w:val="de-AT"/>
+        </w:rPr>
+        <w:t xml:space="preserve">STM32 installiert werden. Für </w:t>
+      </w:r>
+      <w:r>
+        <w:rPr>
+          <w:lang w:val="de-AT"/>
+        </w:rPr>
+        <w:t xml:space="preserve">beide Teile ist die Installation sehr einfach gehalten, da </w:t>
+      </w:r>
+      <w:r>
+        <w:rPr>
+          <w:lang w:val="de-AT"/>
+        </w:rPr>
+        <w:t>sie</w:t>
+      </w:r>
+      <w:r>
+        <w:rPr>
+          <w:lang w:val="de-AT"/>
+        </w:rPr>
+        <w:t xml:space="preserve"> über die Linux-Konsole erfolgt. </w:t>
+      </w:r>
+      <w:r>
+        <w:rPr>
+          <w:lang w:val="de-AT"/>
+        </w:rPr>
+        <w:t xml:space="preserve">Die Software für den Raspberry Pi muss direkt auf der Hardware </w:t>
+      </w:r>
+      <w:r>
+        <w:rPr>
+          <w:lang w:val="de-AT"/>
+        </w:rPr>
+        <w:t>konfiguriert</w:t>
+      </w:r>
+      <w:r>
+        <w:rPr>
+          <w:lang w:val="de-AT"/>
+        </w:rPr>
+        <w:t xml:space="preserve"> und </w:t>
+      </w:r>
+      <w:r>
+        <w:rPr>
+          <w:lang w:val="de-AT"/>
+        </w:rPr>
+        <w:t>i</w:t>
+      </w:r>
+      <w:r>
+        <w:rPr>
+          <w:lang w:val="de-AT"/>
+        </w:rPr>
+        <w:t>nstalliert werden.</w:t>
+      </w:r>
     </w:p>
     <w:p>
       <w:pPr>
         <w:pStyle w:val="Listenabsatz"/>
         <w:numPr>
-          <w:ilvl w:val="1"/>
+          <w:ilvl w:val="2"/>
           <w:numId w:val="2"/>
         </w:numPr>
-        <w:spacing w:after="120"/>
-        <w:rPr>
-          <w:lang w:val="de-AT"/>
-        </w:rPr>
-      </w:pPr>
-      <w:r>
-        <w:rPr>
-          <w:lang w:val="de-AT"/>
-        </w:rPr>
-        <w:t>Simulation</w:t>
-      </w:r>
-    </w:p>
-    <w:p>
-      <w:pPr>
-        <w:rPr>
-          <w:lang w:val="de-AT"/>
-        </w:rPr>
-      </w:pPr>
-      <w:r>
-        <w:rPr>
-          <w:lang w:val="de-AT"/>
-        </w:rPr>
-        <w:t xml:space="preserve">Damit sich die Inbetriebnahme </w:t>
-      </w:r>
-      <w:r>
-        <w:rPr>
-          <w:lang w:val="de-AT"/>
-        </w:rPr>
-        <w:t xml:space="preserve">des Mainboards und des Raspberry Pi‘s erheblich erleichtert, </w:t>
-      </w:r>
-      <w:r>
-        <w:rPr>
-          <w:lang w:val="de-AT"/>
-        </w:rPr>
-        <w:t>wird die Software simuliert</w:t>
-      </w:r>
-      <w:r>
-        <w:rPr>
-          <w:lang w:val="de-AT"/>
-        </w:rPr>
-        <w:t xml:space="preserve"> und</w:t>
-      </w:r>
-      <w:r>
-        <w:rPr>
-          <w:lang w:val="de-AT"/>
-        </w:rPr>
-        <w:t xml:space="preserve"> die Konfiguration vorbereitet.</w:t>
-      </w:r>
-      <w:r>
-        <w:rPr>
-          <w:lang w:val="de-AT"/>
-        </w:rPr>
-        <w:t xml:space="preserve"> Für die Simulation </w:t>
-      </w:r>
-      <w:r>
-        <w:rPr>
-          <w:lang w:val="de-AT"/>
-        </w:rPr>
-        <w:t xml:space="preserve">wird die Software „Renade“ verwendet, die es ermöglicht, </w:t>
-      </w:r>
-      <w:r>
-        <w:rPr>
-          <w:lang w:val="de-AT"/>
-        </w:rPr>
-        <w:t>den STM32F4 zu simulieren</w:t>
-      </w:r>
-      <w:r>
-        <w:rPr>
-          <w:lang w:val="de-AT"/>
-        </w:rPr>
-        <w:t>, der für dieses Projekt verwendet wird und mit Klipper kompatibel ist.</w:t>
-      </w:r>
+        <w:rPr>
+          <w:lang w:val="de-AT"/>
+        </w:rPr>
+      </w:pPr>
+      <w:r>
+        <w:rPr>
+          <w:lang w:val="de-AT"/>
+        </w:rPr>
+        <w:t>WSL</w:t>
+      </w:r>
+      <w:r>
+        <w:rPr>
+          <w:lang w:val="de-AT"/>
+        </w:rPr>
+        <w:t xml:space="preserve"> </w:t>
+      </w:r>
+      <w:r>
+        <w:rPr>
+          <w:lang w:val="de-AT"/>
+        </w:rPr>
+        <w:t>(Windows-Subsystem für Linux)</w:t>
+      </w:r>
+      <w:r>
+        <w:rPr>
+          <w:rStyle w:val="Funotenzeichen"/>
+        </w:rPr>
+        <w:footnoteReference w:id="3"/>
+      </w:r>
+    </w:p>
+    <w:p>
+      <w:pPr>
+        <w:rPr>
+          <w:lang w:val="de-AT"/>
+        </w:rPr>
+      </w:pPr>
+      <w:r>
+        <w:rPr>
+          <w:lang w:val="de-AT"/>
+        </w:rPr>
+        <w:t>Damit es keine Probleme mit Kompatibilität gibt, wurde für die Konfiguration und dem Kompilieren der Software auf dem STM32 WSL (Windows-Subsystem für Linux) verwendet.</w:t>
+      </w:r>
+      <w:r>
+        <w:rPr>
+          <w:lang w:val="de-AT"/>
+        </w:rPr>
+        <w:t xml:space="preserve"> WSL ermöglicht uns</w:t>
+      </w:r>
+      <w:r>
+        <w:rPr>
+          <w:lang w:val="de-AT"/>
+        </w:rPr>
+        <w:t xml:space="preserve">, Linux Anwendungen </w:t>
+      </w:r>
+      <w:r>
+        <w:rPr>
+          <w:lang w:val="de-AT"/>
+        </w:rPr>
+        <w:t>direkt unter Windows zu verwenden, ohne einen virtuellen Computer verwenden zu müssen.</w:t>
+      </w:r>
+    </w:p>
+    <w:p>
+      <w:pPr>
+        <w:rPr>
+          <w:lang w:val="de-AT"/>
+        </w:rPr>
+      </w:pPr>
+      <w:r>
+        <w:rPr>
+          <w:lang w:val="de-AT"/>
+        </w:rPr>
+        <w:br w:type="page"/>
+      </w:r>
+    </w:p>
+    <w:p>
+      <w:pPr>
+        <w:rPr>
+          <w:lang w:val="de-AT"/>
+        </w:rPr>
+      </w:pPr>
+    </w:p>
+    <w:p>
+      <w:pPr>
+        <w:pStyle w:val="Listenabsatz"/>
+        <w:numPr>
+          <w:ilvl w:val="2"/>
+          <w:numId w:val="2"/>
+        </w:numPr>
+        <w:rPr>
+          <w:lang w:val="de-AT"/>
+        </w:rPr>
+      </w:pPr>
+      <w:r>
+        <w:rPr>
+          <w:lang w:val="de-AT"/>
+        </w:rPr>
+        <w:t>STM32 Konfiguration</w:t>
+      </w:r>
+      <w:r>
+        <w:rPr>
+          <w:rStyle w:val="Funotenzeichen"/>
+        </w:rPr>
+        <w:footnoteReference w:id="4"/>
+      </w:r>
+    </w:p>
+    <w:p>
+      <w:pPr>
+        <w:rPr>
+          <w:lang w:val="de-AT"/>
+        </w:rPr>
+      </w:pPr>
+      <w:r>
+        <w:rPr>
+          <w:lang w:val="de-AT"/>
+        </w:rPr>
+        <w:t>Für d</w:t>
+      </w:r>
+      <w:r>
+        <w:rPr>
+          <w:lang w:val="de-AT"/>
+        </w:rPr>
+        <w:t xml:space="preserve">ie Installation von Klipper auf dem STM32 </w:t>
+      </w:r>
+      <w:r>
+        <w:rPr>
+          <w:lang w:val="de-AT"/>
+        </w:rPr>
+        <w:t>gibt es im GitHub-Repository</w:t>
+      </w:r>
+      <w:r>
+        <w:rPr>
+          <w:lang w:val="de-AT"/>
+        </w:rPr>
+        <w:t xml:space="preserve"> eine Konfigurationsdatei</w:t>
+      </w:r>
+      <w:r>
+        <w:rPr>
+          <w:lang w:val="de-AT"/>
+        </w:rPr>
+        <w:t>, die es ermöglicht,</w:t>
+      </w:r>
+      <w:r>
+        <w:rPr>
+          <w:lang w:val="de-AT"/>
+        </w:rPr>
+        <w:t xml:space="preserve"> die Software über die </w:t>
+      </w:r>
+      <w:r>
+        <w:rPr>
+          <w:lang w:val="de-AT"/>
+        </w:rPr>
+        <w:t>Linux-</w:t>
+      </w:r>
+      <w:r>
+        <w:rPr>
+          <w:lang w:val="de-AT"/>
+        </w:rPr>
+        <w:t>Konsole anpassen zu können.</w:t>
+      </w:r>
+      <w:r>
+        <w:rPr>
+          <w:lang w:val="de-AT"/>
+        </w:rPr>
+        <w:t xml:space="preserve"> </w:t>
+      </w:r>
+      <w:r>
+        <w:rPr>
+          <w:lang w:val="de-AT"/>
+        </w:rPr>
+        <w:t xml:space="preserve">Dadurch </w:t>
+      </w:r>
+      <w:r>
+        <w:rPr>
+          <w:lang w:val="de-AT"/>
+        </w:rPr>
+        <w:t xml:space="preserve">muss man nicht die einzelnen </w:t>
+      </w:r>
+      <w:r>
+        <w:rPr>
+          <w:lang w:val="de-AT"/>
+        </w:rPr>
+        <w:t>C- und H-Dateien umschreiben</w:t>
+      </w:r>
+      <w:r>
+        <w:rPr>
+          <w:lang w:val="de-AT"/>
+        </w:rPr>
+        <w:t xml:space="preserve"> und ermöglicht so eine </w:t>
+      </w:r>
+      <w:r>
+        <w:rPr>
+          <w:lang w:val="de-AT"/>
+        </w:rPr>
+        <w:t>Benutzerfreundliche Konfiguration des Mikrocontrollers.</w:t>
+      </w:r>
+    </w:p>
+    <w:p>
+      <w:pPr>
+        <w:rPr>
+          <w:lang w:val="de-AT"/>
+        </w:rPr>
+      </w:pPr>
+      <w:r>
+        <w:rPr>
+          <w:lang w:val="de-AT"/>
+        </w:rPr>
+        <w:t xml:space="preserve">Um auf die Konfigurationsdatei zugreifen zu können, </w:t>
+      </w:r>
+      <w:r>
+        <w:rPr>
+          <w:lang w:val="de-AT"/>
+        </w:rPr>
+        <w:t xml:space="preserve">braucht man erstmal </w:t>
+      </w:r>
+      <w:proofErr w:type="spellStart"/>
+      <w:r>
+        <w:rPr>
+          <w:lang w:val="de-AT"/>
+        </w:rPr>
+        <w:t>dn</w:t>
+      </w:r>
+      <w:proofErr w:type="spellEnd"/>
+      <w:r>
+        <w:rPr>
+          <w:lang w:val="de-AT"/>
+        </w:rPr>
+        <w:t xml:space="preserve"> Klipper Repository Lokal auf seinem Rechner. </w:t>
+      </w:r>
+    </w:p>
+    <w:p>
+      <w:pPr>
+        <w:keepNext/>
+        <w:jc w:val="center"/>
+        <w:rPr>
+          <w:lang w:val="de-AT"/>
+        </w:rPr>
+      </w:pPr>
+      <w:r>
+        <w:rPr>
+          <w:lang w:val="de-AT"/>
+        </w:rPr>
+        <w:t xml:space="preserve">Der folgende </w:t>
+      </w:r>
+      <w:r>
+        <w:rPr>
+          <w:lang w:val="de-AT"/>
+        </w:rPr>
+        <w:t>B</w:t>
+      </w:r>
+      <w:r>
+        <w:rPr>
+          <w:lang w:val="de-AT"/>
+        </w:rPr>
+        <w:t>efehl kopiert die Repository auf seinem Rechner:</w:t>
+      </w:r>
+      <w:r>
+        <w:rPr>
+          <w:lang w:val="de-AT"/>
+        </w:rPr>
+        <w:br/>
+      </w:r>
+      <w:r>
+        <w:rPr>
+          <w:noProof/>
+          <w:lang w:val="de-AT"/>
+        </w:rPr>
+        <w:drawing>
+          <wp:inline distT="0" distB="0" distL="0" distR="0" wp14:anchorId="4DBD24AA" wp14:editId="49CC3F4D">
+            <wp:extent cx="5972810" cy="722630"/>
+            <wp:effectExtent l="0" t="0" r="8890" b="1270"/>
+            <wp:docPr id="927342236" name="Grafik 1"/>
+            <wp:cNvGraphicFramePr>
+              <a:graphicFrameLocks xmlns:a="http://schemas.openxmlformats.org/drawingml/2006/main" noChangeAspect="1"/>
+            </wp:cNvGraphicFramePr>
+            <a:graphic xmlns:a="http://schemas.openxmlformats.org/drawingml/2006/main">
+              <a:graphicData uri="http://schemas.openxmlformats.org/drawingml/2006/picture">
+                <pic:pic xmlns:pic="http://schemas.openxmlformats.org/drawingml/2006/picture">
+                  <pic:nvPicPr>
+                    <pic:cNvPr id="927342236" name=""/>
+                    <pic:cNvPicPr/>
+                  </pic:nvPicPr>
+                  <pic:blipFill>
+                    <a:blip r:embed="rId9"/>
+                    <a:stretch>
+                      <a:fillRect/>
+                    </a:stretch>
+                  </pic:blipFill>
+                  <pic:spPr>
+                    <a:xfrm>
+                      <a:off x="0" y="0"/>
+                      <a:ext cx="5972810" cy="722630"/>
+                    </a:xfrm>
+                    <a:prstGeom prst="rect">
+                      <a:avLst/>
+                    </a:prstGeom>
+                  </pic:spPr>
+                </pic:pic>
+              </a:graphicData>
+            </a:graphic>
+          </wp:inline>
+        </w:drawing>
+      </w:r>
+    </w:p>
+    <w:p>
+      <w:pPr>
+        <w:pStyle w:val="Beschriftung"/>
+        <w:rPr>
+          <w:lang w:val="de-AT"/>
+        </w:rPr>
+      </w:pPr>
+      <w:r>
+        <w:rPr>
+          <w:lang w:val="de-AT"/>
+        </w:rPr>
+        <w:t xml:space="preserve">Abbildung </w:t>
+      </w:r>
+      <w:r>
+        <w:fldChar w:fldCharType="begin"/>
+      </w:r>
+      <w:r>
+        <w:rPr>
+          <w:lang w:val="de-AT"/>
+        </w:rPr>
+        <w:instrText xml:space="preserve"> SEQ Abbildung \* ARABIC </w:instrText>
+      </w:r>
+      <w:r>
+        <w:fldChar w:fldCharType="separate"/>
+      </w:r>
+      <w:r>
+        <w:rPr>
+          <w:noProof/>
+          <w:lang w:val="de-AT"/>
+        </w:rPr>
+        <w:t>2</w:t>
+      </w:r>
+      <w:r>
+        <w:fldChar w:fldCharType="end"/>
+      </w:r>
+      <w:r>
+        <w:rPr>
+          <w:rStyle w:val="Funotenzeichen"/>
+        </w:rPr>
+        <w:footnoteReference w:id="5"/>
+      </w:r>
+    </w:p>
+    <w:p>
+      <w:pPr>
+        <w:keepNext/>
+        <w:jc w:val="center"/>
+        <w:rPr>
+          <w:lang w:val="de-AT"/>
+        </w:rPr>
+      </w:pPr>
+      <w:r>
+        <w:rPr>
+          <w:lang w:val="de-AT"/>
+        </w:rPr>
+        <w:t>Um</w:t>
+      </w:r>
+      <w:r>
+        <w:rPr>
+          <w:lang w:val="de-AT"/>
+        </w:rPr>
+        <w:t xml:space="preserve"> auf das Konfigurationsmenü zugreifen zu können, muss man sich im Klipper Ordner befinden</w:t>
+      </w:r>
+      <w:r>
+        <w:rPr>
+          <w:lang w:val="de-AT"/>
+        </w:rPr>
+        <w:t xml:space="preserve"> und anschließend den Befehl „</w:t>
+      </w:r>
+      <w:proofErr w:type="spellStart"/>
+      <w:r>
+        <w:rPr>
+          <w:lang w:val="de-AT"/>
+        </w:rPr>
+        <w:t>make</w:t>
+      </w:r>
+      <w:proofErr w:type="spellEnd"/>
+      <w:r>
+        <w:rPr>
+          <w:lang w:val="de-AT"/>
+        </w:rPr>
+        <w:t xml:space="preserve"> </w:t>
+      </w:r>
+      <w:proofErr w:type="spellStart"/>
+      <w:r>
+        <w:rPr>
+          <w:lang w:val="de-AT"/>
+        </w:rPr>
+        <w:t>menuconfig</w:t>
+      </w:r>
+      <w:proofErr w:type="spellEnd"/>
+      <w:r>
+        <w:rPr>
+          <w:lang w:val="de-AT"/>
+        </w:rPr>
+        <w:t>“ eingeben:</w:t>
+      </w:r>
+      <w:r>
+        <w:rPr>
+          <w:lang w:val="de-AT"/>
+        </w:rPr>
+        <w:br/>
+      </w:r>
+      <w:r>
+        <w:rPr>
+          <w:noProof/>
+          <w:lang w:val="de-AT"/>
+        </w:rPr>
+        <w:drawing>
+          <wp:inline distT="0" distB="0" distL="0" distR="0" wp14:anchorId="1A33110A" wp14:editId="01C3E914">
+            <wp:extent cx="5887272" cy="1124107"/>
+            <wp:effectExtent l="0" t="0" r="0" b="0"/>
+            <wp:docPr id="27950817" name="Grafik 1" descr="Ein Bild, das Text, Screenshot, Schrift, Zahl enthält.&#10;&#10;KI-generierte Inhalte können fehlerhaft sein."/>
+            <wp:cNvGraphicFramePr>
+              <a:graphicFrameLocks xmlns:a="http://schemas.openxmlformats.org/drawingml/2006/main" noChangeAspect="1"/>
+            </wp:cNvGraphicFramePr>
+            <a:graphic xmlns:a="http://schemas.openxmlformats.org/drawingml/2006/main">
+              <a:graphicData uri="http://schemas.openxmlformats.org/drawingml/2006/picture">
+                <pic:pic xmlns:pic="http://schemas.openxmlformats.org/drawingml/2006/picture">
+                  <pic:nvPicPr>
+                    <pic:cNvPr id="27950817" name="Grafik 1" descr="Ein Bild, das Text, Screenshot, Schrift, Zahl enthält.&#10;&#10;KI-generierte Inhalte können fehlerhaft sein."/>
+                    <pic:cNvPicPr/>
+                  </pic:nvPicPr>
+                  <pic:blipFill>
+                    <a:blip r:embed="rId10"/>
+                    <a:stretch>
+                      <a:fillRect/>
+                    </a:stretch>
+                  </pic:blipFill>
+                  <pic:spPr>
+                    <a:xfrm>
+                      <a:off x="0" y="0"/>
+                      <a:ext cx="5887272" cy="1124107"/>
+                    </a:xfrm>
+                    <a:prstGeom prst="rect">
+                      <a:avLst/>
+                    </a:prstGeom>
+                  </pic:spPr>
+                </pic:pic>
+              </a:graphicData>
+            </a:graphic>
+          </wp:inline>
+        </w:drawing>
+      </w:r>
+    </w:p>
+    <w:p>
+      <w:pPr>
+        <w:pStyle w:val="Beschriftung"/>
+        <w:rPr>
+          <w:lang w:val="de-AT"/>
+        </w:rPr>
+      </w:pPr>
+      <w:r>
+        <w:rPr>
+          <w:lang w:val="de-AT"/>
+        </w:rPr>
+        <w:t xml:space="preserve">Abbildung </w:t>
+      </w:r>
+      <w:r>
+        <w:fldChar w:fldCharType="begin"/>
+      </w:r>
+      <w:r>
+        <w:rPr>
+          <w:lang w:val="de-AT"/>
+        </w:rPr>
+        <w:instrText xml:space="preserve"> SEQ Abbildung \* ARABIC </w:instrText>
+      </w:r>
+      <w:r>
+        <w:fldChar w:fldCharType="separate"/>
+      </w:r>
+      <w:r>
+        <w:rPr>
+          <w:noProof/>
+          <w:lang w:val="de-AT"/>
+        </w:rPr>
+        <w:t>3</w:t>
+      </w:r>
+      <w:r>
+        <w:fldChar w:fldCharType="end"/>
+      </w:r>
+      <w:r>
+        <w:rPr>
+          <w:rStyle w:val="Funotenzeichen"/>
+        </w:rPr>
+        <w:footnoteReference w:id="6"/>
+      </w:r>
+    </w:p>
+    <w:p>
+      <w:pPr>
+        <w:rPr>
+          <w:lang w:val="de-AT"/>
+        </w:rPr>
+      </w:pPr>
+      <w:r>
+        <w:rPr>
+          <w:lang w:val="de-AT"/>
+        </w:rPr>
+        <w:br w:type="page"/>
+      </w:r>
+    </w:p>
+    <w:p>
+      <w:pPr>
+        <w:keepNext/>
+        <w:jc w:val="center"/>
+        <w:rPr>
+          <w:lang w:val="de-AT"/>
+        </w:rPr>
+      </w:pPr>
+      <w:r>
+        <w:rPr>
+          <w:lang w:val="de-AT"/>
+        </w:rPr>
+        <w:t xml:space="preserve">Man hat nun die Option, den </w:t>
+      </w:r>
+      <w:r>
+        <w:rPr>
+          <w:lang w:val="de-AT"/>
+        </w:rPr>
+        <w:t xml:space="preserve">Mikrocontroller, der sich auf dem jeweiligen Mainboard befindet, anzupassen. </w:t>
+      </w:r>
+      <w:r>
+        <w:rPr>
+          <w:lang w:val="de-AT"/>
+        </w:rPr>
+        <w:t xml:space="preserve">Für dieses Projekt wurde der STM32F446 </w:t>
+      </w:r>
+      <w:r>
+        <w:rPr>
+          <w:lang w:val="de-AT"/>
+        </w:rPr>
+        <w:t>ausgewählt.</w:t>
+      </w:r>
+    </w:p>
+    <w:p>
+      <w:pPr>
+        <w:keepNext/>
+      </w:pPr>
+      <w:r>
+        <w:rPr>
+          <w:noProof/>
+          <w:lang w:val="de-AT"/>
+        </w:rPr>
+        <w:drawing>
+          <wp:inline distT="0" distB="0" distL="0" distR="0" wp14:anchorId="55DDFCC6" wp14:editId="4B34D7F1">
+            <wp:extent cx="5972810" cy="3234055"/>
+            <wp:effectExtent l="0" t="0" r="8890" b="4445"/>
+            <wp:docPr id="461387878" name="Grafik 1" descr="Ein Bild, das Text, Elektronik, Screenshot, Software enthält.&#10;&#10;KI-generierte Inhalte können fehlerhaft sein."/>
+            <wp:cNvGraphicFramePr>
+              <a:graphicFrameLocks xmlns:a="http://schemas.openxmlformats.org/drawingml/2006/main" noChangeAspect="1"/>
+            </wp:cNvGraphicFramePr>
+            <a:graphic xmlns:a="http://schemas.openxmlformats.org/drawingml/2006/main">
+              <a:graphicData uri="http://schemas.openxmlformats.org/drawingml/2006/picture">
+                <pic:pic xmlns:pic="http://schemas.openxmlformats.org/drawingml/2006/picture">
+                  <pic:nvPicPr>
+                    <pic:cNvPr id="461387878" name="Grafik 1" descr="Ein Bild, das Text, Elektronik, Screenshot, Software enthält.&#10;&#10;KI-generierte Inhalte können fehlerhaft sein."/>
+                    <pic:cNvPicPr/>
+                  </pic:nvPicPr>
+                  <pic:blipFill>
+                    <a:blip r:embed="rId11"/>
+                    <a:stretch>
+                      <a:fillRect/>
+                    </a:stretch>
+                  </pic:blipFill>
+                  <pic:spPr>
+                    <a:xfrm>
+                      <a:off x="0" y="0"/>
+                      <a:ext cx="5972810" cy="3234055"/>
+                    </a:xfrm>
+                    <a:prstGeom prst="rect">
+                      <a:avLst/>
+                    </a:prstGeom>
+                  </pic:spPr>
+                </pic:pic>
+              </a:graphicData>
+            </a:graphic>
+          </wp:inline>
+        </w:drawing>
+      </w:r>
+    </w:p>
+    <w:p>
+      <w:pPr>
+        <w:pStyle w:val="Beschriftung"/>
+        <w:rPr>
+          <w:lang w:val="de-AT"/>
+        </w:rPr>
+      </w:pPr>
+      <w:r>
+        <w:rPr>
+          <w:lang w:val="de-AT"/>
+        </w:rPr>
+        <w:t xml:space="preserve">Abbildung </w:t>
+      </w:r>
+      <w:r>
+        <w:fldChar w:fldCharType="begin"/>
+      </w:r>
+      <w:r>
+        <w:rPr>
+          <w:lang w:val="de-AT"/>
+        </w:rPr>
+        <w:instrText xml:space="preserve"> SEQ Abbildung \* ARABIC </w:instrText>
+      </w:r>
+      <w:r>
+        <w:fldChar w:fldCharType="separate"/>
+      </w:r>
+      <w:r>
+        <w:rPr>
+          <w:noProof/>
+          <w:lang w:val="de-AT"/>
+        </w:rPr>
+        <w:t>4</w:t>
+      </w:r>
+      <w:r>
+        <w:fldChar w:fldCharType="end"/>
+      </w:r>
+      <w:r>
+        <w:rPr>
+          <w:rStyle w:val="Funotenzeichen"/>
+        </w:rPr>
+        <w:footnoteReference w:id="7"/>
+      </w:r>
+    </w:p>
+    <w:p>
+      <w:pPr>
+        <w:jc w:val="center"/>
+        <w:rPr>
+          <w:lang w:val="de-AT"/>
+        </w:rPr>
+      </w:pPr>
+      <w:r>
+        <w:rPr>
+          <w:lang w:val="de-AT"/>
+        </w:rPr>
+        <w:t xml:space="preserve">Damit man die </w:t>
+      </w:r>
+      <w:r>
+        <w:rPr>
+          <w:lang w:val="de-AT"/>
+        </w:rPr>
+        <w:t>Klipper Software</w:t>
+      </w:r>
+      <w:r>
+        <w:rPr>
+          <w:lang w:val="de-AT"/>
+        </w:rPr>
+        <w:t xml:space="preserve"> für den STM32 </w:t>
+      </w:r>
+      <w:r>
+        <w:rPr>
+          <w:lang w:val="de-AT"/>
+        </w:rPr>
+        <w:t>kompilieren</w:t>
+      </w:r>
+      <w:r>
+        <w:rPr>
+          <w:lang w:val="de-AT"/>
+        </w:rPr>
+        <w:t xml:space="preserve"> kann, muss man </w:t>
+      </w:r>
+      <w:r>
+        <w:rPr>
+          <w:lang w:val="de-AT"/>
+        </w:rPr>
+        <w:t>folgenden Befehl eingeben:</w:t>
+      </w:r>
+    </w:p>
+    <w:p>
+      <w:pPr>
+        <w:keepNext/>
+      </w:pPr>
+      <w:r>
+        <w:rPr>
+          <w:noProof/>
+          <w:lang w:val="de-AT"/>
+        </w:rPr>
+        <w:drawing>
+          <wp:inline distT="0" distB="0" distL="0" distR="0" wp14:anchorId="5F6052AB" wp14:editId="6492E72A">
+            <wp:extent cx="5972810" cy="511175"/>
+            <wp:effectExtent l="0" t="0" r="8890" b="3175"/>
+            <wp:docPr id="1668432575" name="Grafik 1"/>
+            <wp:cNvGraphicFramePr>
+              <a:graphicFrameLocks xmlns:a="http://schemas.openxmlformats.org/drawingml/2006/main" noChangeAspect="1"/>
+            </wp:cNvGraphicFramePr>
+            <a:graphic xmlns:a="http://schemas.openxmlformats.org/drawingml/2006/main">
+              <a:graphicData uri="http://schemas.openxmlformats.org/drawingml/2006/picture">
+                <pic:pic xmlns:pic="http://schemas.openxmlformats.org/drawingml/2006/picture">
+                  <pic:nvPicPr>
+                    <pic:cNvPr id="1668432575" name=""/>
+                    <pic:cNvPicPr/>
+                  </pic:nvPicPr>
+                  <pic:blipFill>
+                    <a:blip r:embed="rId12"/>
+                    <a:stretch>
+                      <a:fillRect/>
+                    </a:stretch>
+                  </pic:blipFill>
+                  <pic:spPr>
+                    <a:xfrm>
+                      <a:off x="0" y="0"/>
+                      <a:ext cx="5972810" cy="511175"/>
+                    </a:xfrm>
+                    <a:prstGeom prst="rect">
+                      <a:avLst/>
+                    </a:prstGeom>
+                  </pic:spPr>
+                </pic:pic>
+              </a:graphicData>
+            </a:graphic>
+          </wp:inline>
+        </w:drawing>
+      </w:r>
+    </w:p>
+    <w:p>
+      <w:pPr>
+        <w:pStyle w:val="Beschriftung"/>
+        <w:rPr>
+          <w:lang w:val="de-AT"/>
+        </w:rPr>
+      </w:pPr>
+      <w:r>
+        <w:rPr>
+          <w:lang w:val="de-AT"/>
+        </w:rPr>
+        <w:t xml:space="preserve">Abbildung </w:t>
+      </w:r>
+      <w:r>
+        <w:fldChar w:fldCharType="begin"/>
+      </w:r>
+      <w:r>
+        <w:rPr>
+          <w:lang w:val="de-AT"/>
+        </w:rPr>
+        <w:instrText xml:space="preserve"> SEQ Abbildung \* ARABIC </w:instrText>
+      </w:r>
+      <w:r>
+        <w:fldChar w:fldCharType="separate"/>
+      </w:r>
+      <w:r>
+        <w:rPr>
+          <w:noProof/>
+          <w:lang w:val="de-AT"/>
+        </w:rPr>
+        <w:t>5</w:t>
+      </w:r>
+      <w:r>
+        <w:fldChar w:fldCharType="end"/>
+      </w:r>
+      <w:r>
+        <w:rPr>
+          <w:rStyle w:val="Funotenzeichen"/>
+        </w:rPr>
+        <w:footnoteReference w:id="8"/>
+      </w:r>
+    </w:p>
+    <w:p>
+      <w:pPr>
+        <w:jc w:val="center"/>
+        <w:rPr>
+          <w:lang w:val="de-AT"/>
+        </w:rPr>
+      </w:pPr>
+      <w:r>
+        <w:rPr>
+          <w:lang w:val="de-AT"/>
+        </w:rPr>
+        <w:t>Die Software wird anschließend für den STM32 kompiliert und kann auf das Mainboard gespielt werden.</w:t>
+      </w:r>
+    </w:p>
+    <w:p>
+      <w:pPr>
+        <w:keepNext/>
+      </w:pPr>
+      <w:r>
+        <w:rPr>
+          <w:noProof/>
+          <w:lang w:val="de-AT"/>
+        </w:rPr>
+        <w:drawing>
+          <wp:inline distT="0" distB="0" distL="0" distR="0" wp14:anchorId="6E147986" wp14:editId="3F2EC51B">
+            <wp:extent cx="5972810" cy="635000"/>
+            <wp:effectExtent l="0" t="0" r="8890" b="0"/>
+            <wp:docPr id="1114245673" name="Grafik 1"/>
+            <wp:cNvGraphicFramePr>
+              <a:graphicFrameLocks xmlns:a="http://schemas.openxmlformats.org/drawingml/2006/main" noChangeAspect="1"/>
+            </wp:cNvGraphicFramePr>
+            <a:graphic xmlns:a="http://schemas.openxmlformats.org/drawingml/2006/main">
+              <a:graphicData uri="http://schemas.openxmlformats.org/drawingml/2006/picture">
+                <pic:pic xmlns:pic="http://schemas.openxmlformats.org/drawingml/2006/picture">
+                  <pic:nvPicPr>
+                    <pic:cNvPr id="1114245673" name=""/>
+                    <pic:cNvPicPr/>
+                  </pic:nvPicPr>
+                  <pic:blipFill>
+                    <a:blip r:embed="rId13"/>
+                    <a:stretch>
+                      <a:fillRect/>
+                    </a:stretch>
+                  </pic:blipFill>
+                  <pic:spPr>
+                    <a:xfrm>
+                      <a:off x="0" y="0"/>
+                      <a:ext cx="5972810" cy="635000"/>
+                    </a:xfrm>
+                    <a:prstGeom prst="rect">
+                      <a:avLst/>
+                    </a:prstGeom>
+                  </pic:spPr>
+                </pic:pic>
+              </a:graphicData>
+            </a:graphic>
+          </wp:inline>
+        </w:drawing>
+      </w:r>
+    </w:p>
+    <w:p>
+      <w:pPr>
+        <w:pStyle w:val="Beschriftung"/>
+        <w:rPr>
+          <w:lang w:val="de-AT"/>
+        </w:rPr>
+      </w:pPr>
+      <w:r>
+        <w:rPr>
+          <w:lang w:val="de-AT"/>
+        </w:rPr>
+        <w:t xml:space="preserve">Abbildung </w:t>
+      </w:r>
+      <w:r>
+        <w:fldChar w:fldCharType="begin"/>
+      </w:r>
+      <w:r>
+        <w:rPr>
+          <w:lang w:val="de-AT"/>
+        </w:rPr>
+        <w:instrText xml:space="preserve"> SEQ Abbildung \* ARABIC </w:instrText>
+      </w:r>
+      <w:r>
+        <w:fldChar w:fldCharType="separate"/>
+      </w:r>
+      <w:r>
+        <w:rPr>
+          <w:noProof/>
+          <w:lang w:val="de-AT"/>
+        </w:rPr>
+        <w:t>6</w:t>
+      </w:r>
+      <w:r>
+        <w:fldChar w:fldCharType="end"/>
+      </w:r>
+      <w:r>
+        <w:rPr>
+          <w:rStyle w:val="Funotenzeichen"/>
+        </w:rPr>
+        <w:footnoteReference w:id="9"/>
+      </w:r>
+    </w:p>
+    <w:p>
+      <w:pPr>
+        <w:rPr>
+          <w:lang w:val="de-AT"/>
+        </w:rPr>
+      </w:pPr>
+      <w:r>
+        <w:rPr>
+          <w:lang w:val="de-AT"/>
+        </w:rPr>
+        <w:br w:type="page"/>
+      </w:r>
+    </w:p>
+    <w:p>
+      <w:pPr>
+        <w:rPr>
+          <w:lang w:val="de-AT"/>
+        </w:rPr>
+      </w:pPr>
+    </w:p>
+    <w:p>
+      <w:pPr>
+        <w:rPr>
+          <w:lang w:val="de-AT"/>
+        </w:rPr>
+      </w:pPr>
+      <w:r>
+        <w:rPr>
+          <w:lang w:val="de-AT"/>
+        </w:rPr>
+        <w:t>Ungeordnet:</w:t>
+      </w:r>
+      <w:r>
+        <w:rPr>
+          <w:lang w:val="de-AT"/>
+        </w:rPr>
+        <w:br/>
+      </w:r>
+      <w:r>
+        <w:rPr>
+          <w:noProof/>
+          <w:lang w:val="de-AT"/>
+        </w:rPr>
+        <w:drawing>
+          <wp:inline distT="0" distB="0" distL="0" distR="0" wp14:anchorId="3F6FE995" wp14:editId="756F3387">
+            <wp:extent cx="5972810" cy="4220210"/>
+            <wp:effectExtent l="0" t="0" r="8890" b="8890"/>
+            <wp:docPr id="1101065039" name="Grafik 1" descr="Ein Bild, das Text, Screenshot, Software, Webseite enthält.&#10;&#10;KI-generierte Inhalte können fehlerhaft sein."/>
+            <wp:cNvGraphicFramePr>
+              <a:graphicFrameLocks xmlns:a="http://schemas.openxmlformats.org/drawingml/2006/main" noChangeAspect="1"/>
+            </wp:cNvGraphicFramePr>
+            <a:graphic xmlns:a="http://schemas.openxmlformats.org/drawingml/2006/main">
+              <a:graphicData uri="http://schemas.openxmlformats.org/drawingml/2006/picture">
+                <pic:pic xmlns:pic="http://schemas.openxmlformats.org/drawingml/2006/picture">
+                  <pic:nvPicPr>
+                    <pic:cNvPr id="1101065039" name="Grafik 1" descr="Ein Bild, das Text, Screenshot, Software, Webseite enthält.&#10;&#10;KI-generierte Inhalte können fehlerhaft sein."/>
+                    <pic:cNvPicPr/>
+                  </pic:nvPicPr>
+                  <pic:blipFill>
+                    <a:blip r:embed="rId14"/>
+                    <a:stretch>
+                      <a:fillRect/>
+                    </a:stretch>
+                  </pic:blipFill>
+                  <pic:spPr>
+                    <a:xfrm>
+                      <a:off x="0" y="0"/>
+                      <a:ext cx="5972810" cy="4220210"/>
+                    </a:xfrm>
+                    <a:prstGeom prst="rect">
+                      <a:avLst/>
+                    </a:prstGeom>
+                  </pic:spPr>
+                </pic:pic>
+              </a:graphicData>
+            </a:graphic>
+          </wp:inline>
+        </w:drawing>
+      </w:r>
+    </w:p>
+    <w:p>
+      <w:pPr>
+        <w:rPr>
+          <w:lang w:val="de-AT"/>
+        </w:rPr>
+      </w:pPr>
+    </w:p>
+    <w:p>
+      <w:pPr>
+        <w:rPr>
+          <w:lang w:val="de-AT"/>
+        </w:rPr>
+      </w:pPr>
+      <w:r>
+        <w:rPr>
+          <w:lang w:val="de-AT"/>
+        </w:rPr>
+        <w:t xml:space="preserve">Benutzer: </w:t>
+      </w:r>
+      <w:proofErr w:type="spellStart"/>
+      <w:r>
+        <w:rPr>
+          <w:lang w:val="de-AT"/>
+        </w:rPr>
+        <w:t>flexprint</w:t>
+      </w:r>
+      <w:proofErr w:type="spellEnd"/>
+      <w:r>
+        <w:rPr>
+          <w:lang w:val="de-AT"/>
+        </w:rPr>
+        <w:br/>
+        <w:t>Passwort: 1234</w:t>
+      </w:r>
+      <w:r>
+        <w:rPr>
+          <w:lang w:val="de-AT"/>
+        </w:rPr>
+        <w:br/>
+      </w:r>
+      <w:r>
+        <w:rPr>
+          <w:lang w:val="de-AT"/>
+        </w:rPr>
+        <w:br/>
+      </w:r>
+      <w:proofErr w:type="spellStart"/>
+      <w:r>
+        <w:rPr>
+          <w:lang w:val="de-AT"/>
+        </w:rPr>
+        <w:t>vnc</w:t>
+      </w:r>
+      <w:proofErr w:type="spellEnd"/>
+      <w:r>
+        <w:rPr>
+          <w:lang w:val="de-AT"/>
+        </w:rPr>
+        <w:t xml:space="preserve"> </w:t>
+      </w:r>
+      <w:proofErr w:type="spellStart"/>
+      <w:r>
+        <w:rPr>
+          <w:lang w:val="de-AT"/>
+        </w:rPr>
+        <w:t>raspberry</w:t>
+      </w:r>
+      <w:proofErr w:type="spellEnd"/>
+      <w:r>
+        <w:rPr>
+          <w:lang w:val="de-AT"/>
+        </w:rPr>
+        <w:t xml:space="preserve"> </w:t>
+      </w:r>
+      <w:proofErr w:type="spellStart"/>
+      <w:r>
+        <w:rPr>
+          <w:lang w:val="de-AT"/>
+        </w:rPr>
+        <w:t>pi</w:t>
+      </w:r>
+      <w:proofErr w:type="spellEnd"/>
+      <w:r>
+        <w:rPr>
+          <w:lang w:val="de-AT"/>
+        </w:rPr>
+        <w:t xml:space="preserve"> (</w:t>
+      </w:r>
+      <w:proofErr w:type="spellStart"/>
+      <w:r>
+        <w:rPr>
+          <w:lang w:val="de-AT"/>
+        </w:rPr>
+        <w:t>bildschirmübertragung</w:t>
+      </w:r>
+      <w:proofErr w:type="spellEnd"/>
+      <w:r>
+        <w:rPr>
+          <w:lang w:val="de-AT"/>
+        </w:rPr>
+        <w:t>)</w:t>
+      </w:r>
+    </w:p>
+    <w:p>
+      <w:pPr>
+        <w:rPr>
+          <w:lang w:val="de-AT"/>
+        </w:rPr>
+      </w:pPr>
     </w:p>
     <w:sectPr>
       <w:pgSz w:w="12240" w:h="15840"/>
@@ -731,6 +1773,639 @@
       <w:r>
         <w:continuationSeparator/>
       </w:r>
+    </w:p>
+  </w:footnote>
+  <w:footnote w:id="1">
+    <w:p>
+      <w:pPr>
+        <w:pStyle w:val="Funotentext"/>
+        <w:rPr>
+          <w:lang w:val="de-AT"/>
+        </w:rPr>
+      </w:pPr>
+      <w:r>
+        <w:rPr>
+          <w:rStyle w:val="Funotenzeichen"/>
+        </w:rPr>
+        <w:footnoteRef/>
+      </w:r>
+      <w:r>
+        <w:t xml:space="preserve"> </w:t>
+      </w:r>
+      <w:r>
+        <w:fldChar w:fldCharType="begin"/>
+      </w:r>
+      <w:r>
+        <w:instrText xml:space="preserve"> ADDIN ZOTERO_ITEM CSL_CITATION {"citationID":"Iz4hZfZ5","properties":{"formattedCitation":"\\uc0\\u8222{}Klipper Architecture / Ecosystem - Knowledge Base\\uc0\\u8220{}, Klipper, 30. Januar 2023, https://klipper.discourse.group/t/klipper-architecture-ecosystem/6313.","plainCitation":"„Klipper Architecture / Ecosystem - Knowledge Base“, Klipper, 30. Januar 2023, https://klipper.discourse.group/t/klipper-architecture-ecosystem/6313.","noteIndex":1},"citationItems":[{"id":20,"uris":["http://zotero.org/groups/6209659/items/TT3CTALW"],"itemData":{"id":20,"type":"webpage","abstract":"Klipper Architecture / Ecosystem Calling Klipper a 3D printer firmware is not complete to its full extent. In fact it is a 3D printing application with an associated ecosystem.  The following overview shows how the different aspects interact. Only the red boxes is Klipper in its original sense, the other boxes are independent products forming the entire ecosystem.      Klipper Host  The core of the Klipper environment Typically running on a Single Board Computer (SBC), e.g. RPi etc, but runs on...","container-title":"Klipper","language":"en","note":"section: Knowledge Base","title":"Klipper Architecture / Ecosystem - Knowledge Base","URL":"https://klipper.discourse.group/t/klipper-architecture-ecosystem/6313","accessed":{"date-parts":[["2025",9,28]]},"issued":{"date-parts":[["2023",1,30]]}}}],"schema":"https://github.com/citation-style-language/schema/raw/master/csl-citation.json"} </w:instrText>
+      </w:r>
+      <w:r>
+        <w:fldChar w:fldCharType="separate"/>
+      </w:r>
+      <w:r>
+        <w:rPr>
+          <w:rFonts w:ascii="Aptos" w:hAnsi="Aptos" w:cs="Times New Roman"/>
+          <w:kern w:val="0"/>
+        </w:rPr>
+        <w:t xml:space="preserve">„Klipper Architecture / Ecosystem - Knowledge Base“, Klipper, 30. </w:t>
+      </w:r>
+      <w:r>
+        <w:rPr>
+          <w:rFonts w:ascii="Aptos" w:hAnsi="Aptos" w:cs="Times New Roman"/>
+          <w:kern w:val="0"/>
+          <w:lang w:val="de-AT"/>
+        </w:rPr>
+        <w:t>Januar 2023, https://klipper.discourse.group/t/klipper-architecture-ecosystem/6313.</w:t>
+      </w:r>
+      <w:r>
+        <w:fldChar w:fldCharType="end"/>
+      </w:r>
+    </w:p>
+  </w:footnote>
+  <w:footnote w:id="2">
+    <w:p>
+      <w:pPr>
+        <w:pStyle w:val="Funotentext"/>
+        <w:rPr>
+          <w:lang w:val="de-AT"/>
+        </w:rPr>
+      </w:pPr>
+      <w:r>
+        <w:rPr>
+          <w:rStyle w:val="Funotenzeichen"/>
+        </w:rPr>
+        <w:footnoteRef/>
+      </w:r>
+      <w:r>
+        <w:rPr>
+          <w:lang w:val="de-AT"/>
+        </w:rPr>
+        <w:t xml:space="preserve"> </w:t>
+      </w:r>
+      <w:r>
+        <w:fldChar w:fldCharType="begin"/>
+      </w:r>
+      <w:r>
+        <w:rPr>
+          <w:lang w:val="de-AT"/>
+        </w:rPr>
+        <w:instrText xml:space="preserve"> ADDIN ZOTERO_ITEM CSL_CITATION {"citationID":"sOGSc1XV","properties":{"formattedCitation":"\\uc0\\u8222{}Features - Klipper documentation\\uc0\\u8220{}, zugegriffen 27. September 2025, https://www.klipper3d.org/Features.html.","plainCitation":"„Features - Klipper documentation“, zugegriffen 27. September 2025, https://www.klipper3d.org/Features.html.","noteIndex":2},"citationItems":[{"id":10,"uris":["http://zotero.org/groups/6209659/items/AVL74SWN"],"itemData":{"id":10,"type":"webpage","title":"Features - Klipper documentation","URL":"https://www.klipper3d.org/Features.html","accessed":{"date-parts":[["2025",9,27]]}}}],"schema":"https://github.com/citation-style-language/schema/raw/master/csl-citation.json"} </w:instrText>
+      </w:r>
+      <w:r>
+        <w:fldChar w:fldCharType="separate"/>
+      </w:r>
+      <w:r>
+        <w:rPr>
+          <w:rFonts w:ascii="Aptos" w:hAnsi="Aptos" w:cs="Times New Roman"/>
+          <w:kern w:val="0"/>
+          <w:lang w:val="de-AT"/>
+        </w:rPr>
+        <w:t>„Features - Klipper documentation“, zugegriffen 27. September 2025, https://www.klipper3d.org/Features.html.</w:t>
+      </w:r>
+      <w:r>
+        <w:fldChar w:fldCharType="end"/>
+      </w:r>
+    </w:p>
+  </w:footnote>
+  <w:footnote w:id="3">
+    <w:p>
+      <w:pPr>
+        <w:pStyle w:val="Funotentext"/>
+        <w:rPr>
+          <w:lang w:val="de-AT"/>
+        </w:rPr>
+      </w:pPr>
+      <w:r>
+        <w:rPr>
+          <w:rStyle w:val="Funotenzeichen"/>
+        </w:rPr>
+        <w:footnoteRef/>
+      </w:r>
+      <w:r>
+        <w:rPr>
+          <w:lang w:val="de-AT"/>
+        </w:rPr>
+        <w:t xml:space="preserve"> </w:t>
+      </w:r>
+      <w:r>
+        <w:fldChar w:fldCharType="begin"/>
+      </w:r>
+      <w:r>
+        <w:rPr>
+          <w:lang w:val="de-AT"/>
+        </w:rPr>
+        <w:instrText xml:space="preserve"> ADDIN ZOTERO_ITEM CSL_CITATION {"citationID":"WtKVgQbj","properties":{"formattedCitation":"mattwojo, \\uc0\\u8222{}WSL installieren\\uc0\\u8220{}, zugegriffen 18. Oktober 2025, https://learn.microsoft.com/de-de/windows/wsl/install.","plainCitation":"mattwojo, „WSL installieren“, zugegriffen 18. Oktober 2025, https://learn.microsoft.com/de-de/windows/wsl/install.","noteIndex":3},"citationItems":[{"id":51,"uris":["http://zotero.org/groups/6209659/items/PRINBYSX"],"itemData":{"id":51,"type":"webpage","abstract":"Installieren Sie das Windows-Subsystem für Linux mit dem Befehl \"wsl --install\". Verwenden Sie ein Bash-Terminal auf Ihrem Windows-Computer, der von Ihrer bevorzugten Linux-Distribution ausgeführt wird – Ubuntu, Debian, SUSE, Kali, Fedora, Pengwin, Alpine und mehr sind verfügbar.","language":"de-de","title":"WSL installieren","URL":"https://learn.microsoft.com/de-de/windows/wsl/install","author":[{"family":"mattwojo","given":""}],"accessed":{"date-parts":[["2025",10,18]]}}}],"schema":"https://github.com/citation-style-language/schema/raw/master/csl-citation.json"} </w:instrText>
+      </w:r>
+      <w:r>
+        <w:fldChar w:fldCharType="separate"/>
+      </w:r>
+      <w:r>
+        <w:rPr>
+          <w:rFonts w:ascii="Aptos" w:hAnsi="Aptos" w:cs="Times New Roman"/>
+          <w:kern w:val="0"/>
+          <w:lang w:val="de-AT"/>
+        </w:rPr>
+        <w:t>mattwojo, „WSL installieren“, zugegriffen 18. Oktober 2025, https://learn.microsoft.com/de-de/windows/wsl/install.</w:t>
+      </w:r>
+      <w:r>
+        <w:fldChar w:fldCharType="end"/>
+      </w:r>
+    </w:p>
+  </w:footnote>
+  <w:footnote w:id="4">
+    <w:p>
+      <w:pPr>
+        <w:pStyle w:val="Funotentext"/>
+        <w:rPr>
+          <w:lang w:val="de-AT"/>
+        </w:rPr>
+      </w:pPr>
+      <w:r>
+        <w:rPr>
+          <w:rStyle w:val="Funotenzeichen"/>
+        </w:rPr>
+        <w:footnoteRef/>
+      </w:r>
+      <w:r>
+        <w:rPr>
+          <w:lang w:val="de-AT"/>
+        </w:rPr>
+        <w:t xml:space="preserve"> </w:t>
+      </w:r>
+      <w:r>
+        <w:fldChar w:fldCharType="begin"/>
+      </w:r>
+      <w:r>
+        <w:rPr>
+          <w:lang w:val="de-AT"/>
+        </w:rPr>
+        <w:instrText xml:space="preserve"> ADDIN ZOTERO_ITEM CSL_CITATION {"citationID":"WBaeh69I","properties":{"formattedCitation":"\\uc0\\u8222{}Installation - Klipper documentation\\uc0\\u8220{}, zugegriffen 18. Oktober 2025, https://www.klipper3d.org/Installation.html.","plainCitation":"„Installation - Klipper documentation“, zugegriffen 18. Oktober 2025, https://www.klipper3d.org/Installation.html.","noteIndex":4},"citationItems":[{"id":28,"uris":["http://zotero.org/groups/6209659/items/3G5CFZQ8"],"itemData":{"id":28,"type":"webpage","title":"Installation - Klipper documentation","URL":"https://www.klipper3d.org/Installation.html","accessed":{"date-parts":[["2025",10,18]]}}}],"schema":"https://github.com/citation-style-language/schema/raw/master/csl-citation.json"} </w:instrText>
+      </w:r>
+      <w:r>
+        <w:fldChar w:fldCharType="separate"/>
+      </w:r>
+      <w:r>
+        <w:rPr>
+          <w:rFonts w:ascii="Aptos" w:hAnsi="Aptos" w:cs="Times New Roman"/>
+          <w:kern w:val="0"/>
+          <w:lang w:val="de-AT"/>
+        </w:rPr>
+        <w:t>„Installation - Klipper documentation“, zugegriffen 18. Oktober 2025, https://www.klipper3d.org/Installation.html.</w:t>
+      </w:r>
+      <w:r>
+        <w:fldChar w:fldCharType="end"/>
+      </w:r>
+    </w:p>
+  </w:footnote>
+  <w:footnote w:id="5">
+    <w:p>
+      <w:pPr>
+        <w:pStyle w:val="Funotentext"/>
+        <w:rPr>
+          <w:lang w:val="de-AT"/>
+        </w:rPr>
+      </w:pPr>
+      <w:r>
+        <w:rPr>
+          <w:rStyle w:val="Funotenzeichen"/>
+        </w:rPr>
+        <w:footnoteRef/>
+      </w:r>
+      <w:r>
+        <w:rPr>
+          <w:lang w:val="de-AT"/>
+        </w:rPr>
+        <w:t xml:space="preserve"> </w:t>
+      </w:r>
+      <w:r>
+        <w:fldChar w:fldCharType="begin"/>
+      </w:r>
+      <w:r>
+        <w:rPr>
+          <w:lang w:val="de-AT"/>
+        </w:rPr>
+        <w:instrText xml:space="preserve"> ADDIN ZOTERO_ITEM CSL_CITATION {"citationID":"Dxl5Pigk","properties":{"formattedCitation":"\\uc0\\u8222{}Eigene Abbildung\\uc0\\u8220{}, o.\\uc0\\u160{}J.","plainCitation":"„Eigene Abbildung“, o. J.","noteIndex":5},"citationItems":[{"id":53,"uris":["http://zotero.org/groups/6209659/items/4KTZK7TH"],"itemData":{"id":53,"type":"document","title":"Eigene Abbildung"}}],"schema":"https://github.com/citation-style-language/schema/raw/master/csl-citation.json"} </w:instrText>
+      </w:r>
+      <w:r>
+        <w:fldChar w:fldCharType="separate"/>
+      </w:r>
+      <w:r>
+        <w:rPr>
+          <w:rFonts w:ascii="Aptos" w:hAnsi="Aptos" w:cs="Times New Roman"/>
+          <w:kern w:val="0"/>
+          <w:lang w:val="de-AT"/>
+        </w:rPr>
+        <w:t>„Eigene Abbildung“.</w:t>
+      </w:r>
+      <w:r>
+        <w:fldChar w:fldCharType="end"/>
+      </w:r>
+      <w:r>
+        <w:rPr>
+          <w:lang w:val="de-AT"/>
+        </w:rPr>
+        <w:t xml:space="preserve"> </w:t>
+      </w:r>
+      <w:r>
+        <w:sym w:font="Wingdings" w:char="F0E0"/>
+      </w:r>
+      <w:r>
+        <w:rPr>
+          <w:lang w:val="de-AT"/>
+        </w:rPr>
+        <w:t xml:space="preserve"> </w:t>
+      </w:r>
+      <w:r>
+        <w:rPr>
+          <w:lang w:val="de-AT"/>
+        </w:rPr>
+        <w:t>Befehl für die Klipper Repository: „</w:t>
+      </w:r>
+      <w:proofErr w:type="spellStart"/>
+      <w:r>
+        <w:rPr>
+          <w:lang w:val="de-AT"/>
+        </w:rPr>
+        <w:t>git</w:t>
+      </w:r>
+      <w:proofErr w:type="spellEnd"/>
+      <w:r>
+        <w:rPr>
+          <w:lang w:val="de-AT"/>
+        </w:rPr>
+        <w:t xml:space="preserve"> </w:t>
+      </w:r>
+      <w:proofErr w:type="spellStart"/>
+      <w:r>
+        <w:rPr>
+          <w:lang w:val="de-AT"/>
+        </w:rPr>
+        <w:t>clone</w:t>
+      </w:r>
+      <w:proofErr w:type="spellEnd"/>
+      <w:r>
+        <w:rPr>
+          <w:lang w:val="de-AT"/>
+        </w:rPr>
+        <w:t xml:space="preserve"> </w:t>
+      </w:r>
+      <w:r>
+        <w:rPr>
+          <w:lang w:val="de-AT"/>
+        </w:rPr>
+        <w:t>https://github.com/Klipper3d/klipper</w:t>
+      </w:r>
+      <w:r>
+        <w:rPr>
+          <w:lang w:val="de-AT"/>
+        </w:rPr>
+        <w:t>“</w:t>
+      </w:r>
+    </w:p>
+  </w:footnote>
+  <w:footnote w:id="6">
+    <w:p>
+      <w:pPr>
+        <w:pStyle w:val="Funotentext"/>
+        <w:rPr>
+          <w:lang w:val="de-AT"/>
+        </w:rPr>
+      </w:pPr>
+      <w:r>
+        <w:rPr>
+          <w:rStyle w:val="Funotenzeichen"/>
+        </w:rPr>
+        <w:footnoteRef/>
+      </w:r>
+      <w:r>
+        <w:rPr>
+          <w:lang w:val="de-AT"/>
+        </w:rPr>
+        <w:t xml:space="preserve"> </w:t>
+      </w:r>
+      <w:r>
+        <w:fldChar w:fldCharType="begin"/>
+      </w:r>
+      <w:r>
+        <w:rPr>
+          <w:lang w:val="de-AT"/>
+        </w:rPr>
+        <w:instrText xml:space="preserve"> ADDIN ZOTERO_ITEM CSL_CITATION {"citationID":"fQRljEJZ","properties":{"formattedCitation":"\\uc0\\u8222{}Eigene Abbildung\\uc0\\u8220{}.","plainCitation":"„Eigene Abbildung“.","noteIndex":6},"citationItems":[{"id":53,"uris":["http://zotero.org/groups/6209659/items/4KTZK7TH"],"itemData":{"id":53,"type":"document","title":"Eigene Abbildung"}}],"schema":"https://github.com/citation-style-language/schema/raw/master/csl-citation.json"} </w:instrText>
+      </w:r>
+      <w:r>
+        <w:fldChar w:fldCharType="separate"/>
+      </w:r>
+      <w:r>
+        <w:rPr>
+          <w:rFonts w:ascii="Aptos" w:hAnsi="Aptos" w:cs="Times New Roman"/>
+          <w:kern w:val="0"/>
+          <w:lang w:val="de-AT"/>
+        </w:rPr>
+        <w:t>„Eigene Abbildung“.</w:t>
+      </w:r>
+      <w:r>
+        <w:fldChar w:fldCharType="end"/>
+      </w:r>
+      <w:r>
+        <w:rPr>
+          <w:lang w:val="de-AT"/>
+        </w:rPr>
+        <w:t xml:space="preserve"> </w:t>
+      </w:r>
+      <w:r>
+        <w:sym w:font="Wingdings" w:char="F0E0"/>
+      </w:r>
+      <w:r>
+        <w:rPr>
+          <w:lang w:val="de-AT"/>
+        </w:rPr>
+        <w:t xml:space="preserve"> B</w:t>
+      </w:r>
+      <w:r>
+        <w:rPr>
+          <w:lang w:val="de-AT"/>
+        </w:rPr>
+        <w:t xml:space="preserve">efehl für das </w:t>
+      </w:r>
+      <w:r>
+        <w:rPr>
+          <w:lang w:val="de-AT"/>
+        </w:rPr>
+        <w:t xml:space="preserve">Aufrufen </w:t>
+      </w:r>
+      <w:proofErr w:type="gramStart"/>
+      <w:r>
+        <w:rPr>
+          <w:lang w:val="de-AT"/>
+        </w:rPr>
+        <w:t>vom Konfigurationsmenü</w:t>
+      </w:r>
+      <w:proofErr w:type="gramEnd"/>
+      <w:r>
+        <w:rPr>
+          <w:lang w:val="de-AT"/>
+        </w:rPr>
+        <w:t xml:space="preserve">: „cd </w:t>
+      </w:r>
+      <w:proofErr w:type="spellStart"/>
+      <w:r>
+        <w:rPr>
+          <w:lang w:val="de-AT"/>
+        </w:rPr>
+        <w:t>klipper</w:t>
+      </w:r>
+      <w:proofErr w:type="spellEnd"/>
+      <w:r>
+        <w:rPr>
+          <w:lang w:val="de-AT"/>
+        </w:rPr>
+        <w:t xml:space="preserve">; </w:t>
+      </w:r>
+      <w:proofErr w:type="spellStart"/>
+      <w:r>
+        <w:rPr>
+          <w:lang w:val="de-AT"/>
+        </w:rPr>
+        <w:t>make</w:t>
+      </w:r>
+      <w:proofErr w:type="spellEnd"/>
+      <w:r>
+        <w:rPr>
+          <w:lang w:val="de-AT"/>
+        </w:rPr>
+        <w:t xml:space="preserve"> </w:t>
+      </w:r>
+      <w:proofErr w:type="spellStart"/>
+      <w:r>
+        <w:rPr>
+          <w:lang w:val="de-AT"/>
+        </w:rPr>
+        <w:t>menuconfig</w:t>
+      </w:r>
+      <w:proofErr w:type="spellEnd"/>
+      <w:r>
+        <w:rPr>
+          <w:lang w:val="de-AT"/>
+        </w:rPr>
+        <w:t>“</w:t>
+      </w:r>
+    </w:p>
+  </w:footnote>
+  <w:footnote w:id="7">
+    <w:p>
+      <w:pPr>
+        <w:pStyle w:val="Funotentext"/>
+        <w:rPr>
+          <w:lang w:val="de-AT"/>
+        </w:rPr>
+      </w:pPr>
+      <w:r>
+        <w:rPr>
+          <w:rStyle w:val="Funotenzeichen"/>
+        </w:rPr>
+        <w:footnoteRef/>
+      </w:r>
+      <w:r>
+        <w:rPr>
+          <w:lang w:val="de-AT"/>
+        </w:rPr>
+        <w:t xml:space="preserve"> </w:t>
+      </w:r>
+      <w:r>
+        <w:fldChar w:fldCharType="begin"/>
+      </w:r>
+      <w:r>
+        <w:rPr>
+          <w:lang w:val="de-AT"/>
+        </w:rPr>
+        <w:instrText xml:space="preserve"> ADDIN ZOTERO_ITEM CSL_CITATION {"citationID":"FvUTIaKM","properties":{"formattedCitation":"\\uc0\\u8222{}Eigene Abbildung\\uc0\\u8220{}.","plainCitation":"„Eigene Abbildung“.","noteIndex":7},"citationItems":[{"id":53,"uris":["http://zotero.org/groups/6209659/items/4KTZK7TH"],"itemData":{"id":53,"type":"document","title":"Eigene Abbildung"}}],"schema":"https://github.com/citation-style-language/schema/raw/master/csl-citation.json"} </w:instrText>
+      </w:r>
+      <w:r>
+        <w:fldChar w:fldCharType="separate"/>
+      </w:r>
+      <w:r>
+        <w:rPr>
+          <w:rFonts w:ascii="Aptos" w:hAnsi="Aptos" w:cs="Times New Roman"/>
+          <w:kern w:val="0"/>
+          <w:lang w:val="de-AT"/>
+        </w:rPr>
+        <w:t>„Eigene Abbildung“.</w:t>
+      </w:r>
+      <w:r>
+        <w:fldChar w:fldCharType="end"/>
+      </w:r>
+      <w:r>
+        <w:rPr>
+          <w:lang w:val="de-AT"/>
+        </w:rPr>
+        <w:t xml:space="preserve"> </w:t>
+      </w:r>
+      <w:r>
+        <w:rPr>
+          <w:lang w:val="de-AT"/>
+        </w:rPr>
+        <w:sym w:font="Wingdings" w:char="F0E0"/>
+      </w:r>
+      <w:r>
+        <w:rPr>
+          <w:lang w:val="de-AT"/>
+        </w:rPr>
+        <w:t xml:space="preserve"> Klipper Firmware </w:t>
+      </w:r>
+      <w:proofErr w:type="spellStart"/>
+      <w:r>
+        <w:rPr>
+          <w:lang w:val="de-AT"/>
+        </w:rPr>
+        <w:t>Configuration</w:t>
+      </w:r>
+      <w:proofErr w:type="spellEnd"/>
+    </w:p>
+  </w:footnote>
+  <w:footnote w:id="8">
+    <w:p>
+      <w:pPr>
+        <w:pStyle w:val="Funotentext"/>
+        <w:rPr>
+          <w:lang w:val="de-AT"/>
+        </w:rPr>
+      </w:pPr>
+      <w:r>
+        <w:rPr>
+          <w:rStyle w:val="Funotenzeichen"/>
+        </w:rPr>
+        <w:footnoteRef/>
+      </w:r>
+      <w:r>
+        <w:rPr>
+          <w:lang w:val="de-AT"/>
+        </w:rPr>
+        <w:t xml:space="preserve"> </w:t>
+      </w:r>
+      <w:r>
+        <w:fldChar w:fldCharType="begin"/>
+      </w:r>
+      <w:r>
+        <w:rPr>
+          <w:lang w:val="de-AT"/>
+        </w:rPr>
+        <w:instrText xml:space="preserve"> ADDIN ZOTERO_ITEM CSL_CITATION {"citationID":"qTNEoSDO","properties":{"formattedCitation":"\\uc0\\u8222{}Eigene Abbildung\\uc0\\u8220{}.","plainCitation":"„Eigene Abbildung“.","noteIndex":8},"citationItems":[{"id":53,"uris":["http://zotero.org/groups/6209659/items/4KTZK7TH"],"itemData":{"id":53,"type":"document","title":"Eigene Abbildung"}}],"schema":"https://github.com/citation-style-language/schema/raw/master/csl-citation.json"} </w:instrText>
+      </w:r>
+      <w:r>
+        <w:fldChar w:fldCharType="separate"/>
+      </w:r>
+      <w:r>
+        <w:rPr>
+          <w:rFonts w:ascii="Aptos" w:hAnsi="Aptos" w:cs="Times New Roman"/>
+          <w:kern w:val="0"/>
+          <w:lang w:val="de-AT"/>
+        </w:rPr>
+        <w:t>„Eigene Abbildung“.</w:t>
+      </w:r>
+      <w:r>
+        <w:fldChar w:fldCharType="end"/>
+      </w:r>
+      <w:r>
+        <w:rPr>
+          <w:lang w:val="de-AT"/>
+        </w:rPr>
+        <w:t xml:space="preserve"> </w:t>
+      </w:r>
+      <w:r>
+        <w:rPr>
+          <w:lang w:val="de-AT"/>
+        </w:rPr>
+        <w:sym w:font="Wingdings" w:char="F0E0"/>
+      </w:r>
+      <w:r>
+        <w:rPr>
+          <w:lang w:val="de-AT"/>
+        </w:rPr>
+        <w:t xml:space="preserve"> Befehl „</w:t>
+      </w:r>
+      <w:proofErr w:type="spellStart"/>
+      <w:r>
+        <w:rPr>
+          <w:lang w:val="de-AT"/>
+        </w:rPr>
+        <w:t>make</w:t>
+      </w:r>
+      <w:proofErr w:type="spellEnd"/>
+      <w:r>
+        <w:rPr>
+          <w:lang w:val="de-AT"/>
+        </w:rPr>
+        <w:t>“ für das Kompilieren</w:t>
+      </w:r>
+    </w:p>
+  </w:footnote>
+  <w:footnote w:id="9">
+    <w:p>
+      <w:pPr>
+        <w:pStyle w:val="Funotentext"/>
+        <w:rPr>
+          <w:lang w:val="de-AT"/>
+        </w:rPr>
+      </w:pPr>
+      <w:r>
+        <w:rPr>
+          <w:rStyle w:val="Funotenzeichen"/>
+        </w:rPr>
+        <w:footnoteRef/>
+      </w:r>
+      <w:r>
+        <w:rPr>
+          <w:lang w:val="de-AT"/>
+        </w:rPr>
+        <w:t xml:space="preserve"> </w:t>
+      </w:r>
+      <w:r>
+        <w:fldChar w:fldCharType="begin"/>
+      </w:r>
+      <w:r>
+        <w:rPr>
+          <w:lang w:val="de-AT"/>
+        </w:rPr>
+        <w:instrText xml:space="preserve"> ADDIN ZOTERO_ITEM CSL_CITATION {"citationID":"bhr9CFrP","properties":{"formattedCitation":"\\uc0\\u8222{}Eigene Abbildung\\uc0\\u8220{}.","plainCitation":"„Eigene Abbildung“.","noteIndex":9},"citationItems":[{"id":53,"uris":["http://zotero.org/groups/6209659/items/4KTZK7TH"],"itemData":{"id":53,"type":"document","title":"Eigene Abbildung"}}],"schema":"https://github.com/citation-style-language/schema/raw/master/csl-citation.json"} </w:instrText>
+      </w:r>
+      <w:r>
+        <w:fldChar w:fldCharType="separate"/>
+      </w:r>
+      <w:r>
+        <w:rPr>
+          <w:rFonts w:ascii="Aptos" w:hAnsi="Aptos" w:cs="Times New Roman"/>
+          <w:kern w:val="0"/>
+          <w:lang w:val="de-AT"/>
+        </w:rPr>
+        <w:t>„Eigene Abbildung“.</w:t>
+      </w:r>
+      <w:r>
+        <w:fldChar w:fldCharType="end"/>
+      </w:r>
+      <w:r>
+        <w:rPr>
+          <w:lang w:val="de-AT"/>
+        </w:rPr>
+        <w:t xml:space="preserve"> </w:t>
+      </w:r>
+      <w:r>
+        <w:sym w:font="Wingdings" w:char="F0E0"/>
+      </w:r>
+      <w:r>
+        <w:t xml:space="preserve"> “</w:t>
+      </w:r>
+      <w:proofErr w:type="spellStart"/>
+      <w:r>
+        <w:t>klipper.bin</w:t>
+      </w:r>
+      <w:proofErr w:type="spellEnd"/>
+      <w:r>
+        <w:t xml:space="preserve">” </w:t>
+      </w:r>
+      <w:proofErr w:type="spellStart"/>
+      <w:r>
+        <w:t>Ausgabe</w:t>
+      </w:r>
+      <w:proofErr w:type="spellEnd"/>
     </w:p>
   </w:footnote>
 </w:footnotes>
@@ -2064,6 +3739,70 @@
       <w:szCs w:val="18"/>
     </w:rPr>
   </w:style>
+  <w:style w:type="paragraph" w:styleId="Literaturverzeichnis">
+    <w:name w:val="Bibliography"/>
+    <w:basedOn w:val="Standard"/>
+    <w:next w:val="Standard"/>
+    <w:uiPriority w:val="37"/>
+    <w:semiHidden/>
+    <w:unhideWhenUsed/>
+    <w:rsid w:val="00A65C97"/>
+  </w:style>
+  <w:style w:type="paragraph" w:styleId="Kopfzeile">
+    <w:name w:val="header"/>
+    <w:basedOn w:val="Standard"/>
+    <w:link w:val="KopfzeileZchn"/>
+    <w:uiPriority w:val="99"/>
+    <w:unhideWhenUsed/>
+    <w:rsid w:val="00A22DDA"/>
+    <w:pPr>
+      <w:tabs>
+        <w:tab w:val="center" w:pos="4536"/>
+        <w:tab w:val="right" w:pos="9072"/>
+      </w:tabs>
+      <w:spacing w:after="0" w:line="240" w:lineRule="auto"/>
+    </w:pPr>
+  </w:style>
+  <w:style w:type="character" w:customStyle="1" w:styleId="KopfzeileZchn">
+    <w:name w:val="Kopfzeile Zchn"/>
+    <w:basedOn w:val="Absatz-Standardschriftart"/>
+    <w:link w:val="Kopfzeile"/>
+    <w:uiPriority w:val="99"/>
+    <w:rsid w:val="00A22DDA"/>
+  </w:style>
+  <w:style w:type="paragraph" w:styleId="Fuzeile">
+    <w:name w:val="footer"/>
+    <w:basedOn w:val="Standard"/>
+    <w:link w:val="FuzeileZchn"/>
+    <w:uiPriority w:val="99"/>
+    <w:unhideWhenUsed/>
+    <w:rsid w:val="00A22DDA"/>
+    <w:pPr>
+      <w:tabs>
+        <w:tab w:val="center" w:pos="4536"/>
+        <w:tab w:val="right" w:pos="9072"/>
+      </w:tabs>
+      <w:spacing w:after="0" w:line="240" w:lineRule="auto"/>
+    </w:pPr>
+  </w:style>
+  <w:style w:type="character" w:customStyle="1" w:styleId="FuzeileZchn">
+    <w:name w:val="Fußzeile Zchn"/>
+    <w:basedOn w:val="Absatz-Standardschriftart"/>
+    <w:link w:val="Fuzeile"/>
+    <w:uiPriority w:val="99"/>
+    <w:rsid w:val="00A22DDA"/>
+  </w:style>
+  <w:style w:type="character" w:styleId="Endnotenzeichen">
+    <w:name w:val="endnote reference"/>
+    <w:basedOn w:val="Absatz-Standardschriftart"/>
+    <w:uiPriority w:val="99"/>
+    <w:semiHidden/>
+    <w:unhideWhenUsed/>
+    <w:rsid w:val="000E0B92"/>
+    <w:rPr>
+      <w:vertAlign w:val="superscript"/>
+    </w:rPr>
+  </w:style>
 </w:styles>
 </file>
 

--- a/software/03_Dokumentation/Dokumentation_Software_Flexprint.docx
+++ b/software/03_Dokumentation/Dokumentation_Software_Flexprint.docx
@@ -70,10 +70,10 @@
                     <pic:cNvPicPr/>
                   </pic:nvPicPr>
                   <pic:blipFill>
-                    <a:blip r:embed="rId7">
+                    <a:blip r:embed="rId8">
                       <a:extLst>
                         <a:ext uri="{96DAC541-7B7A-43D3-8B79-37D633B846F1}">
-                          <asvg:svgBlip xmlns:asvg="http://schemas.microsoft.com/office/drawing/2016/SVG/main" r:embed="rId8"/>
+                          <asvg:svgBlip xmlns:asvg="http://schemas.microsoft.com/office/drawing/2016/SVG/main" r:embed="rId9"/>
                         </a:ext>
                       </a:extLst>
                     </a:blip>
@@ -101,13 +101,8 @@
       <w:pPr>
         <w:pStyle w:val="Beschriftung"/>
       </w:pPr>
-      <w:proofErr w:type="spellStart"/>
-      <w:r>
-        <w:t>Abbildung</w:t>
-      </w:r>
-      <w:proofErr w:type="spellEnd"/>
-      <w:r>
-        <w:t xml:space="preserve"> </w:t>
+      <w:r>
+        <w:t xml:space="preserve">Abbildung </w:t>
       </w:r>
       <w:r>
         <w:fldChar w:fldCharType="begin"/>
@@ -321,19 +316,11 @@
         </w:rPr>
         <w:t xml:space="preserve"> (</w:t>
       </w:r>
-      <w:proofErr w:type="gramStart"/>
-      <w:r>
-        <w:rPr>
-          <w:lang w:val="de-AT"/>
-        </w:rPr>
-        <w:t>PC Prozessor</w:t>
-      </w:r>
-      <w:proofErr w:type="gramEnd"/>
-      <w:r>
-        <w:rPr>
-          <w:lang w:val="de-AT"/>
-        </w:rPr>
-        <w:t>)</w:t>
+      <w:r>
+        <w:rPr>
+          <w:lang w:val="de-AT"/>
+        </w:rPr>
+        <w:t>PC Prozessor)</w:t>
       </w:r>
       <w:r>
         <w:rPr>
@@ -405,41 +392,13 @@
         <w:rPr>
           <w:lang w:val="de-AT"/>
         </w:rPr>
-        <w:t xml:space="preserve">Der Microcontroller muss nicht immer wieder </w:t>
-      </w:r>
-      <w:proofErr w:type="spellStart"/>
-      <w:r>
-        <w:rPr>
-          <w:lang w:val="de-AT"/>
-        </w:rPr>
-        <w:t>geflasht</w:t>
-      </w:r>
-      <w:proofErr w:type="spellEnd"/>
-      <w:r>
-        <w:rPr>
-          <w:lang w:val="de-AT"/>
-        </w:rPr>
-        <w:t xml:space="preserve"> werden, </w:t>
-      </w:r>
-      <w:r>
-        <w:rPr>
-          <w:lang w:val="de-AT"/>
-        </w:rPr>
-        <w:t xml:space="preserve">da man ihn mit einer simplen </w:t>
-      </w:r>
-      <w:proofErr w:type="spellStart"/>
-      <w:r>
-        <w:rPr>
-          <w:lang w:val="de-AT"/>
-        </w:rPr>
-        <w:t>Config</w:t>
-      </w:r>
-      <w:proofErr w:type="spellEnd"/>
-      <w:r>
-        <w:rPr>
-          <w:lang w:val="de-AT"/>
-        </w:rPr>
-        <w:t>-Datei umkonfigurieren kann.</w:t>
+        <w:t xml:space="preserve">Der Microcontroller muss nicht immer wieder geflasht werden, </w:t>
+      </w:r>
+      <w:r>
+        <w:rPr>
+          <w:lang w:val="de-AT"/>
+        </w:rPr>
+        <w:t>da man ihn mit einer simplen Config-Datei umkonfigurieren kann.</w:t>
       </w:r>
     </w:p>
     <w:p>
@@ -481,16 +440,8 @@
         <w:rPr>
           <w:lang w:val="de-AT"/>
         </w:rPr>
-        <w:t xml:space="preserve"> dem G-Code </w:t>
-      </w:r>
-      <w:proofErr w:type="spellStart"/>
-      <w:r>
-        <w:rPr>
-          <w:lang w:val="de-AT"/>
-        </w:rPr>
-        <w:t>parsing</w:t>
-      </w:r>
-      <w:proofErr w:type="spellEnd"/>
+        <w:t xml:space="preserve"> dem G-Code parsing</w:t>
+      </w:r>
       <w:r>
         <w:rPr>
           <w:lang w:val="de-AT"/>
@@ -531,14 +482,7 @@
         <w:rPr>
           <w:lang w:val="de-AT"/>
         </w:rPr>
-        <w:t xml:space="preserve"> den eingebauten </w:t>
-      </w:r>
-      <w:proofErr w:type="gramStart"/>
-      <w:r>
-        <w:rPr>
-          <w:lang w:val="de-AT"/>
-        </w:rPr>
-        <w:t xml:space="preserve">API </w:t>
+        <w:t xml:space="preserve"> den eingebauten API </w:t>
       </w:r>
       <w:r>
         <w:rPr>
@@ -550,14 +494,7 @@
         <w:rPr>
           <w:lang w:val="de-AT"/>
         </w:rPr>
-        <w:t>erver</w:t>
-      </w:r>
-      <w:proofErr w:type="gramEnd"/>
-      <w:r>
-        <w:rPr>
-          <w:lang w:val="de-AT"/>
-        </w:rPr>
-        <w:t xml:space="preserve"> kann man mit JSNO RPC </w:t>
+        <w:t xml:space="preserve">erver kann man mit JSNO RPC </w:t>
       </w:r>
       <w:r>
         <w:rPr>
@@ -883,21 +820,7 @@
         <w:rPr>
           <w:lang w:val="de-AT"/>
         </w:rPr>
-        <w:t xml:space="preserve">braucht man erstmal </w:t>
-      </w:r>
-      <w:proofErr w:type="spellStart"/>
-      <w:r>
-        <w:rPr>
-          <w:lang w:val="de-AT"/>
-        </w:rPr>
-        <w:t>dn</w:t>
-      </w:r>
-      <w:proofErr w:type="spellEnd"/>
-      <w:r>
-        <w:rPr>
-          <w:lang w:val="de-AT"/>
-        </w:rPr>
-        <w:t xml:space="preserve"> Klipper Repository Lokal auf seinem Rechner. </w:t>
+        <w:t xml:space="preserve">braucht man erstmal dn Klipper Repository Lokal auf seinem Rechner. </w:t>
       </w:r>
     </w:p>
     <w:p>
@@ -953,7 +876,7 @@
                     <pic:cNvPicPr/>
                   </pic:nvPicPr>
                   <pic:blipFill>
-                    <a:blip r:embed="rId9"/>
+                    <a:blip r:embed="rId10"/>
                     <a:stretch>
                       <a:fillRect/>
                     </a:stretch>
@@ -1040,35 +963,7 @@
         <w:rPr>
           <w:lang w:val="de-AT"/>
         </w:rPr>
-        <w:t xml:space="preserve"> und anschließend den Befehl „</w:t>
-      </w:r>
-      <w:proofErr w:type="spellStart"/>
-      <w:r>
-        <w:rPr>
-          <w:lang w:val="de-AT"/>
-        </w:rPr>
-        <w:t>make</w:t>
-      </w:r>
-      <w:proofErr w:type="spellEnd"/>
-      <w:r>
-        <w:rPr>
-          <w:lang w:val="de-AT"/>
-        </w:rPr>
-        <w:t xml:space="preserve"> </w:t>
-      </w:r>
-      <w:proofErr w:type="spellStart"/>
-      <w:r>
-        <w:rPr>
-          <w:lang w:val="de-AT"/>
-        </w:rPr>
-        <w:t>menuconfig</w:t>
-      </w:r>
-      <w:proofErr w:type="spellEnd"/>
-      <w:r>
-        <w:rPr>
-          <w:lang w:val="de-AT"/>
-        </w:rPr>
-        <w:t>“ eingeben:</w:t>
+        <w:t xml:space="preserve"> und anschließend den Befehl „make menuconfig“ eingeben:</w:t>
       </w:r>
       <w:r>
         <w:rPr>
@@ -1097,7 +992,7 @@
                     <pic:cNvPicPr/>
                   </pic:nvPicPr>
                   <pic:blipFill>
-                    <a:blip r:embed="rId10"/>
+                    <a:blip r:embed="rId11"/>
                     <a:stretch>
                       <a:fillRect/>
                     </a:stretch>
@@ -1185,6 +1080,7 @@
         <w:rPr>
           <w:lang w:val="de-AT"/>
         </w:rPr>
+        <w:lastRenderedPageBreak/>
         <w:t xml:space="preserve">Man hat nun die Option, den </w:t>
       </w:r>
       <w:r>
@@ -1231,7 +1127,7 @@
                     <pic:cNvPicPr/>
                   </pic:nvPicPr>
                   <pic:blipFill>
-                    <a:blip r:embed="rId11"/>
+                    <a:blip r:embed="rId12"/>
                     <a:stretch>
                       <a:fillRect/>
                     </a:stretch>
@@ -1363,7 +1259,7 @@
                     <pic:cNvPicPr/>
                   </pic:nvPicPr>
                   <pic:blipFill>
-                    <a:blip r:embed="rId12"/>
+                    <a:blip r:embed="rId13"/>
                     <a:stretch>
                       <a:fillRect/>
                     </a:stretch>
@@ -1465,7 +1361,7 @@
                     <pic:cNvPicPr/>
                   </pic:nvPicPr>
                   <pic:blipFill>
-                    <a:blip r:embed="rId13"/>
+                    <a:blip r:embed="rId14"/>
                     <a:stretch>
                       <a:fillRect/>
                     </a:stretch>
@@ -1534,6 +1430,8102 @@
           <w:lang w:val="de-AT"/>
         </w:rPr>
       </w:pPr>
+    </w:p>
+    <w:p>
+      <w:pPr>
+        <w:rPr>
+          <w:lang w:val="de-AT"/>
+        </w:rPr>
+      </w:pPr>
+      <w:r>
+        <w:rPr>
+          <w:lang w:val="de-AT"/>
+        </w:rPr>
+        <w:lastRenderedPageBreak/>
+        <w:t>Testaufbau 28.02.2026</w:t>
+      </w:r>
+    </w:p>
+    <w:p>
+      <w:pPr>
+        <w:rPr>
+          <w:lang w:val="de-AT"/>
+        </w:rPr>
+      </w:pPr>
+      <w:r>
+        <w:rPr>
+          <w:lang w:val="de-AT"/>
+        </w:rPr>
+        <w:t>Ziel</w:t>
+      </w:r>
+      <w:r>
+        <w:rPr>
+          <w:lang w:val="de-AT"/>
+        </w:rPr>
+        <w:t>e für den Testaufbau:</w:t>
+      </w:r>
+    </w:p>
+    <w:p>
+      <w:pPr>
+        <w:pStyle w:val="Listenabsatz"/>
+        <w:numPr>
+          <w:ilvl w:val="0"/>
+          <w:numId w:val="5"/>
+        </w:numPr>
+        <w:rPr>
+          <w:lang w:val="de-AT"/>
+        </w:rPr>
+      </w:pPr>
+      <w:r>
+        <w:rPr>
+          <w:lang w:val="de-AT"/>
+        </w:rPr>
+        <w:t>Konfiguration funktionsfähig einrichten</w:t>
+      </w:r>
+    </w:p>
+    <w:p>
+      <w:pPr>
+        <w:pStyle w:val="Listenabsatz"/>
+        <w:numPr>
+          <w:ilvl w:val="0"/>
+          <w:numId w:val="4"/>
+        </w:numPr>
+        <w:rPr>
+          <w:lang w:val="de-AT"/>
+        </w:rPr>
+      </w:pPr>
+      <w:r>
+        <w:rPr>
+          <w:lang w:val="de-AT"/>
+        </w:rPr>
+        <w:t>einen Stepper Motor ansteuern</w:t>
+      </w:r>
+    </w:p>
+    <w:p>
+      <w:pPr>
+        <w:pStyle w:val="Listenabsatz"/>
+        <w:numPr>
+          <w:ilvl w:val="0"/>
+          <w:numId w:val="4"/>
+        </w:numPr>
+        <w:rPr>
+          <w:lang w:val="de-AT"/>
+        </w:rPr>
+      </w:pPr>
+      <w:proofErr w:type="spellStart"/>
+      <w:r>
+        <w:rPr>
+          <w:lang w:val="de-AT"/>
+        </w:rPr>
+        <w:t>Heatbed</w:t>
+      </w:r>
+      <w:proofErr w:type="spellEnd"/>
+      <w:r>
+        <w:rPr>
+          <w:lang w:val="de-AT"/>
+        </w:rPr>
+        <w:t xml:space="preserve"> einrichten</w:t>
+      </w:r>
+    </w:p>
+    <w:p>
+      <w:pPr>
+        <w:rPr>
+          <w:lang w:val="de-AT"/>
+        </w:rPr>
+      </w:pPr>
+      <w:r>
+        <w:rPr>
+          <w:lang w:val="de-AT"/>
+        </w:rPr>
+        <w:t>Um einen ersten Testversuch starten zu können, musste die Konfigurationsdatei (</w:t>
+      </w:r>
+      <w:proofErr w:type="spellStart"/>
+      <w:r>
+        <w:rPr>
+          <w:lang w:val="de-AT"/>
+        </w:rPr>
+        <w:t>printer.cfg</w:t>
+      </w:r>
+      <w:proofErr w:type="spellEnd"/>
+      <w:r>
+        <w:rPr>
+          <w:lang w:val="de-AT"/>
+        </w:rPr>
+        <w:t xml:space="preserve">) in </w:t>
+      </w:r>
+      <w:proofErr w:type="spellStart"/>
+      <w:r>
+        <w:rPr>
+          <w:lang w:val="de-AT"/>
+        </w:rPr>
+        <w:t>Mainsail</w:t>
+      </w:r>
+      <w:proofErr w:type="spellEnd"/>
+      <w:r>
+        <w:rPr>
+          <w:lang w:val="de-AT"/>
+        </w:rPr>
+        <w:t xml:space="preserve"> eingerichtet werden.  Um eine Vorstellung zu bekommen, wie so eine Konfigurationsdatei richtig eingerichtet werden kann, wurde von der GitHub-Seite von Klipper</w:t>
+      </w:r>
+      <w:r>
+        <w:rPr>
+          <w:rStyle w:val="Funotenzeichen"/>
+          <w:lang w:val="de-AT"/>
+        </w:rPr>
+        <w:footnoteReference w:id="10"/>
+      </w:r>
+      <w:r>
+        <w:rPr>
+          <w:lang w:val="de-AT"/>
+        </w:rPr>
+        <w:t xml:space="preserve"> eine CoreXY-Configdatei (</w:t>
+      </w:r>
+      <w:proofErr w:type="spellStart"/>
+      <w:r>
+        <w:rPr>
+          <w:lang w:val="de-AT"/>
+        </w:rPr>
+        <w:t>example-corexy.cfg</w:t>
+      </w:r>
+      <w:proofErr w:type="spellEnd"/>
+      <w:r>
+        <w:rPr>
+          <w:lang w:val="de-AT"/>
+        </w:rPr>
+        <w:t xml:space="preserve">) als Referenz genommen. Diese Datei gibt eine grobe Übersicht, wie man die Konfiguration einzurichten hat, zudem ist </w:t>
+      </w:r>
+      <w:proofErr w:type="spellStart"/>
+      <w:r>
+        <w:rPr>
+          <w:lang w:val="de-AT"/>
+        </w:rPr>
+        <w:t>CoreXY</w:t>
+      </w:r>
+      <w:proofErr w:type="spellEnd"/>
+      <w:r>
+        <w:rPr>
+          <w:lang w:val="de-AT"/>
+        </w:rPr>
+        <w:t xml:space="preserve"> das System, das wir für unseren Drucker verwenden.</w:t>
+      </w:r>
+    </w:p>
+    <w:p>
+      <w:pPr>
+        <w:rPr>
+          <w:b/>
+          <w:bCs/>
+        </w:rPr>
+      </w:pPr>
+      <w:r>
+        <w:rPr>
+          <w:b/>
+          <w:bCs/>
+        </w:rPr>
+        <w:t>example-</w:t>
+      </w:r>
+      <w:proofErr w:type="spellStart"/>
+      <w:r>
+        <w:rPr>
+          <w:b/>
+          <w:bCs/>
+        </w:rPr>
+        <w:t>corexy.cfg</w:t>
+      </w:r>
+      <w:proofErr w:type="spellEnd"/>
+      <w:r>
+        <w:rPr>
+          <w:b/>
+          <w:bCs/>
+        </w:rPr>
+        <w:t>:</w:t>
+      </w:r>
+    </w:p>
+    <w:p>
+      <w:pPr>
+        <w:pBdr>
+          <w:top w:val="single" w:sz="4" w:space="1" w:color="auto"/>
+          <w:left w:val="single" w:sz="4" w:space="1" w:color="auto"/>
+          <w:bottom w:val="single" w:sz="4" w:space="1" w:color="auto"/>
+          <w:right w:val="single" w:sz="4" w:space="1" w:color="auto"/>
+        </w:pBdr>
+        <w:shd w:val="clear" w:color="auto" w:fill="FFFFFF"/>
+        <w:spacing w:after="0" w:line="285" w:lineRule="atLeast"/>
+        <w:rPr>
+          <w:rFonts w:ascii="Consolas" w:eastAsia="Times New Roman" w:hAnsi="Consolas" w:cs="Times New Roman"/>
+          <w:color w:val="000000"/>
+          <w:kern w:val="0"/>
+          <w:sz w:val="21"/>
+          <w:szCs w:val="21"/>
+          <w14:ligatures w14:val="none"/>
+        </w:rPr>
+      </w:pPr>
+      <w:r>
+        <w:rPr>
+          <w:rFonts w:ascii="Consolas" w:eastAsia="Times New Roman" w:hAnsi="Consolas" w:cs="Times New Roman"/>
+          <w:color w:val="008000"/>
+          <w:kern w:val="0"/>
+          <w:sz w:val="21"/>
+          <w:szCs w:val="21"/>
+          <w14:ligatures w14:val="none"/>
+        </w:rPr>
+        <w:t xml:space="preserve"># This file is an example config file for </w:t>
+      </w:r>
+      <w:proofErr w:type="spellStart"/>
+      <w:r>
+        <w:rPr>
+          <w:rFonts w:ascii="Consolas" w:eastAsia="Times New Roman" w:hAnsi="Consolas" w:cs="Times New Roman"/>
+          <w:color w:val="008000"/>
+          <w:kern w:val="0"/>
+          <w:sz w:val="21"/>
+          <w:szCs w:val="21"/>
+          <w14:ligatures w14:val="none"/>
+        </w:rPr>
+        <w:t>corexy</w:t>
+      </w:r>
+      <w:proofErr w:type="spellEnd"/>
+      <w:r>
+        <w:rPr>
+          <w:rFonts w:ascii="Consolas" w:eastAsia="Times New Roman" w:hAnsi="Consolas" w:cs="Times New Roman"/>
+          <w:color w:val="008000"/>
+          <w:kern w:val="0"/>
+          <w:sz w:val="21"/>
+          <w:szCs w:val="21"/>
+          <w14:ligatures w14:val="none"/>
+        </w:rPr>
+        <w:t xml:space="preserve"> (</w:t>
+      </w:r>
+      <w:proofErr w:type="gramStart"/>
+      <w:r>
+        <w:rPr>
+          <w:rFonts w:ascii="Consolas" w:eastAsia="Times New Roman" w:hAnsi="Consolas" w:cs="Times New Roman"/>
+          <w:color w:val="008000"/>
+          <w:kern w:val="0"/>
+          <w:sz w:val="21"/>
+          <w:szCs w:val="21"/>
+          <w14:ligatures w14:val="none"/>
+        </w:rPr>
+        <w:t>and also</w:t>
+      </w:r>
+      <w:proofErr w:type="gramEnd"/>
+      <w:r>
+        <w:rPr>
+          <w:rFonts w:ascii="Consolas" w:eastAsia="Times New Roman" w:hAnsi="Consolas" w:cs="Times New Roman"/>
+          <w:color w:val="008000"/>
+          <w:kern w:val="0"/>
+          <w:sz w:val="21"/>
+          <w:szCs w:val="21"/>
+          <w14:ligatures w14:val="none"/>
+        </w:rPr>
+        <w:t xml:space="preserve"> h-bot)</w:t>
+      </w:r>
+    </w:p>
+    <w:p>
+      <w:pPr>
+        <w:pBdr>
+          <w:top w:val="single" w:sz="4" w:space="1" w:color="auto"/>
+          <w:left w:val="single" w:sz="4" w:space="1" w:color="auto"/>
+          <w:bottom w:val="single" w:sz="4" w:space="1" w:color="auto"/>
+          <w:right w:val="single" w:sz="4" w:space="1" w:color="auto"/>
+        </w:pBdr>
+        <w:shd w:val="clear" w:color="auto" w:fill="FFFFFF"/>
+        <w:spacing w:after="0" w:line="285" w:lineRule="atLeast"/>
+        <w:rPr>
+          <w:rFonts w:ascii="Consolas" w:eastAsia="Times New Roman" w:hAnsi="Consolas" w:cs="Times New Roman"/>
+          <w:color w:val="000000"/>
+          <w:kern w:val="0"/>
+          <w:sz w:val="21"/>
+          <w:szCs w:val="21"/>
+          <w14:ligatures w14:val="none"/>
+        </w:rPr>
+      </w:pPr>
+      <w:r>
+        <w:rPr>
+          <w:rFonts w:ascii="Consolas" w:eastAsia="Times New Roman" w:hAnsi="Consolas" w:cs="Times New Roman"/>
+          <w:color w:val="008000"/>
+          <w:kern w:val="0"/>
+          <w:sz w:val="21"/>
+          <w:szCs w:val="21"/>
+          <w14:ligatures w14:val="none"/>
+        </w:rPr>
+        <w:t># style printers. One may copy and edit this file to configure a new</w:t>
+      </w:r>
+    </w:p>
+    <w:p>
+      <w:pPr>
+        <w:pBdr>
+          <w:top w:val="single" w:sz="4" w:space="1" w:color="auto"/>
+          <w:left w:val="single" w:sz="4" w:space="1" w:color="auto"/>
+          <w:bottom w:val="single" w:sz="4" w:space="1" w:color="auto"/>
+          <w:right w:val="single" w:sz="4" w:space="1" w:color="auto"/>
+        </w:pBdr>
+        <w:shd w:val="clear" w:color="auto" w:fill="FFFFFF"/>
+        <w:spacing w:after="0" w:line="285" w:lineRule="atLeast"/>
+        <w:rPr>
+          <w:rFonts w:ascii="Consolas" w:eastAsia="Times New Roman" w:hAnsi="Consolas" w:cs="Times New Roman"/>
+          <w:color w:val="000000"/>
+          <w:kern w:val="0"/>
+          <w:sz w:val="21"/>
+          <w:szCs w:val="21"/>
+          <w14:ligatures w14:val="none"/>
+        </w:rPr>
+      </w:pPr>
+      <w:r>
+        <w:rPr>
+          <w:rFonts w:ascii="Consolas" w:eastAsia="Times New Roman" w:hAnsi="Consolas" w:cs="Times New Roman"/>
+          <w:color w:val="008000"/>
+          <w:kern w:val="0"/>
+          <w:sz w:val="21"/>
+          <w:szCs w:val="21"/>
+          <w14:ligatures w14:val="none"/>
+        </w:rPr>
+        <w:t xml:space="preserve"># </w:t>
+      </w:r>
+      <w:proofErr w:type="spellStart"/>
+      <w:r>
+        <w:rPr>
+          <w:rFonts w:ascii="Consolas" w:eastAsia="Times New Roman" w:hAnsi="Consolas" w:cs="Times New Roman"/>
+          <w:color w:val="008000"/>
+          <w:kern w:val="0"/>
+          <w:sz w:val="21"/>
+          <w:szCs w:val="21"/>
+          <w14:ligatures w14:val="none"/>
+        </w:rPr>
+        <w:t>corexy</w:t>
+      </w:r>
+      <w:proofErr w:type="spellEnd"/>
+      <w:r>
+        <w:rPr>
+          <w:rFonts w:ascii="Consolas" w:eastAsia="Times New Roman" w:hAnsi="Consolas" w:cs="Times New Roman"/>
+          <w:color w:val="008000"/>
+          <w:kern w:val="0"/>
+          <w:sz w:val="21"/>
+          <w:szCs w:val="21"/>
+          <w14:ligatures w14:val="none"/>
+        </w:rPr>
+        <w:t xml:space="preserve"> printer.</w:t>
+      </w:r>
+    </w:p>
+    <w:p>
+      <w:pPr>
+        <w:pBdr>
+          <w:top w:val="single" w:sz="4" w:space="1" w:color="auto"/>
+          <w:left w:val="single" w:sz="4" w:space="1" w:color="auto"/>
+          <w:bottom w:val="single" w:sz="4" w:space="1" w:color="auto"/>
+          <w:right w:val="single" w:sz="4" w:space="1" w:color="auto"/>
+        </w:pBdr>
+        <w:shd w:val="clear" w:color="auto" w:fill="FFFFFF"/>
+        <w:spacing w:after="0" w:line="285" w:lineRule="atLeast"/>
+        <w:rPr>
+          <w:rFonts w:ascii="Consolas" w:eastAsia="Times New Roman" w:hAnsi="Consolas" w:cs="Times New Roman"/>
+          <w:color w:val="000000"/>
+          <w:kern w:val="0"/>
+          <w:sz w:val="21"/>
+          <w:szCs w:val="21"/>
+          <w14:ligatures w14:val="none"/>
+        </w:rPr>
+      </w:pPr>
+    </w:p>
+    <w:p>
+      <w:pPr>
+        <w:pBdr>
+          <w:top w:val="single" w:sz="4" w:space="1" w:color="auto"/>
+          <w:left w:val="single" w:sz="4" w:space="1" w:color="auto"/>
+          <w:bottom w:val="single" w:sz="4" w:space="1" w:color="auto"/>
+          <w:right w:val="single" w:sz="4" w:space="1" w:color="auto"/>
+        </w:pBdr>
+        <w:shd w:val="clear" w:color="auto" w:fill="FFFFFF"/>
+        <w:spacing w:after="0" w:line="285" w:lineRule="atLeast"/>
+        <w:rPr>
+          <w:rFonts w:ascii="Consolas" w:eastAsia="Times New Roman" w:hAnsi="Consolas" w:cs="Times New Roman"/>
+          <w:color w:val="000000"/>
+          <w:kern w:val="0"/>
+          <w:sz w:val="21"/>
+          <w:szCs w:val="21"/>
+          <w14:ligatures w14:val="none"/>
+        </w:rPr>
+      </w:pPr>
+      <w:r>
+        <w:rPr>
+          <w:rFonts w:ascii="Consolas" w:eastAsia="Times New Roman" w:hAnsi="Consolas" w:cs="Times New Roman"/>
+          <w:color w:val="008000"/>
+          <w:kern w:val="0"/>
+          <w:sz w:val="21"/>
+          <w:szCs w:val="21"/>
+          <w14:ligatures w14:val="none"/>
+        </w:rPr>
+        <w:t># DO NOT COPY THIS FILE WITHOUT CAREFULLY READING AND UPDATING IT</w:t>
+      </w:r>
+    </w:p>
+    <w:p>
+      <w:pPr>
+        <w:pBdr>
+          <w:top w:val="single" w:sz="4" w:space="1" w:color="auto"/>
+          <w:left w:val="single" w:sz="4" w:space="1" w:color="auto"/>
+          <w:bottom w:val="single" w:sz="4" w:space="1" w:color="auto"/>
+          <w:right w:val="single" w:sz="4" w:space="1" w:color="auto"/>
+        </w:pBdr>
+        <w:shd w:val="clear" w:color="auto" w:fill="FFFFFF"/>
+        <w:spacing w:after="0" w:line="285" w:lineRule="atLeast"/>
+        <w:rPr>
+          <w:rFonts w:ascii="Consolas" w:eastAsia="Times New Roman" w:hAnsi="Consolas" w:cs="Times New Roman"/>
+          <w:color w:val="000000"/>
+          <w:kern w:val="0"/>
+          <w:sz w:val="21"/>
+          <w:szCs w:val="21"/>
+          <w14:ligatures w14:val="none"/>
+        </w:rPr>
+      </w:pPr>
+      <w:r>
+        <w:rPr>
+          <w:rFonts w:ascii="Consolas" w:eastAsia="Times New Roman" w:hAnsi="Consolas" w:cs="Times New Roman"/>
+          <w:color w:val="008000"/>
+          <w:kern w:val="0"/>
+          <w:sz w:val="21"/>
+          <w:szCs w:val="21"/>
+          <w14:ligatures w14:val="none"/>
+        </w:rPr>
+        <w:t># FIRST. Incorrectly configured parameters may cause damage.</w:t>
+      </w:r>
+    </w:p>
+    <w:p>
+      <w:pPr>
+        <w:pBdr>
+          <w:top w:val="single" w:sz="4" w:space="1" w:color="auto"/>
+          <w:left w:val="single" w:sz="4" w:space="1" w:color="auto"/>
+          <w:bottom w:val="single" w:sz="4" w:space="1" w:color="auto"/>
+          <w:right w:val="single" w:sz="4" w:space="1" w:color="auto"/>
+        </w:pBdr>
+        <w:shd w:val="clear" w:color="auto" w:fill="FFFFFF"/>
+        <w:spacing w:after="0" w:line="285" w:lineRule="atLeast"/>
+        <w:rPr>
+          <w:rFonts w:ascii="Consolas" w:eastAsia="Times New Roman" w:hAnsi="Consolas" w:cs="Times New Roman"/>
+          <w:color w:val="000000"/>
+          <w:kern w:val="0"/>
+          <w:sz w:val="21"/>
+          <w:szCs w:val="21"/>
+          <w14:ligatures w14:val="none"/>
+        </w:rPr>
+      </w:pPr>
+      <w:r>
+        <w:rPr>
+          <w:rFonts w:ascii="Consolas" w:eastAsia="Times New Roman" w:hAnsi="Consolas" w:cs="Times New Roman"/>
+          <w:color w:val="008000"/>
+          <w:kern w:val="0"/>
+          <w:sz w:val="21"/>
+          <w:szCs w:val="21"/>
+          <w14:ligatures w14:val="none"/>
+        </w:rPr>
+        <w:t># See docs/Config_Reference.md for a description of parameters.</w:t>
+      </w:r>
+    </w:p>
+    <w:p>
+      <w:pPr>
+        <w:pBdr>
+          <w:top w:val="single" w:sz="4" w:space="1" w:color="auto"/>
+          <w:left w:val="single" w:sz="4" w:space="1" w:color="auto"/>
+          <w:bottom w:val="single" w:sz="4" w:space="1" w:color="auto"/>
+          <w:right w:val="single" w:sz="4" w:space="1" w:color="auto"/>
+        </w:pBdr>
+        <w:shd w:val="clear" w:color="auto" w:fill="FFFFFF"/>
+        <w:spacing w:after="0" w:line="285" w:lineRule="atLeast"/>
+        <w:rPr>
+          <w:rFonts w:ascii="Consolas" w:eastAsia="Times New Roman" w:hAnsi="Consolas" w:cs="Times New Roman"/>
+          <w:color w:val="000000"/>
+          <w:kern w:val="0"/>
+          <w:sz w:val="21"/>
+          <w:szCs w:val="21"/>
+          <w14:ligatures w14:val="none"/>
+        </w:rPr>
+      </w:pPr>
+    </w:p>
+    <w:p>
+      <w:pPr>
+        <w:pBdr>
+          <w:top w:val="single" w:sz="4" w:space="1" w:color="auto"/>
+          <w:left w:val="single" w:sz="4" w:space="1" w:color="auto"/>
+          <w:bottom w:val="single" w:sz="4" w:space="1" w:color="auto"/>
+          <w:right w:val="single" w:sz="4" w:space="1" w:color="auto"/>
+        </w:pBdr>
+        <w:shd w:val="clear" w:color="auto" w:fill="FFFFFF"/>
+        <w:spacing w:after="0" w:line="285" w:lineRule="atLeast"/>
+        <w:rPr>
+          <w:rFonts w:ascii="Consolas" w:eastAsia="Times New Roman" w:hAnsi="Consolas" w:cs="Times New Roman"/>
+          <w:color w:val="000000"/>
+          <w:kern w:val="0"/>
+          <w:sz w:val="21"/>
+          <w:szCs w:val="21"/>
+          <w14:ligatures w14:val="none"/>
+        </w:rPr>
+      </w:pPr>
+      <w:r>
+        <w:rPr>
+          <w:rFonts w:ascii="Consolas" w:eastAsia="Times New Roman" w:hAnsi="Consolas" w:cs="Times New Roman"/>
+          <w:color w:val="000000"/>
+          <w:kern w:val="0"/>
+          <w:sz w:val="21"/>
+          <w:szCs w:val="21"/>
+          <w14:ligatures w14:val="none"/>
+        </w:rPr>
+        <w:t>[</w:t>
+      </w:r>
+      <w:proofErr w:type="spellStart"/>
+      <w:r>
+        <w:rPr>
+          <w:rFonts w:ascii="Consolas" w:eastAsia="Times New Roman" w:hAnsi="Consolas" w:cs="Times New Roman"/>
+          <w:color w:val="000000"/>
+          <w:kern w:val="0"/>
+          <w:sz w:val="21"/>
+          <w:szCs w:val="21"/>
+          <w14:ligatures w14:val="none"/>
+        </w:rPr>
+        <w:t>stepper_x</w:t>
+      </w:r>
+      <w:proofErr w:type="spellEnd"/>
+      <w:r>
+        <w:rPr>
+          <w:rFonts w:ascii="Consolas" w:eastAsia="Times New Roman" w:hAnsi="Consolas" w:cs="Times New Roman"/>
+          <w:color w:val="000000"/>
+          <w:kern w:val="0"/>
+          <w:sz w:val="21"/>
+          <w:szCs w:val="21"/>
+          <w14:ligatures w14:val="none"/>
+        </w:rPr>
+        <w:t>]</w:t>
+      </w:r>
+    </w:p>
+    <w:p>
+      <w:pPr>
+        <w:pBdr>
+          <w:top w:val="single" w:sz="4" w:space="1" w:color="auto"/>
+          <w:left w:val="single" w:sz="4" w:space="1" w:color="auto"/>
+          <w:bottom w:val="single" w:sz="4" w:space="1" w:color="auto"/>
+          <w:right w:val="single" w:sz="4" w:space="1" w:color="auto"/>
+        </w:pBdr>
+        <w:shd w:val="clear" w:color="auto" w:fill="FFFFFF"/>
+        <w:spacing w:after="0" w:line="285" w:lineRule="atLeast"/>
+        <w:rPr>
+          <w:rFonts w:ascii="Consolas" w:eastAsia="Times New Roman" w:hAnsi="Consolas" w:cs="Times New Roman"/>
+          <w:color w:val="000000"/>
+          <w:kern w:val="0"/>
+          <w:sz w:val="21"/>
+          <w:szCs w:val="21"/>
+          <w14:ligatures w14:val="none"/>
+        </w:rPr>
+      </w:pPr>
+      <w:proofErr w:type="spellStart"/>
+      <w:r>
+        <w:rPr>
+          <w:rFonts w:ascii="Consolas" w:eastAsia="Times New Roman" w:hAnsi="Consolas" w:cs="Times New Roman"/>
+          <w:color w:val="000000"/>
+          <w:kern w:val="0"/>
+          <w:sz w:val="21"/>
+          <w:szCs w:val="21"/>
+          <w14:ligatures w14:val="none"/>
+        </w:rPr>
+        <w:t>step_pin</w:t>
+      </w:r>
+      <w:proofErr w:type="spellEnd"/>
+      <w:r>
+        <w:rPr>
+          <w:rFonts w:ascii="Consolas" w:eastAsia="Times New Roman" w:hAnsi="Consolas" w:cs="Times New Roman"/>
+          <w:color w:val="000000"/>
+          <w:kern w:val="0"/>
+          <w:sz w:val="21"/>
+          <w:szCs w:val="21"/>
+          <w14:ligatures w14:val="none"/>
+        </w:rPr>
+        <w:t>: PF0</w:t>
+      </w:r>
+    </w:p>
+    <w:p>
+      <w:pPr>
+        <w:pBdr>
+          <w:top w:val="single" w:sz="4" w:space="1" w:color="auto"/>
+          <w:left w:val="single" w:sz="4" w:space="1" w:color="auto"/>
+          <w:bottom w:val="single" w:sz="4" w:space="1" w:color="auto"/>
+          <w:right w:val="single" w:sz="4" w:space="1" w:color="auto"/>
+        </w:pBdr>
+        <w:shd w:val="clear" w:color="auto" w:fill="FFFFFF"/>
+        <w:spacing w:after="0" w:line="285" w:lineRule="atLeast"/>
+        <w:rPr>
+          <w:rFonts w:ascii="Consolas" w:eastAsia="Times New Roman" w:hAnsi="Consolas" w:cs="Times New Roman"/>
+          <w:color w:val="000000"/>
+          <w:kern w:val="0"/>
+          <w:sz w:val="21"/>
+          <w:szCs w:val="21"/>
+          <w14:ligatures w14:val="none"/>
+        </w:rPr>
+      </w:pPr>
+      <w:proofErr w:type="spellStart"/>
+      <w:r>
+        <w:rPr>
+          <w:rFonts w:ascii="Consolas" w:eastAsia="Times New Roman" w:hAnsi="Consolas" w:cs="Times New Roman"/>
+          <w:color w:val="000000"/>
+          <w:kern w:val="0"/>
+          <w:sz w:val="21"/>
+          <w:szCs w:val="21"/>
+          <w14:ligatures w14:val="none"/>
+        </w:rPr>
+        <w:t>dir_pin</w:t>
+      </w:r>
+      <w:proofErr w:type="spellEnd"/>
+      <w:r>
+        <w:rPr>
+          <w:rFonts w:ascii="Consolas" w:eastAsia="Times New Roman" w:hAnsi="Consolas" w:cs="Times New Roman"/>
+          <w:color w:val="000000"/>
+          <w:kern w:val="0"/>
+          <w:sz w:val="21"/>
+          <w:szCs w:val="21"/>
+          <w14:ligatures w14:val="none"/>
+        </w:rPr>
+        <w:t>: PF1</w:t>
+      </w:r>
+    </w:p>
+    <w:p>
+      <w:pPr>
+        <w:pBdr>
+          <w:top w:val="single" w:sz="4" w:space="1" w:color="auto"/>
+          <w:left w:val="single" w:sz="4" w:space="1" w:color="auto"/>
+          <w:bottom w:val="single" w:sz="4" w:space="1" w:color="auto"/>
+          <w:right w:val="single" w:sz="4" w:space="1" w:color="auto"/>
+        </w:pBdr>
+        <w:shd w:val="clear" w:color="auto" w:fill="FFFFFF"/>
+        <w:spacing w:after="0" w:line="285" w:lineRule="atLeast"/>
+        <w:rPr>
+          <w:rFonts w:ascii="Consolas" w:eastAsia="Times New Roman" w:hAnsi="Consolas" w:cs="Times New Roman"/>
+          <w:color w:val="000000"/>
+          <w:kern w:val="0"/>
+          <w:sz w:val="21"/>
+          <w:szCs w:val="21"/>
+          <w14:ligatures w14:val="none"/>
+        </w:rPr>
+      </w:pPr>
+      <w:proofErr w:type="spellStart"/>
+      <w:r>
+        <w:rPr>
+          <w:rFonts w:ascii="Consolas" w:eastAsia="Times New Roman" w:hAnsi="Consolas" w:cs="Times New Roman"/>
+          <w:color w:val="000000"/>
+          <w:kern w:val="0"/>
+          <w:sz w:val="21"/>
+          <w:szCs w:val="21"/>
+          <w14:ligatures w14:val="none"/>
+        </w:rPr>
+        <w:t>enable_pin</w:t>
+      </w:r>
+      <w:proofErr w:type="spellEnd"/>
+      <w:proofErr w:type="gramStart"/>
+      <w:r>
+        <w:rPr>
+          <w:rFonts w:ascii="Consolas" w:eastAsia="Times New Roman" w:hAnsi="Consolas" w:cs="Times New Roman"/>
+          <w:color w:val="000000"/>
+          <w:kern w:val="0"/>
+          <w:sz w:val="21"/>
+          <w:szCs w:val="21"/>
+          <w14:ligatures w14:val="none"/>
+        </w:rPr>
+        <w:t>: !PD</w:t>
+      </w:r>
+      <w:proofErr w:type="gramEnd"/>
+      <w:r>
+        <w:rPr>
+          <w:rFonts w:ascii="Consolas" w:eastAsia="Times New Roman" w:hAnsi="Consolas" w:cs="Times New Roman"/>
+          <w:color w:val="000000"/>
+          <w:kern w:val="0"/>
+          <w:sz w:val="21"/>
+          <w:szCs w:val="21"/>
+          <w14:ligatures w14:val="none"/>
+        </w:rPr>
+        <w:t>7</w:t>
+      </w:r>
+    </w:p>
+    <w:p>
+      <w:pPr>
+        <w:pBdr>
+          <w:top w:val="single" w:sz="4" w:space="1" w:color="auto"/>
+          <w:left w:val="single" w:sz="4" w:space="1" w:color="auto"/>
+          <w:bottom w:val="single" w:sz="4" w:space="1" w:color="auto"/>
+          <w:right w:val="single" w:sz="4" w:space="1" w:color="auto"/>
+        </w:pBdr>
+        <w:shd w:val="clear" w:color="auto" w:fill="FFFFFF"/>
+        <w:spacing w:after="0" w:line="285" w:lineRule="atLeast"/>
+        <w:rPr>
+          <w:rFonts w:ascii="Consolas" w:eastAsia="Times New Roman" w:hAnsi="Consolas" w:cs="Times New Roman"/>
+          <w:color w:val="000000"/>
+          <w:kern w:val="0"/>
+          <w:sz w:val="21"/>
+          <w:szCs w:val="21"/>
+          <w14:ligatures w14:val="none"/>
+        </w:rPr>
+      </w:pPr>
+      <w:proofErr w:type="spellStart"/>
+      <w:r>
+        <w:rPr>
+          <w:rFonts w:ascii="Consolas" w:eastAsia="Times New Roman" w:hAnsi="Consolas" w:cs="Times New Roman"/>
+          <w:color w:val="000000"/>
+          <w:kern w:val="0"/>
+          <w:sz w:val="21"/>
+          <w:szCs w:val="21"/>
+          <w14:ligatures w14:val="none"/>
+        </w:rPr>
+        <w:t>microsteps</w:t>
+      </w:r>
+      <w:proofErr w:type="spellEnd"/>
+      <w:r>
+        <w:rPr>
+          <w:rFonts w:ascii="Consolas" w:eastAsia="Times New Roman" w:hAnsi="Consolas" w:cs="Times New Roman"/>
+          <w:color w:val="000000"/>
+          <w:kern w:val="0"/>
+          <w:sz w:val="21"/>
+          <w:szCs w:val="21"/>
+          <w14:ligatures w14:val="none"/>
+        </w:rPr>
+        <w:t>: 16</w:t>
+      </w:r>
+    </w:p>
+    <w:p>
+      <w:pPr>
+        <w:pBdr>
+          <w:top w:val="single" w:sz="4" w:space="1" w:color="auto"/>
+          <w:left w:val="single" w:sz="4" w:space="1" w:color="auto"/>
+          <w:bottom w:val="single" w:sz="4" w:space="1" w:color="auto"/>
+          <w:right w:val="single" w:sz="4" w:space="1" w:color="auto"/>
+        </w:pBdr>
+        <w:shd w:val="clear" w:color="auto" w:fill="FFFFFF"/>
+        <w:spacing w:after="0" w:line="285" w:lineRule="atLeast"/>
+        <w:rPr>
+          <w:rFonts w:ascii="Consolas" w:eastAsia="Times New Roman" w:hAnsi="Consolas" w:cs="Times New Roman"/>
+          <w:color w:val="000000"/>
+          <w:kern w:val="0"/>
+          <w:sz w:val="21"/>
+          <w:szCs w:val="21"/>
+          <w14:ligatures w14:val="none"/>
+        </w:rPr>
+      </w:pPr>
+      <w:proofErr w:type="spellStart"/>
+      <w:r>
+        <w:rPr>
+          <w:rFonts w:ascii="Consolas" w:eastAsia="Times New Roman" w:hAnsi="Consolas" w:cs="Times New Roman"/>
+          <w:color w:val="000000"/>
+          <w:kern w:val="0"/>
+          <w:sz w:val="21"/>
+          <w:szCs w:val="21"/>
+          <w14:ligatures w14:val="none"/>
+        </w:rPr>
+        <w:t>rotation_distance</w:t>
+      </w:r>
+      <w:proofErr w:type="spellEnd"/>
+      <w:r>
+        <w:rPr>
+          <w:rFonts w:ascii="Consolas" w:eastAsia="Times New Roman" w:hAnsi="Consolas" w:cs="Times New Roman"/>
+          <w:color w:val="000000"/>
+          <w:kern w:val="0"/>
+          <w:sz w:val="21"/>
+          <w:szCs w:val="21"/>
+          <w14:ligatures w14:val="none"/>
+        </w:rPr>
+        <w:t>: 40</w:t>
+      </w:r>
+    </w:p>
+    <w:p>
+      <w:pPr>
+        <w:pBdr>
+          <w:top w:val="single" w:sz="4" w:space="1" w:color="auto"/>
+          <w:left w:val="single" w:sz="4" w:space="1" w:color="auto"/>
+          <w:bottom w:val="single" w:sz="4" w:space="1" w:color="auto"/>
+          <w:right w:val="single" w:sz="4" w:space="1" w:color="auto"/>
+        </w:pBdr>
+        <w:shd w:val="clear" w:color="auto" w:fill="FFFFFF"/>
+        <w:spacing w:after="0" w:line="285" w:lineRule="atLeast"/>
+        <w:rPr>
+          <w:rFonts w:ascii="Consolas" w:eastAsia="Times New Roman" w:hAnsi="Consolas" w:cs="Times New Roman"/>
+          <w:color w:val="000000"/>
+          <w:kern w:val="0"/>
+          <w:sz w:val="21"/>
+          <w:szCs w:val="21"/>
+          <w14:ligatures w14:val="none"/>
+        </w:rPr>
+      </w:pPr>
+      <w:proofErr w:type="spellStart"/>
+      <w:r>
+        <w:rPr>
+          <w:rFonts w:ascii="Consolas" w:eastAsia="Times New Roman" w:hAnsi="Consolas" w:cs="Times New Roman"/>
+          <w:color w:val="000000"/>
+          <w:kern w:val="0"/>
+          <w:sz w:val="21"/>
+          <w:szCs w:val="21"/>
+          <w14:ligatures w14:val="none"/>
+        </w:rPr>
+        <w:t>endstop_pin</w:t>
+      </w:r>
+      <w:proofErr w:type="spellEnd"/>
+      <w:r>
+        <w:rPr>
+          <w:rFonts w:ascii="Consolas" w:eastAsia="Times New Roman" w:hAnsi="Consolas" w:cs="Times New Roman"/>
+          <w:color w:val="000000"/>
+          <w:kern w:val="0"/>
+          <w:sz w:val="21"/>
+          <w:szCs w:val="21"/>
+          <w14:ligatures w14:val="none"/>
+        </w:rPr>
+        <w:t>: ^PE5</w:t>
+      </w:r>
+    </w:p>
+    <w:p>
+      <w:pPr>
+        <w:pBdr>
+          <w:top w:val="single" w:sz="4" w:space="1" w:color="auto"/>
+          <w:left w:val="single" w:sz="4" w:space="1" w:color="auto"/>
+          <w:bottom w:val="single" w:sz="4" w:space="1" w:color="auto"/>
+          <w:right w:val="single" w:sz="4" w:space="1" w:color="auto"/>
+        </w:pBdr>
+        <w:shd w:val="clear" w:color="auto" w:fill="FFFFFF"/>
+        <w:spacing w:after="0" w:line="285" w:lineRule="atLeast"/>
+        <w:rPr>
+          <w:rFonts w:ascii="Consolas" w:eastAsia="Times New Roman" w:hAnsi="Consolas" w:cs="Times New Roman"/>
+          <w:color w:val="000000"/>
+          <w:kern w:val="0"/>
+          <w:sz w:val="21"/>
+          <w:szCs w:val="21"/>
+          <w14:ligatures w14:val="none"/>
+        </w:rPr>
+      </w:pPr>
+      <w:proofErr w:type="spellStart"/>
+      <w:r>
+        <w:rPr>
+          <w:rFonts w:ascii="Consolas" w:eastAsia="Times New Roman" w:hAnsi="Consolas" w:cs="Times New Roman"/>
+          <w:color w:val="000000"/>
+          <w:kern w:val="0"/>
+          <w:sz w:val="21"/>
+          <w:szCs w:val="21"/>
+          <w14:ligatures w14:val="none"/>
+        </w:rPr>
+        <w:t>position_endstop</w:t>
+      </w:r>
+      <w:proofErr w:type="spellEnd"/>
+      <w:r>
+        <w:rPr>
+          <w:rFonts w:ascii="Consolas" w:eastAsia="Times New Roman" w:hAnsi="Consolas" w:cs="Times New Roman"/>
+          <w:color w:val="000000"/>
+          <w:kern w:val="0"/>
+          <w:sz w:val="21"/>
+          <w:szCs w:val="21"/>
+          <w14:ligatures w14:val="none"/>
+        </w:rPr>
+        <w:t>: 0</w:t>
+      </w:r>
+    </w:p>
+    <w:p>
+      <w:pPr>
+        <w:pBdr>
+          <w:top w:val="single" w:sz="4" w:space="1" w:color="auto"/>
+          <w:left w:val="single" w:sz="4" w:space="1" w:color="auto"/>
+          <w:bottom w:val="single" w:sz="4" w:space="1" w:color="auto"/>
+          <w:right w:val="single" w:sz="4" w:space="1" w:color="auto"/>
+        </w:pBdr>
+        <w:shd w:val="clear" w:color="auto" w:fill="FFFFFF"/>
+        <w:spacing w:after="0" w:line="285" w:lineRule="atLeast"/>
+        <w:rPr>
+          <w:rFonts w:ascii="Consolas" w:eastAsia="Times New Roman" w:hAnsi="Consolas" w:cs="Times New Roman"/>
+          <w:color w:val="000000"/>
+          <w:kern w:val="0"/>
+          <w:sz w:val="21"/>
+          <w:szCs w:val="21"/>
+          <w14:ligatures w14:val="none"/>
+        </w:rPr>
+      </w:pPr>
+      <w:proofErr w:type="spellStart"/>
+      <w:r>
+        <w:rPr>
+          <w:rFonts w:ascii="Consolas" w:eastAsia="Times New Roman" w:hAnsi="Consolas" w:cs="Times New Roman"/>
+          <w:color w:val="000000"/>
+          <w:kern w:val="0"/>
+          <w:sz w:val="21"/>
+          <w:szCs w:val="21"/>
+          <w14:ligatures w14:val="none"/>
+        </w:rPr>
+        <w:t>position_max</w:t>
+      </w:r>
+      <w:proofErr w:type="spellEnd"/>
+      <w:r>
+        <w:rPr>
+          <w:rFonts w:ascii="Consolas" w:eastAsia="Times New Roman" w:hAnsi="Consolas" w:cs="Times New Roman"/>
+          <w:color w:val="000000"/>
+          <w:kern w:val="0"/>
+          <w:sz w:val="21"/>
+          <w:szCs w:val="21"/>
+          <w14:ligatures w14:val="none"/>
+        </w:rPr>
+        <w:t>: 200</w:t>
+      </w:r>
+    </w:p>
+    <w:p>
+      <w:pPr>
+        <w:pBdr>
+          <w:top w:val="single" w:sz="4" w:space="1" w:color="auto"/>
+          <w:left w:val="single" w:sz="4" w:space="1" w:color="auto"/>
+          <w:bottom w:val="single" w:sz="4" w:space="1" w:color="auto"/>
+          <w:right w:val="single" w:sz="4" w:space="1" w:color="auto"/>
+        </w:pBdr>
+        <w:shd w:val="clear" w:color="auto" w:fill="FFFFFF"/>
+        <w:spacing w:after="0" w:line="285" w:lineRule="atLeast"/>
+        <w:rPr>
+          <w:rFonts w:ascii="Consolas" w:eastAsia="Times New Roman" w:hAnsi="Consolas" w:cs="Times New Roman"/>
+          <w:color w:val="000000"/>
+          <w:kern w:val="0"/>
+          <w:sz w:val="21"/>
+          <w:szCs w:val="21"/>
+          <w14:ligatures w14:val="none"/>
+        </w:rPr>
+      </w:pPr>
+      <w:proofErr w:type="spellStart"/>
+      <w:r>
+        <w:rPr>
+          <w:rFonts w:ascii="Consolas" w:eastAsia="Times New Roman" w:hAnsi="Consolas" w:cs="Times New Roman"/>
+          <w:color w:val="000000"/>
+          <w:kern w:val="0"/>
+          <w:sz w:val="21"/>
+          <w:szCs w:val="21"/>
+          <w14:ligatures w14:val="none"/>
+        </w:rPr>
+        <w:t>homing_speed</w:t>
+      </w:r>
+      <w:proofErr w:type="spellEnd"/>
+      <w:r>
+        <w:rPr>
+          <w:rFonts w:ascii="Consolas" w:eastAsia="Times New Roman" w:hAnsi="Consolas" w:cs="Times New Roman"/>
+          <w:color w:val="000000"/>
+          <w:kern w:val="0"/>
+          <w:sz w:val="21"/>
+          <w:szCs w:val="21"/>
+          <w14:ligatures w14:val="none"/>
+        </w:rPr>
+        <w:t>: 50</w:t>
+      </w:r>
+    </w:p>
+    <w:p>
+      <w:pPr>
+        <w:pBdr>
+          <w:top w:val="single" w:sz="4" w:space="1" w:color="auto"/>
+          <w:left w:val="single" w:sz="4" w:space="1" w:color="auto"/>
+          <w:bottom w:val="single" w:sz="4" w:space="1" w:color="auto"/>
+          <w:right w:val="single" w:sz="4" w:space="1" w:color="auto"/>
+        </w:pBdr>
+        <w:shd w:val="clear" w:color="auto" w:fill="FFFFFF"/>
+        <w:spacing w:after="0" w:line="285" w:lineRule="atLeast"/>
+        <w:rPr>
+          <w:rFonts w:ascii="Consolas" w:eastAsia="Times New Roman" w:hAnsi="Consolas" w:cs="Times New Roman"/>
+          <w:color w:val="000000"/>
+          <w:kern w:val="0"/>
+          <w:sz w:val="21"/>
+          <w:szCs w:val="21"/>
+          <w14:ligatures w14:val="none"/>
+        </w:rPr>
+      </w:pPr>
+    </w:p>
+    <w:p>
+      <w:pPr>
+        <w:pBdr>
+          <w:top w:val="single" w:sz="4" w:space="1" w:color="auto"/>
+          <w:left w:val="single" w:sz="4" w:space="1" w:color="auto"/>
+          <w:bottom w:val="single" w:sz="4" w:space="1" w:color="auto"/>
+          <w:right w:val="single" w:sz="4" w:space="1" w:color="auto"/>
+        </w:pBdr>
+        <w:shd w:val="clear" w:color="auto" w:fill="FFFFFF"/>
+        <w:spacing w:after="0" w:line="285" w:lineRule="atLeast"/>
+        <w:rPr>
+          <w:rFonts w:ascii="Consolas" w:eastAsia="Times New Roman" w:hAnsi="Consolas" w:cs="Times New Roman"/>
+          <w:color w:val="000000"/>
+          <w:kern w:val="0"/>
+          <w:sz w:val="21"/>
+          <w:szCs w:val="21"/>
+          <w14:ligatures w14:val="none"/>
+        </w:rPr>
+      </w:pPr>
+      <w:r>
+        <w:rPr>
+          <w:rFonts w:ascii="Consolas" w:eastAsia="Times New Roman" w:hAnsi="Consolas" w:cs="Times New Roman"/>
+          <w:color w:val="000000"/>
+          <w:kern w:val="0"/>
+          <w:sz w:val="21"/>
+          <w:szCs w:val="21"/>
+          <w14:ligatures w14:val="none"/>
+        </w:rPr>
+        <w:t>[</w:t>
+      </w:r>
+      <w:proofErr w:type="spellStart"/>
+      <w:r>
+        <w:rPr>
+          <w:rFonts w:ascii="Consolas" w:eastAsia="Times New Roman" w:hAnsi="Consolas" w:cs="Times New Roman"/>
+          <w:color w:val="000000"/>
+          <w:kern w:val="0"/>
+          <w:sz w:val="21"/>
+          <w:szCs w:val="21"/>
+          <w14:ligatures w14:val="none"/>
+        </w:rPr>
+        <w:t>stepper_y</w:t>
+      </w:r>
+      <w:proofErr w:type="spellEnd"/>
+      <w:r>
+        <w:rPr>
+          <w:rFonts w:ascii="Consolas" w:eastAsia="Times New Roman" w:hAnsi="Consolas" w:cs="Times New Roman"/>
+          <w:color w:val="000000"/>
+          <w:kern w:val="0"/>
+          <w:sz w:val="21"/>
+          <w:szCs w:val="21"/>
+          <w14:ligatures w14:val="none"/>
+        </w:rPr>
+        <w:t>]</w:t>
+      </w:r>
+    </w:p>
+    <w:p>
+      <w:pPr>
+        <w:pBdr>
+          <w:top w:val="single" w:sz="4" w:space="1" w:color="auto"/>
+          <w:left w:val="single" w:sz="4" w:space="1" w:color="auto"/>
+          <w:bottom w:val="single" w:sz="4" w:space="1" w:color="auto"/>
+          <w:right w:val="single" w:sz="4" w:space="1" w:color="auto"/>
+        </w:pBdr>
+        <w:shd w:val="clear" w:color="auto" w:fill="FFFFFF"/>
+        <w:spacing w:after="0" w:line="285" w:lineRule="atLeast"/>
+        <w:rPr>
+          <w:rFonts w:ascii="Consolas" w:eastAsia="Times New Roman" w:hAnsi="Consolas" w:cs="Times New Roman"/>
+          <w:color w:val="000000"/>
+          <w:kern w:val="0"/>
+          <w:sz w:val="21"/>
+          <w:szCs w:val="21"/>
+          <w14:ligatures w14:val="none"/>
+        </w:rPr>
+      </w:pPr>
+      <w:proofErr w:type="spellStart"/>
+      <w:r>
+        <w:rPr>
+          <w:rFonts w:ascii="Consolas" w:eastAsia="Times New Roman" w:hAnsi="Consolas" w:cs="Times New Roman"/>
+          <w:color w:val="000000"/>
+          <w:kern w:val="0"/>
+          <w:sz w:val="21"/>
+          <w:szCs w:val="21"/>
+          <w14:ligatures w14:val="none"/>
+        </w:rPr>
+        <w:t>step_pin</w:t>
+      </w:r>
+      <w:proofErr w:type="spellEnd"/>
+      <w:r>
+        <w:rPr>
+          <w:rFonts w:ascii="Consolas" w:eastAsia="Times New Roman" w:hAnsi="Consolas" w:cs="Times New Roman"/>
+          <w:color w:val="000000"/>
+          <w:kern w:val="0"/>
+          <w:sz w:val="21"/>
+          <w:szCs w:val="21"/>
+          <w14:ligatures w14:val="none"/>
+        </w:rPr>
+        <w:t>: PF6</w:t>
+      </w:r>
+    </w:p>
+    <w:p>
+      <w:pPr>
+        <w:pBdr>
+          <w:top w:val="single" w:sz="4" w:space="1" w:color="auto"/>
+          <w:left w:val="single" w:sz="4" w:space="1" w:color="auto"/>
+          <w:bottom w:val="single" w:sz="4" w:space="1" w:color="auto"/>
+          <w:right w:val="single" w:sz="4" w:space="1" w:color="auto"/>
+        </w:pBdr>
+        <w:shd w:val="clear" w:color="auto" w:fill="FFFFFF"/>
+        <w:spacing w:after="0" w:line="285" w:lineRule="atLeast"/>
+        <w:rPr>
+          <w:rFonts w:ascii="Consolas" w:eastAsia="Times New Roman" w:hAnsi="Consolas" w:cs="Times New Roman"/>
+          <w:color w:val="000000"/>
+          <w:kern w:val="0"/>
+          <w:sz w:val="21"/>
+          <w:szCs w:val="21"/>
+          <w14:ligatures w14:val="none"/>
+        </w:rPr>
+      </w:pPr>
+      <w:proofErr w:type="spellStart"/>
+      <w:r>
+        <w:rPr>
+          <w:rFonts w:ascii="Consolas" w:eastAsia="Times New Roman" w:hAnsi="Consolas" w:cs="Times New Roman"/>
+          <w:color w:val="000000"/>
+          <w:kern w:val="0"/>
+          <w:sz w:val="21"/>
+          <w:szCs w:val="21"/>
+          <w14:ligatures w14:val="none"/>
+        </w:rPr>
+        <w:t>dir_pin</w:t>
+      </w:r>
+      <w:proofErr w:type="spellEnd"/>
+      <w:r>
+        <w:rPr>
+          <w:rFonts w:ascii="Consolas" w:eastAsia="Times New Roman" w:hAnsi="Consolas" w:cs="Times New Roman"/>
+          <w:color w:val="000000"/>
+          <w:kern w:val="0"/>
+          <w:sz w:val="21"/>
+          <w:szCs w:val="21"/>
+          <w14:ligatures w14:val="none"/>
+        </w:rPr>
+        <w:t>: PF7</w:t>
+      </w:r>
+    </w:p>
+    <w:p>
+      <w:pPr>
+        <w:pBdr>
+          <w:top w:val="single" w:sz="4" w:space="1" w:color="auto"/>
+          <w:left w:val="single" w:sz="4" w:space="1" w:color="auto"/>
+          <w:bottom w:val="single" w:sz="4" w:space="1" w:color="auto"/>
+          <w:right w:val="single" w:sz="4" w:space="1" w:color="auto"/>
+        </w:pBdr>
+        <w:shd w:val="clear" w:color="auto" w:fill="FFFFFF"/>
+        <w:spacing w:after="0" w:line="285" w:lineRule="atLeast"/>
+        <w:rPr>
+          <w:rFonts w:ascii="Consolas" w:eastAsia="Times New Roman" w:hAnsi="Consolas" w:cs="Times New Roman"/>
+          <w:color w:val="000000"/>
+          <w:kern w:val="0"/>
+          <w:sz w:val="21"/>
+          <w:szCs w:val="21"/>
+          <w14:ligatures w14:val="none"/>
+        </w:rPr>
+      </w:pPr>
+      <w:proofErr w:type="spellStart"/>
+      <w:r>
+        <w:rPr>
+          <w:rFonts w:ascii="Consolas" w:eastAsia="Times New Roman" w:hAnsi="Consolas" w:cs="Times New Roman"/>
+          <w:color w:val="000000"/>
+          <w:kern w:val="0"/>
+          <w:sz w:val="21"/>
+          <w:szCs w:val="21"/>
+          <w14:ligatures w14:val="none"/>
+        </w:rPr>
+        <w:t>enable_pin</w:t>
+      </w:r>
+      <w:proofErr w:type="spellEnd"/>
+      <w:proofErr w:type="gramStart"/>
+      <w:r>
+        <w:rPr>
+          <w:rFonts w:ascii="Consolas" w:eastAsia="Times New Roman" w:hAnsi="Consolas" w:cs="Times New Roman"/>
+          <w:color w:val="000000"/>
+          <w:kern w:val="0"/>
+          <w:sz w:val="21"/>
+          <w:szCs w:val="21"/>
+          <w14:ligatures w14:val="none"/>
+        </w:rPr>
+        <w:t>: !PF</w:t>
+      </w:r>
+      <w:proofErr w:type="gramEnd"/>
+      <w:r>
+        <w:rPr>
+          <w:rFonts w:ascii="Consolas" w:eastAsia="Times New Roman" w:hAnsi="Consolas" w:cs="Times New Roman"/>
+          <w:color w:val="000000"/>
+          <w:kern w:val="0"/>
+          <w:sz w:val="21"/>
+          <w:szCs w:val="21"/>
+          <w14:ligatures w14:val="none"/>
+        </w:rPr>
+        <w:t>2</w:t>
+      </w:r>
+    </w:p>
+    <w:p>
+      <w:pPr>
+        <w:pBdr>
+          <w:top w:val="single" w:sz="4" w:space="1" w:color="auto"/>
+          <w:left w:val="single" w:sz="4" w:space="1" w:color="auto"/>
+          <w:bottom w:val="single" w:sz="4" w:space="1" w:color="auto"/>
+          <w:right w:val="single" w:sz="4" w:space="1" w:color="auto"/>
+        </w:pBdr>
+        <w:shd w:val="clear" w:color="auto" w:fill="FFFFFF"/>
+        <w:spacing w:after="0" w:line="285" w:lineRule="atLeast"/>
+        <w:rPr>
+          <w:rFonts w:ascii="Consolas" w:eastAsia="Times New Roman" w:hAnsi="Consolas" w:cs="Times New Roman"/>
+          <w:color w:val="000000"/>
+          <w:kern w:val="0"/>
+          <w:sz w:val="21"/>
+          <w:szCs w:val="21"/>
+          <w14:ligatures w14:val="none"/>
+        </w:rPr>
+      </w:pPr>
+      <w:proofErr w:type="spellStart"/>
+      <w:r>
+        <w:rPr>
+          <w:rFonts w:ascii="Consolas" w:eastAsia="Times New Roman" w:hAnsi="Consolas" w:cs="Times New Roman"/>
+          <w:color w:val="000000"/>
+          <w:kern w:val="0"/>
+          <w:sz w:val="21"/>
+          <w:szCs w:val="21"/>
+          <w14:ligatures w14:val="none"/>
+        </w:rPr>
+        <w:t>microsteps</w:t>
+      </w:r>
+      <w:proofErr w:type="spellEnd"/>
+      <w:r>
+        <w:rPr>
+          <w:rFonts w:ascii="Consolas" w:eastAsia="Times New Roman" w:hAnsi="Consolas" w:cs="Times New Roman"/>
+          <w:color w:val="000000"/>
+          <w:kern w:val="0"/>
+          <w:sz w:val="21"/>
+          <w:szCs w:val="21"/>
+          <w14:ligatures w14:val="none"/>
+        </w:rPr>
+        <w:t>: 16</w:t>
+      </w:r>
+    </w:p>
+    <w:p>
+      <w:pPr>
+        <w:pBdr>
+          <w:top w:val="single" w:sz="4" w:space="1" w:color="auto"/>
+          <w:left w:val="single" w:sz="4" w:space="1" w:color="auto"/>
+          <w:bottom w:val="single" w:sz="4" w:space="1" w:color="auto"/>
+          <w:right w:val="single" w:sz="4" w:space="1" w:color="auto"/>
+        </w:pBdr>
+        <w:shd w:val="clear" w:color="auto" w:fill="FFFFFF"/>
+        <w:spacing w:after="0" w:line="285" w:lineRule="atLeast"/>
+        <w:rPr>
+          <w:rFonts w:ascii="Consolas" w:eastAsia="Times New Roman" w:hAnsi="Consolas" w:cs="Times New Roman"/>
+          <w:color w:val="000000"/>
+          <w:kern w:val="0"/>
+          <w:sz w:val="21"/>
+          <w:szCs w:val="21"/>
+          <w14:ligatures w14:val="none"/>
+        </w:rPr>
+      </w:pPr>
+      <w:proofErr w:type="spellStart"/>
+      <w:r>
+        <w:rPr>
+          <w:rFonts w:ascii="Consolas" w:eastAsia="Times New Roman" w:hAnsi="Consolas" w:cs="Times New Roman"/>
+          <w:color w:val="000000"/>
+          <w:kern w:val="0"/>
+          <w:sz w:val="21"/>
+          <w:szCs w:val="21"/>
+          <w14:ligatures w14:val="none"/>
+        </w:rPr>
+        <w:t>rotation_distance</w:t>
+      </w:r>
+      <w:proofErr w:type="spellEnd"/>
+      <w:r>
+        <w:rPr>
+          <w:rFonts w:ascii="Consolas" w:eastAsia="Times New Roman" w:hAnsi="Consolas" w:cs="Times New Roman"/>
+          <w:color w:val="000000"/>
+          <w:kern w:val="0"/>
+          <w:sz w:val="21"/>
+          <w:szCs w:val="21"/>
+          <w14:ligatures w14:val="none"/>
+        </w:rPr>
+        <w:t>: 40</w:t>
+      </w:r>
+    </w:p>
+    <w:p>
+      <w:pPr>
+        <w:pBdr>
+          <w:top w:val="single" w:sz="4" w:space="1" w:color="auto"/>
+          <w:left w:val="single" w:sz="4" w:space="1" w:color="auto"/>
+          <w:bottom w:val="single" w:sz="4" w:space="1" w:color="auto"/>
+          <w:right w:val="single" w:sz="4" w:space="1" w:color="auto"/>
+        </w:pBdr>
+        <w:shd w:val="clear" w:color="auto" w:fill="FFFFFF"/>
+        <w:spacing w:after="0" w:line="285" w:lineRule="atLeast"/>
+        <w:rPr>
+          <w:rFonts w:ascii="Consolas" w:eastAsia="Times New Roman" w:hAnsi="Consolas" w:cs="Times New Roman"/>
+          <w:color w:val="000000"/>
+          <w:kern w:val="0"/>
+          <w:sz w:val="21"/>
+          <w:szCs w:val="21"/>
+          <w14:ligatures w14:val="none"/>
+        </w:rPr>
+      </w:pPr>
+      <w:proofErr w:type="spellStart"/>
+      <w:r>
+        <w:rPr>
+          <w:rFonts w:ascii="Consolas" w:eastAsia="Times New Roman" w:hAnsi="Consolas" w:cs="Times New Roman"/>
+          <w:color w:val="000000"/>
+          <w:kern w:val="0"/>
+          <w:sz w:val="21"/>
+          <w:szCs w:val="21"/>
+          <w14:ligatures w14:val="none"/>
+        </w:rPr>
+        <w:t>endstop_pin</w:t>
+      </w:r>
+      <w:proofErr w:type="spellEnd"/>
+      <w:r>
+        <w:rPr>
+          <w:rFonts w:ascii="Consolas" w:eastAsia="Times New Roman" w:hAnsi="Consolas" w:cs="Times New Roman"/>
+          <w:color w:val="000000"/>
+          <w:kern w:val="0"/>
+          <w:sz w:val="21"/>
+          <w:szCs w:val="21"/>
+          <w14:ligatures w14:val="none"/>
+        </w:rPr>
+        <w:t>: ^PJ1</w:t>
+      </w:r>
+    </w:p>
+    <w:p>
+      <w:pPr>
+        <w:pBdr>
+          <w:top w:val="single" w:sz="4" w:space="1" w:color="auto"/>
+          <w:left w:val="single" w:sz="4" w:space="1" w:color="auto"/>
+          <w:bottom w:val="single" w:sz="4" w:space="1" w:color="auto"/>
+          <w:right w:val="single" w:sz="4" w:space="1" w:color="auto"/>
+        </w:pBdr>
+        <w:shd w:val="clear" w:color="auto" w:fill="FFFFFF"/>
+        <w:spacing w:after="0" w:line="285" w:lineRule="atLeast"/>
+        <w:rPr>
+          <w:rFonts w:ascii="Consolas" w:eastAsia="Times New Roman" w:hAnsi="Consolas" w:cs="Times New Roman"/>
+          <w:color w:val="000000"/>
+          <w:kern w:val="0"/>
+          <w:sz w:val="21"/>
+          <w:szCs w:val="21"/>
+          <w14:ligatures w14:val="none"/>
+        </w:rPr>
+      </w:pPr>
+      <w:proofErr w:type="spellStart"/>
+      <w:r>
+        <w:rPr>
+          <w:rFonts w:ascii="Consolas" w:eastAsia="Times New Roman" w:hAnsi="Consolas" w:cs="Times New Roman"/>
+          <w:color w:val="000000"/>
+          <w:kern w:val="0"/>
+          <w:sz w:val="21"/>
+          <w:szCs w:val="21"/>
+          <w14:ligatures w14:val="none"/>
+        </w:rPr>
+        <w:lastRenderedPageBreak/>
+        <w:t>position_endstop</w:t>
+      </w:r>
+      <w:proofErr w:type="spellEnd"/>
+      <w:r>
+        <w:rPr>
+          <w:rFonts w:ascii="Consolas" w:eastAsia="Times New Roman" w:hAnsi="Consolas" w:cs="Times New Roman"/>
+          <w:color w:val="000000"/>
+          <w:kern w:val="0"/>
+          <w:sz w:val="21"/>
+          <w:szCs w:val="21"/>
+          <w14:ligatures w14:val="none"/>
+        </w:rPr>
+        <w:t>: 0</w:t>
+      </w:r>
+    </w:p>
+    <w:p>
+      <w:pPr>
+        <w:pBdr>
+          <w:top w:val="single" w:sz="4" w:space="1" w:color="auto"/>
+          <w:left w:val="single" w:sz="4" w:space="1" w:color="auto"/>
+          <w:bottom w:val="single" w:sz="4" w:space="1" w:color="auto"/>
+          <w:right w:val="single" w:sz="4" w:space="1" w:color="auto"/>
+        </w:pBdr>
+        <w:shd w:val="clear" w:color="auto" w:fill="FFFFFF"/>
+        <w:spacing w:after="0" w:line="285" w:lineRule="atLeast"/>
+        <w:rPr>
+          <w:rFonts w:ascii="Consolas" w:eastAsia="Times New Roman" w:hAnsi="Consolas" w:cs="Times New Roman"/>
+          <w:color w:val="000000"/>
+          <w:kern w:val="0"/>
+          <w:sz w:val="21"/>
+          <w:szCs w:val="21"/>
+          <w14:ligatures w14:val="none"/>
+        </w:rPr>
+      </w:pPr>
+      <w:proofErr w:type="spellStart"/>
+      <w:r>
+        <w:rPr>
+          <w:rFonts w:ascii="Consolas" w:eastAsia="Times New Roman" w:hAnsi="Consolas" w:cs="Times New Roman"/>
+          <w:color w:val="000000"/>
+          <w:kern w:val="0"/>
+          <w:sz w:val="21"/>
+          <w:szCs w:val="21"/>
+          <w14:ligatures w14:val="none"/>
+        </w:rPr>
+        <w:t>position_max</w:t>
+      </w:r>
+      <w:proofErr w:type="spellEnd"/>
+      <w:r>
+        <w:rPr>
+          <w:rFonts w:ascii="Consolas" w:eastAsia="Times New Roman" w:hAnsi="Consolas" w:cs="Times New Roman"/>
+          <w:color w:val="000000"/>
+          <w:kern w:val="0"/>
+          <w:sz w:val="21"/>
+          <w:szCs w:val="21"/>
+          <w14:ligatures w14:val="none"/>
+        </w:rPr>
+        <w:t>: 200</w:t>
+      </w:r>
+    </w:p>
+    <w:p>
+      <w:pPr>
+        <w:pBdr>
+          <w:top w:val="single" w:sz="4" w:space="1" w:color="auto"/>
+          <w:left w:val="single" w:sz="4" w:space="1" w:color="auto"/>
+          <w:bottom w:val="single" w:sz="4" w:space="1" w:color="auto"/>
+          <w:right w:val="single" w:sz="4" w:space="1" w:color="auto"/>
+        </w:pBdr>
+        <w:shd w:val="clear" w:color="auto" w:fill="FFFFFF"/>
+        <w:spacing w:after="0" w:line="285" w:lineRule="atLeast"/>
+        <w:rPr>
+          <w:rFonts w:ascii="Consolas" w:eastAsia="Times New Roman" w:hAnsi="Consolas" w:cs="Times New Roman"/>
+          <w:color w:val="000000"/>
+          <w:kern w:val="0"/>
+          <w:sz w:val="21"/>
+          <w:szCs w:val="21"/>
+          <w14:ligatures w14:val="none"/>
+        </w:rPr>
+      </w:pPr>
+      <w:proofErr w:type="spellStart"/>
+      <w:r>
+        <w:rPr>
+          <w:rFonts w:ascii="Consolas" w:eastAsia="Times New Roman" w:hAnsi="Consolas" w:cs="Times New Roman"/>
+          <w:color w:val="000000"/>
+          <w:kern w:val="0"/>
+          <w:sz w:val="21"/>
+          <w:szCs w:val="21"/>
+          <w14:ligatures w14:val="none"/>
+        </w:rPr>
+        <w:t>homing_speed</w:t>
+      </w:r>
+      <w:proofErr w:type="spellEnd"/>
+      <w:r>
+        <w:rPr>
+          <w:rFonts w:ascii="Consolas" w:eastAsia="Times New Roman" w:hAnsi="Consolas" w:cs="Times New Roman"/>
+          <w:color w:val="000000"/>
+          <w:kern w:val="0"/>
+          <w:sz w:val="21"/>
+          <w:szCs w:val="21"/>
+          <w14:ligatures w14:val="none"/>
+        </w:rPr>
+        <w:t>: 50</w:t>
+      </w:r>
+    </w:p>
+    <w:p>
+      <w:pPr>
+        <w:pBdr>
+          <w:top w:val="single" w:sz="4" w:space="1" w:color="auto"/>
+          <w:left w:val="single" w:sz="4" w:space="1" w:color="auto"/>
+          <w:bottom w:val="single" w:sz="4" w:space="1" w:color="auto"/>
+          <w:right w:val="single" w:sz="4" w:space="1" w:color="auto"/>
+        </w:pBdr>
+        <w:shd w:val="clear" w:color="auto" w:fill="FFFFFF"/>
+        <w:spacing w:after="0" w:line="285" w:lineRule="atLeast"/>
+        <w:rPr>
+          <w:rFonts w:ascii="Consolas" w:eastAsia="Times New Roman" w:hAnsi="Consolas" w:cs="Times New Roman"/>
+          <w:color w:val="000000"/>
+          <w:kern w:val="0"/>
+          <w:sz w:val="21"/>
+          <w:szCs w:val="21"/>
+          <w14:ligatures w14:val="none"/>
+        </w:rPr>
+      </w:pPr>
+    </w:p>
+    <w:p>
+      <w:pPr>
+        <w:pBdr>
+          <w:top w:val="single" w:sz="4" w:space="1" w:color="auto"/>
+          <w:left w:val="single" w:sz="4" w:space="1" w:color="auto"/>
+          <w:bottom w:val="single" w:sz="4" w:space="1" w:color="auto"/>
+          <w:right w:val="single" w:sz="4" w:space="1" w:color="auto"/>
+        </w:pBdr>
+        <w:shd w:val="clear" w:color="auto" w:fill="FFFFFF"/>
+        <w:spacing w:after="0" w:line="285" w:lineRule="atLeast"/>
+        <w:rPr>
+          <w:rFonts w:ascii="Consolas" w:eastAsia="Times New Roman" w:hAnsi="Consolas" w:cs="Times New Roman"/>
+          <w:color w:val="000000"/>
+          <w:kern w:val="0"/>
+          <w:sz w:val="21"/>
+          <w:szCs w:val="21"/>
+          <w14:ligatures w14:val="none"/>
+        </w:rPr>
+      </w:pPr>
+      <w:r>
+        <w:rPr>
+          <w:rFonts w:ascii="Consolas" w:eastAsia="Times New Roman" w:hAnsi="Consolas" w:cs="Times New Roman"/>
+          <w:color w:val="000000"/>
+          <w:kern w:val="0"/>
+          <w:sz w:val="21"/>
+          <w:szCs w:val="21"/>
+          <w14:ligatures w14:val="none"/>
+        </w:rPr>
+        <w:t>[</w:t>
+      </w:r>
+      <w:proofErr w:type="spellStart"/>
+      <w:r>
+        <w:rPr>
+          <w:rFonts w:ascii="Consolas" w:eastAsia="Times New Roman" w:hAnsi="Consolas" w:cs="Times New Roman"/>
+          <w:color w:val="000000"/>
+          <w:kern w:val="0"/>
+          <w:sz w:val="21"/>
+          <w:szCs w:val="21"/>
+          <w14:ligatures w14:val="none"/>
+        </w:rPr>
+        <w:t>stepper_z</w:t>
+      </w:r>
+      <w:proofErr w:type="spellEnd"/>
+      <w:r>
+        <w:rPr>
+          <w:rFonts w:ascii="Consolas" w:eastAsia="Times New Roman" w:hAnsi="Consolas" w:cs="Times New Roman"/>
+          <w:color w:val="000000"/>
+          <w:kern w:val="0"/>
+          <w:sz w:val="21"/>
+          <w:szCs w:val="21"/>
+          <w14:ligatures w14:val="none"/>
+        </w:rPr>
+        <w:t>]</w:t>
+      </w:r>
+    </w:p>
+    <w:p>
+      <w:pPr>
+        <w:pBdr>
+          <w:top w:val="single" w:sz="4" w:space="1" w:color="auto"/>
+          <w:left w:val="single" w:sz="4" w:space="1" w:color="auto"/>
+          <w:bottom w:val="single" w:sz="4" w:space="1" w:color="auto"/>
+          <w:right w:val="single" w:sz="4" w:space="1" w:color="auto"/>
+        </w:pBdr>
+        <w:shd w:val="clear" w:color="auto" w:fill="FFFFFF"/>
+        <w:spacing w:after="0" w:line="285" w:lineRule="atLeast"/>
+        <w:rPr>
+          <w:rFonts w:ascii="Consolas" w:eastAsia="Times New Roman" w:hAnsi="Consolas" w:cs="Times New Roman"/>
+          <w:color w:val="000000"/>
+          <w:kern w:val="0"/>
+          <w:sz w:val="21"/>
+          <w:szCs w:val="21"/>
+          <w14:ligatures w14:val="none"/>
+        </w:rPr>
+      </w:pPr>
+      <w:proofErr w:type="spellStart"/>
+      <w:r>
+        <w:rPr>
+          <w:rFonts w:ascii="Consolas" w:eastAsia="Times New Roman" w:hAnsi="Consolas" w:cs="Times New Roman"/>
+          <w:color w:val="000000"/>
+          <w:kern w:val="0"/>
+          <w:sz w:val="21"/>
+          <w:szCs w:val="21"/>
+          <w14:ligatures w14:val="none"/>
+        </w:rPr>
+        <w:t>step_pin</w:t>
+      </w:r>
+      <w:proofErr w:type="spellEnd"/>
+      <w:r>
+        <w:rPr>
+          <w:rFonts w:ascii="Consolas" w:eastAsia="Times New Roman" w:hAnsi="Consolas" w:cs="Times New Roman"/>
+          <w:color w:val="000000"/>
+          <w:kern w:val="0"/>
+          <w:sz w:val="21"/>
+          <w:szCs w:val="21"/>
+          <w14:ligatures w14:val="none"/>
+        </w:rPr>
+        <w:t>: PL3</w:t>
+      </w:r>
+    </w:p>
+    <w:p>
+      <w:pPr>
+        <w:pBdr>
+          <w:top w:val="single" w:sz="4" w:space="1" w:color="auto"/>
+          <w:left w:val="single" w:sz="4" w:space="1" w:color="auto"/>
+          <w:bottom w:val="single" w:sz="4" w:space="1" w:color="auto"/>
+          <w:right w:val="single" w:sz="4" w:space="1" w:color="auto"/>
+        </w:pBdr>
+        <w:shd w:val="clear" w:color="auto" w:fill="FFFFFF"/>
+        <w:spacing w:after="0" w:line="285" w:lineRule="atLeast"/>
+        <w:rPr>
+          <w:rFonts w:ascii="Consolas" w:eastAsia="Times New Roman" w:hAnsi="Consolas" w:cs="Times New Roman"/>
+          <w:color w:val="000000"/>
+          <w:kern w:val="0"/>
+          <w:sz w:val="21"/>
+          <w:szCs w:val="21"/>
+          <w14:ligatures w14:val="none"/>
+        </w:rPr>
+      </w:pPr>
+      <w:proofErr w:type="spellStart"/>
+      <w:r>
+        <w:rPr>
+          <w:rFonts w:ascii="Consolas" w:eastAsia="Times New Roman" w:hAnsi="Consolas" w:cs="Times New Roman"/>
+          <w:color w:val="000000"/>
+          <w:kern w:val="0"/>
+          <w:sz w:val="21"/>
+          <w:szCs w:val="21"/>
+          <w14:ligatures w14:val="none"/>
+        </w:rPr>
+        <w:t>dir_pin</w:t>
+      </w:r>
+      <w:proofErr w:type="spellEnd"/>
+      <w:r>
+        <w:rPr>
+          <w:rFonts w:ascii="Consolas" w:eastAsia="Times New Roman" w:hAnsi="Consolas" w:cs="Times New Roman"/>
+          <w:color w:val="000000"/>
+          <w:kern w:val="0"/>
+          <w:sz w:val="21"/>
+          <w:szCs w:val="21"/>
+          <w14:ligatures w14:val="none"/>
+        </w:rPr>
+        <w:t>: PL1</w:t>
+      </w:r>
+    </w:p>
+    <w:p>
+      <w:pPr>
+        <w:pBdr>
+          <w:top w:val="single" w:sz="4" w:space="1" w:color="auto"/>
+          <w:left w:val="single" w:sz="4" w:space="1" w:color="auto"/>
+          <w:bottom w:val="single" w:sz="4" w:space="1" w:color="auto"/>
+          <w:right w:val="single" w:sz="4" w:space="1" w:color="auto"/>
+        </w:pBdr>
+        <w:shd w:val="clear" w:color="auto" w:fill="FFFFFF"/>
+        <w:spacing w:after="0" w:line="285" w:lineRule="atLeast"/>
+        <w:rPr>
+          <w:rFonts w:ascii="Consolas" w:eastAsia="Times New Roman" w:hAnsi="Consolas" w:cs="Times New Roman"/>
+          <w:color w:val="000000"/>
+          <w:kern w:val="0"/>
+          <w:sz w:val="21"/>
+          <w:szCs w:val="21"/>
+          <w14:ligatures w14:val="none"/>
+        </w:rPr>
+      </w:pPr>
+      <w:proofErr w:type="spellStart"/>
+      <w:r>
+        <w:rPr>
+          <w:rFonts w:ascii="Consolas" w:eastAsia="Times New Roman" w:hAnsi="Consolas" w:cs="Times New Roman"/>
+          <w:color w:val="000000"/>
+          <w:kern w:val="0"/>
+          <w:sz w:val="21"/>
+          <w:szCs w:val="21"/>
+          <w14:ligatures w14:val="none"/>
+        </w:rPr>
+        <w:t>enable_pin</w:t>
+      </w:r>
+      <w:proofErr w:type="spellEnd"/>
+      <w:proofErr w:type="gramStart"/>
+      <w:r>
+        <w:rPr>
+          <w:rFonts w:ascii="Consolas" w:eastAsia="Times New Roman" w:hAnsi="Consolas" w:cs="Times New Roman"/>
+          <w:color w:val="000000"/>
+          <w:kern w:val="0"/>
+          <w:sz w:val="21"/>
+          <w:szCs w:val="21"/>
+          <w14:ligatures w14:val="none"/>
+        </w:rPr>
+        <w:t>: !PK</w:t>
+      </w:r>
+      <w:proofErr w:type="gramEnd"/>
+      <w:r>
+        <w:rPr>
+          <w:rFonts w:ascii="Consolas" w:eastAsia="Times New Roman" w:hAnsi="Consolas" w:cs="Times New Roman"/>
+          <w:color w:val="000000"/>
+          <w:kern w:val="0"/>
+          <w:sz w:val="21"/>
+          <w:szCs w:val="21"/>
+          <w14:ligatures w14:val="none"/>
+        </w:rPr>
+        <w:t>0</w:t>
+      </w:r>
+    </w:p>
+    <w:p>
+      <w:pPr>
+        <w:pBdr>
+          <w:top w:val="single" w:sz="4" w:space="1" w:color="auto"/>
+          <w:left w:val="single" w:sz="4" w:space="1" w:color="auto"/>
+          <w:bottom w:val="single" w:sz="4" w:space="1" w:color="auto"/>
+          <w:right w:val="single" w:sz="4" w:space="1" w:color="auto"/>
+        </w:pBdr>
+        <w:shd w:val="clear" w:color="auto" w:fill="FFFFFF"/>
+        <w:spacing w:after="0" w:line="285" w:lineRule="atLeast"/>
+        <w:rPr>
+          <w:rFonts w:ascii="Consolas" w:eastAsia="Times New Roman" w:hAnsi="Consolas" w:cs="Times New Roman"/>
+          <w:color w:val="000000"/>
+          <w:kern w:val="0"/>
+          <w:sz w:val="21"/>
+          <w:szCs w:val="21"/>
+          <w14:ligatures w14:val="none"/>
+        </w:rPr>
+      </w:pPr>
+      <w:proofErr w:type="spellStart"/>
+      <w:r>
+        <w:rPr>
+          <w:rFonts w:ascii="Consolas" w:eastAsia="Times New Roman" w:hAnsi="Consolas" w:cs="Times New Roman"/>
+          <w:color w:val="000000"/>
+          <w:kern w:val="0"/>
+          <w:sz w:val="21"/>
+          <w:szCs w:val="21"/>
+          <w14:ligatures w14:val="none"/>
+        </w:rPr>
+        <w:t>microsteps</w:t>
+      </w:r>
+      <w:proofErr w:type="spellEnd"/>
+      <w:r>
+        <w:rPr>
+          <w:rFonts w:ascii="Consolas" w:eastAsia="Times New Roman" w:hAnsi="Consolas" w:cs="Times New Roman"/>
+          <w:color w:val="000000"/>
+          <w:kern w:val="0"/>
+          <w:sz w:val="21"/>
+          <w:szCs w:val="21"/>
+          <w14:ligatures w14:val="none"/>
+        </w:rPr>
+        <w:t>: 16</w:t>
+      </w:r>
+    </w:p>
+    <w:p>
+      <w:pPr>
+        <w:pBdr>
+          <w:top w:val="single" w:sz="4" w:space="1" w:color="auto"/>
+          <w:left w:val="single" w:sz="4" w:space="1" w:color="auto"/>
+          <w:bottom w:val="single" w:sz="4" w:space="1" w:color="auto"/>
+          <w:right w:val="single" w:sz="4" w:space="1" w:color="auto"/>
+        </w:pBdr>
+        <w:shd w:val="clear" w:color="auto" w:fill="FFFFFF"/>
+        <w:spacing w:after="0" w:line="285" w:lineRule="atLeast"/>
+        <w:rPr>
+          <w:rFonts w:ascii="Consolas" w:eastAsia="Times New Roman" w:hAnsi="Consolas" w:cs="Times New Roman"/>
+          <w:color w:val="000000"/>
+          <w:kern w:val="0"/>
+          <w:sz w:val="21"/>
+          <w:szCs w:val="21"/>
+          <w14:ligatures w14:val="none"/>
+        </w:rPr>
+      </w:pPr>
+      <w:proofErr w:type="spellStart"/>
+      <w:r>
+        <w:rPr>
+          <w:rFonts w:ascii="Consolas" w:eastAsia="Times New Roman" w:hAnsi="Consolas" w:cs="Times New Roman"/>
+          <w:color w:val="000000"/>
+          <w:kern w:val="0"/>
+          <w:sz w:val="21"/>
+          <w:szCs w:val="21"/>
+          <w14:ligatures w14:val="none"/>
+        </w:rPr>
+        <w:t>rotation_distance</w:t>
+      </w:r>
+      <w:proofErr w:type="spellEnd"/>
+      <w:r>
+        <w:rPr>
+          <w:rFonts w:ascii="Consolas" w:eastAsia="Times New Roman" w:hAnsi="Consolas" w:cs="Times New Roman"/>
+          <w:color w:val="000000"/>
+          <w:kern w:val="0"/>
+          <w:sz w:val="21"/>
+          <w:szCs w:val="21"/>
+          <w14:ligatures w14:val="none"/>
+        </w:rPr>
+        <w:t>: 8</w:t>
+      </w:r>
+    </w:p>
+    <w:p>
+      <w:pPr>
+        <w:pBdr>
+          <w:top w:val="single" w:sz="4" w:space="1" w:color="auto"/>
+          <w:left w:val="single" w:sz="4" w:space="1" w:color="auto"/>
+          <w:bottom w:val="single" w:sz="4" w:space="1" w:color="auto"/>
+          <w:right w:val="single" w:sz="4" w:space="1" w:color="auto"/>
+        </w:pBdr>
+        <w:shd w:val="clear" w:color="auto" w:fill="FFFFFF"/>
+        <w:spacing w:after="0" w:line="285" w:lineRule="atLeast"/>
+        <w:rPr>
+          <w:rFonts w:ascii="Consolas" w:eastAsia="Times New Roman" w:hAnsi="Consolas" w:cs="Times New Roman"/>
+          <w:color w:val="000000"/>
+          <w:kern w:val="0"/>
+          <w:sz w:val="21"/>
+          <w:szCs w:val="21"/>
+          <w14:ligatures w14:val="none"/>
+        </w:rPr>
+      </w:pPr>
+      <w:proofErr w:type="spellStart"/>
+      <w:r>
+        <w:rPr>
+          <w:rFonts w:ascii="Consolas" w:eastAsia="Times New Roman" w:hAnsi="Consolas" w:cs="Times New Roman"/>
+          <w:color w:val="000000"/>
+          <w:kern w:val="0"/>
+          <w:sz w:val="21"/>
+          <w:szCs w:val="21"/>
+          <w14:ligatures w14:val="none"/>
+        </w:rPr>
+        <w:t>endstop_pin</w:t>
+      </w:r>
+      <w:proofErr w:type="spellEnd"/>
+      <w:r>
+        <w:rPr>
+          <w:rFonts w:ascii="Consolas" w:eastAsia="Times New Roman" w:hAnsi="Consolas" w:cs="Times New Roman"/>
+          <w:color w:val="000000"/>
+          <w:kern w:val="0"/>
+          <w:sz w:val="21"/>
+          <w:szCs w:val="21"/>
+          <w14:ligatures w14:val="none"/>
+        </w:rPr>
+        <w:t>: ^PD3</w:t>
+      </w:r>
+    </w:p>
+    <w:p>
+      <w:pPr>
+        <w:pBdr>
+          <w:top w:val="single" w:sz="4" w:space="1" w:color="auto"/>
+          <w:left w:val="single" w:sz="4" w:space="1" w:color="auto"/>
+          <w:bottom w:val="single" w:sz="4" w:space="1" w:color="auto"/>
+          <w:right w:val="single" w:sz="4" w:space="1" w:color="auto"/>
+        </w:pBdr>
+        <w:shd w:val="clear" w:color="auto" w:fill="FFFFFF"/>
+        <w:spacing w:after="0" w:line="285" w:lineRule="atLeast"/>
+        <w:rPr>
+          <w:rFonts w:ascii="Consolas" w:eastAsia="Times New Roman" w:hAnsi="Consolas" w:cs="Times New Roman"/>
+          <w:color w:val="000000"/>
+          <w:kern w:val="0"/>
+          <w:sz w:val="21"/>
+          <w:szCs w:val="21"/>
+          <w14:ligatures w14:val="none"/>
+        </w:rPr>
+      </w:pPr>
+      <w:proofErr w:type="spellStart"/>
+      <w:r>
+        <w:rPr>
+          <w:rFonts w:ascii="Consolas" w:eastAsia="Times New Roman" w:hAnsi="Consolas" w:cs="Times New Roman"/>
+          <w:color w:val="000000"/>
+          <w:kern w:val="0"/>
+          <w:sz w:val="21"/>
+          <w:szCs w:val="21"/>
+          <w14:ligatures w14:val="none"/>
+        </w:rPr>
+        <w:t>position_endstop</w:t>
+      </w:r>
+      <w:proofErr w:type="spellEnd"/>
+      <w:r>
+        <w:rPr>
+          <w:rFonts w:ascii="Consolas" w:eastAsia="Times New Roman" w:hAnsi="Consolas" w:cs="Times New Roman"/>
+          <w:color w:val="000000"/>
+          <w:kern w:val="0"/>
+          <w:sz w:val="21"/>
+          <w:szCs w:val="21"/>
+          <w14:ligatures w14:val="none"/>
+        </w:rPr>
+        <w:t>: 0.5</w:t>
+      </w:r>
+    </w:p>
+    <w:p>
+      <w:pPr>
+        <w:pBdr>
+          <w:top w:val="single" w:sz="4" w:space="1" w:color="auto"/>
+          <w:left w:val="single" w:sz="4" w:space="1" w:color="auto"/>
+          <w:bottom w:val="single" w:sz="4" w:space="1" w:color="auto"/>
+          <w:right w:val="single" w:sz="4" w:space="1" w:color="auto"/>
+        </w:pBdr>
+        <w:shd w:val="clear" w:color="auto" w:fill="FFFFFF"/>
+        <w:spacing w:after="0" w:line="285" w:lineRule="atLeast"/>
+        <w:rPr>
+          <w:rFonts w:ascii="Consolas" w:eastAsia="Times New Roman" w:hAnsi="Consolas" w:cs="Times New Roman"/>
+          <w:color w:val="000000"/>
+          <w:kern w:val="0"/>
+          <w:sz w:val="21"/>
+          <w:szCs w:val="21"/>
+          <w14:ligatures w14:val="none"/>
+        </w:rPr>
+      </w:pPr>
+      <w:proofErr w:type="spellStart"/>
+      <w:r>
+        <w:rPr>
+          <w:rFonts w:ascii="Consolas" w:eastAsia="Times New Roman" w:hAnsi="Consolas" w:cs="Times New Roman"/>
+          <w:color w:val="000000"/>
+          <w:kern w:val="0"/>
+          <w:sz w:val="21"/>
+          <w:szCs w:val="21"/>
+          <w14:ligatures w14:val="none"/>
+        </w:rPr>
+        <w:t>position_max</w:t>
+      </w:r>
+      <w:proofErr w:type="spellEnd"/>
+      <w:r>
+        <w:rPr>
+          <w:rFonts w:ascii="Consolas" w:eastAsia="Times New Roman" w:hAnsi="Consolas" w:cs="Times New Roman"/>
+          <w:color w:val="000000"/>
+          <w:kern w:val="0"/>
+          <w:sz w:val="21"/>
+          <w:szCs w:val="21"/>
+          <w14:ligatures w14:val="none"/>
+        </w:rPr>
+        <w:t>: 200</w:t>
+      </w:r>
+    </w:p>
+    <w:p>
+      <w:pPr>
+        <w:pBdr>
+          <w:top w:val="single" w:sz="4" w:space="1" w:color="auto"/>
+          <w:left w:val="single" w:sz="4" w:space="1" w:color="auto"/>
+          <w:bottom w:val="single" w:sz="4" w:space="1" w:color="auto"/>
+          <w:right w:val="single" w:sz="4" w:space="1" w:color="auto"/>
+        </w:pBdr>
+        <w:shd w:val="clear" w:color="auto" w:fill="FFFFFF"/>
+        <w:spacing w:after="0" w:line="285" w:lineRule="atLeast"/>
+        <w:rPr>
+          <w:rFonts w:ascii="Consolas" w:eastAsia="Times New Roman" w:hAnsi="Consolas" w:cs="Times New Roman"/>
+          <w:color w:val="000000"/>
+          <w:kern w:val="0"/>
+          <w:sz w:val="21"/>
+          <w:szCs w:val="21"/>
+          <w14:ligatures w14:val="none"/>
+        </w:rPr>
+      </w:pPr>
+    </w:p>
+    <w:p>
+      <w:pPr>
+        <w:pBdr>
+          <w:top w:val="single" w:sz="4" w:space="1" w:color="auto"/>
+          <w:left w:val="single" w:sz="4" w:space="1" w:color="auto"/>
+          <w:bottom w:val="single" w:sz="4" w:space="1" w:color="auto"/>
+          <w:right w:val="single" w:sz="4" w:space="1" w:color="auto"/>
+        </w:pBdr>
+        <w:shd w:val="clear" w:color="auto" w:fill="FFFFFF"/>
+        <w:spacing w:after="0" w:line="285" w:lineRule="atLeast"/>
+        <w:rPr>
+          <w:rFonts w:ascii="Consolas" w:eastAsia="Times New Roman" w:hAnsi="Consolas" w:cs="Times New Roman"/>
+          <w:color w:val="000000"/>
+          <w:kern w:val="0"/>
+          <w:sz w:val="21"/>
+          <w:szCs w:val="21"/>
+          <w14:ligatures w14:val="none"/>
+        </w:rPr>
+      </w:pPr>
+      <w:r>
+        <w:rPr>
+          <w:rFonts w:ascii="Consolas" w:eastAsia="Times New Roman" w:hAnsi="Consolas" w:cs="Times New Roman"/>
+          <w:color w:val="000000"/>
+          <w:kern w:val="0"/>
+          <w:sz w:val="21"/>
+          <w:szCs w:val="21"/>
+          <w14:ligatures w14:val="none"/>
+        </w:rPr>
+        <w:t>[extruder]</w:t>
+      </w:r>
+    </w:p>
+    <w:p>
+      <w:pPr>
+        <w:pBdr>
+          <w:top w:val="single" w:sz="4" w:space="1" w:color="auto"/>
+          <w:left w:val="single" w:sz="4" w:space="1" w:color="auto"/>
+          <w:bottom w:val="single" w:sz="4" w:space="1" w:color="auto"/>
+          <w:right w:val="single" w:sz="4" w:space="1" w:color="auto"/>
+        </w:pBdr>
+        <w:shd w:val="clear" w:color="auto" w:fill="FFFFFF"/>
+        <w:spacing w:after="0" w:line="285" w:lineRule="atLeast"/>
+        <w:rPr>
+          <w:rFonts w:ascii="Consolas" w:eastAsia="Times New Roman" w:hAnsi="Consolas" w:cs="Times New Roman"/>
+          <w:color w:val="000000"/>
+          <w:kern w:val="0"/>
+          <w:sz w:val="21"/>
+          <w:szCs w:val="21"/>
+          <w14:ligatures w14:val="none"/>
+        </w:rPr>
+      </w:pPr>
+      <w:proofErr w:type="spellStart"/>
+      <w:r>
+        <w:rPr>
+          <w:rFonts w:ascii="Consolas" w:eastAsia="Times New Roman" w:hAnsi="Consolas" w:cs="Times New Roman"/>
+          <w:color w:val="000000"/>
+          <w:kern w:val="0"/>
+          <w:sz w:val="21"/>
+          <w:szCs w:val="21"/>
+          <w14:ligatures w14:val="none"/>
+        </w:rPr>
+        <w:t>step_pin</w:t>
+      </w:r>
+      <w:proofErr w:type="spellEnd"/>
+      <w:r>
+        <w:rPr>
+          <w:rFonts w:ascii="Consolas" w:eastAsia="Times New Roman" w:hAnsi="Consolas" w:cs="Times New Roman"/>
+          <w:color w:val="000000"/>
+          <w:kern w:val="0"/>
+          <w:sz w:val="21"/>
+          <w:szCs w:val="21"/>
+          <w14:ligatures w14:val="none"/>
+        </w:rPr>
+        <w:t>: PA4</w:t>
+      </w:r>
+    </w:p>
+    <w:p>
+      <w:pPr>
+        <w:pBdr>
+          <w:top w:val="single" w:sz="4" w:space="1" w:color="auto"/>
+          <w:left w:val="single" w:sz="4" w:space="1" w:color="auto"/>
+          <w:bottom w:val="single" w:sz="4" w:space="1" w:color="auto"/>
+          <w:right w:val="single" w:sz="4" w:space="1" w:color="auto"/>
+        </w:pBdr>
+        <w:shd w:val="clear" w:color="auto" w:fill="FFFFFF"/>
+        <w:spacing w:after="0" w:line="285" w:lineRule="atLeast"/>
+        <w:rPr>
+          <w:rFonts w:ascii="Consolas" w:eastAsia="Times New Roman" w:hAnsi="Consolas" w:cs="Times New Roman"/>
+          <w:color w:val="000000"/>
+          <w:kern w:val="0"/>
+          <w:sz w:val="21"/>
+          <w:szCs w:val="21"/>
+          <w14:ligatures w14:val="none"/>
+        </w:rPr>
+      </w:pPr>
+      <w:proofErr w:type="spellStart"/>
+      <w:r>
+        <w:rPr>
+          <w:rFonts w:ascii="Consolas" w:eastAsia="Times New Roman" w:hAnsi="Consolas" w:cs="Times New Roman"/>
+          <w:color w:val="000000"/>
+          <w:kern w:val="0"/>
+          <w:sz w:val="21"/>
+          <w:szCs w:val="21"/>
+          <w14:ligatures w14:val="none"/>
+        </w:rPr>
+        <w:t>dir_pin</w:t>
+      </w:r>
+      <w:proofErr w:type="spellEnd"/>
+      <w:r>
+        <w:rPr>
+          <w:rFonts w:ascii="Consolas" w:eastAsia="Times New Roman" w:hAnsi="Consolas" w:cs="Times New Roman"/>
+          <w:color w:val="000000"/>
+          <w:kern w:val="0"/>
+          <w:sz w:val="21"/>
+          <w:szCs w:val="21"/>
+          <w14:ligatures w14:val="none"/>
+        </w:rPr>
+        <w:t>: PA6</w:t>
+      </w:r>
+    </w:p>
+    <w:p>
+      <w:pPr>
+        <w:pBdr>
+          <w:top w:val="single" w:sz="4" w:space="1" w:color="auto"/>
+          <w:left w:val="single" w:sz="4" w:space="1" w:color="auto"/>
+          <w:bottom w:val="single" w:sz="4" w:space="1" w:color="auto"/>
+          <w:right w:val="single" w:sz="4" w:space="1" w:color="auto"/>
+        </w:pBdr>
+        <w:shd w:val="clear" w:color="auto" w:fill="FFFFFF"/>
+        <w:spacing w:after="0" w:line="285" w:lineRule="atLeast"/>
+        <w:rPr>
+          <w:rFonts w:ascii="Consolas" w:eastAsia="Times New Roman" w:hAnsi="Consolas" w:cs="Times New Roman"/>
+          <w:color w:val="000000"/>
+          <w:kern w:val="0"/>
+          <w:sz w:val="21"/>
+          <w:szCs w:val="21"/>
+          <w14:ligatures w14:val="none"/>
+        </w:rPr>
+      </w:pPr>
+      <w:proofErr w:type="spellStart"/>
+      <w:r>
+        <w:rPr>
+          <w:rFonts w:ascii="Consolas" w:eastAsia="Times New Roman" w:hAnsi="Consolas" w:cs="Times New Roman"/>
+          <w:color w:val="000000"/>
+          <w:kern w:val="0"/>
+          <w:sz w:val="21"/>
+          <w:szCs w:val="21"/>
+          <w14:ligatures w14:val="none"/>
+        </w:rPr>
+        <w:t>enable_pin</w:t>
+      </w:r>
+      <w:proofErr w:type="spellEnd"/>
+      <w:proofErr w:type="gramStart"/>
+      <w:r>
+        <w:rPr>
+          <w:rFonts w:ascii="Consolas" w:eastAsia="Times New Roman" w:hAnsi="Consolas" w:cs="Times New Roman"/>
+          <w:color w:val="000000"/>
+          <w:kern w:val="0"/>
+          <w:sz w:val="21"/>
+          <w:szCs w:val="21"/>
+          <w14:ligatures w14:val="none"/>
+        </w:rPr>
+        <w:t>: !PA</w:t>
+      </w:r>
+      <w:proofErr w:type="gramEnd"/>
+      <w:r>
+        <w:rPr>
+          <w:rFonts w:ascii="Consolas" w:eastAsia="Times New Roman" w:hAnsi="Consolas" w:cs="Times New Roman"/>
+          <w:color w:val="000000"/>
+          <w:kern w:val="0"/>
+          <w:sz w:val="21"/>
+          <w:szCs w:val="21"/>
+          <w14:ligatures w14:val="none"/>
+        </w:rPr>
+        <w:t>2</w:t>
+      </w:r>
+    </w:p>
+    <w:p>
+      <w:pPr>
+        <w:pBdr>
+          <w:top w:val="single" w:sz="4" w:space="1" w:color="auto"/>
+          <w:left w:val="single" w:sz="4" w:space="1" w:color="auto"/>
+          <w:bottom w:val="single" w:sz="4" w:space="1" w:color="auto"/>
+          <w:right w:val="single" w:sz="4" w:space="1" w:color="auto"/>
+        </w:pBdr>
+        <w:shd w:val="clear" w:color="auto" w:fill="FFFFFF"/>
+        <w:spacing w:after="0" w:line="285" w:lineRule="atLeast"/>
+        <w:rPr>
+          <w:rFonts w:ascii="Consolas" w:eastAsia="Times New Roman" w:hAnsi="Consolas" w:cs="Times New Roman"/>
+          <w:color w:val="000000"/>
+          <w:kern w:val="0"/>
+          <w:sz w:val="21"/>
+          <w:szCs w:val="21"/>
+          <w14:ligatures w14:val="none"/>
+        </w:rPr>
+      </w:pPr>
+      <w:proofErr w:type="spellStart"/>
+      <w:r>
+        <w:rPr>
+          <w:rFonts w:ascii="Consolas" w:eastAsia="Times New Roman" w:hAnsi="Consolas" w:cs="Times New Roman"/>
+          <w:color w:val="000000"/>
+          <w:kern w:val="0"/>
+          <w:sz w:val="21"/>
+          <w:szCs w:val="21"/>
+          <w14:ligatures w14:val="none"/>
+        </w:rPr>
+        <w:t>microsteps</w:t>
+      </w:r>
+      <w:proofErr w:type="spellEnd"/>
+      <w:r>
+        <w:rPr>
+          <w:rFonts w:ascii="Consolas" w:eastAsia="Times New Roman" w:hAnsi="Consolas" w:cs="Times New Roman"/>
+          <w:color w:val="000000"/>
+          <w:kern w:val="0"/>
+          <w:sz w:val="21"/>
+          <w:szCs w:val="21"/>
+          <w14:ligatures w14:val="none"/>
+        </w:rPr>
+        <w:t>: 16</w:t>
+      </w:r>
+    </w:p>
+    <w:p>
+      <w:pPr>
+        <w:pBdr>
+          <w:top w:val="single" w:sz="4" w:space="1" w:color="auto"/>
+          <w:left w:val="single" w:sz="4" w:space="1" w:color="auto"/>
+          <w:bottom w:val="single" w:sz="4" w:space="1" w:color="auto"/>
+          <w:right w:val="single" w:sz="4" w:space="1" w:color="auto"/>
+        </w:pBdr>
+        <w:shd w:val="clear" w:color="auto" w:fill="FFFFFF"/>
+        <w:spacing w:after="0" w:line="285" w:lineRule="atLeast"/>
+        <w:rPr>
+          <w:rFonts w:ascii="Consolas" w:eastAsia="Times New Roman" w:hAnsi="Consolas" w:cs="Times New Roman"/>
+          <w:color w:val="000000"/>
+          <w:kern w:val="0"/>
+          <w:sz w:val="21"/>
+          <w:szCs w:val="21"/>
+          <w14:ligatures w14:val="none"/>
+        </w:rPr>
+      </w:pPr>
+      <w:proofErr w:type="spellStart"/>
+      <w:r>
+        <w:rPr>
+          <w:rFonts w:ascii="Consolas" w:eastAsia="Times New Roman" w:hAnsi="Consolas" w:cs="Times New Roman"/>
+          <w:color w:val="000000"/>
+          <w:kern w:val="0"/>
+          <w:sz w:val="21"/>
+          <w:szCs w:val="21"/>
+          <w14:ligatures w14:val="none"/>
+        </w:rPr>
+        <w:t>rotation_distance</w:t>
+      </w:r>
+      <w:proofErr w:type="spellEnd"/>
+      <w:r>
+        <w:rPr>
+          <w:rFonts w:ascii="Consolas" w:eastAsia="Times New Roman" w:hAnsi="Consolas" w:cs="Times New Roman"/>
+          <w:color w:val="000000"/>
+          <w:kern w:val="0"/>
+          <w:sz w:val="21"/>
+          <w:szCs w:val="21"/>
+          <w14:ligatures w14:val="none"/>
+        </w:rPr>
+        <w:t>: 33.500</w:t>
+      </w:r>
+    </w:p>
+    <w:p>
+      <w:pPr>
+        <w:pBdr>
+          <w:top w:val="single" w:sz="4" w:space="1" w:color="auto"/>
+          <w:left w:val="single" w:sz="4" w:space="1" w:color="auto"/>
+          <w:bottom w:val="single" w:sz="4" w:space="1" w:color="auto"/>
+          <w:right w:val="single" w:sz="4" w:space="1" w:color="auto"/>
+        </w:pBdr>
+        <w:shd w:val="clear" w:color="auto" w:fill="FFFFFF"/>
+        <w:spacing w:after="0" w:line="285" w:lineRule="atLeast"/>
+        <w:rPr>
+          <w:rFonts w:ascii="Consolas" w:eastAsia="Times New Roman" w:hAnsi="Consolas" w:cs="Times New Roman"/>
+          <w:color w:val="000000"/>
+          <w:kern w:val="0"/>
+          <w:sz w:val="21"/>
+          <w:szCs w:val="21"/>
+          <w:lang w:val="de-AT"/>
+          <w14:ligatures w14:val="none"/>
+        </w:rPr>
+      </w:pPr>
+      <w:proofErr w:type="spellStart"/>
+      <w:r>
+        <w:rPr>
+          <w:rFonts w:ascii="Consolas" w:eastAsia="Times New Roman" w:hAnsi="Consolas" w:cs="Times New Roman"/>
+          <w:color w:val="000000"/>
+          <w:kern w:val="0"/>
+          <w:sz w:val="21"/>
+          <w:szCs w:val="21"/>
+          <w:lang w:val="de-AT"/>
+          <w14:ligatures w14:val="none"/>
+        </w:rPr>
+        <w:t>nozzle_diameter</w:t>
+      </w:r>
+      <w:proofErr w:type="spellEnd"/>
+      <w:r>
+        <w:rPr>
+          <w:rFonts w:ascii="Consolas" w:eastAsia="Times New Roman" w:hAnsi="Consolas" w:cs="Times New Roman"/>
+          <w:color w:val="000000"/>
+          <w:kern w:val="0"/>
+          <w:sz w:val="21"/>
+          <w:szCs w:val="21"/>
+          <w:lang w:val="de-AT"/>
+          <w14:ligatures w14:val="none"/>
+        </w:rPr>
+        <w:t>: 0.400</w:t>
+      </w:r>
+    </w:p>
+    <w:p>
+      <w:pPr>
+        <w:pBdr>
+          <w:top w:val="single" w:sz="4" w:space="1" w:color="auto"/>
+          <w:left w:val="single" w:sz="4" w:space="1" w:color="auto"/>
+          <w:bottom w:val="single" w:sz="4" w:space="1" w:color="auto"/>
+          <w:right w:val="single" w:sz="4" w:space="1" w:color="auto"/>
+        </w:pBdr>
+        <w:shd w:val="clear" w:color="auto" w:fill="FFFFFF"/>
+        <w:spacing w:after="0" w:line="285" w:lineRule="atLeast"/>
+        <w:rPr>
+          <w:rFonts w:ascii="Consolas" w:eastAsia="Times New Roman" w:hAnsi="Consolas" w:cs="Times New Roman"/>
+          <w:color w:val="000000"/>
+          <w:kern w:val="0"/>
+          <w:sz w:val="21"/>
+          <w:szCs w:val="21"/>
+          <w:lang w:val="de-AT"/>
+          <w14:ligatures w14:val="none"/>
+        </w:rPr>
+      </w:pPr>
+      <w:proofErr w:type="spellStart"/>
+      <w:r>
+        <w:rPr>
+          <w:rFonts w:ascii="Consolas" w:eastAsia="Times New Roman" w:hAnsi="Consolas" w:cs="Times New Roman"/>
+          <w:color w:val="000000"/>
+          <w:kern w:val="0"/>
+          <w:sz w:val="21"/>
+          <w:szCs w:val="21"/>
+          <w:lang w:val="de-AT"/>
+          <w14:ligatures w14:val="none"/>
+        </w:rPr>
+        <w:t>filament_diameter</w:t>
+      </w:r>
+      <w:proofErr w:type="spellEnd"/>
+      <w:r>
+        <w:rPr>
+          <w:rFonts w:ascii="Consolas" w:eastAsia="Times New Roman" w:hAnsi="Consolas" w:cs="Times New Roman"/>
+          <w:color w:val="000000"/>
+          <w:kern w:val="0"/>
+          <w:sz w:val="21"/>
+          <w:szCs w:val="21"/>
+          <w:lang w:val="de-AT"/>
+          <w14:ligatures w14:val="none"/>
+        </w:rPr>
+        <w:t>: 1.750</w:t>
+      </w:r>
+    </w:p>
+    <w:p>
+      <w:pPr>
+        <w:pBdr>
+          <w:top w:val="single" w:sz="4" w:space="1" w:color="auto"/>
+          <w:left w:val="single" w:sz="4" w:space="1" w:color="auto"/>
+          <w:bottom w:val="single" w:sz="4" w:space="1" w:color="auto"/>
+          <w:right w:val="single" w:sz="4" w:space="1" w:color="auto"/>
+        </w:pBdr>
+        <w:shd w:val="clear" w:color="auto" w:fill="FFFFFF"/>
+        <w:spacing w:after="0" w:line="285" w:lineRule="atLeast"/>
+        <w:rPr>
+          <w:rFonts w:ascii="Consolas" w:eastAsia="Times New Roman" w:hAnsi="Consolas" w:cs="Times New Roman"/>
+          <w:color w:val="000000"/>
+          <w:kern w:val="0"/>
+          <w:sz w:val="21"/>
+          <w:szCs w:val="21"/>
+          <w:lang w:val="de-AT"/>
+          <w14:ligatures w14:val="none"/>
+        </w:rPr>
+      </w:pPr>
+      <w:proofErr w:type="spellStart"/>
+      <w:r>
+        <w:rPr>
+          <w:rFonts w:ascii="Consolas" w:eastAsia="Times New Roman" w:hAnsi="Consolas" w:cs="Times New Roman"/>
+          <w:color w:val="000000"/>
+          <w:kern w:val="0"/>
+          <w:sz w:val="21"/>
+          <w:szCs w:val="21"/>
+          <w:lang w:val="de-AT"/>
+          <w14:ligatures w14:val="none"/>
+        </w:rPr>
+        <w:t>heater_pin</w:t>
+      </w:r>
+      <w:proofErr w:type="spellEnd"/>
+      <w:r>
+        <w:rPr>
+          <w:rFonts w:ascii="Consolas" w:eastAsia="Times New Roman" w:hAnsi="Consolas" w:cs="Times New Roman"/>
+          <w:color w:val="000000"/>
+          <w:kern w:val="0"/>
+          <w:sz w:val="21"/>
+          <w:szCs w:val="21"/>
+          <w:lang w:val="de-AT"/>
+          <w14:ligatures w14:val="none"/>
+        </w:rPr>
+        <w:t>: PB4</w:t>
+      </w:r>
+    </w:p>
+    <w:p>
+      <w:pPr>
+        <w:pBdr>
+          <w:top w:val="single" w:sz="4" w:space="1" w:color="auto"/>
+          <w:left w:val="single" w:sz="4" w:space="1" w:color="auto"/>
+          <w:bottom w:val="single" w:sz="4" w:space="1" w:color="auto"/>
+          <w:right w:val="single" w:sz="4" w:space="1" w:color="auto"/>
+        </w:pBdr>
+        <w:shd w:val="clear" w:color="auto" w:fill="FFFFFF"/>
+        <w:spacing w:after="0" w:line="285" w:lineRule="atLeast"/>
+        <w:rPr>
+          <w:rFonts w:ascii="Consolas" w:eastAsia="Times New Roman" w:hAnsi="Consolas" w:cs="Times New Roman"/>
+          <w:color w:val="000000"/>
+          <w:kern w:val="0"/>
+          <w:sz w:val="21"/>
+          <w:szCs w:val="21"/>
+          <w14:ligatures w14:val="none"/>
+        </w:rPr>
+      </w:pPr>
+      <w:proofErr w:type="spellStart"/>
+      <w:r>
+        <w:rPr>
+          <w:rFonts w:ascii="Consolas" w:eastAsia="Times New Roman" w:hAnsi="Consolas" w:cs="Times New Roman"/>
+          <w:color w:val="000000"/>
+          <w:kern w:val="0"/>
+          <w:sz w:val="21"/>
+          <w:szCs w:val="21"/>
+          <w14:ligatures w14:val="none"/>
+        </w:rPr>
+        <w:t>sensor_type</w:t>
+      </w:r>
+      <w:proofErr w:type="spellEnd"/>
+      <w:r>
+        <w:rPr>
+          <w:rFonts w:ascii="Consolas" w:eastAsia="Times New Roman" w:hAnsi="Consolas" w:cs="Times New Roman"/>
+          <w:color w:val="000000"/>
+          <w:kern w:val="0"/>
+          <w:sz w:val="21"/>
+          <w:szCs w:val="21"/>
+          <w14:ligatures w14:val="none"/>
+        </w:rPr>
+        <w:t xml:space="preserve">: ATC </w:t>
+      </w:r>
+      <w:proofErr w:type="spellStart"/>
+      <w:r>
+        <w:rPr>
+          <w:rFonts w:ascii="Consolas" w:eastAsia="Times New Roman" w:hAnsi="Consolas" w:cs="Times New Roman"/>
+          <w:color w:val="000000"/>
+          <w:kern w:val="0"/>
+          <w:sz w:val="21"/>
+          <w:szCs w:val="21"/>
+          <w14:ligatures w14:val="none"/>
+        </w:rPr>
+        <w:t>Semitec</w:t>
+      </w:r>
+      <w:proofErr w:type="spellEnd"/>
+      <w:r>
+        <w:rPr>
+          <w:rFonts w:ascii="Consolas" w:eastAsia="Times New Roman" w:hAnsi="Consolas" w:cs="Times New Roman"/>
+          <w:color w:val="000000"/>
+          <w:kern w:val="0"/>
+          <w:sz w:val="21"/>
+          <w:szCs w:val="21"/>
+          <w14:ligatures w14:val="none"/>
+        </w:rPr>
+        <w:t xml:space="preserve"> 104GT-2</w:t>
+      </w:r>
+    </w:p>
+    <w:p>
+      <w:pPr>
+        <w:pBdr>
+          <w:top w:val="single" w:sz="4" w:space="1" w:color="auto"/>
+          <w:left w:val="single" w:sz="4" w:space="1" w:color="auto"/>
+          <w:bottom w:val="single" w:sz="4" w:space="1" w:color="auto"/>
+          <w:right w:val="single" w:sz="4" w:space="1" w:color="auto"/>
+        </w:pBdr>
+        <w:shd w:val="clear" w:color="auto" w:fill="FFFFFF"/>
+        <w:spacing w:after="0" w:line="285" w:lineRule="atLeast"/>
+        <w:rPr>
+          <w:rFonts w:ascii="Consolas" w:eastAsia="Times New Roman" w:hAnsi="Consolas" w:cs="Times New Roman"/>
+          <w:color w:val="000000"/>
+          <w:kern w:val="0"/>
+          <w:sz w:val="21"/>
+          <w:szCs w:val="21"/>
+          <w14:ligatures w14:val="none"/>
+        </w:rPr>
+      </w:pPr>
+      <w:proofErr w:type="spellStart"/>
+      <w:r>
+        <w:rPr>
+          <w:rFonts w:ascii="Consolas" w:eastAsia="Times New Roman" w:hAnsi="Consolas" w:cs="Times New Roman"/>
+          <w:color w:val="000000"/>
+          <w:kern w:val="0"/>
+          <w:sz w:val="21"/>
+          <w:szCs w:val="21"/>
+          <w14:ligatures w14:val="none"/>
+        </w:rPr>
+        <w:t>sensor_pin</w:t>
+      </w:r>
+      <w:proofErr w:type="spellEnd"/>
+      <w:r>
+        <w:rPr>
+          <w:rFonts w:ascii="Consolas" w:eastAsia="Times New Roman" w:hAnsi="Consolas" w:cs="Times New Roman"/>
+          <w:color w:val="000000"/>
+          <w:kern w:val="0"/>
+          <w:sz w:val="21"/>
+          <w:szCs w:val="21"/>
+          <w14:ligatures w14:val="none"/>
+        </w:rPr>
+        <w:t>: PK5</w:t>
+      </w:r>
+    </w:p>
+    <w:p>
+      <w:pPr>
+        <w:pBdr>
+          <w:top w:val="single" w:sz="4" w:space="1" w:color="auto"/>
+          <w:left w:val="single" w:sz="4" w:space="1" w:color="auto"/>
+          <w:bottom w:val="single" w:sz="4" w:space="1" w:color="auto"/>
+          <w:right w:val="single" w:sz="4" w:space="1" w:color="auto"/>
+        </w:pBdr>
+        <w:shd w:val="clear" w:color="auto" w:fill="FFFFFF"/>
+        <w:spacing w:after="0" w:line="285" w:lineRule="atLeast"/>
+        <w:rPr>
+          <w:rFonts w:ascii="Consolas" w:eastAsia="Times New Roman" w:hAnsi="Consolas" w:cs="Times New Roman"/>
+          <w:color w:val="000000"/>
+          <w:kern w:val="0"/>
+          <w:sz w:val="21"/>
+          <w:szCs w:val="21"/>
+          <w14:ligatures w14:val="none"/>
+        </w:rPr>
+      </w:pPr>
+      <w:r>
+        <w:rPr>
+          <w:rFonts w:ascii="Consolas" w:eastAsia="Times New Roman" w:hAnsi="Consolas" w:cs="Times New Roman"/>
+          <w:color w:val="000000"/>
+          <w:kern w:val="0"/>
+          <w:sz w:val="21"/>
+          <w:szCs w:val="21"/>
+          <w14:ligatures w14:val="none"/>
+        </w:rPr>
+        <w:t xml:space="preserve">control: </w:t>
+      </w:r>
+      <w:proofErr w:type="spellStart"/>
+      <w:r>
+        <w:rPr>
+          <w:rFonts w:ascii="Consolas" w:eastAsia="Times New Roman" w:hAnsi="Consolas" w:cs="Times New Roman"/>
+          <w:color w:val="000000"/>
+          <w:kern w:val="0"/>
+          <w:sz w:val="21"/>
+          <w:szCs w:val="21"/>
+          <w14:ligatures w14:val="none"/>
+        </w:rPr>
+        <w:t>pid</w:t>
+      </w:r>
+      <w:proofErr w:type="spellEnd"/>
+    </w:p>
+    <w:p>
+      <w:pPr>
+        <w:pBdr>
+          <w:top w:val="single" w:sz="4" w:space="1" w:color="auto"/>
+          <w:left w:val="single" w:sz="4" w:space="1" w:color="auto"/>
+          <w:bottom w:val="single" w:sz="4" w:space="1" w:color="auto"/>
+          <w:right w:val="single" w:sz="4" w:space="1" w:color="auto"/>
+        </w:pBdr>
+        <w:shd w:val="clear" w:color="auto" w:fill="FFFFFF"/>
+        <w:spacing w:after="0" w:line="285" w:lineRule="atLeast"/>
+        <w:rPr>
+          <w:rFonts w:ascii="Consolas" w:eastAsia="Times New Roman" w:hAnsi="Consolas" w:cs="Times New Roman"/>
+          <w:color w:val="000000"/>
+          <w:kern w:val="0"/>
+          <w:sz w:val="21"/>
+          <w:szCs w:val="21"/>
+          <w14:ligatures w14:val="none"/>
+        </w:rPr>
+      </w:pPr>
+      <w:proofErr w:type="spellStart"/>
+      <w:r>
+        <w:rPr>
+          <w:rFonts w:ascii="Consolas" w:eastAsia="Times New Roman" w:hAnsi="Consolas" w:cs="Times New Roman"/>
+          <w:color w:val="000000"/>
+          <w:kern w:val="0"/>
+          <w:sz w:val="21"/>
+          <w:szCs w:val="21"/>
+          <w14:ligatures w14:val="none"/>
+        </w:rPr>
+        <w:t>pid_Kp</w:t>
+      </w:r>
+      <w:proofErr w:type="spellEnd"/>
+      <w:r>
+        <w:rPr>
+          <w:rFonts w:ascii="Consolas" w:eastAsia="Times New Roman" w:hAnsi="Consolas" w:cs="Times New Roman"/>
+          <w:color w:val="000000"/>
+          <w:kern w:val="0"/>
+          <w:sz w:val="21"/>
+          <w:szCs w:val="21"/>
+          <w14:ligatures w14:val="none"/>
+        </w:rPr>
+        <w:t>: 22.2</w:t>
+      </w:r>
+    </w:p>
+    <w:p>
+      <w:pPr>
+        <w:pBdr>
+          <w:top w:val="single" w:sz="4" w:space="1" w:color="auto"/>
+          <w:left w:val="single" w:sz="4" w:space="1" w:color="auto"/>
+          <w:bottom w:val="single" w:sz="4" w:space="1" w:color="auto"/>
+          <w:right w:val="single" w:sz="4" w:space="1" w:color="auto"/>
+        </w:pBdr>
+        <w:shd w:val="clear" w:color="auto" w:fill="FFFFFF"/>
+        <w:spacing w:after="0" w:line="285" w:lineRule="atLeast"/>
+        <w:rPr>
+          <w:rFonts w:ascii="Consolas" w:eastAsia="Times New Roman" w:hAnsi="Consolas" w:cs="Times New Roman"/>
+          <w:color w:val="000000"/>
+          <w:kern w:val="0"/>
+          <w:sz w:val="21"/>
+          <w:szCs w:val="21"/>
+          <w14:ligatures w14:val="none"/>
+        </w:rPr>
+      </w:pPr>
+      <w:proofErr w:type="spellStart"/>
+      <w:r>
+        <w:rPr>
+          <w:rFonts w:ascii="Consolas" w:eastAsia="Times New Roman" w:hAnsi="Consolas" w:cs="Times New Roman"/>
+          <w:color w:val="000000"/>
+          <w:kern w:val="0"/>
+          <w:sz w:val="21"/>
+          <w:szCs w:val="21"/>
+          <w14:ligatures w14:val="none"/>
+        </w:rPr>
+        <w:t>pid_Ki</w:t>
+      </w:r>
+      <w:proofErr w:type="spellEnd"/>
+      <w:r>
+        <w:rPr>
+          <w:rFonts w:ascii="Consolas" w:eastAsia="Times New Roman" w:hAnsi="Consolas" w:cs="Times New Roman"/>
+          <w:color w:val="000000"/>
+          <w:kern w:val="0"/>
+          <w:sz w:val="21"/>
+          <w:szCs w:val="21"/>
+          <w14:ligatures w14:val="none"/>
+        </w:rPr>
+        <w:t>: 1.08</w:t>
+      </w:r>
+    </w:p>
+    <w:p>
+      <w:pPr>
+        <w:pBdr>
+          <w:top w:val="single" w:sz="4" w:space="1" w:color="auto"/>
+          <w:left w:val="single" w:sz="4" w:space="1" w:color="auto"/>
+          <w:bottom w:val="single" w:sz="4" w:space="1" w:color="auto"/>
+          <w:right w:val="single" w:sz="4" w:space="1" w:color="auto"/>
+        </w:pBdr>
+        <w:shd w:val="clear" w:color="auto" w:fill="FFFFFF"/>
+        <w:spacing w:after="0" w:line="285" w:lineRule="atLeast"/>
+        <w:rPr>
+          <w:rFonts w:ascii="Consolas" w:eastAsia="Times New Roman" w:hAnsi="Consolas" w:cs="Times New Roman"/>
+          <w:color w:val="000000"/>
+          <w:kern w:val="0"/>
+          <w:sz w:val="21"/>
+          <w:szCs w:val="21"/>
+          <w14:ligatures w14:val="none"/>
+        </w:rPr>
+      </w:pPr>
+      <w:proofErr w:type="spellStart"/>
+      <w:r>
+        <w:rPr>
+          <w:rFonts w:ascii="Consolas" w:eastAsia="Times New Roman" w:hAnsi="Consolas" w:cs="Times New Roman"/>
+          <w:color w:val="000000"/>
+          <w:kern w:val="0"/>
+          <w:sz w:val="21"/>
+          <w:szCs w:val="21"/>
+          <w14:ligatures w14:val="none"/>
+        </w:rPr>
+        <w:t>pid_Kd</w:t>
+      </w:r>
+      <w:proofErr w:type="spellEnd"/>
+      <w:r>
+        <w:rPr>
+          <w:rFonts w:ascii="Consolas" w:eastAsia="Times New Roman" w:hAnsi="Consolas" w:cs="Times New Roman"/>
+          <w:color w:val="000000"/>
+          <w:kern w:val="0"/>
+          <w:sz w:val="21"/>
+          <w:szCs w:val="21"/>
+          <w14:ligatures w14:val="none"/>
+        </w:rPr>
+        <w:t>: 114</w:t>
+      </w:r>
+    </w:p>
+    <w:p>
+      <w:pPr>
+        <w:pBdr>
+          <w:top w:val="single" w:sz="4" w:space="1" w:color="auto"/>
+          <w:left w:val="single" w:sz="4" w:space="1" w:color="auto"/>
+          <w:bottom w:val="single" w:sz="4" w:space="1" w:color="auto"/>
+          <w:right w:val="single" w:sz="4" w:space="1" w:color="auto"/>
+        </w:pBdr>
+        <w:shd w:val="clear" w:color="auto" w:fill="FFFFFF"/>
+        <w:spacing w:after="0" w:line="285" w:lineRule="atLeast"/>
+        <w:rPr>
+          <w:rFonts w:ascii="Consolas" w:eastAsia="Times New Roman" w:hAnsi="Consolas" w:cs="Times New Roman"/>
+          <w:color w:val="000000"/>
+          <w:kern w:val="0"/>
+          <w:sz w:val="21"/>
+          <w:szCs w:val="21"/>
+          <w14:ligatures w14:val="none"/>
+        </w:rPr>
+      </w:pPr>
+      <w:proofErr w:type="spellStart"/>
+      <w:r>
+        <w:rPr>
+          <w:rFonts w:ascii="Consolas" w:eastAsia="Times New Roman" w:hAnsi="Consolas" w:cs="Times New Roman"/>
+          <w:color w:val="000000"/>
+          <w:kern w:val="0"/>
+          <w:sz w:val="21"/>
+          <w:szCs w:val="21"/>
+          <w14:ligatures w14:val="none"/>
+        </w:rPr>
+        <w:t>min_temp</w:t>
+      </w:r>
+      <w:proofErr w:type="spellEnd"/>
+      <w:r>
+        <w:rPr>
+          <w:rFonts w:ascii="Consolas" w:eastAsia="Times New Roman" w:hAnsi="Consolas" w:cs="Times New Roman"/>
+          <w:color w:val="000000"/>
+          <w:kern w:val="0"/>
+          <w:sz w:val="21"/>
+          <w:szCs w:val="21"/>
+          <w14:ligatures w14:val="none"/>
+        </w:rPr>
+        <w:t>: 0</w:t>
+      </w:r>
+    </w:p>
+    <w:p>
+      <w:pPr>
+        <w:pBdr>
+          <w:top w:val="single" w:sz="4" w:space="1" w:color="auto"/>
+          <w:left w:val="single" w:sz="4" w:space="1" w:color="auto"/>
+          <w:bottom w:val="single" w:sz="4" w:space="1" w:color="auto"/>
+          <w:right w:val="single" w:sz="4" w:space="1" w:color="auto"/>
+        </w:pBdr>
+        <w:shd w:val="clear" w:color="auto" w:fill="FFFFFF"/>
+        <w:spacing w:after="0" w:line="285" w:lineRule="atLeast"/>
+        <w:rPr>
+          <w:rFonts w:ascii="Consolas" w:eastAsia="Times New Roman" w:hAnsi="Consolas" w:cs="Times New Roman"/>
+          <w:color w:val="000000"/>
+          <w:kern w:val="0"/>
+          <w:sz w:val="21"/>
+          <w:szCs w:val="21"/>
+          <w14:ligatures w14:val="none"/>
+        </w:rPr>
+      </w:pPr>
+      <w:proofErr w:type="spellStart"/>
+      <w:r>
+        <w:rPr>
+          <w:rFonts w:ascii="Consolas" w:eastAsia="Times New Roman" w:hAnsi="Consolas" w:cs="Times New Roman"/>
+          <w:color w:val="000000"/>
+          <w:kern w:val="0"/>
+          <w:sz w:val="21"/>
+          <w:szCs w:val="21"/>
+          <w14:ligatures w14:val="none"/>
+        </w:rPr>
+        <w:t>max_temp</w:t>
+      </w:r>
+      <w:proofErr w:type="spellEnd"/>
+      <w:r>
+        <w:rPr>
+          <w:rFonts w:ascii="Consolas" w:eastAsia="Times New Roman" w:hAnsi="Consolas" w:cs="Times New Roman"/>
+          <w:color w:val="000000"/>
+          <w:kern w:val="0"/>
+          <w:sz w:val="21"/>
+          <w:szCs w:val="21"/>
+          <w14:ligatures w14:val="none"/>
+        </w:rPr>
+        <w:t>: 250</w:t>
+      </w:r>
+    </w:p>
+    <w:p>
+      <w:pPr>
+        <w:pBdr>
+          <w:top w:val="single" w:sz="4" w:space="1" w:color="auto"/>
+          <w:left w:val="single" w:sz="4" w:space="1" w:color="auto"/>
+          <w:bottom w:val="single" w:sz="4" w:space="1" w:color="auto"/>
+          <w:right w:val="single" w:sz="4" w:space="1" w:color="auto"/>
+        </w:pBdr>
+        <w:shd w:val="clear" w:color="auto" w:fill="FFFFFF"/>
+        <w:spacing w:after="0" w:line="285" w:lineRule="atLeast"/>
+        <w:rPr>
+          <w:rFonts w:ascii="Consolas" w:eastAsia="Times New Roman" w:hAnsi="Consolas" w:cs="Times New Roman"/>
+          <w:color w:val="000000"/>
+          <w:kern w:val="0"/>
+          <w:sz w:val="21"/>
+          <w:szCs w:val="21"/>
+          <w14:ligatures w14:val="none"/>
+        </w:rPr>
+      </w:pPr>
+    </w:p>
+    <w:p>
+      <w:pPr>
+        <w:pBdr>
+          <w:top w:val="single" w:sz="4" w:space="1" w:color="auto"/>
+          <w:left w:val="single" w:sz="4" w:space="1" w:color="auto"/>
+          <w:bottom w:val="single" w:sz="4" w:space="1" w:color="auto"/>
+          <w:right w:val="single" w:sz="4" w:space="1" w:color="auto"/>
+        </w:pBdr>
+        <w:shd w:val="clear" w:color="auto" w:fill="FFFFFF"/>
+        <w:spacing w:after="0" w:line="285" w:lineRule="atLeast"/>
+        <w:rPr>
+          <w:rFonts w:ascii="Consolas" w:eastAsia="Times New Roman" w:hAnsi="Consolas" w:cs="Times New Roman"/>
+          <w:color w:val="000000"/>
+          <w:kern w:val="0"/>
+          <w:sz w:val="21"/>
+          <w:szCs w:val="21"/>
+          <w14:ligatures w14:val="none"/>
+        </w:rPr>
+      </w:pPr>
+      <w:r>
+        <w:rPr>
+          <w:rFonts w:ascii="Consolas" w:eastAsia="Times New Roman" w:hAnsi="Consolas" w:cs="Times New Roman"/>
+          <w:color w:val="000000"/>
+          <w:kern w:val="0"/>
+          <w:sz w:val="21"/>
+          <w:szCs w:val="21"/>
+          <w14:ligatures w14:val="none"/>
+        </w:rPr>
+        <w:t>[</w:t>
+      </w:r>
+      <w:proofErr w:type="spellStart"/>
+      <w:r>
+        <w:rPr>
+          <w:rFonts w:ascii="Consolas" w:eastAsia="Times New Roman" w:hAnsi="Consolas" w:cs="Times New Roman"/>
+          <w:color w:val="000000"/>
+          <w:kern w:val="0"/>
+          <w:sz w:val="21"/>
+          <w:szCs w:val="21"/>
+          <w14:ligatures w14:val="none"/>
+        </w:rPr>
+        <w:t>heater_bed</w:t>
+      </w:r>
+      <w:proofErr w:type="spellEnd"/>
+      <w:r>
+        <w:rPr>
+          <w:rFonts w:ascii="Consolas" w:eastAsia="Times New Roman" w:hAnsi="Consolas" w:cs="Times New Roman"/>
+          <w:color w:val="000000"/>
+          <w:kern w:val="0"/>
+          <w:sz w:val="21"/>
+          <w:szCs w:val="21"/>
+          <w14:ligatures w14:val="none"/>
+        </w:rPr>
+        <w:t>]</w:t>
+      </w:r>
+    </w:p>
+    <w:p>
+      <w:pPr>
+        <w:pBdr>
+          <w:top w:val="single" w:sz="4" w:space="1" w:color="auto"/>
+          <w:left w:val="single" w:sz="4" w:space="1" w:color="auto"/>
+          <w:bottom w:val="single" w:sz="4" w:space="1" w:color="auto"/>
+          <w:right w:val="single" w:sz="4" w:space="1" w:color="auto"/>
+        </w:pBdr>
+        <w:shd w:val="clear" w:color="auto" w:fill="FFFFFF"/>
+        <w:spacing w:after="0" w:line="285" w:lineRule="atLeast"/>
+        <w:rPr>
+          <w:rFonts w:ascii="Consolas" w:eastAsia="Times New Roman" w:hAnsi="Consolas" w:cs="Times New Roman"/>
+          <w:color w:val="000000"/>
+          <w:kern w:val="0"/>
+          <w:sz w:val="21"/>
+          <w:szCs w:val="21"/>
+          <w14:ligatures w14:val="none"/>
+        </w:rPr>
+      </w:pPr>
+      <w:proofErr w:type="spellStart"/>
+      <w:r>
+        <w:rPr>
+          <w:rFonts w:ascii="Consolas" w:eastAsia="Times New Roman" w:hAnsi="Consolas" w:cs="Times New Roman"/>
+          <w:color w:val="000000"/>
+          <w:kern w:val="0"/>
+          <w:sz w:val="21"/>
+          <w:szCs w:val="21"/>
+          <w14:ligatures w14:val="none"/>
+        </w:rPr>
+        <w:t>heater_pin</w:t>
+      </w:r>
+      <w:proofErr w:type="spellEnd"/>
+      <w:r>
+        <w:rPr>
+          <w:rFonts w:ascii="Consolas" w:eastAsia="Times New Roman" w:hAnsi="Consolas" w:cs="Times New Roman"/>
+          <w:color w:val="000000"/>
+          <w:kern w:val="0"/>
+          <w:sz w:val="21"/>
+          <w:szCs w:val="21"/>
+          <w14:ligatures w14:val="none"/>
+        </w:rPr>
+        <w:t>: PH5</w:t>
+      </w:r>
+    </w:p>
+    <w:p>
+      <w:pPr>
+        <w:pBdr>
+          <w:top w:val="single" w:sz="4" w:space="1" w:color="auto"/>
+          <w:left w:val="single" w:sz="4" w:space="1" w:color="auto"/>
+          <w:bottom w:val="single" w:sz="4" w:space="1" w:color="auto"/>
+          <w:right w:val="single" w:sz="4" w:space="1" w:color="auto"/>
+        </w:pBdr>
+        <w:shd w:val="clear" w:color="auto" w:fill="FFFFFF"/>
+        <w:spacing w:after="0" w:line="285" w:lineRule="atLeast"/>
+        <w:rPr>
+          <w:rFonts w:ascii="Consolas" w:eastAsia="Times New Roman" w:hAnsi="Consolas" w:cs="Times New Roman"/>
+          <w:color w:val="000000"/>
+          <w:kern w:val="0"/>
+          <w:sz w:val="21"/>
+          <w:szCs w:val="21"/>
+          <w14:ligatures w14:val="none"/>
+        </w:rPr>
+      </w:pPr>
+      <w:proofErr w:type="spellStart"/>
+      <w:r>
+        <w:rPr>
+          <w:rFonts w:ascii="Consolas" w:eastAsia="Times New Roman" w:hAnsi="Consolas" w:cs="Times New Roman"/>
+          <w:color w:val="000000"/>
+          <w:kern w:val="0"/>
+          <w:sz w:val="21"/>
+          <w:szCs w:val="21"/>
+          <w14:ligatures w14:val="none"/>
+        </w:rPr>
+        <w:t>sensor_type</w:t>
+      </w:r>
+      <w:proofErr w:type="spellEnd"/>
+      <w:r>
+        <w:rPr>
+          <w:rFonts w:ascii="Consolas" w:eastAsia="Times New Roman" w:hAnsi="Consolas" w:cs="Times New Roman"/>
+          <w:color w:val="000000"/>
+          <w:kern w:val="0"/>
+          <w:sz w:val="21"/>
+          <w:szCs w:val="21"/>
+          <w14:ligatures w14:val="none"/>
+        </w:rPr>
+        <w:t>: EPCOS 100K B57560G104F</w:t>
+      </w:r>
+    </w:p>
+    <w:p>
+      <w:pPr>
+        <w:pBdr>
+          <w:top w:val="single" w:sz="4" w:space="1" w:color="auto"/>
+          <w:left w:val="single" w:sz="4" w:space="1" w:color="auto"/>
+          <w:bottom w:val="single" w:sz="4" w:space="1" w:color="auto"/>
+          <w:right w:val="single" w:sz="4" w:space="1" w:color="auto"/>
+        </w:pBdr>
+        <w:shd w:val="clear" w:color="auto" w:fill="FFFFFF"/>
+        <w:spacing w:after="0" w:line="285" w:lineRule="atLeast"/>
+        <w:rPr>
+          <w:rFonts w:ascii="Consolas" w:eastAsia="Times New Roman" w:hAnsi="Consolas" w:cs="Times New Roman"/>
+          <w:color w:val="000000"/>
+          <w:kern w:val="0"/>
+          <w:sz w:val="21"/>
+          <w:szCs w:val="21"/>
+          <w14:ligatures w14:val="none"/>
+        </w:rPr>
+      </w:pPr>
+      <w:proofErr w:type="spellStart"/>
+      <w:r>
+        <w:rPr>
+          <w:rFonts w:ascii="Consolas" w:eastAsia="Times New Roman" w:hAnsi="Consolas" w:cs="Times New Roman"/>
+          <w:color w:val="000000"/>
+          <w:kern w:val="0"/>
+          <w:sz w:val="21"/>
+          <w:szCs w:val="21"/>
+          <w14:ligatures w14:val="none"/>
+        </w:rPr>
+        <w:t>sensor_pin</w:t>
+      </w:r>
+      <w:proofErr w:type="spellEnd"/>
+      <w:r>
+        <w:rPr>
+          <w:rFonts w:ascii="Consolas" w:eastAsia="Times New Roman" w:hAnsi="Consolas" w:cs="Times New Roman"/>
+          <w:color w:val="000000"/>
+          <w:kern w:val="0"/>
+          <w:sz w:val="21"/>
+          <w:szCs w:val="21"/>
+          <w14:ligatures w14:val="none"/>
+        </w:rPr>
+        <w:t>: PK6</w:t>
+      </w:r>
+    </w:p>
+    <w:p>
+      <w:pPr>
+        <w:pBdr>
+          <w:top w:val="single" w:sz="4" w:space="1" w:color="auto"/>
+          <w:left w:val="single" w:sz="4" w:space="1" w:color="auto"/>
+          <w:bottom w:val="single" w:sz="4" w:space="1" w:color="auto"/>
+          <w:right w:val="single" w:sz="4" w:space="1" w:color="auto"/>
+        </w:pBdr>
+        <w:shd w:val="clear" w:color="auto" w:fill="FFFFFF"/>
+        <w:spacing w:after="0" w:line="285" w:lineRule="atLeast"/>
+        <w:rPr>
+          <w:rFonts w:ascii="Consolas" w:eastAsia="Times New Roman" w:hAnsi="Consolas" w:cs="Times New Roman"/>
+          <w:color w:val="000000"/>
+          <w:kern w:val="0"/>
+          <w:sz w:val="21"/>
+          <w:szCs w:val="21"/>
+          <w14:ligatures w14:val="none"/>
+        </w:rPr>
+      </w:pPr>
+      <w:r>
+        <w:rPr>
+          <w:rFonts w:ascii="Consolas" w:eastAsia="Times New Roman" w:hAnsi="Consolas" w:cs="Times New Roman"/>
+          <w:color w:val="000000"/>
+          <w:kern w:val="0"/>
+          <w:sz w:val="21"/>
+          <w:szCs w:val="21"/>
+          <w14:ligatures w14:val="none"/>
+        </w:rPr>
+        <w:t>control: watermark</w:t>
+      </w:r>
+    </w:p>
+    <w:p>
+      <w:pPr>
+        <w:pBdr>
+          <w:top w:val="single" w:sz="4" w:space="1" w:color="auto"/>
+          <w:left w:val="single" w:sz="4" w:space="1" w:color="auto"/>
+          <w:bottom w:val="single" w:sz="4" w:space="1" w:color="auto"/>
+          <w:right w:val="single" w:sz="4" w:space="1" w:color="auto"/>
+        </w:pBdr>
+        <w:shd w:val="clear" w:color="auto" w:fill="FFFFFF"/>
+        <w:spacing w:after="0" w:line="285" w:lineRule="atLeast"/>
+        <w:rPr>
+          <w:rFonts w:ascii="Consolas" w:eastAsia="Times New Roman" w:hAnsi="Consolas" w:cs="Times New Roman"/>
+          <w:color w:val="000000"/>
+          <w:kern w:val="0"/>
+          <w:sz w:val="21"/>
+          <w:szCs w:val="21"/>
+          <w14:ligatures w14:val="none"/>
+        </w:rPr>
+      </w:pPr>
+      <w:proofErr w:type="spellStart"/>
+      <w:r>
+        <w:rPr>
+          <w:rFonts w:ascii="Consolas" w:eastAsia="Times New Roman" w:hAnsi="Consolas" w:cs="Times New Roman"/>
+          <w:color w:val="000000"/>
+          <w:kern w:val="0"/>
+          <w:sz w:val="21"/>
+          <w:szCs w:val="21"/>
+          <w14:ligatures w14:val="none"/>
+        </w:rPr>
+        <w:t>min_temp</w:t>
+      </w:r>
+      <w:proofErr w:type="spellEnd"/>
+      <w:r>
+        <w:rPr>
+          <w:rFonts w:ascii="Consolas" w:eastAsia="Times New Roman" w:hAnsi="Consolas" w:cs="Times New Roman"/>
+          <w:color w:val="000000"/>
+          <w:kern w:val="0"/>
+          <w:sz w:val="21"/>
+          <w:szCs w:val="21"/>
+          <w14:ligatures w14:val="none"/>
+        </w:rPr>
+        <w:t>: 0</w:t>
+      </w:r>
+    </w:p>
+    <w:p>
+      <w:pPr>
+        <w:pBdr>
+          <w:top w:val="single" w:sz="4" w:space="1" w:color="auto"/>
+          <w:left w:val="single" w:sz="4" w:space="1" w:color="auto"/>
+          <w:bottom w:val="single" w:sz="4" w:space="1" w:color="auto"/>
+          <w:right w:val="single" w:sz="4" w:space="1" w:color="auto"/>
+        </w:pBdr>
+        <w:shd w:val="clear" w:color="auto" w:fill="FFFFFF"/>
+        <w:spacing w:after="0" w:line="285" w:lineRule="atLeast"/>
+        <w:rPr>
+          <w:rFonts w:ascii="Consolas" w:eastAsia="Times New Roman" w:hAnsi="Consolas" w:cs="Times New Roman"/>
+          <w:color w:val="000000"/>
+          <w:kern w:val="0"/>
+          <w:sz w:val="21"/>
+          <w:szCs w:val="21"/>
+          <w14:ligatures w14:val="none"/>
+        </w:rPr>
+      </w:pPr>
+      <w:proofErr w:type="spellStart"/>
+      <w:r>
+        <w:rPr>
+          <w:rFonts w:ascii="Consolas" w:eastAsia="Times New Roman" w:hAnsi="Consolas" w:cs="Times New Roman"/>
+          <w:color w:val="000000"/>
+          <w:kern w:val="0"/>
+          <w:sz w:val="21"/>
+          <w:szCs w:val="21"/>
+          <w14:ligatures w14:val="none"/>
+        </w:rPr>
+        <w:t>max_temp</w:t>
+      </w:r>
+      <w:proofErr w:type="spellEnd"/>
+      <w:r>
+        <w:rPr>
+          <w:rFonts w:ascii="Consolas" w:eastAsia="Times New Roman" w:hAnsi="Consolas" w:cs="Times New Roman"/>
+          <w:color w:val="000000"/>
+          <w:kern w:val="0"/>
+          <w:sz w:val="21"/>
+          <w:szCs w:val="21"/>
+          <w14:ligatures w14:val="none"/>
+        </w:rPr>
+        <w:t>: 130</w:t>
+      </w:r>
+    </w:p>
+    <w:p>
+      <w:pPr>
+        <w:pBdr>
+          <w:top w:val="single" w:sz="4" w:space="1" w:color="auto"/>
+          <w:left w:val="single" w:sz="4" w:space="1" w:color="auto"/>
+          <w:bottom w:val="single" w:sz="4" w:space="1" w:color="auto"/>
+          <w:right w:val="single" w:sz="4" w:space="1" w:color="auto"/>
+        </w:pBdr>
+        <w:shd w:val="clear" w:color="auto" w:fill="FFFFFF"/>
+        <w:spacing w:after="0" w:line="285" w:lineRule="atLeast"/>
+        <w:rPr>
+          <w:rFonts w:ascii="Consolas" w:eastAsia="Times New Roman" w:hAnsi="Consolas" w:cs="Times New Roman"/>
+          <w:color w:val="000000"/>
+          <w:kern w:val="0"/>
+          <w:sz w:val="21"/>
+          <w:szCs w:val="21"/>
+          <w14:ligatures w14:val="none"/>
+        </w:rPr>
+      </w:pPr>
+    </w:p>
+    <w:p>
+      <w:pPr>
+        <w:pBdr>
+          <w:top w:val="single" w:sz="4" w:space="1" w:color="auto"/>
+          <w:left w:val="single" w:sz="4" w:space="1" w:color="auto"/>
+          <w:bottom w:val="single" w:sz="4" w:space="1" w:color="auto"/>
+          <w:right w:val="single" w:sz="4" w:space="1" w:color="auto"/>
+        </w:pBdr>
+        <w:shd w:val="clear" w:color="auto" w:fill="FFFFFF"/>
+        <w:spacing w:after="0" w:line="285" w:lineRule="atLeast"/>
+        <w:rPr>
+          <w:rFonts w:ascii="Consolas" w:eastAsia="Times New Roman" w:hAnsi="Consolas" w:cs="Times New Roman"/>
+          <w:color w:val="000000"/>
+          <w:kern w:val="0"/>
+          <w:sz w:val="21"/>
+          <w:szCs w:val="21"/>
+          <w14:ligatures w14:val="none"/>
+        </w:rPr>
+      </w:pPr>
+      <w:r>
+        <w:rPr>
+          <w:rFonts w:ascii="Consolas" w:eastAsia="Times New Roman" w:hAnsi="Consolas" w:cs="Times New Roman"/>
+          <w:color w:val="000000"/>
+          <w:kern w:val="0"/>
+          <w:sz w:val="21"/>
+          <w:szCs w:val="21"/>
+          <w14:ligatures w14:val="none"/>
+        </w:rPr>
+        <w:t>[fan]</w:t>
+      </w:r>
+    </w:p>
+    <w:p>
+      <w:pPr>
+        <w:pBdr>
+          <w:top w:val="single" w:sz="4" w:space="1" w:color="auto"/>
+          <w:left w:val="single" w:sz="4" w:space="1" w:color="auto"/>
+          <w:bottom w:val="single" w:sz="4" w:space="1" w:color="auto"/>
+          <w:right w:val="single" w:sz="4" w:space="1" w:color="auto"/>
+        </w:pBdr>
+        <w:shd w:val="clear" w:color="auto" w:fill="FFFFFF"/>
+        <w:spacing w:after="0" w:line="285" w:lineRule="atLeast"/>
+        <w:rPr>
+          <w:rFonts w:ascii="Consolas" w:eastAsia="Times New Roman" w:hAnsi="Consolas" w:cs="Times New Roman"/>
+          <w:color w:val="000000"/>
+          <w:kern w:val="0"/>
+          <w:sz w:val="21"/>
+          <w:szCs w:val="21"/>
+          <w14:ligatures w14:val="none"/>
+        </w:rPr>
+      </w:pPr>
+      <w:r>
+        <w:rPr>
+          <w:rFonts w:ascii="Consolas" w:eastAsia="Times New Roman" w:hAnsi="Consolas" w:cs="Times New Roman"/>
+          <w:color w:val="000000"/>
+          <w:kern w:val="0"/>
+          <w:sz w:val="21"/>
+          <w:szCs w:val="21"/>
+          <w14:ligatures w14:val="none"/>
+        </w:rPr>
+        <w:t>pin: PH6</w:t>
+      </w:r>
+    </w:p>
+    <w:p>
+      <w:pPr>
+        <w:pBdr>
+          <w:top w:val="single" w:sz="4" w:space="1" w:color="auto"/>
+          <w:left w:val="single" w:sz="4" w:space="1" w:color="auto"/>
+          <w:bottom w:val="single" w:sz="4" w:space="1" w:color="auto"/>
+          <w:right w:val="single" w:sz="4" w:space="1" w:color="auto"/>
+        </w:pBdr>
+        <w:shd w:val="clear" w:color="auto" w:fill="FFFFFF"/>
+        <w:spacing w:after="0" w:line="285" w:lineRule="atLeast"/>
+        <w:rPr>
+          <w:rFonts w:ascii="Consolas" w:eastAsia="Times New Roman" w:hAnsi="Consolas" w:cs="Times New Roman"/>
+          <w:color w:val="000000"/>
+          <w:kern w:val="0"/>
+          <w:sz w:val="21"/>
+          <w:szCs w:val="21"/>
+          <w14:ligatures w14:val="none"/>
+        </w:rPr>
+      </w:pPr>
+    </w:p>
+    <w:p>
+      <w:pPr>
+        <w:pBdr>
+          <w:top w:val="single" w:sz="4" w:space="1" w:color="auto"/>
+          <w:left w:val="single" w:sz="4" w:space="1" w:color="auto"/>
+          <w:bottom w:val="single" w:sz="4" w:space="1" w:color="auto"/>
+          <w:right w:val="single" w:sz="4" w:space="1" w:color="auto"/>
+        </w:pBdr>
+        <w:shd w:val="clear" w:color="auto" w:fill="FFFFFF"/>
+        <w:spacing w:after="0" w:line="285" w:lineRule="atLeast"/>
+        <w:rPr>
+          <w:rFonts w:ascii="Consolas" w:eastAsia="Times New Roman" w:hAnsi="Consolas" w:cs="Times New Roman"/>
+          <w:color w:val="000000"/>
+          <w:kern w:val="0"/>
+          <w:sz w:val="21"/>
+          <w:szCs w:val="21"/>
+          <w14:ligatures w14:val="none"/>
+        </w:rPr>
+      </w:pPr>
+      <w:r>
+        <w:rPr>
+          <w:rFonts w:ascii="Consolas" w:eastAsia="Times New Roman" w:hAnsi="Consolas" w:cs="Times New Roman"/>
+          <w:color w:val="000000"/>
+          <w:kern w:val="0"/>
+          <w:sz w:val="21"/>
+          <w:szCs w:val="21"/>
+          <w14:ligatures w14:val="none"/>
+        </w:rPr>
+        <w:t>[</w:t>
+      </w:r>
+      <w:proofErr w:type="spellStart"/>
+      <w:r>
+        <w:rPr>
+          <w:rFonts w:ascii="Consolas" w:eastAsia="Times New Roman" w:hAnsi="Consolas" w:cs="Times New Roman"/>
+          <w:color w:val="000000"/>
+          <w:kern w:val="0"/>
+          <w:sz w:val="21"/>
+          <w:szCs w:val="21"/>
+          <w14:ligatures w14:val="none"/>
+        </w:rPr>
+        <w:t>mcu</w:t>
+      </w:r>
+      <w:proofErr w:type="spellEnd"/>
+      <w:r>
+        <w:rPr>
+          <w:rFonts w:ascii="Consolas" w:eastAsia="Times New Roman" w:hAnsi="Consolas" w:cs="Times New Roman"/>
+          <w:color w:val="000000"/>
+          <w:kern w:val="0"/>
+          <w:sz w:val="21"/>
+          <w:szCs w:val="21"/>
+          <w14:ligatures w14:val="none"/>
+        </w:rPr>
+        <w:t>]</w:t>
+      </w:r>
+    </w:p>
+    <w:p>
+      <w:pPr>
+        <w:pBdr>
+          <w:top w:val="single" w:sz="4" w:space="1" w:color="auto"/>
+          <w:left w:val="single" w:sz="4" w:space="1" w:color="auto"/>
+          <w:bottom w:val="single" w:sz="4" w:space="1" w:color="auto"/>
+          <w:right w:val="single" w:sz="4" w:space="1" w:color="auto"/>
+        </w:pBdr>
+        <w:shd w:val="clear" w:color="auto" w:fill="FFFFFF"/>
+        <w:spacing w:after="0" w:line="285" w:lineRule="atLeast"/>
+        <w:rPr>
+          <w:rFonts w:ascii="Consolas" w:eastAsia="Times New Roman" w:hAnsi="Consolas" w:cs="Times New Roman"/>
+          <w:color w:val="000000"/>
+          <w:kern w:val="0"/>
+          <w:sz w:val="21"/>
+          <w:szCs w:val="21"/>
+          <w14:ligatures w14:val="none"/>
+        </w:rPr>
+      </w:pPr>
+      <w:r>
+        <w:rPr>
+          <w:rFonts w:ascii="Consolas" w:eastAsia="Times New Roman" w:hAnsi="Consolas" w:cs="Times New Roman"/>
+          <w:color w:val="000000"/>
+          <w:kern w:val="0"/>
+          <w:sz w:val="21"/>
+          <w:szCs w:val="21"/>
+          <w14:ligatures w14:val="none"/>
+        </w:rPr>
+        <w:t>serial: /dev/ttyACM0</w:t>
+      </w:r>
+    </w:p>
+    <w:p>
+      <w:pPr>
+        <w:pBdr>
+          <w:top w:val="single" w:sz="4" w:space="1" w:color="auto"/>
+          <w:left w:val="single" w:sz="4" w:space="1" w:color="auto"/>
+          <w:bottom w:val="single" w:sz="4" w:space="1" w:color="auto"/>
+          <w:right w:val="single" w:sz="4" w:space="1" w:color="auto"/>
+        </w:pBdr>
+        <w:shd w:val="clear" w:color="auto" w:fill="FFFFFF"/>
+        <w:spacing w:after="0" w:line="285" w:lineRule="atLeast"/>
+        <w:rPr>
+          <w:rFonts w:ascii="Consolas" w:eastAsia="Times New Roman" w:hAnsi="Consolas" w:cs="Times New Roman"/>
+          <w:color w:val="000000"/>
+          <w:kern w:val="0"/>
+          <w:sz w:val="21"/>
+          <w:szCs w:val="21"/>
+          <w14:ligatures w14:val="none"/>
+        </w:rPr>
+      </w:pPr>
+    </w:p>
+    <w:p>
+      <w:pPr>
+        <w:pBdr>
+          <w:top w:val="single" w:sz="4" w:space="1" w:color="auto"/>
+          <w:left w:val="single" w:sz="4" w:space="1" w:color="auto"/>
+          <w:bottom w:val="single" w:sz="4" w:space="1" w:color="auto"/>
+          <w:right w:val="single" w:sz="4" w:space="1" w:color="auto"/>
+        </w:pBdr>
+        <w:shd w:val="clear" w:color="auto" w:fill="FFFFFF"/>
+        <w:spacing w:after="0" w:line="285" w:lineRule="atLeast"/>
+        <w:rPr>
+          <w:rFonts w:ascii="Consolas" w:eastAsia="Times New Roman" w:hAnsi="Consolas" w:cs="Times New Roman"/>
+          <w:color w:val="000000"/>
+          <w:kern w:val="0"/>
+          <w:sz w:val="21"/>
+          <w:szCs w:val="21"/>
+          <w14:ligatures w14:val="none"/>
+        </w:rPr>
+      </w:pPr>
+      <w:r>
+        <w:rPr>
+          <w:rFonts w:ascii="Consolas" w:eastAsia="Times New Roman" w:hAnsi="Consolas" w:cs="Times New Roman"/>
+          <w:color w:val="000000"/>
+          <w:kern w:val="0"/>
+          <w:sz w:val="21"/>
+          <w:szCs w:val="21"/>
+          <w14:ligatures w14:val="none"/>
+        </w:rPr>
+        <w:lastRenderedPageBreak/>
+        <w:t>[printer]</w:t>
+      </w:r>
+    </w:p>
+    <w:p>
+      <w:pPr>
+        <w:pBdr>
+          <w:top w:val="single" w:sz="4" w:space="1" w:color="auto"/>
+          <w:left w:val="single" w:sz="4" w:space="1" w:color="auto"/>
+          <w:bottom w:val="single" w:sz="4" w:space="1" w:color="auto"/>
+          <w:right w:val="single" w:sz="4" w:space="1" w:color="auto"/>
+        </w:pBdr>
+        <w:shd w:val="clear" w:color="auto" w:fill="FFFFFF"/>
+        <w:spacing w:after="0" w:line="285" w:lineRule="atLeast"/>
+        <w:rPr>
+          <w:rFonts w:ascii="Consolas" w:eastAsia="Times New Roman" w:hAnsi="Consolas" w:cs="Times New Roman"/>
+          <w:color w:val="000000"/>
+          <w:kern w:val="0"/>
+          <w:sz w:val="21"/>
+          <w:szCs w:val="21"/>
+          <w14:ligatures w14:val="none"/>
+        </w:rPr>
+      </w:pPr>
+      <w:r>
+        <w:rPr>
+          <w:rFonts w:ascii="Consolas" w:eastAsia="Times New Roman" w:hAnsi="Consolas" w:cs="Times New Roman"/>
+          <w:color w:val="000000"/>
+          <w:kern w:val="0"/>
+          <w:sz w:val="21"/>
+          <w:szCs w:val="21"/>
+          <w14:ligatures w14:val="none"/>
+        </w:rPr>
+        <w:t xml:space="preserve">kinematics: </w:t>
+      </w:r>
+      <w:proofErr w:type="spellStart"/>
+      <w:r>
+        <w:rPr>
+          <w:rFonts w:ascii="Consolas" w:eastAsia="Times New Roman" w:hAnsi="Consolas" w:cs="Times New Roman"/>
+          <w:color w:val="000000"/>
+          <w:kern w:val="0"/>
+          <w:sz w:val="21"/>
+          <w:szCs w:val="21"/>
+          <w14:ligatures w14:val="none"/>
+        </w:rPr>
+        <w:t>corexy</w:t>
+      </w:r>
+      <w:proofErr w:type="spellEnd"/>
+    </w:p>
+    <w:p>
+      <w:pPr>
+        <w:pBdr>
+          <w:top w:val="single" w:sz="4" w:space="1" w:color="auto"/>
+          <w:left w:val="single" w:sz="4" w:space="1" w:color="auto"/>
+          <w:bottom w:val="single" w:sz="4" w:space="1" w:color="auto"/>
+          <w:right w:val="single" w:sz="4" w:space="1" w:color="auto"/>
+        </w:pBdr>
+        <w:shd w:val="clear" w:color="auto" w:fill="FFFFFF"/>
+        <w:spacing w:after="0" w:line="285" w:lineRule="atLeast"/>
+        <w:rPr>
+          <w:rFonts w:ascii="Consolas" w:eastAsia="Times New Roman" w:hAnsi="Consolas" w:cs="Times New Roman"/>
+          <w:color w:val="000000"/>
+          <w:kern w:val="0"/>
+          <w:sz w:val="21"/>
+          <w:szCs w:val="21"/>
+          <w14:ligatures w14:val="none"/>
+        </w:rPr>
+      </w:pPr>
+      <w:proofErr w:type="spellStart"/>
+      <w:r>
+        <w:rPr>
+          <w:rFonts w:ascii="Consolas" w:eastAsia="Times New Roman" w:hAnsi="Consolas" w:cs="Times New Roman"/>
+          <w:color w:val="000000"/>
+          <w:kern w:val="0"/>
+          <w:sz w:val="21"/>
+          <w:szCs w:val="21"/>
+          <w14:ligatures w14:val="none"/>
+        </w:rPr>
+        <w:t>max_velocity</w:t>
+      </w:r>
+      <w:proofErr w:type="spellEnd"/>
+      <w:r>
+        <w:rPr>
+          <w:rFonts w:ascii="Consolas" w:eastAsia="Times New Roman" w:hAnsi="Consolas" w:cs="Times New Roman"/>
+          <w:color w:val="000000"/>
+          <w:kern w:val="0"/>
+          <w:sz w:val="21"/>
+          <w:szCs w:val="21"/>
+          <w14:ligatures w14:val="none"/>
+        </w:rPr>
+        <w:t>: 300</w:t>
+      </w:r>
+    </w:p>
+    <w:p>
+      <w:pPr>
+        <w:pBdr>
+          <w:top w:val="single" w:sz="4" w:space="1" w:color="auto"/>
+          <w:left w:val="single" w:sz="4" w:space="1" w:color="auto"/>
+          <w:bottom w:val="single" w:sz="4" w:space="1" w:color="auto"/>
+          <w:right w:val="single" w:sz="4" w:space="1" w:color="auto"/>
+        </w:pBdr>
+        <w:shd w:val="clear" w:color="auto" w:fill="FFFFFF"/>
+        <w:spacing w:after="0" w:line="285" w:lineRule="atLeast"/>
+        <w:rPr>
+          <w:rFonts w:ascii="Consolas" w:eastAsia="Times New Roman" w:hAnsi="Consolas" w:cs="Times New Roman"/>
+          <w:color w:val="000000"/>
+          <w:kern w:val="0"/>
+          <w:sz w:val="21"/>
+          <w:szCs w:val="21"/>
+          <w14:ligatures w14:val="none"/>
+        </w:rPr>
+      </w:pPr>
+      <w:proofErr w:type="spellStart"/>
+      <w:r>
+        <w:rPr>
+          <w:rFonts w:ascii="Consolas" w:eastAsia="Times New Roman" w:hAnsi="Consolas" w:cs="Times New Roman"/>
+          <w:color w:val="000000"/>
+          <w:kern w:val="0"/>
+          <w:sz w:val="21"/>
+          <w:szCs w:val="21"/>
+          <w14:ligatures w14:val="none"/>
+        </w:rPr>
+        <w:t>max_accel</w:t>
+      </w:r>
+      <w:proofErr w:type="spellEnd"/>
+      <w:r>
+        <w:rPr>
+          <w:rFonts w:ascii="Consolas" w:eastAsia="Times New Roman" w:hAnsi="Consolas" w:cs="Times New Roman"/>
+          <w:color w:val="000000"/>
+          <w:kern w:val="0"/>
+          <w:sz w:val="21"/>
+          <w:szCs w:val="21"/>
+          <w14:ligatures w14:val="none"/>
+        </w:rPr>
+        <w:t>: 3000</w:t>
+      </w:r>
+    </w:p>
+    <w:p>
+      <w:pPr>
+        <w:pBdr>
+          <w:top w:val="single" w:sz="4" w:space="1" w:color="auto"/>
+          <w:left w:val="single" w:sz="4" w:space="1" w:color="auto"/>
+          <w:bottom w:val="single" w:sz="4" w:space="1" w:color="auto"/>
+          <w:right w:val="single" w:sz="4" w:space="1" w:color="auto"/>
+        </w:pBdr>
+        <w:shd w:val="clear" w:color="auto" w:fill="FFFFFF"/>
+        <w:spacing w:after="0" w:line="285" w:lineRule="atLeast"/>
+        <w:rPr>
+          <w:rFonts w:ascii="Consolas" w:eastAsia="Times New Roman" w:hAnsi="Consolas" w:cs="Times New Roman"/>
+          <w:color w:val="000000"/>
+          <w:kern w:val="0"/>
+          <w:sz w:val="21"/>
+          <w:szCs w:val="21"/>
+          <w14:ligatures w14:val="none"/>
+        </w:rPr>
+      </w:pPr>
+      <w:proofErr w:type="spellStart"/>
+      <w:r>
+        <w:rPr>
+          <w:rFonts w:ascii="Consolas" w:eastAsia="Times New Roman" w:hAnsi="Consolas" w:cs="Times New Roman"/>
+          <w:color w:val="000000"/>
+          <w:kern w:val="0"/>
+          <w:sz w:val="21"/>
+          <w:szCs w:val="21"/>
+          <w14:ligatures w14:val="none"/>
+        </w:rPr>
+        <w:t>max_z_velocity</w:t>
+      </w:r>
+      <w:proofErr w:type="spellEnd"/>
+      <w:r>
+        <w:rPr>
+          <w:rFonts w:ascii="Consolas" w:eastAsia="Times New Roman" w:hAnsi="Consolas" w:cs="Times New Roman"/>
+          <w:color w:val="000000"/>
+          <w:kern w:val="0"/>
+          <w:sz w:val="21"/>
+          <w:szCs w:val="21"/>
+          <w14:ligatures w14:val="none"/>
+        </w:rPr>
+        <w:t>: 25</w:t>
+      </w:r>
+    </w:p>
+    <w:p>
+      <w:pPr>
+        <w:pBdr>
+          <w:top w:val="single" w:sz="4" w:space="1" w:color="auto"/>
+          <w:left w:val="single" w:sz="4" w:space="1" w:color="auto"/>
+          <w:bottom w:val="single" w:sz="4" w:space="1" w:color="auto"/>
+          <w:right w:val="single" w:sz="4" w:space="1" w:color="auto"/>
+        </w:pBdr>
+        <w:shd w:val="clear" w:color="auto" w:fill="FFFFFF"/>
+        <w:spacing w:after="0" w:line="285" w:lineRule="atLeast"/>
+        <w:rPr>
+          <w:rFonts w:ascii="Consolas" w:eastAsia="Times New Roman" w:hAnsi="Consolas" w:cs="Times New Roman"/>
+          <w:color w:val="000000"/>
+          <w:kern w:val="0"/>
+          <w:sz w:val="21"/>
+          <w:szCs w:val="21"/>
+          <w:lang w:val="de-AT"/>
+          <w14:ligatures w14:val="none"/>
+        </w:rPr>
+      </w:pPr>
+      <w:proofErr w:type="spellStart"/>
+      <w:r>
+        <w:rPr>
+          <w:rFonts w:ascii="Consolas" w:eastAsia="Times New Roman" w:hAnsi="Consolas" w:cs="Times New Roman"/>
+          <w:color w:val="000000"/>
+          <w:kern w:val="0"/>
+          <w:sz w:val="21"/>
+          <w:szCs w:val="21"/>
+          <w:lang w:val="de-AT"/>
+          <w14:ligatures w14:val="none"/>
+        </w:rPr>
+        <w:t>max_z_accel</w:t>
+      </w:r>
+      <w:proofErr w:type="spellEnd"/>
+      <w:r>
+        <w:rPr>
+          <w:rFonts w:ascii="Consolas" w:eastAsia="Times New Roman" w:hAnsi="Consolas" w:cs="Times New Roman"/>
+          <w:color w:val="000000"/>
+          <w:kern w:val="0"/>
+          <w:sz w:val="21"/>
+          <w:szCs w:val="21"/>
+          <w:lang w:val="de-AT"/>
+          <w14:ligatures w14:val="none"/>
+        </w:rPr>
+        <w:t>: 30</w:t>
+      </w:r>
+    </w:p>
+    <w:p>
+      <w:pPr>
+        <w:shd w:val="clear" w:color="auto" w:fill="FFFFFF"/>
+        <w:spacing w:after="0" w:line="285" w:lineRule="atLeast"/>
+        <w:rPr>
+          <w:rFonts w:ascii="Consolas" w:eastAsia="Times New Roman" w:hAnsi="Consolas" w:cs="Times New Roman"/>
+          <w:color w:val="000000"/>
+          <w:kern w:val="0"/>
+          <w:sz w:val="21"/>
+          <w:szCs w:val="21"/>
+          <w:lang w:val="de-AT"/>
+          <w14:ligatures w14:val="none"/>
+        </w:rPr>
+      </w:pPr>
+    </w:p>
+    <w:p>
+      <w:pPr>
+        <w:rPr>
+          <w:lang w:val="de-AT"/>
+        </w:rPr>
+      </w:pPr>
+      <w:r>
+        <w:rPr>
+          <w:lang w:val="de-AT"/>
+        </w:rPr>
+        <w:t xml:space="preserve">Die </w:t>
+      </w:r>
+      <w:proofErr w:type="spellStart"/>
+      <w:r>
+        <w:rPr>
+          <w:lang w:val="de-AT"/>
+        </w:rPr>
+        <w:t>example-corexy.cfg</w:t>
+      </w:r>
+      <w:proofErr w:type="spellEnd"/>
+      <w:r>
+        <w:rPr>
+          <w:lang w:val="de-AT"/>
+        </w:rPr>
+        <w:t xml:space="preserve"> wurde mit </w:t>
+      </w:r>
+      <w:r>
+        <w:rPr>
+          <w:lang w:val="de-AT"/>
+        </w:rPr>
+        <w:t>unserem Mainboard und unserem TMC2209 abgeglichen und dementsprechend angepasst</w:t>
+      </w:r>
+      <w:r>
+        <w:rPr>
+          <w:lang w:val="de-AT"/>
+        </w:rPr>
+        <w:t>.</w:t>
+      </w:r>
+      <w:r>
+        <w:rPr>
+          <w:lang w:val="de-AT"/>
+        </w:rPr>
+        <w:t xml:space="preserve"> Mit Hilfe von Gemini </w:t>
+      </w:r>
+      <w:r>
+        <w:rPr>
+          <w:lang w:val="de-AT"/>
+        </w:rPr>
+        <w:t xml:space="preserve">konnte für unseren Treiber UART in der </w:t>
+      </w:r>
+      <w:proofErr w:type="spellStart"/>
+      <w:r>
+        <w:rPr>
+          <w:lang w:val="de-AT"/>
+        </w:rPr>
+        <w:t>printer.cfg</w:t>
+      </w:r>
+      <w:proofErr w:type="spellEnd"/>
+      <w:r>
+        <w:rPr>
+          <w:lang w:val="de-AT"/>
+        </w:rPr>
+        <w:t xml:space="preserve"> </w:t>
+      </w:r>
+      <w:proofErr w:type="spellStart"/>
+      <w:r>
+        <w:rPr>
+          <w:lang w:val="de-AT"/>
+        </w:rPr>
+        <w:t>datei</w:t>
+      </w:r>
+      <w:proofErr w:type="spellEnd"/>
+      <w:r>
+        <w:rPr>
+          <w:lang w:val="de-AT"/>
+        </w:rPr>
+        <w:t xml:space="preserve"> eingerichtet werden.</w:t>
+      </w:r>
+      <w:r>
+        <w:rPr>
+          <w:rStyle w:val="Funotenzeichen"/>
+          <w:lang w:val="de-AT"/>
+        </w:rPr>
+        <w:footnoteReference w:id="11"/>
+      </w:r>
+    </w:p>
+    <w:p>
+      <w:pPr>
+        <w:rPr>
+          <w:b/>
+          <w:bCs/>
+        </w:rPr>
+      </w:pPr>
+      <w:proofErr w:type="spellStart"/>
+      <w:r>
+        <w:rPr>
+          <w:b/>
+          <w:bCs/>
+        </w:rPr>
+        <w:t>printer.cfg</w:t>
+      </w:r>
+      <w:proofErr w:type="spellEnd"/>
+      <w:r>
+        <w:rPr>
+          <w:b/>
+          <w:bCs/>
+        </w:rPr>
+        <w:t xml:space="preserve"> (stand 28.02.2026)</w:t>
+      </w:r>
+      <w:r>
+        <w:rPr>
+          <w:b/>
+          <w:bCs/>
+        </w:rPr>
+        <w:t>:</w:t>
+      </w:r>
+    </w:p>
+    <w:p>
+      <w:pPr>
+        <w:pBdr>
+          <w:top w:val="single" w:sz="4" w:space="1" w:color="auto"/>
+          <w:left w:val="single" w:sz="4" w:space="1" w:color="auto"/>
+          <w:bottom w:val="single" w:sz="4" w:space="1" w:color="auto"/>
+          <w:right w:val="single" w:sz="4" w:space="1" w:color="auto"/>
+        </w:pBdr>
+        <w:shd w:val="clear" w:color="auto" w:fill="FFFFFF"/>
+        <w:spacing w:after="0" w:line="285" w:lineRule="atLeast"/>
+        <w:rPr>
+          <w:rFonts w:ascii="Consolas" w:eastAsia="Times New Roman" w:hAnsi="Consolas" w:cs="Times New Roman"/>
+          <w:color w:val="000000"/>
+          <w:kern w:val="0"/>
+          <w:sz w:val="21"/>
+          <w:szCs w:val="21"/>
+          <w14:ligatures w14:val="none"/>
+        </w:rPr>
+      </w:pPr>
+      <w:r>
+        <w:rPr>
+          <w:rFonts w:ascii="Consolas" w:eastAsia="Times New Roman" w:hAnsi="Consolas" w:cs="Times New Roman"/>
+          <w:color w:val="000000"/>
+          <w:kern w:val="0"/>
+          <w:sz w:val="21"/>
+          <w:szCs w:val="21"/>
+          <w14:ligatures w14:val="none"/>
+        </w:rPr>
+        <w:t xml:space="preserve">[include </w:t>
+      </w:r>
+      <w:proofErr w:type="spellStart"/>
+      <w:r>
+        <w:rPr>
+          <w:rFonts w:ascii="Consolas" w:eastAsia="Times New Roman" w:hAnsi="Consolas" w:cs="Times New Roman"/>
+          <w:color w:val="000000"/>
+          <w:kern w:val="0"/>
+          <w:sz w:val="21"/>
+          <w:szCs w:val="21"/>
+          <w14:ligatures w14:val="none"/>
+        </w:rPr>
+        <w:t>mainsail.cfg</w:t>
+      </w:r>
+      <w:proofErr w:type="spellEnd"/>
+      <w:r>
+        <w:rPr>
+          <w:rFonts w:ascii="Consolas" w:eastAsia="Times New Roman" w:hAnsi="Consolas" w:cs="Times New Roman"/>
+          <w:color w:val="000000"/>
+          <w:kern w:val="0"/>
+          <w:sz w:val="21"/>
+          <w:szCs w:val="21"/>
+          <w14:ligatures w14:val="none"/>
+        </w:rPr>
+        <w:t>]</w:t>
+      </w:r>
+    </w:p>
+    <w:p>
+      <w:pPr>
+        <w:pBdr>
+          <w:top w:val="single" w:sz="4" w:space="1" w:color="auto"/>
+          <w:left w:val="single" w:sz="4" w:space="1" w:color="auto"/>
+          <w:bottom w:val="single" w:sz="4" w:space="1" w:color="auto"/>
+          <w:right w:val="single" w:sz="4" w:space="1" w:color="auto"/>
+        </w:pBdr>
+        <w:shd w:val="clear" w:color="auto" w:fill="FFFFFF"/>
+        <w:spacing w:after="0" w:line="285" w:lineRule="atLeast"/>
+        <w:rPr>
+          <w:rFonts w:ascii="Consolas" w:eastAsia="Times New Roman" w:hAnsi="Consolas" w:cs="Times New Roman"/>
+          <w:color w:val="000000"/>
+          <w:kern w:val="0"/>
+          <w:sz w:val="21"/>
+          <w:szCs w:val="21"/>
+          <w14:ligatures w14:val="none"/>
+        </w:rPr>
+      </w:pPr>
+      <w:r>
+        <w:rPr>
+          <w:rFonts w:ascii="Consolas" w:eastAsia="Times New Roman" w:hAnsi="Consolas" w:cs="Times New Roman"/>
+          <w:color w:val="000000"/>
+          <w:kern w:val="0"/>
+          <w:sz w:val="21"/>
+          <w:szCs w:val="21"/>
+          <w14:ligatures w14:val="none"/>
+        </w:rPr>
+        <w:t>[</w:t>
+      </w:r>
+      <w:proofErr w:type="spellStart"/>
+      <w:r>
+        <w:rPr>
+          <w:rFonts w:ascii="Consolas" w:eastAsia="Times New Roman" w:hAnsi="Consolas" w:cs="Times New Roman"/>
+          <w:color w:val="000000"/>
+          <w:kern w:val="0"/>
+          <w:sz w:val="21"/>
+          <w:szCs w:val="21"/>
+          <w14:ligatures w14:val="none"/>
+        </w:rPr>
+        <w:t>mcu</w:t>
+      </w:r>
+      <w:proofErr w:type="spellEnd"/>
+      <w:r>
+        <w:rPr>
+          <w:rFonts w:ascii="Consolas" w:eastAsia="Times New Roman" w:hAnsi="Consolas" w:cs="Times New Roman"/>
+          <w:color w:val="000000"/>
+          <w:kern w:val="0"/>
+          <w:sz w:val="21"/>
+          <w:szCs w:val="21"/>
+          <w14:ligatures w14:val="none"/>
+        </w:rPr>
+        <w:t>]</w:t>
+      </w:r>
+    </w:p>
+    <w:p>
+      <w:pPr>
+        <w:pBdr>
+          <w:top w:val="single" w:sz="4" w:space="1" w:color="auto"/>
+          <w:left w:val="single" w:sz="4" w:space="1" w:color="auto"/>
+          <w:bottom w:val="single" w:sz="4" w:space="1" w:color="auto"/>
+          <w:right w:val="single" w:sz="4" w:space="1" w:color="auto"/>
+        </w:pBdr>
+        <w:shd w:val="clear" w:color="auto" w:fill="FFFFFF"/>
+        <w:spacing w:after="0" w:line="285" w:lineRule="atLeast"/>
+        <w:rPr>
+          <w:rFonts w:ascii="Consolas" w:eastAsia="Times New Roman" w:hAnsi="Consolas" w:cs="Times New Roman"/>
+          <w:color w:val="000000"/>
+          <w:kern w:val="0"/>
+          <w:sz w:val="21"/>
+          <w:szCs w:val="21"/>
+          <w14:ligatures w14:val="none"/>
+        </w:rPr>
+      </w:pPr>
+      <w:r>
+        <w:rPr>
+          <w:rFonts w:ascii="Consolas" w:eastAsia="Times New Roman" w:hAnsi="Consolas" w:cs="Times New Roman"/>
+          <w:color w:val="000000"/>
+          <w:kern w:val="0"/>
+          <w:sz w:val="21"/>
+          <w:szCs w:val="21"/>
+          <w14:ligatures w14:val="none"/>
+        </w:rPr>
+        <w:t>serial: /dev/serial/by-id/usb-STMicroelectronics_STM32_STLink_066CFF564987534867093944-if02</w:t>
+      </w:r>
+    </w:p>
+    <w:p>
+      <w:pPr>
+        <w:pBdr>
+          <w:top w:val="single" w:sz="4" w:space="1" w:color="auto"/>
+          <w:left w:val="single" w:sz="4" w:space="1" w:color="auto"/>
+          <w:bottom w:val="single" w:sz="4" w:space="1" w:color="auto"/>
+          <w:right w:val="single" w:sz="4" w:space="1" w:color="auto"/>
+        </w:pBdr>
+        <w:shd w:val="clear" w:color="auto" w:fill="FFFFFF"/>
+        <w:spacing w:after="0" w:line="285" w:lineRule="atLeast"/>
+        <w:rPr>
+          <w:rFonts w:ascii="Consolas" w:eastAsia="Times New Roman" w:hAnsi="Consolas" w:cs="Times New Roman"/>
+          <w:color w:val="000000"/>
+          <w:kern w:val="0"/>
+          <w:sz w:val="21"/>
+          <w:szCs w:val="21"/>
+          <w14:ligatures w14:val="none"/>
+        </w:rPr>
+      </w:pPr>
+    </w:p>
+    <w:p>
+      <w:pPr>
+        <w:pBdr>
+          <w:top w:val="single" w:sz="4" w:space="1" w:color="auto"/>
+          <w:left w:val="single" w:sz="4" w:space="1" w:color="auto"/>
+          <w:bottom w:val="single" w:sz="4" w:space="1" w:color="auto"/>
+          <w:right w:val="single" w:sz="4" w:space="1" w:color="auto"/>
+        </w:pBdr>
+        <w:shd w:val="clear" w:color="auto" w:fill="FFFFFF"/>
+        <w:spacing w:after="0" w:line="285" w:lineRule="atLeast"/>
+        <w:rPr>
+          <w:rFonts w:ascii="Consolas" w:eastAsia="Times New Roman" w:hAnsi="Consolas" w:cs="Times New Roman"/>
+          <w:color w:val="000000"/>
+          <w:kern w:val="0"/>
+          <w:sz w:val="21"/>
+          <w:szCs w:val="21"/>
+          <w14:ligatures w14:val="none"/>
+        </w:rPr>
+      </w:pPr>
+      <w:r>
+        <w:rPr>
+          <w:rFonts w:ascii="Consolas" w:eastAsia="Times New Roman" w:hAnsi="Consolas" w:cs="Times New Roman"/>
+          <w:color w:val="000000"/>
+          <w:kern w:val="0"/>
+          <w:sz w:val="21"/>
+          <w:szCs w:val="21"/>
+          <w14:ligatures w14:val="none"/>
+        </w:rPr>
+        <w:t>[</w:t>
+      </w:r>
+      <w:proofErr w:type="spellStart"/>
+      <w:r>
+        <w:rPr>
+          <w:rFonts w:ascii="Consolas" w:eastAsia="Times New Roman" w:hAnsi="Consolas" w:cs="Times New Roman"/>
+          <w:color w:val="000000"/>
+          <w:kern w:val="0"/>
+          <w:sz w:val="21"/>
+          <w:szCs w:val="21"/>
+          <w14:ligatures w14:val="none"/>
+        </w:rPr>
+        <w:t>virtual_sdcard</w:t>
+      </w:r>
+      <w:proofErr w:type="spellEnd"/>
+      <w:r>
+        <w:rPr>
+          <w:rFonts w:ascii="Consolas" w:eastAsia="Times New Roman" w:hAnsi="Consolas" w:cs="Times New Roman"/>
+          <w:color w:val="000000"/>
+          <w:kern w:val="0"/>
+          <w:sz w:val="21"/>
+          <w:szCs w:val="21"/>
+          <w14:ligatures w14:val="none"/>
+        </w:rPr>
+        <w:t>]</w:t>
+      </w:r>
+    </w:p>
+    <w:p>
+      <w:pPr>
+        <w:pBdr>
+          <w:top w:val="single" w:sz="4" w:space="1" w:color="auto"/>
+          <w:left w:val="single" w:sz="4" w:space="1" w:color="auto"/>
+          <w:bottom w:val="single" w:sz="4" w:space="1" w:color="auto"/>
+          <w:right w:val="single" w:sz="4" w:space="1" w:color="auto"/>
+        </w:pBdr>
+        <w:shd w:val="clear" w:color="auto" w:fill="FFFFFF"/>
+        <w:spacing w:after="0" w:line="285" w:lineRule="atLeast"/>
+        <w:rPr>
+          <w:rFonts w:ascii="Consolas" w:eastAsia="Times New Roman" w:hAnsi="Consolas" w:cs="Times New Roman"/>
+          <w:color w:val="000000"/>
+          <w:kern w:val="0"/>
+          <w:sz w:val="21"/>
+          <w:szCs w:val="21"/>
+          <w14:ligatures w14:val="none"/>
+        </w:rPr>
+      </w:pPr>
+      <w:r>
+        <w:rPr>
+          <w:rFonts w:ascii="Consolas" w:eastAsia="Times New Roman" w:hAnsi="Consolas" w:cs="Times New Roman"/>
+          <w:color w:val="000000"/>
+          <w:kern w:val="0"/>
+          <w:sz w:val="21"/>
+          <w:szCs w:val="21"/>
+          <w14:ligatures w14:val="none"/>
+        </w:rPr>
+        <w:t>path: /home/admin/</w:t>
+      </w:r>
+      <w:proofErr w:type="spellStart"/>
+      <w:r>
+        <w:rPr>
+          <w:rFonts w:ascii="Consolas" w:eastAsia="Times New Roman" w:hAnsi="Consolas" w:cs="Times New Roman"/>
+          <w:color w:val="000000"/>
+          <w:kern w:val="0"/>
+          <w:sz w:val="21"/>
+          <w:szCs w:val="21"/>
+          <w14:ligatures w14:val="none"/>
+        </w:rPr>
+        <w:t>printer_data</w:t>
+      </w:r>
+      <w:proofErr w:type="spellEnd"/>
+      <w:r>
+        <w:rPr>
+          <w:rFonts w:ascii="Consolas" w:eastAsia="Times New Roman" w:hAnsi="Consolas" w:cs="Times New Roman"/>
+          <w:color w:val="000000"/>
+          <w:kern w:val="0"/>
+          <w:sz w:val="21"/>
+          <w:szCs w:val="21"/>
+          <w14:ligatures w14:val="none"/>
+        </w:rPr>
+        <w:t>/</w:t>
+      </w:r>
+      <w:proofErr w:type="spellStart"/>
+      <w:r>
+        <w:rPr>
+          <w:rFonts w:ascii="Consolas" w:eastAsia="Times New Roman" w:hAnsi="Consolas" w:cs="Times New Roman"/>
+          <w:color w:val="000000"/>
+          <w:kern w:val="0"/>
+          <w:sz w:val="21"/>
+          <w:szCs w:val="21"/>
+          <w14:ligatures w14:val="none"/>
+        </w:rPr>
+        <w:t>gcodes</w:t>
+      </w:r>
+      <w:proofErr w:type="spellEnd"/>
+    </w:p>
+    <w:p>
+      <w:pPr>
+        <w:pBdr>
+          <w:top w:val="single" w:sz="4" w:space="1" w:color="auto"/>
+          <w:left w:val="single" w:sz="4" w:space="1" w:color="auto"/>
+          <w:bottom w:val="single" w:sz="4" w:space="1" w:color="auto"/>
+          <w:right w:val="single" w:sz="4" w:space="1" w:color="auto"/>
+        </w:pBdr>
+        <w:shd w:val="clear" w:color="auto" w:fill="FFFFFF"/>
+        <w:spacing w:after="0" w:line="285" w:lineRule="atLeast"/>
+        <w:rPr>
+          <w:rFonts w:ascii="Consolas" w:eastAsia="Times New Roman" w:hAnsi="Consolas" w:cs="Times New Roman"/>
+          <w:color w:val="000000"/>
+          <w:kern w:val="0"/>
+          <w:sz w:val="21"/>
+          <w:szCs w:val="21"/>
+          <w14:ligatures w14:val="none"/>
+        </w:rPr>
+      </w:pPr>
+      <w:proofErr w:type="spellStart"/>
+      <w:r>
+        <w:rPr>
+          <w:rFonts w:ascii="Consolas" w:eastAsia="Times New Roman" w:hAnsi="Consolas" w:cs="Times New Roman"/>
+          <w:color w:val="000000"/>
+          <w:kern w:val="0"/>
+          <w:sz w:val="21"/>
+          <w:szCs w:val="21"/>
+          <w14:ligatures w14:val="none"/>
+        </w:rPr>
+        <w:t>on_error_gcode</w:t>
+      </w:r>
+      <w:proofErr w:type="spellEnd"/>
+      <w:r>
+        <w:rPr>
+          <w:rFonts w:ascii="Consolas" w:eastAsia="Times New Roman" w:hAnsi="Consolas" w:cs="Times New Roman"/>
+          <w:color w:val="000000"/>
+          <w:kern w:val="0"/>
+          <w:sz w:val="21"/>
+          <w:szCs w:val="21"/>
+          <w14:ligatures w14:val="none"/>
+        </w:rPr>
+        <w:t>: CANCEL_PRINT</w:t>
+      </w:r>
+    </w:p>
+    <w:p>
+      <w:pPr>
+        <w:pBdr>
+          <w:top w:val="single" w:sz="4" w:space="1" w:color="auto"/>
+          <w:left w:val="single" w:sz="4" w:space="1" w:color="auto"/>
+          <w:bottom w:val="single" w:sz="4" w:space="1" w:color="auto"/>
+          <w:right w:val="single" w:sz="4" w:space="1" w:color="auto"/>
+        </w:pBdr>
+        <w:shd w:val="clear" w:color="auto" w:fill="FFFFFF"/>
+        <w:spacing w:after="0" w:line="285" w:lineRule="atLeast"/>
+        <w:rPr>
+          <w:rFonts w:ascii="Consolas" w:eastAsia="Times New Roman" w:hAnsi="Consolas" w:cs="Times New Roman"/>
+          <w:color w:val="000000"/>
+          <w:kern w:val="0"/>
+          <w:sz w:val="21"/>
+          <w:szCs w:val="21"/>
+          <w14:ligatures w14:val="none"/>
+        </w:rPr>
+      </w:pPr>
+    </w:p>
+    <w:p>
+      <w:pPr>
+        <w:pBdr>
+          <w:top w:val="single" w:sz="4" w:space="1" w:color="auto"/>
+          <w:left w:val="single" w:sz="4" w:space="1" w:color="auto"/>
+          <w:bottom w:val="single" w:sz="4" w:space="1" w:color="auto"/>
+          <w:right w:val="single" w:sz="4" w:space="1" w:color="auto"/>
+        </w:pBdr>
+        <w:shd w:val="clear" w:color="auto" w:fill="FFFFFF"/>
+        <w:spacing w:after="0" w:line="285" w:lineRule="atLeast"/>
+        <w:rPr>
+          <w:rFonts w:ascii="Consolas" w:eastAsia="Times New Roman" w:hAnsi="Consolas" w:cs="Times New Roman"/>
+          <w:color w:val="000000"/>
+          <w:kern w:val="0"/>
+          <w:sz w:val="21"/>
+          <w:szCs w:val="21"/>
+          <w14:ligatures w14:val="none"/>
+        </w:rPr>
+      </w:pPr>
+      <w:r>
+        <w:rPr>
+          <w:rFonts w:ascii="Consolas" w:eastAsia="Times New Roman" w:hAnsi="Consolas" w:cs="Times New Roman"/>
+          <w:color w:val="000000"/>
+          <w:kern w:val="0"/>
+          <w:sz w:val="21"/>
+          <w:szCs w:val="21"/>
+          <w14:ligatures w14:val="none"/>
+        </w:rPr>
+        <w:t>[</w:t>
+      </w:r>
+      <w:proofErr w:type="spellStart"/>
+      <w:r>
+        <w:rPr>
+          <w:rFonts w:ascii="Consolas" w:eastAsia="Times New Roman" w:hAnsi="Consolas" w:cs="Times New Roman"/>
+          <w:color w:val="000000"/>
+          <w:kern w:val="0"/>
+          <w:sz w:val="21"/>
+          <w:szCs w:val="21"/>
+          <w14:ligatures w14:val="none"/>
+        </w:rPr>
+        <w:t>stepper_x</w:t>
+      </w:r>
+      <w:proofErr w:type="spellEnd"/>
+      <w:r>
+        <w:rPr>
+          <w:rFonts w:ascii="Consolas" w:eastAsia="Times New Roman" w:hAnsi="Consolas" w:cs="Times New Roman"/>
+          <w:color w:val="000000"/>
+          <w:kern w:val="0"/>
+          <w:sz w:val="21"/>
+          <w:szCs w:val="21"/>
+          <w14:ligatures w14:val="none"/>
+        </w:rPr>
+        <w:t>]</w:t>
+      </w:r>
+    </w:p>
+    <w:p>
+      <w:pPr>
+        <w:pBdr>
+          <w:top w:val="single" w:sz="4" w:space="1" w:color="auto"/>
+          <w:left w:val="single" w:sz="4" w:space="1" w:color="auto"/>
+          <w:bottom w:val="single" w:sz="4" w:space="1" w:color="auto"/>
+          <w:right w:val="single" w:sz="4" w:space="1" w:color="auto"/>
+        </w:pBdr>
+        <w:shd w:val="clear" w:color="auto" w:fill="FFFFFF"/>
+        <w:spacing w:after="0" w:line="285" w:lineRule="atLeast"/>
+        <w:rPr>
+          <w:rFonts w:ascii="Consolas" w:eastAsia="Times New Roman" w:hAnsi="Consolas" w:cs="Times New Roman"/>
+          <w:color w:val="000000"/>
+          <w:kern w:val="0"/>
+          <w:sz w:val="21"/>
+          <w:szCs w:val="21"/>
+          <w14:ligatures w14:val="none"/>
+        </w:rPr>
+      </w:pPr>
+      <w:proofErr w:type="spellStart"/>
+      <w:r>
+        <w:rPr>
+          <w:rFonts w:ascii="Consolas" w:eastAsia="Times New Roman" w:hAnsi="Consolas" w:cs="Times New Roman"/>
+          <w:color w:val="000000"/>
+          <w:kern w:val="0"/>
+          <w:sz w:val="21"/>
+          <w:szCs w:val="21"/>
+          <w14:ligatures w14:val="none"/>
+        </w:rPr>
+        <w:t>step_pin</w:t>
+      </w:r>
+      <w:proofErr w:type="spellEnd"/>
+      <w:r>
+        <w:rPr>
+          <w:rFonts w:ascii="Consolas" w:eastAsia="Times New Roman" w:hAnsi="Consolas" w:cs="Times New Roman"/>
+          <w:color w:val="000000"/>
+          <w:kern w:val="0"/>
+          <w:sz w:val="21"/>
+          <w:szCs w:val="21"/>
+          <w14:ligatures w14:val="none"/>
+        </w:rPr>
+        <w:t>: PB8</w:t>
+      </w:r>
+    </w:p>
+    <w:p>
+      <w:pPr>
+        <w:pBdr>
+          <w:top w:val="single" w:sz="4" w:space="1" w:color="auto"/>
+          <w:left w:val="single" w:sz="4" w:space="1" w:color="auto"/>
+          <w:bottom w:val="single" w:sz="4" w:space="1" w:color="auto"/>
+          <w:right w:val="single" w:sz="4" w:space="1" w:color="auto"/>
+        </w:pBdr>
+        <w:shd w:val="clear" w:color="auto" w:fill="FFFFFF"/>
+        <w:spacing w:after="0" w:line="285" w:lineRule="atLeast"/>
+        <w:rPr>
+          <w:rFonts w:ascii="Consolas" w:eastAsia="Times New Roman" w:hAnsi="Consolas" w:cs="Times New Roman"/>
+          <w:color w:val="000000"/>
+          <w:kern w:val="0"/>
+          <w:sz w:val="21"/>
+          <w:szCs w:val="21"/>
+          <w14:ligatures w14:val="none"/>
+        </w:rPr>
+      </w:pPr>
+      <w:proofErr w:type="spellStart"/>
+      <w:r>
+        <w:rPr>
+          <w:rFonts w:ascii="Consolas" w:eastAsia="Times New Roman" w:hAnsi="Consolas" w:cs="Times New Roman"/>
+          <w:color w:val="000000"/>
+          <w:kern w:val="0"/>
+          <w:sz w:val="21"/>
+          <w:szCs w:val="21"/>
+          <w14:ligatures w14:val="none"/>
+        </w:rPr>
+        <w:t>dir_pin</w:t>
+      </w:r>
+      <w:proofErr w:type="spellEnd"/>
+      <w:r>
+        <w:rPr>
+          <w:rFonts w:ascii="Consolas" w:eastAsia="Times New Roman" w:hAnsi="Consolas" w:cs="Times New Roman"/>
+          <w:color w:val="000000"/>
+          <w:kern w:val="0"/>
+          <w:sz w:val="21"/>
+          <w:szCs w:val="21"/>
+          <w14:ligatures w14:val="none"/>
+        </w:rPr>
+        <w:t>: PB9</w:t>
+      </w:r>
+    </w:p>
+    <w:p>
+      <w:pPr>
+        <w:pBdr>
+          <w:top w:val="single" w:sz="4" w:space="1" w:color="auto"/>
+          <w:left w:val="single" w:sz="4" w:space="1" w:color="auto"/>
+          <w:bottom w:val="single" w:sz="4" w:space="1" w:color="auto"/>
+          <w:right w:val="single" w:sz="4" w:space="1" w:color="auto"/>
+        </w:pBdr>
+        <w:shd w:val="clear" w:color="auto" w:fill="FFFFFF"/>
+        <w:spacing w:after="0" w:line="285" w:lineRule="atLeast"/>
+        <w:rPr>
+          <w:rFonts w:ascii="Consolas" w:eastAsia="Times New Roman" w:hAnsi="Consolas" w:cs="Times New Roman"/>
+          <w:color w:val="000000"/>
+          <w:kern w:val="0"/>
+          <w:sz w:val="21"/>
+          <w:szCs w:val="21"/>
+          <w14:ligatures w14:val="none"/>
+        </w:rPr>
+      </w:pPr>
+      <w:proofErr w:type="spellStart"/>
+      <w:r>
+        <w:rPr>
+          <w:rFonts w:ascii="Consolas" w:eastAsia="Times New Roman" w:hAnsi="Consolas" w:cs="Times New Roman"/>
+          <w:color w:val="000000"/>
+          <w:kern w:val="0"/>
+          <w:sz w:val="21"/>
+          <w:szCs w:val="21"/>
+          <w14:ligatures w14:val="none"/>
+        </w:rPr>
+        <w:t>enable_pin</w:t>
+      </w:r>
+      <w:proofErr w:type="spellEnd"/>
+      <w:proofErr w:type="gramStart"/>
+      <w:r>
+        <w:rPr>
+          <w:rFonts w:ascii="Consolas" w:eastAsia="Times New Roman" w:hAnsi="Consolas" w:cs="Times New Roman"/>
+          <w:color w:val="000000"/>
+          <w:kern w:val="0"/>
+          <w:sz w:val="21"/>
+          <w:szCs w:val="21"/>
+          <w14:ligatures w14:val="none"/>
+        </w:rPr>
+        <w:t>: !PC</w:t>
+      </w:r>
+      <w:proofErr w:type="gramEnd"/>
+      <w:r>
+        <w:rPr>
+          <w:rFonts w:ascii="Consolas" w:eastAsia="Times New Roman" w:hAnsi="Consolas" w:cs="Times New Roman"/>
+          <w:color w:val="000000"/>
+          <w:kern w:val="0"/>
+          <w:sz w:val="21"/>
+          <w:szCs w:val="21"/>
+          <w14:ligatures w14:val="none"/>
+        </w:rPr>
+        <w:t>9</w:t>
+      </w:r>
+    </w:p>
+    <w:p>
+      <w:pPr>
+        <w:pBdr>
+          <w:top w:val="single" w:sz="4" w:space="1" w:color="auto"/>
+          <w:left w:val="single" w:sz="4" w:space="1" w:color="auto"/>
+          <w:bottom w:val="single" w:sz="4" w:space="1" w:color="auto"/>
+          <w:right w:val="single" w:sz="4" w:space="1" w:color="auto"/>
+        </w:pBdr>
+        <w:shd w:val="clear" w:color="auto" w:fill="FFFFFF"/>
+        <w:spacing w:after="0" w:line="285" w:lineRule="atLeast"/>
+        <w:rPr>
+          <w:rFonts w:ascii="Consolas" w:eastAsia="Times New Roman" w:hAnsi="Consolas" w:cs="Times New Roman"/>
+          <w:color w:val="000000"/>
+          <w:kern w:val="0"/>
+          <w:sz w:val="21"/>
+          <w:szCs w:val="21"/>
+          <w14:ligatures w14:val="none"/>
+        </w:rPr>
+      </w:pPr>
+      <w:proofErr w:type="spellStart"/>
+      <w:r>
+        <w:rPr>
+          <w:rFonts w:ascii="Consolas" w:eastAsia="Times New Roman" w:hAnsi="Consolas" w:cs="Times New Roman"/>
+          <w:color w:val="000000"/>
+          <w:kern w:val="0"/>
+          <w:sz w:val="21"/>
+          <w:szCs w:val="21"/>
+          <w14:ligatures w14:val="none"/>
+        </w:rPr>
+        <w:t>microsteps</w:t>
+      </w:r>
+      <w:proofErr w:type="spellEnd"/>
+      <w:r>
+        <w:rPr>
+          <w:rFonts w:ascii="Consolas" w:eastAsia="Times New Roman" w:hAnsi="Consolas" w:cs="Times New Roman"/>
+          <w:color w:val="000000"/>
+          <w:kern w:val="0"/>
+          <w:sz w:val="21"/>
+          <w:szCs w:val="21"/>
+          <w14:ligatures w14:val="none"/>
+        </w:rPr>
+        <w:t>: 16</w:t>
+      </w:r>
+    </w:p>
+    <w:p>
+      <w:pPr>
+        <w:pBdr>
+          <w:top w:val="single" w:sz="4" w:space="1" w:color="auto"/>
+          <w:left w:val="single" w:sz="4" w:space="1" w:color="auto"/>
+          <w:bottom w:val="single" w:sz="4" w:space="1" w:color="auto"/>
+          <w:right w:val="single" w:sz="4" w:space="1" w:color="auto"/>
+        </w:pBdr>
+        <w:shd w:val="clear" w:color="auto" w:fill="FFFFFF"/>
+        <w:spacing w:after="0" w:line="285" w:lineRule="atLeast"/>
+        <w:rPr>
+          <w:rFonts w:ascii="Consolas" w:eastAsia="Times New Roman" w:hAnsi="Consolas" w:cs="Times New Roman"/>
+          <w:color w:val="000000"/>
+          <w:kern w:val="0"/>
+          <w:sz w:val="21"/>
+          <w:szCs w:val="21"/>
+          <w14:ligatures w14:val="none"/>
+        </w:rPr>
+      </w:pPr>
+      <w:proofErr w:type="spellStart"/>
+      <w:r>
+        <w:rPr>
+          <w:rFonts w:ascii="Consolas" w:eastAsia="Times New Roman" w:hAnsi="Consolas" w:cs="Times New Roman"/>
+          <w:color w:val="000000"/>
+          <w:kern w:val="0"/>
+          <w:sz w:val="21"/>
+          <w:szCs w:val="21"/>
+          <w14:ligatures w14:val="none"/>
+        </w:rPr>
+        <w:t>rotation_distance</w:t>
+      </w:r>
+      <w:proofErr w:type="spellEnd"/>
+      <w:r>
+        <w:rPr>
+          <w:rFonts w:ascii="Consolas" w:eastAsia="Times New Roman" w:hAnsi="Consolas" w:cs="Times New Roman"/>
+          <w:color w:val="000000"/>
+          <w:kern w:val="0"/>
+          <w:sz w:val="21"/>
+          <w:szCs w:val="21"/>
+          <w14:ligatures w14:val="none"/>
+        </w:rPr>
+        <w:t>: 40</w:t>
+      </w:r>
+    </w:p>
+    <w:p>
+      <w:pPr>
+        <w:pBdr>
+          <w:top w:val="single" w:sz="4" w:space="1" w:color="auto"/>
+          <w:left w:val="single" w:sz="4" w:space="1" w:color="auto"/>
+          <w:bottom w:val="single" w:sz="4" w:space="1" w:color="auto"/>
+          <w:right w:val="single" w:sz="4" w:space="1" w:color="auto"/>
+        </w:pBdr>
+        <w:shd w:val="clear" w:color="auto" w:fill="FFFFFF"/>
+        <w:spacing w:after="0" w:line="285" w:lineRule="atLeast"/>
+        <w:rPr>
+          <w:rFonts w:ascii="Consolas" w:eastAsia="Times New Roman" w:hAnsi="Consolas" w:cs="Times New Roman"/>
+          <w:color w:val="000000"/>
+          <w:kern w:val="0"/>
+          <w:sz w:val="21"/>
+          <w:szCs w:val="21"/>
+          <w14:ligatures w14:val="none"/>
+        </w:rPr>
+      </w:pPr>
+      <w:proofErr w:type="spellStart"/>
+      <w:r>
+        <w:rPr>
+          <w:rFonts w:ascii="Consolas" w:eastAsia="Times New Roman" w:hAnsi="Consolas" w:cs="Times New Roman"/>
+          <w:color w:val="000000"/>
+          <w:kern w:val="0"/>
+          <w:sz w:val="21"/>
+          <w:szCs w:val="21"/>
+          <w14:ligatures w14:val="none"/>
+        </w:rPr>
+        <w:t>endstop_pin</w:t>
+      </w:r>
+      <w:proofErr w:type="spellEnd"/>
+      <w:r>
+        <w:rPr>
+          <w:rFonts w:ascii="Consolas" w:eastAsia="Times New Roman" w:hAnsi="Consolas" w:cs="Times New Roman"/>
+          <w:color w:val="000000"/>
+          <w:kern w:val="0"/>
+          <w:sz w:val="21"/>
+          <w:szCs w:val="21"/>
+          <w14:ligatures w14:val="none"/>
+        </w:rPr>
+        <w:t>: PC14</w:t>
+      </w:r>
+    </w:p>
+    <w:p>
+      <w:pPr>
+        <w:pBdr>
+          <w:top w:val="single" w:sz="4" w:space="1" w:color="auto"/>
+          <w:left w:val="single" w:sz="4" w:space="1" w:color="auto"/>
+          <w:bottom w:val="single" w:sz="4" w:space="1" w:color="auto"/>
+          <w:right w:val="single" w:sz="4" w:space="1" w:color="auto"/>
+        </w:pBdr>
+        <w:shd w:val="clear" w:color="auto" w:fill="FFFFFF"/>
+        <w:spacing w:after="0" w:line="285" w:lineRule="atLeast"/>
+        <w:rPr>
+          <w:rFonts w:ascii="Consolas" w:eastAsia="Times New Roman" w:hAnsi="Consolas" w:cs="Times New Roman"/>
+          <w:color w:val="000000"/>
+          <w:kern w:val="0"/>
+          <w:sz w:val="21"/>
+          <w:szCs w:val="21"/>
+          <w14:ligatures w14:val="none"/>
+        </w:rPr>
+      </w:pPr>
+      <w:proofErr w:type="spellStart"/>
+      <w:r>
+        <w:rPr>
+          <w:rFonts w:ascii="Consolas" w:eastAsia="Times New Roman" w:hAnsi="Consolas" w:cs="Times New Roman"/>
+          <w:color w:val="000000"/>
+          <w:kern w:val="0"/>
+          <w:sz w:val="21"/>
+          <w:szCs w:val="21"/>
+          <w14:ligatures w14:val="none"/>
+        </w:rPr>
+        <w:t>position_endstop</w:t>
+      </w:r>
+      <w:proofErr w:type="spellEnd"/>
+      <w:r>
+        <w:rPr>
+          <w:rFonts w:ascii="Consolas" w:eastAsia="Times New Roman" w:hAnsi="Consolas" w:cs="Times New Roman"/>
+          <w:color w:val="000000"/>
+          <w:kern w:val="0"/>
+          <w:sz w:val="21"/>
+          <w:szCs w:val="21"/>
+          <w14:ligatures w14:val="none"/>
+        </w:rPr>
+        <w:t>: 0</w:t>
+      </w:r>
+    </w:p>
+    <w:p>
+      <w:pPr>
+        <w:pBdr>
+          <w:top w:val="single" w:sz="4" w:space="1" w:color="auto"/>
+          <w:left w:val="single" w:sz="4" w:space="1" w:color="auto"/>
+          <w:bottom w:val="single" w:sz="4" w:space="1" w:color="auto"/>
+          <w:right w:val="single" w:sz="4" w:space="1" w:color="auto"/>
+        </w:pBdr>
+        <w:shd w:val="clear" w:color="auto" w:fill="FFFFFF"/>
+        <w:spacing w:after="0" w:line="285" w:lineRule="atLeast"/>
+        <w:rPr>
+          <w:rFonts w:ascii="Consolas" w:eastAsia="Times New Roman" w:hAnsi="Consolas" w:cs="Times New Roman"/>
+          <w:color w:val="000000"/>
+          <w:kern w:val="0"/>
+          <w:sz w:val="21"/>
+          <w:szCs w:val="21"/>
+          <w14:ligatures w14:val="none"/>
+        </w:rPr>
+      </w:pPr>
+      <w:proofErr w:type="spellStart"/>
+      <w:r>
+        <w:rPr>
+          <w:rFonts w:ascii="Consolas" w:eastAsia="Times New Roman" w:hAnsi="Consolas" w:cs="Times New Roman"/>
+          <w:color w:val="000000"/>
+          <w:kern w:val="0"/>
+          <w:sz w:val="21"/>
+          <w:szCs w:val="21"/>
+          <w14:ligatures w14:val="none"/>
+        </w:rPr>
+        <w:t>position_max</w:t>
+      </w:r>
+      <w:proofErr w:type="spellEnd"/>
+      <w:r>
+        <w:rPr>
+          <w:rFonts w:ascii="Consolas" w:eastAsia="Times New Roman" w:hAnsi="Consolas" w:cs="Times New Roman"/>
+          <w:color w:val="000000"/>
+          <w:kern w:val="0"/>
+          <w:sz w:val="21"/>
+          <w:szCs w:val="21"/>
+          <w14:ligatures w14:val="none"/>
+        </w:rPr>
+        <w:t>: 200</w:t>
+      </w:r>
+    </w:p>
+    <w:p>
+      <w:pPr>
+        <w:pBdr>
+          <w:top w:val="single" w:sz="4" w:space="1" w:color="auto"/>
+          <w:left w:val="single" w:sz="4" w:space="1" w:color="auto"/>
+          <w:bottom w:val="single" w:sz="4" w:space="1" w:color="auto"/>
+          <w:right w:val="single" w:sz="4" w:space="1" w:color="auto"/>
+        </w:pBdr>
+        <w:shd w:val="clear" w:color="auto" w:fill="FFFFFF"/>
+        <w:spacing w:after="0" w:line="285" w:lineRule="atLeast"/>
+        <w:rPr>
+          <w:rFonts w:ascii="Consolas" w:eastAsia="Times New Roman" w:hAnsi="Consolas" w:cs="Times New Roman"/>
+          <w:color w:val="000000"/>
+          <w:kern w:val="0"/>
+          <w:sz w:val="21"/>
+          <w:szCs w:val="21"/>
+          <w14:ligatures w14:val="none"/>
+        </w:rPr>
+      </w:pPr>
+      <w:proofErr w:type="spellStart"/>
+      <w:r>
+        <w:rPr>
+          <w:rFonts w:ascii="Consolas" w:eastAsia="Times New Roman" w:hAnsi="Consolas" w:cs="Times New Roman"/>
+          <w:color w:val="000000"/>
+          <w:kern w:val="0"/>
+          <w:sz w:val="21"/>
+          <w:szCs w:val="21"/>
+          <w14:ligatures w14:val="none"/>
+        </w:rPr>
+        <w:t>homing_speed</w:t>
+      </w:r>
+      <w:proofErr w:type="spellEnd"/>
+      <w:r>
+        <w:rPr>
+          <w:rFonts w:ascii="Consolas" w:eastAsia="Times New Roman" w:hAnsi="Consolas" w:cs="Times New Roman"/>
+          <w:color w:val="000000"/>
+          <w:kern w:val="0"/>
+          <w:sz w:val="21"/>
+          <w:szCs w:val="21"/>
+          <w14:ligatures w14:val="none"/>
+        </w:rPr>
+        <w:t>: 50</w:t>
+      </w:r>
+    </w:p>
+    <w:p>
+      <w:pPr>
+        <w:pBdr>
+          <w:top w:val="single" w:sz="4" w:space="1" w:color="auto"/>
+          <w:left w:val="single" w:sz="4" w:space="1" w:color="auto"/>
+          <w:bottom w:val="single" w:sz="4" w:space="1" w:color="auto"/>
+          <w:right w:val="single" w:sz="4" w:space="1" w:color="auto"/>
+        </w:pBdr>
+        <w:shd w:val="clear" w:color="auto" w:fill="FFFFFF"/>
+        <w:spacing w:after="0" w:line="285" w:lineRule="atLeast"/>
+        <w:rPr>
+          <w:rFonts w:ascii="Consolas" w:eastAsia="Times New Roman" w:hAnsi="Consolas" w:cs="Times New Roman"/>
+          <w:color w:val="000000"/>
+          <w:kern w:val="0"/>
+          <w:sz w:val="21"/>
+          <w:szCs w:val="21"/>
+          <w14:ligatures w14:val="none"/>
+        </w:rPr>
+      </w:pPr>
+    </w:p>
+    <w:p>
+      <w:pPr>
+        <w:pBdr>
+          <w:top w:val="single" w:sz="4" w:space="1" w:color="auto"/>
+          <w:left w:val="single" w:sz="4" w:space="1" w:color="auto"/>
+          <w:bottom w:val="single" w:sz="4" w:space="1" w:color="auto"/>
+          <w:right w:val="single" w:sz="4" w:space="1" w:color="auto"/>
+        </w:pBdr>
+        <w:shd w:val="clear" w:color="auto" w:fill="FFFFFF"/>
+        <w:spacing w:after="0" w:line="285" w:lineRule="atLeast"/>
+        <w:rPr>
+          <w:rFonts w:ascii="Consolas" w:eastAsia="Times New Roman" w:hAnsi="Consolas" w:cs="Times New Roman"/>
+          <w:color w:val="000000"/>
+          <w:kern w:val="0"/>
+          <w:sz w:val="21"/>
+          <w:szCs w:val="21"/>
+          <w14:ligatures w14:val="none"/>
+        </w:rPr>
+      </w:pPr>
+      <w:r>
+        <w:rPr>
+          <w:rFonts w:ascii="Consolas" w:eastAsia="Times New Roman" w:hAnsi="Consolas" w:cs="Times New Roman"/>
+          <w:color w:val="000000"/>
+          <w:kern w:val="0"/>
+          <w:sz w:val="21"/>
+          <w:szCs w:val="21"/>
+          <w14:ligatures w14:val="none"/>
+        </w:rPr>
+        <w:t>[</w:t>
+      </w:r>
+      <w:proofErr w:type="spellStart"/>
+      <w:r>
+        <w:rPr>
+          <w:rFonts w:ascii="Consolas" w:eastAsia="Times New Roman" w:hAnsi="Consolas" w:cs="Times New Roman"/>
+          <w:color w:val="000000"/>
+          <w:kern w:val="0"/>
+          <w:sz w:val="21"/>
+          <w:szCs w:val="21"/>
+          <w14:ligatures w14:val="none"/>
+        </w:rPr>
+        <w:t>stepper_y</w:t>
+      </w:r>
+      <w:proofErr w:type="spellEnd"/>
+      <w:r>
+        <w:rPr>
+          <w:rFonts w:ascii="Consolas" w:eastAsia="Times New Roman" w:hAnsi="Consolas" w:cs="Times New Roman"/>
+          <w:color w:val="000000"/>
+          <w:kern w:val="0"/>
+          <w:sz w:val="21"/>
+          <w:szCs w:val="21"/>
+          <w14:ligatures w14:val="none"/>
+        </w:rPr>
+        <w:t>]</w:t>
+      </w:r>
+    </w:p>
+    <w:p>
+      <w:pPr>
+        <w:pBdr>
+          <w:top w:val="single" w:sz="4" w:space="1" w:color="auto"/>
+          <w:left w:val="single" w:sz="4" w:space="1" w:color="auto"/>
+          <w:bottom w:val="single" w:sz="4" w:space="1" w:color="auto"/>
+          <w:right w:val="single" w:sz="4" w:space="1" w:color="auto"/>
+        </w:pBdr>
+        <w:shd w:val="clear" w:color="auto" w:fill="FFFFFF"/>
+        <w:spacing w:after="0" w:line="285" w:lineRule="atLeast"/>
+        <w:rPr>
+          <w:rFonts w:ascii="Consolas" w:eastAsia="Times New Roman" w:hAnsi="Consolas" w:cs="Times New Roman"/>
+          <w:color w:val="000000"/>
+          <w:kern w:val="0"/>
+          <w:sz w:val="21"/>
+          <w:szCs w:val="21"/>
+          <w14:ligatures w14:val="none"/>
+        </w:rPr>
+      </w:pPr>
+      <w:proofErr w:type="spellStart"/>
+      <w:r>
+        <w:rPr>
+          <w:rFonts w:ascii="Consolas" w:eastAsia="Times New Roman" w:hAnsi="Consolas" w:cs="Times New Roman"/>
+          <w:color w:val="000000"/>
+          <w:kern w:val="0"/>
+          <w:sz w:val="21"/>
+          <w:szCs w:val="21"/>
+          <w14:ligatures w14:val="none"/>
+        </w:rPr>
+        <w:t>step_pin</w:t>
+      </w:r>
+      <w:proofErr w:type="spellEnd"/>
+      <w:r>
+        <w:rPr>
+          <w:rFonts w:ascii="Consolas" w:eastAsia="Times New Roman" w:hAnsi="Consolas" w:cs="Times New Roman"/>
+          <w:color w:val="000000"/>
+          <w:kern w:val="0"/>
+          <w:sz w:val="21"/>
+          <w:szCs w:val="21"/>
+          <w14:ligatures w14:val="none"/>
+        </w:rPr>
+        <w:t>: PD2</w:t>
+      </w:r>
+    </w:p>
+    <w:p>
+      <w:pPr>
+        <w:pBdr>
+          <w:top w:val="single" w:sz="4" w:space="1" w:color="auto"/>
+          <w:left w:val="single" w:sz="4" w:space="1" w:color="auto"/>
+          <w:bottom w:val="single" w:sz="4" w:space="1" w:color="auto"/>
+          <w:right w:val="single" w:sz="4" w:space="1" w:color="auto"/>
+        </w:pBdr>
+        <w:shd w:val="clear" w:color="auto" w:fill="FFFFFF"/>
+        <w:spacing w:after="0" w:line="285" w:lineRule="atLeast"/>
+        <w:rPr>
+          <w:rFonts w:ascii="Consolas" w:eastAsia="Times New Roman" w:hAnsi="Consolas" w:cs="Times New Roman"/>
+          <w:color w:val="000000"/>
+          <w:kern w:val="0"/>
+          <w:sz w:val="21"/>
+          <w:szCs w:val="21"/>
+          <w14:ligatures w14:val="none"/>
+        </w:rPr>
+      </w:pPr>
+      <w:proofErr w:type="spellStart"/>
+      <w:r>
+        <w:rPr>
+          <w:rFonts w:ascii="Consolas" w:eastAsia="Times New Roman" w:hAnsi="Consolas" w:cs="Times New Roman"/>
+          <w:color w:val="000000"/>
+          <w:kern w:val="0"/>
+          <w:sz w:val="21"/>
+          <w:szCs w:val="21"/>
+          <w14:ligatures w14:val="none"/>
+        </w:rPr>
+        <w:t>dir_pin</w:t>
+      </w:r>
+      <w:proofErr w:type="spellEnd"/>
+      <w:r>
+        <w:rPr>
+          <w:rFonts w:ascii="Consolas" w:eastAsia="Times New Roman" w:hAnsi="Consolas" w:cs="Times New Roman"/>
+          <w:color w:val="000000"/>
+          <w:kern w:val="0"/>
+          <w:sz w:val="21"/>
+          <w:szCs w:val="21"/>
+          <w14:ligatures w14:val="none"/>
+        </w:rPr>
+        <w:t>: PC10</w:t>
+      </w:r>
+    </w:p>
+    <w:p>
+      <w:pPr>
+        <w:pBdr>
+          <w:top w:val="single" w:sz="4" w:space="1" w:color="auto"/>
+          <w:left w:val="single" w:sz="4" w:space="1" w:color="auto"/>
+          <w:bottom w:val="single" w:sz="4" w:space="1" w:color="auto"/>
+          <w:right w:val="single" w:sz="4" w:space="1" w:color="auto"/>
+        </w:pBdr>
+        <w:shd w:val="clear" w:color="auto" w:fill="FFFFFF"/>
+        <w:spacing w:after="0" w:line="285" w:lineRule="atLeast"/>
+        <w:rPr>
+          <w:rFonts w:ascii="Consolas" w:eastAsia="Times New Roman" w:hAnsi="Consolas" w:cs="Times New Roman"/>
+          <w:color w:val="000000"/>
+          <w:kern w:val="0"/>
+          <w:sz w:val="21"/>
+          <w:szCs w:val="21"/>
+          <w14:ligatures w14:val="none"/>
+        </w:rPr>
+      </w:pPr>
+      <w:proofErr w:type="spellStart"/>
+      <w:r>
+        <w:rPr>
+          <w:rFonts w:ascii="Consolas" w:eastAsia="Times New Roman" w:hAnsi="Consolas" w:cs="Times New Roman"/>
+          <w:color w:val="000000"/>
+          <w:kern w:val="0"/>
+          <w:sz w:val="21"/>
+          <w:szCs w:val="21"/>
+          <w14:ligatures w14:val="none"/>
+        </w:rPr>
+        <w:t>enable_pin</w:t>
+      </w:r>
+      <w:proofErr w:type="spellEnd"/>
+      <w:proofErr w:type="gramStart"/>
+      <w:r>
+        <w:rPr>
+          <w:rFonts w:ascii="Consolas" w:eastAsia="Times New Roman" w:hAnsi="Consolas" w:cs="Times New Roman"/>
+          <w:color w:val="000000"/>
+          <w:kern w:val="0"/>
+          <w:sz w:val="21"/>
+          <w:szCs w:val="21"/>
+          <w14:ligatures w14:val="none"/>
+        </w:rPr>
+        <w:t>: !PC</w:t>
+      </w:r>
+      <w:proofErr w:type="gramEnd"/>
+      <w:r>
+        <w:rPr>
+          <w:rFonts w:ascii="Consolas" w:eastAsia="Times New Roman" w:hAnsi="Consolas" w:cs="Times New Roman"/>
+          <w:color w:val="000000"/>
+          <w:kern w:val="0"/>
+          <w:sz w:val="21"/>
+          <w:szCs w:val="21"/>
+          <w14:ligatures w14:val="none"/>
+        </w:rPr>
+        <w:t>11</w:t>
+      </w:r>
+    </w:p>
+    <w:p>
+      <w:pPr>
+        <w:pBdr>
+          <w:top w:val="single" w:sz="4" w:space="1" w:color="auto"/>
+          <w:left w:val="single" w:sz="4" w:space="1" w:color="auto"/>
+          <w:bottom w:val="single" w:sz="4" w:space="1" w:color="auto"/>
+          <w:right w:val="single" w:sz="4" w:space="1" w:color="auto"/>
+        </w:pBdr>
+        <w:shd w:val="clear" w:color="auto" w:fill="FFFFFF"/>
+        <w:spacing w:after="0" w:line="285" w:lineRule="atLeast"/>
+        <w:rPr>
+          <w:rFonts w:ascii="Consolas" w:eastAsia="Times New Roman" w:hAnsi="Consolas" w:cs="Times New Roman"/>
+          <w:color w:val="000000"/>
+          <w:kern w:val="0"/>
+          <w:sz w:val="21"/>
+          <w:szCs w:val="21"/>
+          <w14:ligatures w14:val="none"/>
+        </w:rPr>
+      </w:pPr>
+      <w:proofErr w:type="spellStart"/>
+      <w:r>
+        <w:rPr>
+          <w:rFonts w:ascii="Consolas" w:eastAsia="Times New Roman" w:hAnsi="Consolas" w:cs="Times New Roman"/>
+          <w:color w:val="000000"/>
+          <w:kern w:val="0"/>
+          <w:sz w:val="21"/>
+          <w:szCs w:val="21"/>
+          <w14:ligatures w14:val="none"/>
+        </w:rPr>
+        <w:t>microsteps</w:t>
+      </w:r>
+      <w:proofErr w:type="spellEnd"/>
+      <w:r>
+        <w:rPr>
+          <w:rFonts w:ascii="Consolas" w:eastAsia="Times New Roman" w:hAnsi="Consolas" w:cs="Times New Roman"/>
+          <w:color w:val="000000"/>
+          <w:kern w:val="0"/>
+          <w:sz w:val="21"/>
+          <w:szCs w:val="21"/>
+          <w14:ligatures w14:val="none"/>
+        </w:rPr>
+        <w:t>: 16</w:t>
+      </w:r>
+    </w:p>
+    <w:p>
+      <w:pPr>
+        <w:pBdr>
+          <w:top w:val="single" w:sz="4" w:space="1" w:color="auto"/>
+          <w:left w:val="single" w:sz="4" w:space="1" w:color="auto"/>
+          <w:bottom w:val="single" w:sz="4" w:space="1" w:color="auto"/>
+          <w:right w:val="single" w:sz="4" w:space="1" w:color="auto"/>
+        </w:pBdr>
+        <w:shd w:val="clear" w:color="auto" w:fill="FFFFFF"/>
+        <w:spacing w:after="0" w:line="285" w:lineRule="atLeast"/>
+        <w:rPr>
+          <w:rFonts w:ascii="Consolas" w:eastAsia="Times New Roman" w:hAnsi="Consolas" w:cs="Times New Roman"/>
+          <w:color w:val="000000"/>
+          <w:kern w:val="0"/>
+          <w:sz w:val="21"/>
+          <w:szCs w:val="21"/>
+          <w14:ligatures w14:val="none"/>
+        </w:rPr>
+      </w:pPr>
+      <w:proofErr w:type="spellStart"/>
+      <w:r>
+        <w:rPr>
+          <w:rFonts w:ascii="Consolas" w:eastAsia="Times New Roman" w:hAnsi="Consolas" w:cs="Times New Roman"/>
+          <w:color w:val="000000"/>
+          <w:kern w:val="0"/>
+          <w:sz w:val="21"/>
+          <w:szCs w:val="21"/>
+          <w14:ligatures w14:val="none"/>
+        </w:rPr>
+        <w:t>rotation_distance</w:t>
+      </w:r>
+      <w:proofErr w:type="spellEnd"/>
+      <w:r>
+        <w:rPr>
+          <w:rFonts w:ascii="Consolas" w:eastAsia="Times New Roman" w:hAnsi="Consolas" w:cs="Times New Roman"/>
+          <w:color w:val="000000"/>
+          <w:kern w:val="0"/>
+          <w:sz w:val="21"/>
+          <w:szCs w:val="21"/>
+          <w14:ligatures w14:val="none"/>
+        </w:rPr>
+        <w:t>: 40</w:t>
+      </w:r>
+    </w:p>
+    <w:p>
+      <w:pPr>
+        <w:pBdr>
+          <w:top w:val="single" w:sz="4" w:space="1" w:color="auto"/>
+          <w:left w:val="single" w:sz="4" w:space="1" w:color="auto"/>
+          <w:bottom w:val="single" w:sz="4" w:space="1" w:color="auto"/>
+          <w:right w:val="single" w:sz="4" w:space="1" w:color="auto"/>
+        </w:pBdr>
+        <w:shd w:val="clear" w:color="auto" w:fill="FFFFFF"/>
+        <w:spacing w:after="0" w:line="285" w:lineRule="atLeast"/>
+        <w:rPr>
+          <w:rFonts w:ascii="Consolas" w:eastAsia="Times New Roman" w:hAnsi="Consolas" w:cs="Times New Roman"/>
+          <w:color w:val="000000"/>
+          <w:kern w:val="0"/>
+          <w:sz w:val="21"/>
+          <w:szCs w:val="21"/>
+          <w14:ligatures w14:val="none"/>
+        </w:rPr>
+      </w:pPr>
+      <w:proofErr w:type="spellStart"/>
+      <w:r>
+        <w:rPr>
+          <w:rFonts w:ascii="Consolas" w:eastAsia="Times New Roman" w:hAnsi="Consolas" w:cs="Times New Roman"/>
+          <w:color w:val="000000"/>
+          <w:kern w:val="0"/>
+          <w:sz w:val="21"/>
+          <w:szCs w:val="21"/>
+          <w14:ligatures w14:val="none"/>
+        </w:rPr>
+        <w:t>endstop_pin</w:t>
+      </w:r>
+      <w:proofErr w:type="spellEnd"/>
+      <w:r>
+        <w:rPr>
+          <w:rFonts w:ascii="Consolas" w:eastAsia="Times New Roman" w:hAnsi="Consolas" w:cs="Times New Roman"/>
+          <w:color w:val="000000"/>
+          <w:kern w:val="0"/>
+          <w:sz w:val="21"/>
+          <w:szCs w:val="21"/>
+          <w14:ligatures w14:val="none"/>
+        </w:rPr>
+        <w:t>: PC13</w:t>
+      </w:r>
+    </w:p>
+    <w:p>
+      <w:pPr>
+        <w:pBdr>
+          <w:top w:val="single" w:sz="4" w:space="1" w:color="auto"/>
+          <w:left w:val="single" w:sz="4" w:space="1" w:color="auto"/>
+          <w:bottom w:val="single" w:sz="4" w:space="1" w:color="auto"/>
+          <w:right w:val="single" w:sz="4" w:space="1" w:color="auto"/>
+        </w:pBdr>
+        <w:shd w:val="clear" w:color="auto" w:fill="FFFFFF"/>
+        <w:spacing w:after="0" w:line="285" w:lineRule="atLeast"/>
+        <w:rPr>
+          <w:rFonts w:ascii="Consolas" w:eastAsia="Times New Roman" w:hAnsi="Consolas" w:cs="Times New Roman"/>
+          <w:color w:val="000000"/>
+          <w:kern w:val="0"/>
+          <w:sz w:val="21"/>
+          <w:szCs w:val="21"/>
+          <w14:ligatures w14:val="none"/>
+        </w:rPr>
+      </w:pPr>
+      <w:proofErr w:type="spellStart"/>
+      <w:r>
+        <w:rPr>
+          <w:rFonts w:ascii="Consolas" w:eastAsia="Times New Roman" w:hAnsi="Consolas" w:cs="Times New Roman"/>
+          <w:color w:val="000000"/>
+          <w:kern w:val="0"/>
+          <w:sz w:val="21"/>
+          <w:szCs w:val="21"/>
+          <w14:ligatures w14:val="none"/>
+        </w:rPr>
+        <w:t>position_endstop</w:t>
+      </w:r>
+      <w:proofErr w:type="spellEnd"/>
+      <w:r>
+        <w:rPr>
+          <w:rFonts w:ascii="Consolas" w:eastAsia="Times New Roman" w:hAnsi="Consolas" w:cs="Times New Roman"/>
+          <w:color w:val="000000"/>
+          <w:kern w:val="0"/>
+          <w:sz w:val="21"/>
+          <w:szCs w:val="21"/>
+          <w14:ligatures w14:val="none"/>
+        </w:rPr>
+        <w:t>: 0</w:t>
+      </w:r>
+    </w:p>
+    <w:p>
+      <w:pPr>
+        <w:pBdr>
+          <w:top w:val="single" w:sz="4" w:space="1" w:color="auto"/>
+          <w:left w:val="single" w:sz="4" w:space="1" w:color="auto"/>
+          <w:bottom w:val="single" w:sz="4" w:space="1" w:color="auto"/>
+          <w:right w:val="single" w:sz="4" w:space="1" w:color="auto"/>
+        </w:pBdr>
+        <w:shd w:val="clear" w:color="auto" w:fill="FFFFFF"/>
+        <w:spacing w:after="0" w:line="285" w:lineRule="atLeast"/>
+        <w:rPr>
+          <w:rFonts w:ascii="Consolas" w:eastAsia="Times New Roman" w:hAnsi="Consolas" w:cs="Times New Roman"/>
+          <w:color w:val="000000"/>
+          <w:kern w:val="0"/>
+          <w:sz w:val="21"/>
+          <w:szCs w:val="21"/>
+          <w14:ligatures w14:val="none"/>
+        </w:rPr>
+      </w:pPr>
+      <w:proofErr w:type="spellStart"/>
+      <w:r>
+        <w:rPr>
+          <w:rFonts w:ascii="Consolas" w:eastAsia="Times New Roman" w:hAnsi="Consolas" w:cs="Times New Roman"/>
+          <w:color w:val="000000"/>
+          <w:kern w:val="0"/>
+          <w:sz w:val="21"/>
+          <w:szCs w:val="21"/>
+          <w14:ligatures w14:val="none"/>
+        </w:rPr>
+        <w:t>position_max</w:t>
+      </w:r>
+      <w:proofErr w:type="spellEnd"/>
+      <w:r>
+        <w:rPr>
+          <w:rFonts w:ascii="Consolas" w:eastAsia="Times New Roman" w:hAnsi="Consolas" w:cs="Times New Roman"/>
+          <w:color w:val="000000"/>
+          <w:kern w:val="0"/>
+          <w:sz w:val="21"/>
+          <w:szCs w:val="21"/>
+          <w14:ligatures w14:val="none"/>
+        </w:rPr>
+        <w:t>: 200</w:t>
+      </w:r>
+    </w:p>
+    <w:p>
+      <w:pPr>
+        <w:pBdr>
+          <w:top w:val="single" w:sz="4" w:space="1" w:color="auto"/>
+          <w:left w:val="single" w:sz="4" w:space="1" w:color="auto"/>
+          <w:bottom w:val="single" w:sz="4" w:space="1" w:color="auto"/>
+          <w:right w:val="single" w:sz="4" w:space="1" w:color="auto"/>
+        </w:pBdr>
+        <w:shd w:val="clear" w:color="auto" w:fill="FFFFFF"/>
+        <w:spacing w:after="0" w:line="285" w:lineRule="atLeast"/>
+        <w:rPr>
+          <w:rFonts w:ascii="Consolas" w:eastAsia="Times New Roman" w:hAnsi="Consolas" w:cs="Times New Roman"/>
+          <w:color w:val="000000"/>
+          <w:kern w:val="0"/>
+          <w:sz w:val="21"/>
+          <w:szCs w:val="21"/>
+          <w14:ligatures w14:val="none"/>
+        </w:rPr>
+      </w:pPr>
+      <w:proofErr w:type="spellStart"/>
+      <w:r>
+        <w:rPr>
+          <w:rFonts w:ascii="Consolas" w:eastAsia="Times New Roman" w:hAnsi="Consolas" w:cs="Times New Roman"/>
+          <w:color w:val="000000"/>
+          <w:kern w:val="0"/>
+          <w:sz w:val="21"/>
+          <w:szCs w:val="21"/>
+          <w14:ligatures w14:val="none"/>
+        </w:rPr>
+        <w:t>homing_speed</w:t>
+      </w:r>
+      <w:proofErr w:type="spellEnd"/>
+      <w:r>
+        <w:rPr>
+          <w:rFonts w:ascii="Consolas" w:eastAsia="Times New Roman" w:hAnsi="Consolas" w:cs="Times New Roman"/>
+          <w:color w:val="000000"/>
+          <w:kern w:val="0"/>
+          <w:sz w:val="21"/>
+          <w:szCs w:val="21"/>
+          <w14:ligatures w14:val="none"/>
+        </w:rPr>
+        <w:t>: 50</w:t>
+      </w:r>
+    </w:p>
+    <w:p>
+      <w:pPr>
+        <w:pBdr>
+          <w:top w:val="single" w:sz="4" w:space="1" w:color="auto"/>
+          <w:left w:val="single" w:sz="4" w:space="1" w:color="auto"/>
+          <w:bottom w:val="single" w:sz="4" w:space="1" w:color="auto"/>
+          <w:right w:val="single" w:sz="4" w:space="1" w:color="auto"/>
+        </w:pBdr>
+        <w:shd w:val="clear" w:color="auto" w:fill="FFFFFF"/>
+        <w:spacing w:after="0" w:line="285" w:lineRule="atLeast"/>
+        <w:rPr>
+          <w:rFonts w:ascii="Consolas" w:eastAsia="Times New Roman" w:hAnsi="Consolas" w:cs="Times New Roman"/>
+          <w:color w:val="000000"/>
+          <w:kern w:val="0"/>
+          <w:sz w:val="21"/>
+          <w:szCs w:val="21"/>
+          <w14:ligatures w14:val="none"/>
+        </w:rPr>
+      </w:pPr>
+    </w:p>
+    <w:p>
+      <w:pPr>
+        <w:pBdr>
+          <w:top w:val="single" w:sz="4" w:space="1" w:color="auto"/>
+          <w:left w:val="single" w:sz="4" w:space="1" w:color="auto"/>
+          <w:bottom w:val="single" w:sz="4" w:space="1" w:color="auto"/>
+          <w:right w:val="single" w:sz="4" w:space="1" w:color="auto"/>
+        </w:pBdr>
+        <w:shd w:val="clear" w:color="auto" w:fill="FFFFFF"/>
+        <w:spacing w:after="0" w:line="285" w:lineRule="atLeast"/>
+        <w:rPr>
+          <w:rFonts w:ascii="Consolas" w:eastAsia="Times New Roman" w:hAnsi="Consolas" w:cs="Times New Roman"/>
+          <w:color w:val="000000"/>
+          <w:kern w:val="0"/>
+          <w:sz w:val="21"/>
+          <w:szCs w:val="21"/>
+          <w14:ligatures w14:val="none"/>
+        </w:rPr>
+      </w:pPr>
+      <w:r>
+        <w:rPr>
+          <w:rFonts w:ascii="Consolas" w:eastAsia="Times New Roman" w:hAnsi="Consolas" w:cs="Times New Roman"/>
+          <w:color w:val="000000"/>
+          <w:kern w:val="0"/>
+          <w:sz w:val="21"/>
+          <w:szCs w:val="21"/>
+          <w14:ligatures w14:val="none"/>
+        </w:rPr>
+        <w:t>[</w:t>
+      </w:r>
+      <w:proofErr w:type="spellStart"/>
+      <w:r>
+        <w:rPr>
+          <w:rFonts w:ascii="Consolas" w:eastAsia="Times New Roman" w:hAnsi="Consolas" w:cs="Times New Roman"/>
+          <w:color w:val="000000"/>
+          <w:kern w:val="0"/>
+          <w:sz w:val="21"/>
+          <w:szCs w:val="21"/>
+          <w14:ligatures w14:val="none"/>
+        </w:rPr>
+        <w:t>stepper_z</w:t>
+      </w:r>
+      <w:proofErr w:type="spellEnd"/>
+      <w:r>
+        <w:rPr>
+          <w:rFonts w:ascii="Consolas" w:eastAsia="Times New Roman" w:hAnsi="Consolas" w:cs="Times New Roman"/>
+          <w:color w:val="000000"/>
+          <w:kern w:val="0"/>
+          <w:sz w:val="21"/>
+          <w:szCs w:val="21"/>
+          <w14:ligatures w14:val="none"/>
+        </w:rPr>
+        <w:t>]</w:t>
+      </w:r>
+    </w:p>
+    <w:p>
+      <w:pPr>
+        <w:pBdr>
+          <w:top w:val="single" w:sz="4" w:space="1" w:color="auto"/>
+          <w:left w:val="single" w:sz="4" w:space="1" w:color="auto"/>
+          <w:bottom w:val="single" w:sz="4" w:space="1" w:color="auto"/>
+          <w:right w:val="single" w:sz="4" w:space="1" w:color="auto"/>
+        </w:pBdr>
+        <w:shd w:val="clear" w:color="auto" w:fill="FFFFFF"/>
+        <w:spacing w:after="0" w:line="285" w:lineRule="atLeast"/>
+        <w:rPr>
+          <w:rFonts w:ascii="Consolas" w:eastAsia="Times New Roman" w:hAnsi="Consolas" w:cs="Times New Roman"/>
+          <w:color w:val="000000"/>
+          <w:kern w:val="0"/>
+          <w:sz w:val="21"/>
+          <w:szCs w:val="21"/>
+          <w14:ligatures w14:val="none"/>
+        </w:rPr>
+      </w:pPr>
+      <w:proofErr w:type="spellStart"/>
+      <w:r>
+        <w:rPr>
+          <w:rFonts w:ascii="Consolas" w:eastAsia="Times New Roman" w:hAnsi="Consolas" w:cs="Times New Roman"/>
+          <w:color w:val="000000"/>
+          <w:kern w:val="0"/>
+          <w:sz w:val="21"/>
+          <w:szCs w:val="21"/>
+          <w14:ligatures w14:val="none"/>
+        </w:rPr>
+        <w:t>step_pin</w:t>
+      </w:r>
+      <w:proofErr w:type="spellEnd"/>
+      <w:r>
+        <w:rPr>
+          <w:rFonts w:ascii="Consolas" w:eastAsia="Times New Roman" w:hAnsi="Consolas" w:cs="Times New Roman"/>
+          <w:color w:val="000000"/>
+          <w:kern w:val="0"/>
+          <w:sz w:val="21"/>
+          <w:szCs w:val="21"/>
+          <w14:ligatures w14:val="none"/>
+        </w:rPr>
+        <w:t>: PA8</w:t>
+      </w:r>
+    </w:p>
+    <w:p>
+      <w:pPr>
+        <w:pBdr>
+          <w:top w:val="single" w:sz="4" w:space="1" w:color="auto"/>
+          <w:left w:val="single" w:sz="4" w:space="1" w:color="auto"/>
+          <w:bottom w:val="single" w:sz="4" w:space="1" w:color="auto"/>
+          <w:right w:val="single" w:sz="4" w:space="1" w:color="auto"/>
+        </w:pBdr>
+        <w:shd w:val="clear" w:color="auto" w:fill="FFFFFF"/>
+        <w:spacing w:after="0" w:line="285" w:lineRule="atLeast"/>
+        <w:rPr>
+          <w:rFonts w:ascii="Consolas" w:eastAsia="Times New Roman" w:hAnsi="Consolas" w:cs="Times New Roman"/>
+          <w:color w:val="000000"/>
+          <w:kern w:val="0"/>
+          <w:sz w:val="21"/>
+          <w:szCs w:val="21"/>
+          <w14:ligatures w14:val="none"/>
+        </w:rPr>
+      </w:pPr>
+      <w:proofErr w:type="spellStart"/>
+      <w:r>
+        <w:rPr>
+          <w:rFonts w:ascii="Consolas" w:eastAsia="Times New Roman" w:hAnsi="Consolas" w:cs="Times New Roman"/>
+          <w:color w:val="000000"/>
+          <w:kern w:val="0"/>
+          <w:sz w:val="21"/>
+          <w:szCs w:val="21"/>
+          <w14:ligatures w14:val="none"/>
+        </w:rPr>
+        <w:t>dir_pin</w:t>
+      </w:r>
+      <w:proofErr w:type="spellEnd"/>
+      <w:r>
+        <w:rPr>
+          <w:rFonts w:ascii="Consolas" w:eastAsia="Times New Roman" w:hAnsi="Consolas" w:cs="Times New Roman"/>
+          <w:color w:val="000000"/>
+          <w:kern w:val="0"/>
+          <w:sz w:val="21"/>
+          <w:szCs w:val="21"/>
+          <w14:ligatures w14:val="none"/>
+        </w:rPr>
+        <w:t>: PC7</w:t>
+      </w:r>
+    </w:p>
+    <w:p>
+      <w:pPr>
+        <w:pBdr>
+          <w:top w:val="single" w:sz="4" w:space="1" w:color="auto"/>
+          <w:left w:val="single" w:sz="4" w:space="1" w:color="auto"/>
+          <w:bottom w:val="single" w:sz="4" w:space="1" w:color="auto"/>
+          <w:right w:val="single" w:sz="4" w:space="1" w:color="auto"/>
+        </w:pBdr>
+        <w:shd w:val="clear" w:color="auto" w:fill="FFFFFF"/>
+        <w:spacing w:after="0" w:line="285" w:lineRule="atLeast"/>
+        <w:rPr>
+          <w:rFonts w:ascii="Consolas" w:eastAsia="Times New Roman" w:hAnsi="Consolas" w:cs="Times New Roman"/>
+          <w:color w:val="000000"/>
+          <w:kern w:val="0"/>
+          <w:sz w:val="21"/>
+          <w:szCs w:val="21"/>
+          <w14:ligatures w14:val="none"/>
+        </w:rPr>
+      </w:pPr>
+      <w:proofErr w:type="spellStart"/>
+      <w:r>
+        <w:rPr>
+          <w:rFonts w:ascii="Consolas" w:eastAsia="Times New Roman" w:hAnsi="Consolas" w:cs="Times New Roman"/>
+          <w:color w:val="000000"/>
+          <w:kern w:val="0"/>
+          <w:sz w:val="21"/>
+          <w:szCs w:val="21"/>
+          <w14:ligatures w14:val="none"/>
+        </w:rPr>
+        <w:t>enable_pin</w:t>
+      </w:r>
+      <w:proofErr w:type="spellEnd"/>
+      <w:proofErr w:type="gramStart"/>
+      <w:r>
+        <w:rPr>
+          <w:rFonts w:ascii="Consolas" w:eastAsia="Times New Roman" w:hAnsi="Consolas" w:cs="Times New Roman"/>
+          <w:color w:val="000000"/>
+          <w:kern w:val="0"/>
+          <w:sz w:val="21"/>
+          <w:szCs w:val="21"/>
+          <w14:ligatures w14:val="none"/>
+        </w:rPr>
+        <w:t>: !PA</w:t>
+      </w:r>
+      <w:proofErr w:type="gramEnd"/>
+      <w:r>
+        <w:rPr>
+          <w:rFonts w:ascii="Consolas" w:eastAsia="Times New Roman" w:hAnsi="Consolas" w:cs="Times New Roman"/>
+          <w:color w:val="000000"/>
+          <w:kern w:val="0"/>
+          <w:sz w:val="21"/>
+          <w:szCs w:val="21"/>
+          <w14:ligatures w14:val="none"/>
+        </w:rPr>
+        <w:t>7</w:t>
+      </w:r>
+    </w:p>
+    <w:p>
+      <w:pPr>
+        <w:pBdr>
+          <w:top w:val="single" w:sz="4" w:space="1" w:color="auto"/>
+          <w:left w:val="single" w:sz="4" w:space="1" w:color="auto"/>
+          <w:bottom w:val="single" w:sz="4" w:space="1" w:color="auto"/>
+          <w:right w:val="single" w:sz="4" w:space="1" w:color="auto"/>
+        </w:pBdr>
+        <w:shd w:val="clear" w:color="auto" w:fill="FFFFFF"/>
+        <w:spacing w:after="0" w:line="285" w:lineRule="atLeast"/>
+        <w:rPr>
+          <w:rFonts w:ascii="Consolas" w:eastAsia="Times New Roman" w:hAnsi="Consolas" w:cs="Times New Roman"/>
+          <w:color w:val="000000"/>
+          <w:kern w:val="0"/>
+          <w:sz w:val="21"/>
+          <w:szCs w:val="21"/>
+          <w14:ligatures w14:val="none"/>
+        </w:rPr>
+      </w:pPr>
+      <w:proofErr w:type="spellStart"/>
+      <w:r>
+        <w:rPr>
+          <w:rFonts w:ascii="Consolas" w:eastAsia="Times New Roman" w:hAnsi="Consolas" w:cs="Times New Roman"/>
+          <w:color w:val="000000"/>
+          <w:kern w:val="0"/>
+          <w:sz w:val="21"/>
+          <w:szCs w:val="21"/>
+          <w14:ligatures w14:val="none"/>
+        </w:rPr>
+        <w:t>microsteps</w:t>
+      </w:r>
+      <w:proofErr w:type="spellEnd"/>
+      <w:r>
+        <w:rPr>
+          <w:rFonts w:ascii="Consolas" w:eastAsia="Times New Roman" w:hAnsi="Consolas" w:cs="Times New Roman"/>
+          <w:color w:val="000000"/>
+          <w:kern w:val="0"/>
+          <w:sz w:val="21"/>
+          <w:szCs w:val="21"/>
+          <w14:ligatures w14:val="none"/>
+        </w:rPr>
+        <w:t>: 16</w:t>
+      </w:r>
+    </w:p>
+    <w:p>
+      <w:pPr>
+        <w:pBdr>
+          <w:top w:val="single" w:sz="4" w:space="1" w:color="auto"/>
+          <w:left w:val="single" w:sz="4" w:space="1" w:color="auto"/>
+          <w:bottom w:val="single" w:sz="4" w:space="1" w:color="auto"/>
+          <w:right w:val="single" w:sz="4" w:space="1" w:color="auto"/>
+        </w:pBdr>
+        <w:shd w:val="clear" w:color="auto" w:fill="FFFFFF"/>
+        <w:spacing w:after="0" w:line="285" w:lineRule="atLeast"/>
+        <w:rPr>
+          <w:rFonts w:ascii="Consolas" w:eastAsia="Times New Roman" w:hAnsi="Consolas" w:cs="Times New Roman"/>
+          <w:color w:val="000000"/>
+          <w:kern w:val="0"/>
+          <w:sz w:val="21"/>
+          <w:szCs w:val="21"/>
+          <w14:ligatures w14:val="none"/>
+        </w:rPr>
+      </w:pPr>
+      <w:proofErr w:type="spellStart"/>
+      <w:r>
+        <w:rPr>
+          <w:rFonts w:ascii="Consolas" w:eastAsia="Times New Roman" w:hAnsi="Consolas" w:cs="Times New Roman"/>
+          <w:color w:val="000000"/>
+          <w:kern w:val="0"/>
+          <w:sz w:val="21"/>
+          <w:szCs w:val="21"/>
+          <w14:ligatures w14:val="none"/>
+        </w:rPr>
+        <w:t>rotation_distance</w:t>
+      </w:r>
+      <w:proofErr w:type="spellEnd"/>
+      <w:r>
+        <w:rPr>
+          <w:rFonts w:ascii="Consolas" w:eastAsia="Times New Roman" w:hAnsi="Consolas" w:cs="Times New Roman"/>
+          <w:color w:val="000000"/>
+          <w:kern w:val="0"/>
+          <w:sz w:val="21"/>
+          <w:szCs w:val="21"/>
+          <w14:ligatures w14:val="none"/>
+        </w:rPr>
+        <w:t>: 8</w:t>
+      </w:r>
+    </w:p>
+    <w:p>
+      <w:pPr>
+        <w:pBdr>
+          <w:top w:val="single" w:sz="4" w:space="1" w:color="auto"/>
+          <w:left w:val="single" w:sz="4" w:space="1" w:color="auto"/>
+          <w:bottom w:val="single" w:sz="4" w:space="1" w:color="auto"/>
+          <w:right w:val="single" w:sz="4" w:space="1" w:color="auto"/>
+        </w:pBdr>
+        <w:shd w:val="clear" w:color="auto" w:fill="FFFFFF"/>
+        <w:spacing w:after="0" w:line="285" w:lineRule="atLeast"/>
+        <w:rPr>
+          <w:rFonts w:ascii="Consolas" w:eastAsia="Times New Roman" w:hAnsi="Consolas" w:cs="Times New Roman"/>
+          <w:color w:val="000000"/>
+          <w:kern w:val="0"/>
+          <w:sz w:val="21"/>
+          <w:szCs w:val="21"/>
+          <w14:ligatures w14:val="none"/>
+        </w:rPr>
+      </w:pPr>
+      <w:proofErr w:type="spellStart"/>
+      <w:r>
+        <w:rPr>
+          <w:rFonts w:ascii="Consolas" w:eastAsia="Times New Roman" w:hAnsi="Consolas" w:cs="Times New Roman"/>
+          <w:color w:val="000000"/>
+          <w:kern w:val="0"/>
+          <w:sz w:val="21"/>
+          <w:szCs w:val="21"/>
+          <w14:ligatures w14:val="none"/>
+        </w:rPr>
+        <w:t>endstop_pin</w:t>
+      </w:r>
+      <w:proofErr w:type="spellEnd"/>
+      <w:r>
+        <w:rPr>
+          <w:rFonts w:ascii="Consolas" w:eastAsia="Times New Roman" w:hAnsi="Consolas" w:cs="Times New Roman"/>
+          <w:color w:val="000000"/>
+          <w:kern w:val="0"/>
+          <w:sz w:val="21"/>
+          <w:szCs w:val="21"/>
+          <w14:ligatures w14:val="none"/>
+        </w:rPr>
+        <w:t>: PC15</w:t>
+      </w:r>
+    </w:p>
+    <w:p>
+      <w:pPr>
+        <w:pBdr>
+          <w:top w:val="single" w:sz="4" w:space="1" w:color="auto"/>
+          <w:left w:val="single" w:sz="4" w:space="1" w:color="auto"/>
+          <w:bottom w:val="single" w:sz="4" w:space="1" w:color="auto"/>
+          <w:right w:val="single" w:sz="4" w:space="1" w:color="auto"/>
+        </w:pBdr>
+        <w:shd w:val="clear" w:color="auto" w:fill="FFFFFF"/>
+        <w:spacing w:after="0" w:line="285" w:lineRule="atLeast"/>
+        <w:rPr>
+          <w:rFonts w:ascii="Consolas" w:eastAsia="Times New Roman" w:hAnsi="Consolas" w:cs="Times New Roman"/>
+          <w:color w:val="000000"/>
+          <w:kern w:val="0"/>
+          <w:sz w:val="21"/>
+          <w:szCs w:val="21"/>
+          <w14:ligatures w14:val="none"/>
+        </w:rPr>
+      </w:pPr>
+      <w:proofErr w:type="spellStart"/>
+      <w:r>
+        <w:rPr>
+          <w:rFonts w:ascii="Consolas" w:eastAsia="Times New Roman" w:hAnsi="Consolas" w:cs="Times New Roman"/>
+          <w:color w:val="000000"/>
+          <w:kern w:val="0"/>
+          <w:sz w:val="21"/>
+          <w:szCs w:val="21"/>
+          <w14:ligatures w14:val="none"/>
+        </w:rPr>
+        <w:t>position_endstop</w:t>
+      </w:r>
+      <w:proofErr w:type="spellEnd"/>
+      <w:r>
+        <w:rPr>
+          <w:rFonts w:ascii="Consolas" w:eastAsia="Times New Roman" w:hAnsi="Consolas" w:cs="Times New Roman"/>
+          <w:color w:val="000000"/>
+          <w:kern w:val="0"/>
+          <w:sz w:val="21"/>
+          <w:szCs w:val="21"/>
+          <w14:ligatures w14:val="none"/>
+        </w:rPr>
+        <w:t>: 0.5</w:t>
+      </w:r>
+    </w:p>
+    <w:p>
+      <w:pPr>
+        <w:pBdr>
+          <w:top w:val="single" w:sz="4" w:space="1" w:color="auto"/>
+          <w:left w:val="single" w:sz="4" w:space="1" w:color="auto"/>
+          <w:bottom w:val="single" w:sz="4" w:space="1" w:color="auto"/>
+          <w:right w:val="single" w:sz="4" w:space="1" w:color="auto"/>
+        </w:pBdr>
+        <w:shd w:val="clear" w:color="auto" w:fill="FFFFFF"/>
+        <w:spacing w:after="0" w:line="285" w:lineRule="atLeast"/>
+        <w:rPr>
+          <w:rFonts w:ascii="Consolas" w:eastAsia="Times New Roman" w:hAnsi="Consolas" w:cs="Times New Roman"/>
+          <w:color w:val="000000"/>
+          <w:kern w:val="0"/>
+          <w:sz w:val="21"/>
+          <w:szCs w:val="21"/>
+          <w14:ligatures w14:val="none"/>
+        </w:rPr>
+      </w:pPr>
+      <w:proofErr w:type="spellStart"/>
+      <w:r>
+        <w:rPr>
+          <w:rFonts w:ascii="Consolas" w:eastAsia="Times New Roman" w:hAnsi="Consolas" w:cs="Times New Roman"/>
+          <w:color w:val="000000"/>
+          <w:kern w:val="0"/>
+          <w:sz w:val="21"/>
+          <w:szCs w:val="21"/>
+          <w14:ligatures w14:val="none"/>
+        </w:rPr>
+        <w:t>position_max</w:t>
+      </w:r>
+      <w:proofErr w:type="spellEnd"/>
+      <w:r>
+        <w:rPr>
+          <w:rFonts w:ascii="Consolas" w:eastAsia="Times New Roman" w:hAnsi="Consolas" w:cs="Times New Roman"/>
+          <w:color w:val="000000"/>
+          <w:kern w:val="0"/>
+          <w:sz w:val="21"/>
+          <w:szCs w:val="21"/>
+          <w14:ligatures w14:val="none"/>
+        </w:rPr>
+        <w:t>: 200</w:t>
+      </w:r>
+    </w:p>
+    <w:p>
+      <w:pPr>
+        <w:pBdr>
+          <w:top w:val="single" w:sz="4" w:space="1" w:color="auto"/>
+          <w:left w:val="single" w:sz="4" w:space="1" w:color="auto"/>
+          <w:bottom w:val="single" w:sz="4" w:space="1" w:color="auto"/>
+          <w:right w:val="single" w:sz="4" w:space="1" w:color="auto"/>
+        </w:pBdr>
+        <w:shd w:val="clear" w:color="auto" w:fill="FFFFFF"/>
+        <w:spacing w:after="0" w:line="285" w:lineRule="atLeast"/>
+        <w:rPr>
+          <w:rFonts w:ascii="Consolas" w:eastAsia="Times New Roman" w:hAnsi="Consolas" w:cs="Times New Roman"/>
+          <w:color w:val="000000"/>
+          <w:kern w:val="0"/>
+          <w:sz w:val="21"/>
+          <w:szCs w:val="21"/>
+          <w14:ligatures w14:val="none"/>
+        </w:rPr>
+      </w:pPr>
+    </w:p>
+    <w:p>
+      <w:pPr>
+        <w:pBdr>
+          <w:top w:val="single" w:sz="4" w:space="1" w:color="auto"/>
+          <w:left w:val="single" w:sz="4" w:space="1" w:color="auto"/>
+          <w:bottom w:val="single" w:sz="4" w:space="1" w:color="auto"/>
+          <w:right w:val="single" w:sz="4" w:space="1" w:color="auto"/>
+        </w:pBdr>
+        <w:shd w:val="clear" w:color="auto" w:fill="FFFFFF"/>
+        <w:spacing w:after="0" w:line="285" w:lineRule="atLeast"/>
+        <w:rPr>
+          <w:rFonts w:ascii="Consolas" w:eastAsia="Times New Roman" w:hAnsi="Consolas" w:cs="Times New Roman"/>
+          <w:color w:val="000000"/>
+          <w:kern w:val="0"/>
+          <w:sz w:val="21"/>
+          <w:szCs w:val="21"/>
+          <w14:ligatures w14:val="none"/>
+        </w:rPr>
+      </w:pPr>
+      <w:r>
+        <w:rPr>
+          <w:rFonts w:ascii="Consolas" w:eastAsia="Times New Roman" w:hAnsi="Consolas" w:cs="Times New Roman"/>
+          <w:color w:val="000000"/>
+          <w:kern w:val="0"/>
+          <w:sz w:val="21"/>
+          <w:szCs w:val="21"/>
+          <w14:ligatures w14:val="none"/>
+        </w:rPr>
+        <w:t xml:space="preserve">[tmc2209 </w:t>
+      </w:r>
+      <w:proofErr w:type="spellStart"/>
+      <w:r>
+        <w:rPr>
+          <w:rFonts w:ascii="Consolas" w:eastAsia="Times New Roman" w:hAnsi="Consolas" w:cs="Times New Roman"/>
+          <w:color w:val="000000"/>
+          <w:kern w:val="0"/>
+          <w:sz w:val="21"/>
+          <w:szCs w:val="21"/>
+          <w14:ligatures w14:val="none"/>
+        </w:rPr>
+        <w:t>stepper_z</w:t>
+      </w:r>
+      <w:proofErr w:type="spellEnd"/>
+      <w:r>
+        <w:rPr>
+          <w:rFonts w:ascii="Consolas" w:eastAsia="Times New Roman" w:hAnsi="Consolas" w:cs="Times New Roman"/>
+          <w:color w:val="000000"/>
+          <w:kern w:val="0"/>
+          <w:sz w:val="21"/>
+          <w:szCs w:val="21"/>
+          <w14:ligatures w14:val="none"/>
+        </w:rPr>
+        <w:t>]</w:t>
+      </w:r>
+    </w:p>
+    <w:p>
+      <w:pPr>
+        <w:pBdr>
+          <w:top w:val="single" w:sz="4" w:space="1" w:color="auto"/>
+          <w:left w:val="single" w:sz="4" w:space="1" w:color="auto"/>
+          <w:bottom w:val="single" w:sz="4" w:space="1" w:color="auto"/>
+          <w:right w:val="single" w:sz="4" w:space="1" w:color="auto"/>
+        </w:pBdr>
+        <w:shd w:val="clear" w:color="auto" w:fill="FFFFFF"/>
+        <w:spacing w:after="0" w:line="285" w:lineRule="atLeast"/>
+        <w:rPr>
+          <w:rFonts w:ascii="Consolas" w:eastAsia="Times New Roman" w:hAnsi="Consolas" w:cs="Times New Roman"/>
+          <w:color w:val="000000"/>
+          <w:kern w:val="0"/>
+          <w:sz w:val="21"/>
+          <w:szCs w:val="21"/>
+          <w14:ligatures w14:val="none"/>
+        </w:rPr>
+      </w:pPr>
+      <w:proofErr w:type="spellStart"/>
+      <w:r>
+        <w:rPr>
+          <w:rFonts w:ascii="Consolas" w:eastAsia="Times New Roman" w:hAnsi="Consolas" w:cs="Times New Roman"/>
+          <w:color w:val="000000"/>
+          <w:kern w:val="0"/>
+          <w:sz w:val="21"/>
+          <w:szCs w:val="21"/>
+          <w14:ligatures w14:val="none"/>
+        </w:rPr>
+        <w:t>uart_pin</w:t>
+      </w:r>
+      <w:proofErr w:type="spellEnd"/>
+      <w:r>
+        <w:rPr>
+          <w:rFonts w:ascii="Consolas" w:eastAsia="Times New Roman" w:hAnsi="Consolas" w:cs="Times New Roman"/>
+          <w:color w:val="000000"/>
+          <w:kern w:val="0"/>
+          <w:sz w:val="21"/>
+          <w:szCs w:val="21"/>
+          <w14:ligatures w14:val="none"/>
+        </w:rPr>
+        <w:t>: PA0</w:t>
+      </w:r>
+    </w:p>
+    <w:p>
+      <w:pPr>
+        <w:pBdr>
+          <w:top w:val="single" w:sz="4" w:space="1" w:color="auto"/>
+          <w:left w:val="single" w:sz="4" w:space="1" w:color="auto"/>
+          <w:bottom w:val="single" w:sz="4" w:space="1" w:color="auto"/>
+          <w:right w:val="single" w:sz="4" w:space="1" w:color="auto"/>
+        </w:pBdr>
+        <w:shd w:val="clear" w:color="auto" w:fill="FFFFFF"/>
+        <w:spacing w:after="0" w:line="285" w:lineRule="atLeast"/>
+        <w:rPr>
+          <w:rFonts w:ascii="Consolas" w:eastAsia="Times New Roman" w:hAnsi="Consolas" w:cs="Times New Roman"/>
+          <w:color w:val="000000"/>
+          <w:kern w:val="0"/>
+          <w:sz w:val="21"/>
+          <w:szCs w:val="21"/>
+          <w14:ligatures w14:val="none"/>
+        </w:rPr>
+      </w:pPr>
+      <w:proofErr w:type="spellStart"/>
+      <w:r>
+        <w:rPr>
+          <w:rFonts w:ascii="Consolas" w:eastAsia="Times New Roman" w:hAnsi="Consolas" w:cs="Times New Roman"/>
+          <w:color w:val="000000"/>
+          <w:kern w:val="0"/>
+          <w:sz w:val="21"/>
+          <w:szCs w:val="21"/>
+          <w14:ligatures w14:val="none"/>
+        </w:rPr>
+        <w:t>run_current</w:t>
+      </w:r>
+      <w:proofErr w:type="spellEnd"/>
+      <w:r>
+        <w:rPr>
+          <w:rFonts w:ascii="Consolas" w:eastAsia="Times New Roman" w:hAnsi="Consolas" w:cs="Times New Roman"/>
+          <w:color w:val="000000"/>
+          <w:kern w:val="0"/>
+          <w:sz w:val="21"/>
+          <w:szCs w:val="21"/>
+          <w14:ligatures w14:val="none"/>
+        </w:rPr>
+        <w:t>: 0.800</w:t>
+      </w:r>
+    </w:p>
+    <w:p>
+      <w:pPr>
+        <w:pBdr>
+          <w:top w:val="single" w:sz="4" w:space="1" w:color="auto"/>
+          <w:left w:val="single" w:sz="4" w:space="1" w:color="auto"/>
+          <w:bottom w:val="single" w:sz="4" w:space="1" w:color="auto"/>
+          <w:right w:val="single" w:sz="4" w:space="1" w:color="auto"/>
+        </w:pBdr>
+        <w:shd w:val="clear" w:color="auto" w:fill="FFFFFF"/>
+        <w:spacing w:after="0" w:line="285" w:lineRule="atLeast"/>
+        <w:rPr>
+          <w:rFonts w:ascii="Consolas" w:eastAsia="Times New Roman" w:hAnsi="Consolas" w:cs="Times New Roman"/>
+          <w:color w:val="000000"/>
+          <w:kern w:val="0"/>
+          <w:sz w:val="21"/>
+          <w:szCs w:val="21"/>
+          <w14:ligatures w14:val="none"/>
+        </w:rPr>
+      </w:pPr>
+      <w:proofErr w:type="spellStart"/>
+      <w:r>
+        <w:rPr>
+          <w:rFonts w:ascii="Consolas" w:eastAsia="Times New Roman" w:hAnsi="Consolas" w:cs="Times New Roman"/>
+          <w:color w:val="000000"/>
+          <w:kern w:val="0"/>
+          <w:sz w:val="21"/>
+          <w:szCs w:val="21"/>
+          <w14:ligatures w14:val="none"/>
+        </w:rPr>
+        <w:t>hold_current</w:t>
+      </w:r>
+      <w:proofErr w:type="spellEnd"/>
+      <w:r>
+        <w:rPr>
+          <w:rFonts w:ascii="Consolas" w:eastAsia="Times New Roman" w:hAnsi="Consolas" w:cs="Times New Roman"/>
+          <w:color w:val="000000"/>
+          <w:kern w:val="0"/>
+          <w:sz w:val="21"/>
+          <w:szCs w:val="21"/>
+          <w14:ligatures w14:val="none"/>
+        </w:rPr>
+        <w:t>: 0.500</w:t>
+      </w:r>
+    </w:p>
+    <w:p>
+      <w:pPr>
+        <w:pBdr>
+          <w:top w:val="single" w:sz="4" w:space="1" w:color="auto"/>
+          <w:left w:val="single" w:sz="4" w:space="1" w:color="auto"/>
+          <w:bottom w:val="single" w:sz="4" w:space="1" w:color="auto"/>
+          <w:right w:val="single" w:sz="4" w:space="1" w:color="auto"/>
+        </w:pBdr>
+        <w:shd w:val="clear" w:color="auto" w:fill="FFFFFF"/>
+        <w:spacing w:after="0" w:line="285" w:lineRule="atLeast"/>
+        <w:rPr>
+          <w:rFonts w:ascii="Consolas" w:eastAsia="Times New Roman" w:hAnsi="Consolas" w:cs="Times New Roman"/>
+          <w:color w:val="000000"/>
+          <w:kern w:val="0"/>
+          <w:sz w:val="21"/>
+          <w:szCs w:val="21"/>
+          <w14:ligatures w14:val="none"/>
+        </w:rPr>
+      </w:pPr>
+      <w:proofErr w:type="spellStart"/>
+      <w:r>
+        <w:rPr>
+          <w:rFonts w:ascii="Consolas" w:eastAsia="Times New Roman" w:hAnsi="Consolas" w:cs="Times New Roman"/>
+          <w:color w:val="000000"/>
+          <w:kern w:val="0"/>
+          <w:sz w:val="21"/>
+          <w:szCs w:val="21"/>
+          <w14:ligatures w14:val="none"/>
+        </w:rPr>
+        <w:t>stealthchop_threshold</w:t>
+      </w:r>
+      <w:proofErr w:type="spellEnd"/>
+      <w:r>
+        <w:rPr>
+          <w:rFonts w:ascii="Consolas" w:eastAsia="Times New Roman" w:hAnsi="Consolas" w:cs="Times New Roman"/>
+          <w:color w:val="000000"/>
+          <w:kern w:val="0"/>
+          <w:sz w:val="21"/>
+          <w:szCs w:val="21"/>
+          <w14:ligatures w14:val="none"/>
+        </w:rPr>
+        <w:t>: 999999</w:t>
+      </w:r>
+    </w:p>
+    <w:p>
+      <w:pPr>
+        <w:pBdr>
+          <w:top w:val="single" w:sz="4" w:space="1" w:color="auto"/>
+          <w:left w:val="single" w:sz="4" w:space="1" w:color="auto"/>
+          <w:bottom w:val="single" w:sz="4" w:space="1" w:color="auto"/>
+          <w:right w:val="single" w:sz="4" w:space="1" w:color="auto"/>
+        </w:pBdr>
+        <w:shd w:val="clear" w:color="auto" w:fill="FFFFFF"/>
+        <w:spacing w:after="0" w:line="285" w:lineRule="atLeast"/>
+        <w:rPr>
+          <w:rFonts w:ascii="Consolas" w:eastAsia="Times New Roman" w:hAnsi="Consolas" w:cs="Times New Roman"/>
+          <w:color w:val="000000"/>
+          <w:kern w:val="0"/>
+          <w:sz w:val="21"/>
+          <w:szCs w:val="21"/>
+          <w14:ligatures w14:val="none"/>
+        </w:rPr>
+      </w:pPr>
+    </w:p>
+    <w:p>
+      <w:pPr>
+        <w:pBdr>
+          <w:top w:val="single" w:sz="4" w:space="1" w:color="auto"/>
+          <w:left w:val="single" w:sz="4" w:space="1" w:color="auto"/>
+          <w:bottom w:val="single" w:sz="4" w:space="1" w:color="auto"/>
+          <w:right w:val="single" w:sz="4" w:space="1" w:color="auto"/>
+        </w:pBdr>
+        <w:shd w:val="clear" w:color="auto" w:fill="FFFFFF"/>
+        <w:spacing w:after="0" w:line="285" w:lineRule="atLeast"/>
+        <w:rPr>
+          <w:rFonts w:ascii="Consolas" w:eastAsia="Times New Roman" w:hAnsi="Consolas" w:cs="Times New Roman"/>
+          <w:color w:val="000000"/>
+          <w:kern w:val="0"/>
+          <w:sz w:val="21"/>
+          <w:szCs w:val="21"/>
+          <w14:ligatures w14:val="none"/>
+        </w:rPr>
+      </w:pPr>
+      <w:r>
+        <w:rPr>
+          <w:rFonts w:ascii="Consolas" w:eastAsia="Times New Roman" w:hAnsi="Consolas" w:cs="Times New Roman"/>
+          <w:color w:val="000000"/>
+          <w:kern w:val="0"/>
+          <w:sz w:val="21"/>
+          <w:szCs w:val="21"/>
+          <w14:ligatures w14:val="none"/>
+        </w:rPr>
+        <w:t># [extruder]</w:t>
+      </w:r>
+    </w:p>
+    <w:p>
+      <w:pPr>
+        <w:pBdr>
+          <w:top w:val="single" w:sz="4" w:space="1" w:color="auto"/>
+          <w:left w:val="single" w:sz="4" w:space="1" w:color="auto"/>
+          <w:bottom w:val="single" w:sz="4" w:space="1" w:color="auto"/>
+          <w:right w:val="single" w:sz="4" w:space="1" w:color="auto"/>
+        </w:pBdr>
+        <w:shd w:val="clear" w:color="auto" w:fill="FFFFFF"/>
+        <w:spacing w:after="0" w:line="285" w:lineRule="atLeast"/>
+        <w:rPr>
+          <w:rFonts w:ascii="Consolas" w:eastAsia="Times New Roman" w:hAnsi="Consolas" w:cs="Times New Roman"/>
+          <w:color w:val="000000"/>
+          <w:kern w:val="0"/>
+          <w:sz w:val="21"/>
+          <w:szCs w:val="21"/>
+          <w14:ligatures w14:val="none"/>
+        </w:rPr>
+      </w:pPr>
+      <w:r>
+        <w:rPr>
+          <w:rFonts w:ascii="Consolas" w:eastAsia="Times New Roman" w:hAnsi="Consolas" w:cs="Times New Roman"/>
+          <w:color w:val="000000"/>
+          <w:kern w:val="0"/>
+          <w:sz w:val="21"/>
+          <w:szCs w:val="21"/>
+          <w14:ligatures w14:val="none"/>
+        </w:rPr>
+        <w:t xml:space="preserve"># </w:t>
+      </w:r>
+      <w:proofErr w:type="spellStart"/>
+      <w:r>
+        <w:rPr>
+          <w:rFonts w:ascii="Consolas" w:eastAsia="Times New Roman" w:hAnsi="Consolas" w:cs="Times New Roman"/>
+          <w:color w:val="000000"/>
+          <w:kern w:val="0"/>
+          <w:sz w:val="21"/>
+          <w:szCs w:val="21"/>
+          <w14:ligatures w14:val="none"/>
+        </w:rPr>
+        <w:t>step_pin</w:t>
+      </w:r>
+      <w:proofErr w:type="spellEnd"/>
+      <w:r>
+        <w:rPr>
+          <w:rFonts w:ascii="Consolas" w:eastAsia="Times New Roman" w:hAnsi="Consolas" w:cs="Times New Roman"/>
+          <w:color w:val="000000"/>
+          <w:kern w:val="0"/>
+          <w:sz w:val="21"/>
+          <w:szCs w:val="21"/>
+          <w14:ligatures w14:val="none"/>
+        </w:rPr>
+        <w:t>:</w:t>
+      </w:r>
+    </w:p>
+    <w:p>
+      <w:pPr>
+        <w:pBdr>
+          <w:top w:val="single" w:sz="4" w:space="1" w:color="auto"/>
+          <w:left w:val="single" w:sz="4" w:space="1" w:color="auto"/>
+          <w:bottom w:val="single" w:sz="4" w:space="1" w:color="auto"/>
+          <w:right w:val="single" w:sz="4" w:space="1" w:color="auto"/>
+        </w:pBdr>
+        <w:shd w:val="clear" w:color="auto" w:fill="FFFFFF"/>
+        <w:spacing w:after="0" w:line="285" w:lineRule="atLeast"/>
+        <w:rPr>
+          <w:rFonts w:ascii="Consolas" w:eastAsia="Times New Roman" w:hAnsi="Consolas" w:cs="Times New Roman"/>
+          <w:color w:val="000000"/>
+          <w:kern w:val="0"/>
+          <w:sz w:val="21"/>
+          <w:szCs w:val="21"/>
+          <w14:ligatures w14:val="none"/>
+        </w:rPr>
+      </w:pPr>
+      <w:r>
+        <w:rPr>
+          <w:rFonts w:ascii="Consolas" w:eastAsia="Times New Roman" w:hAnsi="Consolas" w:cs="Times New Roman"/>
+          <w:color w:val="000000"/>
+          <w:kern w:val="0"/>
+          <w:sz w:val="21"/>
+          <w:szCs w:val="21"/>
+          <w14:ligatures w14:val="none"/>
+        </w:rPr>
+        <w:t xml:space="preserve"># </w:t>
+      </w:r>
+      <w:proofErr w:type="spellStart"/>
+      <w:r>
+        <w:rPr>
+          <w:rFonts w:ascii="Consolas" w:eastAsia="Times New Roman" w:hAnsi="Consolas" w:cs="Times New Roman"/>
+          <w:color w:val="000000"/>
+          <w:kern w:val="0"/>
+          <w:sz w:val="21"/>
+          <w:szCs w:val="21"/>
+          <w14:ligatures w14:val="none"/>
+        </w:rPr>
+        <w:t>dir_pin</w:t>
+      </w:r>
+      <w:proofErr w:type="spellEnd"/>
+      <w:r>
+        <w:rPr>
+          <w:rFonts w:ascii="Consolas" w:eastAsia="Times New Roman" w:hAnsi="Consolas" w:cs="Times New Roman"/>
+          <w:color w:val="000000"/>
+          <w:kern w:val="0"/>
+          <w:sz w:val="21"/>
+          <w:szCs w:val="21"/>
+          <w14:ligatures w14:val="none"/>
+        </w:rPr>
+        <w:t>:</w:t>
+      </w:r>
+    </w:p>
+    <w:p>
+      <w:pPr>
+        <w:pBdr>
+          <w:top w:val="single" w:sz="4" w:space="1" w:color="auto"/>
+          <w:left w:val="single" w:sz="4" w:space="1" w:color="auto"/>
+          <w:bottom w:val="single" w:sz="4" w:space="1" w:color="auto"/>
+          <w:right w:val="single" w:sz="4" w:space="1" w:color="auto"/>
+        </w:pBdr>
+        <w:shd w:val="clear" w:color="auto" w:fill="FFFFFF"/>
+        <w:spacing w:after="0" w:line="285" w:lineRule="atLeast"/>
+        <w:rPr>
+          <w:rFonts w:ascii="Consolas" w:eastAsia="Times New Roman" w:hAnsi="Consolas" w:cs="Times New Roman"/>
+          <w:color w:val="000000"/>
+          <w:kern w:val="0"/>
+          <w:sz w:val="21"/>
+          <w:szCs w:val="21"/>
+          <w14:ligatures w14:val="none"/>
+        </w:rPr>
+      </w:pPr>
+      <w:r>
+        <w:rPr>
+          <w:rFonts w:ascii="Consolas" w:eastAsia="Times New Roman" w:hAnsi="Consolas" w:cs="Times New Roman"/>
+          <w:color w:val="000000"/>
+          <w:kern w:val="0"/>
+          <w:sz w:val="21"/>
+          <w:szCs w:val="21"/>
+          <w14:ligatures w14:val="none"/>
+        </w:rPr>
+        <w:t xml:space="preserve"># </w:t>
+      </w:r>
+      <w:proofErr w:type="spellStart"/>
+      <w:proofErr w:type="gramStart"/>
+      <w:r>
+        <w:rPr>
+          <w:rFonts w:ascii="Consolas" w:eastAsia="Times New Roman" w:hAnsi="Consolas" w:cs="Times New Roman"/>
+          <w:color w:val="000000"/>
+          <w:kern w:val="0"/>
+          <w:sz w:val="21"/>
+          <w:szCs w:val="21"/>
+          <w14:ligatures w14:val="none"/>
+        </w:rPr>
+        <w:t>enable</w:t>
+      </w:r>
+      <w:proofErr w:type="gramEnd"/>
+      <w:r>
+        <w:rPr>
+          <w:rFonts w:ascii="Consolas" w:eastAsia="Times New Roman" w:hAnsi="Consolas" w:cs="Times New Roman"/>
+          <w:color w:val="000000"/>
+          <w:kern w:val="0"/>
+          <w:sz w:val="21"/>
+          <w:szCs w:val="21"/>
+          <w14:ligatures w14:val="none"/>
+        </w:rPr>
+        <w:t>_pin</w:t>
+      </w:r>
+      <w:proofErr w:type="spellEnd"/>
+      <w:r>
+        <w:rPr>
+          <w:rFonts w:ascii="Consolas" w:eastAsia="Times New Roman" w:hAnsi="Consolas" w:cs="Times New Roman"/>
+          <w:color w:val="000000"/>
+          <w:kern w:val="0"/>
+          <w:sz w:val="21"/>
+          <w:szCs w:val="21"/>
+          <w14:ligatures w14:val="none"/>
+        </w:rPr>
+        <w:t>:</w:t>
+      </w:r>
+    </w:p>
+    <w:p>
+      <w:pPr>
+        <w:pBdr>
+          <w:top w:val="single" w:sz="4" w:space="1" w:color="auto"/>
+          <w:left w:val="single" w:sz="4" w:space="1" w:color="auto"/>
+          <w:bottom w:val="single" w:sz="4" w:space="1" w:color="auto"/>
+          <w:right w:val="single" w:sz="4" w:space="1" w:color="auto"/>
+        </w:pBdr>
+        <w:shd w:val="clear" w:color="auto" w:fill="FFFFFF"/>
+        <w:spacing w:after="0" w:line="285" w:lineRule="atLeast"/>
+        <w:rPr>
+          <w:rFonts w:ascii="Consolas" w:eastAsia="Times New Roman" w:hAnsi="Consolas" w:cs="Times New Roman"/>
+          <w:color w:val="000000"/>
+          <w:kern w:val="0"/>
+          <w:sz w:val="21"/>
+          <w:szCs w:val="21"/>
+          <w14:ligatures w14:val="none"/>
+        </w:rPr>
+      </w:pPr>
+      <w:r>
+        <w:rPr>
+          <w:rFonts w:ascii="Consolas" w:eastAsia="Times New Roman" w:hAnsi="Consolas" w:cs="Times New Roman"/>
+          <w:color w:val="000000"/>
+          <w:kern w:val="0"/>
+          <w:sz w:val="21"/>
+          <w:szCs w:val="21"/>
+          <w14:ligatures w14:val="none"/>
+        </w:rPr>
+        <w:t xml:space="preserve"># </w:t>
+      </w:r>
+      <w:proofErr w:type="spellStart"/>
+      <w:r>
+        <w:rPr>
+          <w:rFonts w:ascii="Consolas" w:eastAsia="Times New Roman" w:hAnsi="Consolas" w:cs="Times New Roman"/>
+          <w:color w:val="000000"/>
+          <w:kern w:val="0"/>
+          <w:sz w:val="21"/>
+          <w:szCs w:val="21"/>
+          <w14:ligatures w14:val="none"/>
+        </w:rPr>
+        <w:t>microsteps</w:t>
+      </w:r>
+      <w:proofErr w:type="spellEnd"/>
+      <w:r>
+        <w:rPr>
+          <w:rFonts w:ascii="Consolas" w:eastAsia="Times New Roman" w:hAnsi="Consolas" w:cs="Times New Roman"/>
+          <w:color w:val="000000"/>
+          <w:kern w:val="0"/>
+          <w:sz w:val="21"/>
+          <w:szCs w:val="21"/>
+          <w14:ligatures w14:val="none"/>
+        </w:rPr>
+        <w:t>:</w:t>
+      </w:r>
+    </w:p>
+    <w:p>
+      <w:pPr>
+        <w:pBdr>
+          <w:top w:val="single" w:sz="4" w:space="1" w:color="auto"/>
+          <w:left w:val="single" w:sz="4" w:space="1" w:color="auto"/>
+          <w:bottom w:val="single" w:sz="4" w:space="1" w:color="auto"/>
+          <w:right w:val="single" w:sz="4" w:space="1" w:color="auto"/>
+        </w:pBdr>
+        <w:shd w:val="clear" w:color="auto" w:fill="FFFFFF"/>
+        <w:spacing w:after="0" w:line="285" w:lineRule="atLeast"/>
+        <w:rPr>
+          <w:rFonts w:ascii="Consolas" w:eastAsia="Times New Roman" w:hAnsi="Consolas" w:cs="Times New Roman"/>
+          <w:color w:val="000000"/>
+          <w:kern w:val="0"/>
+          <w:sz w:val="21"/>
+          <w:szCs w:val="21"/>
+          <w14:ligatures w14:val="none"/>
+        </w:rPr>
+      </w:pPr>
+      <w:r>
+        <w:rPr>
+          <w:rFonts w:ascii="Consolas" w:eastAsia="Times New Roman" w:hAnsi="Consolas" w:cs="Times New Roman"/>
+          <w:color w:val="000000"/>
+          <w:kern w:val="0"/>
+          <w:sz w:val="21"/>
+          <w:szCs w:val="21"/>
+          <w14:ligatures w14:val="none"/>
+        </w:rPr>
+        <w:t xml:space="preserve"># </w:t>
+      </w:r>
+      <w:proofErr w:type="spellStart"/>
+      <w:r>
+        <w:rPr>
+          <w:rFonts w:ascii="Consolas" w:eastAsia="Times New Roman" w:hAnsi="Consolas" w:cs="Times New Roman"/>
+          <w:color w:val="000000"/>
+          <w:kern w:val="0"/>
+          <w:sz w:val="21"/>
+          <w:szCs w:val="21"/>
+          <w14:ligatures w14:val="none"/>
+        </w:rPr>
+        <w:t>rotation_distance</w:t>
+      </w:r>
+      <w:proofErr w:type="spellEnd"/>
+      <w:r>
+        <w:rPr>
+          <w:rFonts w:ascii="Consolas" w:eastAsia="Times New Roman" w:hAnsi="Consolas" w:cs="Times New Roman"/>
+          <w:color w:val="000000"/>
+          <w:kern w:val="0"/>
+          <w:sz w:val="21"/>
+          <w:szCs w:val="21"/>
+          <w14:ligatures w14:val="none"/>
+        </w:rPr>
+        <w:t>:</w:t>
+      </w:r>
+    </w:p>
+    <w:p>
+      <w:pPr>
+        <w:pBdr>
+          <w:top w:val="single" w:sz="4" w:space="1" w:color="auto"/>
+          <w:left w:val="single" w:sz="4" w:space="1" w:color="auto"/>
+          <w:bottom w:val="single" w:sz="4" w:space="1" w:color="auto"/>
+          <w:right w:val="single" w:sz="4" w:space="1" w:color="auto"/>
+        </w:pBdr>
+        <w:shd w:val="clear" w:color="auto" w:fill="FFFFFF"/>
+        <w:spacing w:after="0" w:line="285" w:lineRule="atLeast"/>
+        <w:rPr>
+          <w:rFonts w:ascii="Consolas" w:eastAsia="Times New Roman" w:hAnsi="Consolas" w:cs="Times New Roman"/>
+          <w:color w:val="000000"/>
+          <w:kern w:val="0"/>
+          <w:sz w:val="21"/>
+          <w:szCs w:val="21"/>
+          <w:lang w:val="de-AT"/>
+          <w14:ligatures w14:val="none"/>
+        </w:rPr>
+      </w:pPr>
+      <w:r>
+        <w:rPr>
+          <w:rFonts w:ascii="Consolas" w:eastAsia="Times New Roman" w:hAnsi="Consolas" w:cs="Times New Roman"/>
+          <w:color w:val="000000"/>
+          <w:kern w:val="0"/>
+          <w:sz w:val="21"/>
+          <w:szCs w:val="21"/>
+          <w:lang w:val="de-AT"/>
+          <w14:ligatures w14:val="none"/>
+        </w:rPr>
+        <w:t xml:space="preserve"># </w:t>
+      </w:r>
+      <w:proofErr w:type="spellStart"/>
+      <w:r>
+        <w:rPr>
+          <w:rFonts w:ascii="Consolas" w:eastAsia="Times New Roman" w:hAnsi="Consolas" w:cs="Times New Roman"/>
+          <w:color w:val="000000"/>
+          <w:kern w:val="0"/>
+          <w:sz w:val="21"/>
+          <w:szCs w:val="21"/>
+          <w:lang w:val="de-AT"/>
+          <w14:ligatures w14:val="none"/>
+        </w:rPr>
+        <w:t>nozzle_diameter</w:t>
+      </w:r>
+      <w:proofErr w:type="spellEnd"/>
+      <w:r>
+        <w:rPr>
+          <w:rFonts w:ascii="Consolas" w:eastAsia="Times New Roman" w:hAnsi="Consolas" w:cs="Times New Roman"/>
+          <w:color w:val="000000"/>
+          <w:kern w:val="0"/>
+          <w:sz w:val="21"/>
+          <w:szCs w:val="21"/>
+          <w:lang w:val="de-AT"/>
+          <w14:ligatures w14:val="none"/>
+        </w:rPr>
+        <w:t>:</w:t>
+      </w:r>
+    </w:p>
+    <w:p>
+      <w:pPr>
+        <w:pBdr>
+          <w:top w:val="single" w:sz="4" w:space="1" w:color="auto"/>
+          <w:left w:val="single" w:sz="4" w:space="1" w:color="auto"/>
+          <w:bottom w:val="single" w:sz="4" w:space="1" w:color="auto"/>
+          <w:right w:val="single" w:sz="4" w:space="1" w:color="auto"/>
+        </w:pBdr>
+        <w:shd w:val="clear" w:color="auto" w:fill="FFFFFF"/>
+        <w:spacing w:after="0" w:line="285" w:lineRule="atLeast"/>
+        <w:rPr>
+          <w:rFonts w:ascii="Consolas" w:eastAsia="Times New Roman" w:hAnsi="Consolas" w:cs="Times New Roman"/>
+          <w:color w:val="000000"/>
+          <w:kern w:val="0"/>
+          <w:sz w:val="21"/>
+          <w:szCs w:val="21"/>
+          <w:lang w:val="de-AT"/>
+          <w14:ligatures w14:val="none"/>
+        </w:rPr>
+      </w:pPr>
+      <w:r>
+        <w:rPr>
+          <w:rFonts w:ascii="Consolas" w:eastAsia="Times New Roman" w:hAnsi="Consolas" w:cs="Times New Roman"/>
+          <w:color w:val="000000"/>
+          <w:kern w:val="0"/>
+          <w:sz w:val="21"/>
+          <w:szCs w:val="21"/>
+          <w:lang w:val="de-AT"/>
+          <w14:ligatures w14:val="none"/>
+        </w:rPr>
+        <w:t xml:space="preserve"># </w:t>
+      </w:r>
+      <w:proofErr w:type="spellStart"/>
+      <w:r>
+        <w:rPr>
+          <w:rFonts w:ascii="Consolas" w:eastAsia="Times New Roman" w:hAnsi="Consolas" w:cs="Times New Roman"/>
+          <w:color w:val="000000"/>
+          <w:kern w:val="0"/>
+          <w:sz w:val="21"/>
+          <w:szCs w:val="21"/>
+          <w:lang w:val="de-AT"/>
+          <w14:ligatures w14:val="none"/>
+        </w:rPr>
+        <w:t>filament_diameter</w:t>
+      </w:r>
+      <w:proofErr w:type="spellEnd"/>
+      <w:r>
+        <w:rPr>
+          <w:rFonts w:ascii="Consolas" w:eastAsia="Times New Roman" w:hAnsi="Consolas" w:cs="Times New Roman"/>
+          <w:color w:val="000000"/>
+          <w:kern w:val="0"/>
+          <w:sz w:val="21"/>
+          <w:szCs w:val="21"/>
+          <w:lang w:val="de-AT"/>
+          <w14:ligatures w14:val="none"/>
+        </w:rPr>
+        <w:t>:</w:t>
+      </w:r>
+    </w:p>
+    <w:p>
+      <w:pPr>
+        <w:pBdr>
+          <w:top w:val="single" w:sz="4" w:space="1" w:color="auto"/>
+          <w:left w:val="single" w:sz="4" w:space="1" w:color="auto"/>
+          <w:bottom w:val="single" w:sz="4" w:space="1" w:color="auto"/>
+          <w:right w:val="single" w:sz="4" w:space="1" w:color="auto"/>
+        </w:pBdr>
+        <w:shd w:val="clear" w:color="auto" w:fill="FFFFFF"/>
+        <w:spacing w:after="0" w:line="285" w:lineRule="atLeast"/>
+        <w:rPr>
+          <w:rFonts w:ascii="Consolas" w:eastAsia="Times New Roman" w:hAnsi="Consolas" w:cs="Times New Roman"/>
+          <w:color w:val="000000"/>
+          <w:kern w:val="0"/>
+          <w:sz w:val="21"/>
+          <w:szCs w:val="21"/>
+          <w:lang w:val="de-AT"/>
+          <w14:ligatures w14:val="none"/>
+        </w:rPr>
+      </w:pPr>
+      <w:r>
+        <w:rPr>
+          <w:rFonts w:ascii="Consolas" w:eastAsia="Times New Roman" w:hAnsi="Consolas" w:cs="Times New Roman"/>
+          <w:color w:val="000000"/>
+          <w:kern w:val="0"/>
+          <w:sz w:val="21"/>
+          <w:szCs w:val="21"/>
+          <w:lang w:val="de-AT"/>
+          <w14:ligatures w14:val="none"/>
+        </w:rPr>
+        <w:t xml:space="preserve"># </w:t>
+      </w:r>
+      <w:proofErr w:type="spellStart"/>
+      <w:r>
+        <w:rPr>
+          <w:rFonts w:ascii="Consolas" w:eastAsia="Times New Roman" w:hAnsi="Consolas" w:cs="Times New Roman"/>
+          <w:color w:val="000000"/>
+          <w:kern w:val="0"/>
+          <w:sz w:val="21"/>
+          <w:szCs w:val="21"/>
+          <w:lang w:val="de-AT"/>
+          <w14:ligatures w14:val="none"/>
+        </w:rPr>
+        <w:t>heater_pin</w:t>
+      </w:r>
+      <w:proofErr w:type="spellEnd"/>
+      <w:r>
+        <w:rPr>
+          <w:rFonts w:ascii="Consolas" w:eastAsia="Times New Roman" w:hAnsi="Consolas" w:cs="Times New Roman"/>
+          <w:color w:val="000000"/>
+          <w:kern w:val="0"/>
+          <w:sz w:val="21"/>
+          <w:szCs w:val="21"/>
+          <w:lang w:val="de-AT"/>
+          <w14:ligatures w14:val="none"/>
+        </w:rPr>
+        <w:t>:</w:t>
+      </w:r>
+    </w:p>
+    <w:p>
+      <w:pPr>
+        <w:pBdr>
+          <w:top w:val="single" w:sz="4" w:space="1" w:color="auto"/>
+          <w:left w:val="single" w:sz="4" w:space="1" w:color="auto"/>
+          <w:bottom w:val="single" w:sz="4" w:space="1" w:color="auto"/>
+          <w:right w:val="single" w:sz="4" w:space="1" w:color="auto"/>
+        </w:pBdr>
+        <w:shd w:val="clear" w:color="auto" w:fill="FFFFFF"/>
+        <w:spacing w:after="0" w:line="285" w:lineRule="atLeast"/>
+        <w:rPr>
+          <w:rFonts w:ascii="Consolas" w:eastAsia="Times New Roman" w:hAnsi="Consolas" w:cs="Times New Roman"/>
+          <w:color w:val="000000"/>
+          <w:kern w:val="0"/>
+          <w:sz w:val="21"/>
+          <w:szCs w:val="21"/>
+          <w14:ligatures w14:val="none"/>
+        </w:rPr>
+      </w:pPr>
+      <w:r>
+        <w:rPr>
+          <w:rFonts w:ascii="Consolas" w:eastAsia="Times New Roman" w:hAnsi="Consolas" w:cs="Times New Roman"/>
+          <w:color w:val="000000"/>
+          <w:kern w:val="0"/>
+          <w:sz w:val="21"/>
+          <w:szCs w:val="21"/>
+          <w14:ligatures w14:val="none"/>
+        </w:rPr>
+        <w:t xml:space="preserve"># </w:t>
+      </w:r>
+      <w:proofErr w:type="spellStart"/>
+      <w:r>
+        <w:rPr>
+          <w:rFonts w:ascii="Consolas" w:eastAsia="Times New Roman" w:hAnsi="Consolas" w:cs="Times New Roman"/>
+          <w:color w:val="000000"/>
+          <w:kern w:val="0"/>
+          <w:sz w:val="21"/>
+          <w:szCs w:val="21"/>
+          <w14:ligatures w14:val="none"/>
+        </w:rPr>
+        <w:t>sensor_type</w:t>
+      </w:r>
+      <w:proofErr w:type="spellEnd"/>
+      <w:r>
+        <w:rPr>
+          <w:rFonts w:ascii="Consolas" w:eastAsia="Times New Roman" w:hAnsi="Consolas" w:cs="Times New Roman"/>
+          <w:color w:val="000000"/>
+          <w:kern w:val="0"/>
+          <w:sz w:val="21"/>
+          <w:szCs w:val="21"/>
+          <w14:ligatures w14:val="none"/>
+        </w:rPr>
+        <w:t>:</w:t>
+      </w:r>
+    </w:p>
+    <w:p>
+      <w:pPr>
+        <w:pBdr>
+          <w:top w:val="single" w:sz="4" w:space="1" w:color="auto"/>
+          <w:left w:val="single" w:sz="4" w:space="1" w:color="auto"/>
+          <w:bottom w:val="single" w:sz="4" w:space="1" w:color="auto"/>
+          <w:right w:val="single" w:sz="4" w:space="1" w:color="auto"/>
+        </w:pBdr>
+        <w:shd w:val="clear" w:color="auto" w:fill="FFFFFF"/>
+        <w:spacing w:after="0" w:line="285" w:lineRule="atLeast"/>
+        <w:rPr>
+          <w:rFonts w:ascii="Consolas" w:eastAsia="Times New Roman" w:hAnsi="Consolas" w:cs="Times New Roman"/>
+          <w:color w:val="000000"/>
+          <w:kern w:val="0"/>
+          <w:sz w:val="21"/>
+          <w:szCs w:val="21"/>
+          <w14:ligatures w14:val="none"/>
+        </w:rPr>
+      </w:pPr>
+      <w:r>
+        <w:rPr>
+          <w:rFonts w:ascii="Consolas" w:eastAsia="Times New Roman" w:hAnsi="Consolas" w:cs="Times New Roman"/>
+          <w:color w:val="000000"/>
+          <w:kern w:val="0"/>
+          <w:sz w:val="21"/>
+          <w:szCs w:val="21"/>
+          <w14:ligatures w14:val="none"/>
+        </w:rPr>
+        <w:t xml:space="preserve"># </w:t>
+      </w:r>
+      <w:proofErr w:type="spellStart"/>
+      <w:r>
+        <w:rPr>
+          <w:rFonts w:ascii="Consolas" w:eastAsia="Times New Roman" w:hAnsi="Consolas" w:cs="Times New Roman"/>
+          <w:color w:val="000000"/>
+          <w:kern w:val="0"/>
+          <w:sz w:val="21"/>
+          <w:szCs w:val="21"/>
+          <w14:ligatures w14:val="none"/>
+        </w:rPr>
+        <w:t>sensor_pin</w:t>
+      </w:r>
+      <w:proofErr w:type="spellEnd"/>
+      <w:r>
+        <w:rPr>
+          <w:rFonts w:ascii="Consolas" w:eastAsia="Times New Roman" w:hAnsi="Consolas" w:cs="Times New Roman"/>
+          <w:color w:val="000000"/>
+          <w:kern w:val="0"/>
+          <w:sz w:val="21"/>
+          <w:szCs w:val="21"/>
+          <w14:ligatures w14:val="none"/>
+        </w:rPr>
+        <w:t>:</w:t>
+      </w:r>
+    </w:p>
+    <w:p>
+      <w:pPr>
+        <w:pBdr>
+          <w:top w:val="single" w:sz="4" w:space="1" w:color="auto"/>
+          <w:left w:val="single" w:sz="4" w:space="1" w:color="auto"/>
+          <w:bottom w:val="single" w:sz="4" w:space="1" w:color="auto"/>
+          <w:right w:val="single" w:sz="4" w:space="1" w:color="auto"/>
+        </w:pBdr>
+        <w:shd w:val="clear" w:color="auto" w:fill="FFFFFF"/>
+        <w:spacing w:after="0" w:line="285" w:lineRule="atLeast"/>
+        <w:rPr>
+          <w:rFonts w:ascii="Consolas" w:eastAsia="Times New Roman" w:hAnsi="Consolas" w:cs="Times New Roman"/>
+          <w:color w:val="000000"/>
+          <w:kern w:val="0"/>
+          <w:sz w:val="21"/>
+          <w:szCs w:val="21"/>
+          <w14:ligatures w14:val="none"/>
+        </w:rPr>
+      </w:pPr>
+      <w:r>
+        <w:rPr>
+          <w:rFonts w:ascii="Consolas" w:eastAsia="Times New Roman" w:hAnsi="Consolas" w:cs="Times New Roman"/>
+          <w:color w:val="000000"/>
+          <w:kern w:val="0"/>
+          <w:sz w:val="21"/>
+          <w:szCs w:val="21"/>
+          <w14:ligatures w14:val="none"/>
+        </w:rPr>
+        <w:t># control:</w:t>
+      </w:r>
+    </w:p>
+    <w:p>
+      <w:pPr>
+        <w:pBdr>
+          <w:top w:val="single" w:sz="4" w:space="1" w:color="auto"/>
+          <w:left w:val="single" w:sz="4" w:space="1" w:color="auto"/>
+          <w:bottom w:val="single" w:sz="4" w:space="1" w:color="auto"/>
+          <w:right w:val="single" w:sz="4" w:space="1" w:color="auto"/>
+        </w:pBdr>
+        <w:shd w:val="clear" w:color="auto" w:fill="FFFFFF"/>
+        <w:spacing w:after="0" w:line="285" w:lineRule="atLeast"/>
+        <w:rPr>
+          <w:rFonts w:ascii="Consolas" w:eastAsia="Times New Roman" w:hAnsi="Consolas" w:cs="Times New Roman"/>
+          <w:color w:val="000000"/>
+          <w:kern w:val="0"/>
+          <w:sz w:val="21"/>
+          <w:szCs w:val="21"/>
+          <w14:ligatures w14:val="none"/>
+        </w:rPr>
+      </w:pPr>
+      <w:r>
+        <w:rPr>
+          <w:rFonts w:ascii="Consolas" w:eastAsia="Times New Roman" w:hAnsi="Consolas" w:cs="Times New Roman"/>
+          <w:color w:val="000000"/>
+          <w:kern w:val="0"/>
+          <w:sz w:val="21"/>
+          <w:szCs w:val="21"/>
+          <w14:ligatures w14:val="none"/>
+        </w:rPr>
+        <w:t xml:space="preserve"># </w:t>
+      </w:r>
+      <w:proofErr w:type="spellStart"/>
+      <w:r>
+        <w:rPr>
+          <w:rFonts w:ascii="Consolas" w:eastAsia="Times New Roman" w:hAnsi="Consolas" w:cs="Times New Roman"/>
+          <w:color w:val="000000"/>
+          <w:kern w:val="0"/>
+          <w:sz w:val="21"/>
+          <w:szCs w:val="21"/>
+          <w14:ligatures w14:val="none"/>
+        </w:rPr>
+        <w:t>pid_Kp</w:t>
+      </w:r>
+      <w:proofErr w:type="spellEnd"/>
+      <w:r>
+        <w:rPr>
+          <w:rFonts w:ascii="Consolas" w:eastAsia="Times New Roman" w:hAnsi="Consolas" w:cs="Times New Roman"/>
+          <w:color w:val="000000"/>
+          <w:kern w:val="0"/>
+          <w:sz w:val="21"/>
+          <w:szCs w:val="21"/>
+          <w14:ligatures w14:val="none"/>
+        </w:rPr>
+        <w:t>:</w:t>
+      </w:r>
+    </w:p>
+    <w:p>
+      <w:pPr>
+        <w:pBdr>
+          <w:top w:val="single" w:sz="4" w:space="1" w:color="auto"/>
+          <w:left w:val="single" w:sz="4" w:space="1" w:color="auto"/>
+          <w:bottom w:val="single" w:sz="4" w:space="1" w:color="auto"/>
+          <w:right w:val="single" w:sz="4" w:space="1" w:color="auto"/>
+        </w:pBdr>
+        <w:shd w:val="clear" w:color="auto" w:fill="FFFFFF"/>
+        <w:spacing w:after="0" w:line="285" w:lineRule="atLeast"/>
+        <w:rPr>
+          <w:rFonts w:ascii="Consolas" w:eastAsia="Times New Roman" w:hAnsi="Consolas" w:cs="Times New Roman"/>
+          <w:color w:val="000000"/>
+          <w:kern w:val="0"/>
+          <w:sz w:val="21"/>
+          <w:szCs w:val="21"/>
+          <w14:ligatures w14:val="none"/>
+        </w:rPr>
+      </w:pPr>
+      <w:r>
+        <w:rPr>
+          <w:rFonts w:ascii="Consolas" w:eastAsia="Times New Roman" w:hAnsi="Consolas" w:cs="Times New Roman"/>
+          <w:color w:val="000000"/>
+          <w:kern w:val="0"/>
+          <w:sz w:val="21"/>
+          <w:szCs w:val="21"/>
+          <w14:ligatures w14:val="none"/>
+        </w:rPr>
+        <w:t xml:space="preserve"># </w:t>
+      </w:r>
+      <w:proofErr w:type="spellStart"/>
+      <w:r>
+        <w:rPr>
+          <w:rFonts w:ascii="Consolas" w:eastAsia="Times New Roman" w:hAnsi="Consolas" w:cs="Times New Roman"/>
+          <w:color w:val="000000"/>
+          <w:kern w:val="0"/>
+          <w:sz w:val="21"/>
+          <w:szCs w:val="21"/>
+          <w14:ligatures w14:val="none"/>
+        </w:rPr>
+        <w:t>pid_Ki</w:t>
+      </w:r>
+      <w:proofErr w:type="spellEnd"/>
+      <w:r>
+        <w:rPr>
+          <w:rFonts w:ascii="Consolas" w:eastAsia="Times New Roman" w:hAnsi="Consolas" w:cs="Times New Roman"/>
+          <w:color w:val="000000"/>
+          <w:kern w:val="0"/>
+          <w:sz w:val="21"/>
+          <w:szCs w:val="21"/>
+          <w14:ligatures w14:val="none"/>
+        </w:rPr>
+        <w:t>:</w:t>
+      </w:r>
+    </w:p>
+    <w:p>
+      <w:pPr>
+        <w:pBdr>
+          <w:top w:val="single" w:sz="4" w:space="1" w:color="auto"/>
+          <w:left w:val="single" w:sz="4" w:space="1" w:color="auto"/>
+          <w:bottom w:val="single" w:sz="4" w:space="1" w:color="auto"/>
+          <w:right w:val="single" w:sz="4" w:space="1" w:color="auto"/>
+        </w:pBdr>
+        <w:shd w:val="clear" w:color="auto" w:fill="FFFFFF"/>
+        <w:spacing w:after="0" w:line="285" w:lineRule="atLeast"/>
+        <w:rPr>
+          <w:rFonts w:ascii="Consolas" w:eastAsia="Times New Roman" w:hAnsi="Consolas" w:cs="Times New Roman"/>
+          <w:color w:val="000000"/>
+          <w:kern w:val="0"/>
+          <w:sz w:val="21"/>
+          <w:szCs w:val="21"/>
+          <w14:ligatures w14:val="none"/>
+        </w:rPr>
+      </w:pPr>
+      <w:r>
+        <w:rPr>
+          <w:rFonts w:ascii="Consolas" w:eastAsia="Times New Roman" w:hAnsi="Consolas" w:cs="Times New Roman"/>
+          <w:color w:val="000000"/>
+          <w:kern w:val="0"/>
+          <w:sz w:val="21"/>
+          <w:szCs w:val="21"/>
+          <w14:ligatures w14:val="none"/>
+        </w:rPr>
+        <w:t xml:space="preserve"># </w:t>
+      </w:r>
+      <w:proofErr w:type="spellStart"/>
+      <w:r>
+        <w:rPr>
+          <w:rFonts w:ascii="Consolas" w:eastAsia="Times New Roman" w:hAnsi="Consolas" w:cs="Times New Roman"/>
+          <w:color w:val="000000"/>
+          <w:kern w:val="0"/>
+          <w:sz w:val="21"/>
+          <w:szCs w:val="21"/>
+          <w14:ligatures w14:val="none"/>
+        </w:rPr>
+        <w:t>pid_Kd</w:t>
+      </w:r>
+      <w:proofErr w:type="spellEnd"/>
+      <w:r>
+        <w:rPr>
+          <w:rFonts w:ascii="Consolas" w:eastAsia="Times New Roman" w:hAnsi="Consolas" w:cs="Times New Roman"/>
+          <w:color w:val="000000"/>
+          <w:kern w:val="0"/>
+          <w:sz w:val="21"/>
+          <w:szCs w:val="21"/>
+          <w14:ligatures w14:val="none"/>
+        </w:rPr>
+        <w:t>:</w:t>
+      </w:r>
+    </w:p>
+    <w:p>
+      <w:pPr>
+        <w:pBdr>
+          <w:top w:val="single" w:sz="4" w:space="1" w:color="auto"/>
+          <w:left w:val="single" w:sz="4" w:space="1" w:color="auto"/>
+          <w:bottom w:val="single" w:sz="4" w:space="1" w:color="auto"/>
+          <w:right w:val="single" w:sz="4" w:space="1" w:color="auto"/>
+        </w:pBdr>
+        <w:shd w:val="clear" w:color="auto" w:fill="FFFFFF"/>
+        <w:spacing w:after="0" w:line="285" w:lineRule="atLeast"/>
+        <w:rPr>
+          <w:rFonts w:ascii="Consolas" w:eastAsia="Times New Roman" w:hAnsi="Consolas" w:cs="Times New Roman"/>
+          <w:color w:val="000000"/>
+          <w:kern w:val="0"/>
+          <w:sz w:val="21"/>
+          <w:szCs w:val="21"/>
+          <w14:ligatures w14:val="none"/>
+        </w:rPr>
+      </w:pPr>
+      <w:r>
+        <w:rPr>
+          <w:rFonts w:ascii="Consolas" w:eastAsia="Times New Roman" w:hAnsi="Consolas" w:cs="Times New Roman"/>
+          <w:color w:val="000000"/>
+          <w:kern w:val="0"/>
+          <w:sz w:val="21"/>
+          <w:szCs w:val="21"/>
+          <w14:ligatures w14:val="none"/>
+        </w:rPr>
+        <w:t xml:space="preserve"># </w:t>
+      </w:r>
+      <w:proofErr w:type="spellStart"/>
+      <w:r>
+        <w:rPr>
+          <w:rFonts w:ascii="Consolas" w:eastAsia="Times New Roman" w:hAnsi="Consolas" w:cs="Times New Roman"/>
+          <w:color w:val="000000"/>
+          <w:kern w:val="0"/>
+          <w:sz w:val="21"/>
+          <w:szCs w:val="21"/>
+          <w14:ligatures w14:val="none"/>
+        </w:rPr>
+        <w:t>min_temp</w:t>
+      </w:r>
+      <w:proofErr w:type="spellEnd"/>
+      <w:r>
+        <w:rPr>
+          <w:rFonts w:ascii="Consolas" w:eastAsia="Times New Roman" w:hAnsi="Consolas" w:cs="Times New Roman"/>
+          <w:color w:val="000000"/>
+          <w:kern w:val="0"/>
+          <w:sz w:val="21"/>
+          <w:szCs w:val="21"/>
+          <w14:ligatures w14:val="none"/>
+        </w:rPr>
+        <w:t>:</w:t>
+      </w:r>
+    </w:p>
+    <w:p>
+      <w:pPr>
+        <w:pBdr>
+          <w:top w:val="single" w:sz="4" w:space="1" w:color="auto"/>
+          <w:left w:val="single" w:sz="4" w:space="1" w:color="auto"/>
+          <w:bottom w:val="single" w:sz="4" w:space="1" w:color="auto"/>
+          <w:right w:val="single" w:sz="4" w:space="1" w:color="auto"/>
+        </w:pBdr>
+        <w:shd w:val="clear" w:color="auto" w:fill="FFFFFF"/>
+        <w:spacing w:after="0" w:line="285" w:lineRule="atLeast"/>
+        <w:rPr>
+          <w:rFonts w:ascii="Consolas" w:eastAsia="Times New Roman" w:hAnsi="Consolas" w:cs="Times New Roman"/>
+          <w:color w:val="000000"/>
+          <w:kern w:val="0"/>
+          <w:sz w:val="21"/>
+          <w:szCs w:val="21"/>
+          <w14:ligatures w14:val="none"/>
+        </w:rPr>
+      </w:pPr>
+      <w:r>
+        <w:rPr>
+          <w:rFonts w:ascii="Consolas" w:eastAsia="Times New Roman" w:hAnsi="Consolas" w:cs="Times New Roman"/>
+          <w:color w:val="000000"/>
+          <w:kern w:val="0"/>
+          <w:sz w:val="21"/>
+          <w:szCs w:val="21"/>
+          <w14:ligatures w14:val="none"/>
+        </w:rPr>
+        <w:t xml:space="preserve"># </w:t>
+      </w:r>
+      <w:proofErr w:type="spellStart"/>
+      <w:r>
+        <w:rPr>
+          <w:rFonts w:ascii="Consolas" w:eastAsia="Times New Roman" w:hAnsi="Consolas" w:cs="Times New Roman"/>
+          <w:color w:val="000000"/>
+          <w:kern w:val="0"/>
+          <w:sz w:val="21"/>
+          <w:szCs w:val="21"/>
+          <w14:ligatures w14:val="none"/>
+        </w:rPr>
+        <w:t>max_temp</w:t>
+      </w:r>
+      <w:proofErr w:type="spellEnd"/>
+      <w:r>
+        <w:rPr>
+          <w:rFonts w:ascii="Consolas" w:eastAsia="Times New Roman" w:hAnsi="Consolas" w:cs="Times New Roman"/>
+          <w:color w:val="000000"/>
+          <w:kern w:val="0"/>
+          <w:sz w:val="21"/>
+          <w:szCs w:val="21"/>
+          <w14:ligatures w14:val="none"/>
+        </w:rPr>
+        <w:t>:</w:t>
+      </w:r>
+    </w:p>
+    <w:p>
+      <w:pPr>
+        <w:pBdr>
+          <w:top w:val="single" w:sz="4" w:space="1" w:color="auto"/>
+          <w:left w:val="single" w:sz="4" w:space="1" w:color="auto"/>
+          <w:bottom w:val="single" w:sz="4" w:space="1" w:color="auto"/>
+          <w:right w:val="single" w:sz="4" w:space="1" w:color="auto"/>
+        </w:pBdr>
+        <w:shd w:val="clear" w:color="auto" w:fill="FFFFFF"/>
+        <w:spacing w:after="0" w:line="285" w:lineRule="atLeast"/>
+        <w:rPr>
+          <w:rFonts w:ascii="Consolas" w:eastAsia="Times New Roman" w:hAnsi="Consolas" w:cs="Times New Roman"/>
+          <w:color w:val="000000"/>
+          <w:kern w:val="0"/>
+          <w:sz w:val="21"/>
+          <w:szCs w:val="21"/>
+          <w14:ligatures w14:val="none"/>
+        </w:rPr>
+      </w:pPr>
+    </w:p>
+    <w:p>
+      <w:pPr>
+        <w:pBdr>
+          <w:top w:val="single" w:sz="4" w:space="1" w:color="auto"/>
+          <w:left w:val="single" w:sz="4" w:space="1" w:color="auto"/>
+          <w:bottom w:val="single" w:sz="4" w:space="1" w:color="auto"/>
+          <w:right w:val="single" w:sz="4" w:space="1" w:color="auto"/>
+        </w:pBdr>
+        <w:shd w:val="clear" w:color="auto" w:fill="FFFFFF"/>
+        <w:spacing w:after="0" w:line="285" w:lineRule="atLeast"/>
+        <w:rPr>
+          <w:rFonts w:ascii="Consolas" w:eastAsia="Times New Roman" w:hAnsi="Consolas" w:cs="Times New Roman"/>
+          <w:color w:val="000000"/>
+          <w:kern w:val="0"/>
+          <w:sz w:val="21"/>
+          <w:szCs w:val="21"/>
+          <w14:ligatures w14:val="none"/>
+        </w:rPr>
+      </w:pPr>
+      <w:r>
+        <w:rPr>
+          <w:rFonts w:ascii="Consolas" w:eastAsia="Times New Roman" w:hAnsi="Consolas" w:cs="Times New Roman"/>
+          <w:color w:val="000000"/>
+          <w:kern w:val="0"/>
+          <w:sz w:val="21"/>
+          <w:szCs w:val="21"/>
+          <w14:ligatures w14:val="none"/>
+        </w:rPr>
+        <w:t>[</w:t>
+      </w:r>
+      <w:proofErr w:type="spellStart"/>
+      <w:r>
+        <w:rPr>
+          <w:rFonts w:ascii="Consolas" w:eastAsia="Times New Roman" w:hAnsi="Consolas" w:cs="Times New Roman"/>
+          <w:color w:val="000000"/>
+          <w:kern w:val="0"/>
+          <w:sz w:val="21"/>
+          <w:szCs w:val="21"/>
+          <w14:ligatures w14:val="none"/>
+        </w:rPr>
+        <w:t>heater_bed</w:t>
+      </w:r>
+      <w:proofErr w:type="spellEnd"/>
+      <w:r>
+        <w:rPr>
+          <w:rFonts w:ascii="Consolas" w:eastAsia="Times New Roman" w:hAnsi="Consolas" w:cs="Times New Roman"/>
+          <w:color w:val="000000"/>
+          <w:kern w:val="0"/>
+          <w:sz w:val="21"/>
+          <w:szCs w:val="21"/>
+          <w14:ligatures w14:val="none"/>
+        </w:rPr>
+        <w:t>]</w:t>
+      </w:r>
+    </w:p>
+    <w:p>
+      <w:pPr>
+        <w:pBdr>
+          <w:top w:val="single" w:sz="4" w:space="1" w:color="auto"/>
+          <w:left w:val="single" w:sz="4" w:space="1" w:color="auto"/>
+          <w:bottom w:val="single" w:sz="4" w:space="1" w:color="auto"/>
+          <w:right w:val="single" w:sz="4" w:space="1" w:color="auto"/>
+        </w:pBdr>
+        <w:shd w:val="clear" w:color="auto" w:fill="FFFFFF"/>
+        <w:spacing w:after="0" w:line="285" w:lineRule="atLeast"/>
+        <w:rPr>
+          <w:rFonts w:ascii="Consolas" w:eastAsia="Times New Roman" w:hAnsi="Consolas" w:cs="Times New Roman"/>
+          <w:color w:val="000000"/>
+          <w:kern w:val="0"/>
+          <w:sz w:val="21"/>
+          <w:szCs w:val="21"/>
+          <w14:ligatures w14:val="none"/>
+        </w:rPr>
+      </w:pPr>
+      <w:proofErr w:type="spellStart"/>
+      <w:r>
+        <w:rPr>
+          <w:rFonts w:ascii="Consolas" w:eastAsia="Times New Roman" w:hAnsi="Consolas" w:cs="Times New Roman"/>
+          <w:color w:val="000000"/>
+          <w:kern w:val="0"/>
+          <w:sz w:val="21"/>
+          <w:szCs w:val="21"/>
+          <w14:ligatures w14:val="none"/>
+        </w:rPr>
+        <w:t>heater_pin</w:t>
+      </w:r>
+      <w:proofErr w:type="spellEnd"/>
+      <w:r>
+        <w:rPr>
+          <w:rFonts w:ascii="Consolas" w:eastAsia="Times New Roman" w:hAnsi="Consolas" w:cs="Times New Roman"/>
+          <w:color w:val="000000"/>
+          <w:kern w:val="0"/>
+          <w:sz w:val="21"/>
+          <w:szCs w:val="21"/>
+          <w14:ligatures w14:val="none"/>
+        </w:rPr>
+        <w:t>: PC0</w:t>
+      </w:r>
+    </w:p>
+    <w:p>
+      <w:pPr>
+        <w:pBdr>
+          <w:top w:val="single" w:sz="4" w:space="1" w:color="auto"/>
+          <w:left w:val="single" w:sz="4" w:space="1" w:color="auto"/>
+          <w:bottom w:val="single" w:sz="4" w:space="1" w:color="auto"/>
+          <w:right w:val="single" w:sz="4" w:space="1" w:color="auto"/>
+        </w:pBdr>
+        <w:shd w:val="clear" w:color="auto" w:fill="FFFFFF"/>
+        <w:spacing w:after="0" w:line="285" w:lineRule="atLeast"/>
+        <w:rPr>
+          <w:rFonts w:ascii="Consolas" w:eastAsia="Times New Roman" w:hAnsi="Consolas" w:cs="Times New Roman"/>
+          <w:color w:val="000000"/>
+          <w:kern w:val="0"/>
+          <w:sz w:val="21"/>
+          <w:szCs w:val="21"/>
+          <w14:ligatures w14:val="none"/>
+        </w:rPr>
+      </w:pPr>
+      <w:proofErr w:type="spellStart"/>
+      <w:r>
+        <w:rPr>
+          <w:rFonts w:ascii="Consolas" w:eastAsia="Times New Roman" w:hAnsi="Consolas" w:cs="Times New Roman"/>
+          <w:color w:val="000000"/>
+          <w:kern w:val="0"/>
+          <w:sz w:val="21"/>
+          <w:szCs w:val="21"/>
+          <w14:ligatures w14:val="none"/>
+        </w:rPr>
+        <w:t>sensor_type</w:t>
+      </w:r>
+      <w:proofErr w:type="spellEnd"/>
+      <w:r>
+        <w:rPr>
+          <w:rFonts w:ascii="Consolas" w:eastAsia="Times New Roman" w:hAnsi="Consolas" w:cs="Times New Roman"/>
+          <w:color w:val="000000"/>
+          <w:kern w:val="0"/>
+          <w:sz w:val="21"/>
+          <w:szCs w:val="21"/>
+          <w14:ligatures w14:val="none"/>
+        </w:rPr>
+        <w:t>: EPCOS 100K B57560G104F</w:t>
+      </w:r>
+    </w:p>
+    <w:p>
+      <w:pPr>
+        <w:pBdr>
+          <w:top w:val="single" w:sz="4" w:space="1" w:color="auto"/>
+          <w:left w:val="single" w:sz="4" w:space="1" w:color="auto"/>
+          <w:bottom w:val="single" w:sz="4" w:space="1" w:color="auto"/>
+          <w:right w:val="single" w:sz="4" w:space="1" w:color="auto"/>
+        </w:pBdr>
+        <w:shd w:val="clear" w:color="auto" w:fill="FFFFFF"/>
+        <w:spacing w:after="0" w:line="285" w:lineRule="atLeast"/>
+        <w:rPr>
+          <w:rFonts w:ascii="Consolas" w:eastAsia="Times New Roman" w:hAnsi="Consolas" w:cs="Times New Roman"/>
+          <w:color w:val="000000"/>
+          <w:kern w:val="0"/>
+          <w:sz w:val="21"/>
+          <w:szCs w:val="21"/>
+          <w14:ligatures w14:val="none"/>
+        </w:rPr>
+      </w:pPr>
+      <w:proofErr w:type="spellStart"/>
+      <w:r>
+        <w:rPr>
+          <w:rFonts w:ascii="Consolas" w:eastAsia="Times New Roman" w:hAnsi="Consolas" w:cs="Times New Roman"/>
+          <w:color w:val="000000"/>
+          <w:kern w:val="0"/>
+          <w:sz w:val="21"/>
+          <w:szCs w:val="21"/>
+          <w14:ligatures w14:val="none"/>
+        </w:rPr>
+        <w:t>sensor_pin</w:t>
+      </w:r>
+      <w:proofErr w:type="spellEnd"/>
+      <w:r>
+        <w:rPr>
+          <w:rFonts w:ascii="Consolas" w:eastAsia="Times New Roman" w:hAnsi="Consolas" w:cs="Times New Roman"/>
+          <w:color w:val="000000"/>
+          <w:kern w:val="0"/>
+          <w:sz w:val="21"/>
+          <w:szCs w:val="21"/>
+          <w14:ligatures w14:val="none"/>
+        </w:rPr>
+        <w:t>: PC4</w:t>
+      </w:r>
+    </w:p>
+    <w:p>
+      <w:pPr>
+        <w:pBdr>
+          <w:top w:val="single" w:sz="4" w:space="1" w:color="auto"/>
+          <w:left w:val="single" w:sz="4" w:space="1" w:color="auto"/>
+          <w:bottom w:val="single" w:sz="4" w:space="1" w:color="auto"/>
+          <w:right w:val="single" w:sz="4" w:space="1" w:color="auto"/>
+        </w:pBdr>
+        <w:shd w:val="clear" w:color="auto" w:fill="FFFFFF"/>
+        <w:spacing w:after="0" w:line="285" w:lineRule="atLeast"/>
+        <w:rPr>
+          <w:rFonts w:ascii="Consolas" w:eastAsia="Times New Roman" w:hAnsi="Consolas" w:cs="Times New Roman"/>
+          <w:color w:val="000000"/>
+          <w:kern w:val="0"/>
+          <w:sz w:val="21"/>
+          <w:szCs w:val="21"/>
+          <w14:ligatures w14:val="none"/>
+        </w:rPr>
+      </w:pPr>
+      <w:r>
+        <w:rPr>
+          <w:rFonts w:ascii="Consolas" w:eastAsia="Times New Roman" w:hAnsi="Consolas" w:cs="Times New Roman"/>
+          <w:color w:val="000000"/>
+          <w:kern w:val="0"/>
+          <w:sz w:val="21"/>
+          <w:szCs w:val="21"/>
+          <w14:ligatures w14:val="none"/>
+        </w:rPr>
+        <w:t>control: watermark</w:t>
+      </w:r>
+    </w:p>
+    <w:p>
+      <w:pPr>
+        <w:pBdr>
+          <w:top w:val="single" w:sz="4" w:space="1" w:color="auto"/>
+          <w:left w:val="single" w:sz="4" w:space="1" w:color="auto"/>
+          <w:bottom w:val="single" w:sz="4" w:space="1" w:color="auto"/>
+          <w:right w:val="single" w:sz="4" w:space="1" w:color="auto"/>
+        </w:pBdr>
+        <w:shd w:val="clear" w:color="auto" w:fill="FFFFFF"/>
+        <w:spacing w:after="0" w:line="285" w:lineRule="atLeast"/>
+        <w:rPr>
+          <w:rFonts w:ascii="Consolas" w:eastAsia="Times New Roman" w:hAnsi="Consolas" w:cs="Times New Roman"/>
+          <w:color w:val="000000"/>
+          <w:kern w:val="0"/>
+          <w:sz w:val="21"/>
+          <w:szCs w:val="21"/>
+          <w14:ligatures w14:val="none"/>
+        </w:rPr>
+      </w:pPr>
+      <w:proofErr w:type="spellStart"/>
+      <w:r>
+        <w:rPr>
+          <w:rFonts w:ascii="Consolas" w:eastAsia="Times New Roman" w:hAnsi="Consolas" w:cs="Times New Roman"/>
+          <w:color w:val="000000"/>
+          <w:kern w:val="0"/>
+          <w:sz w:val="21"/>
+          <w:szCs w:val="21"/>
+          <w14:ligatures w14:val="none"/>
+        </w:rPr>
+        <w:t>min_temp</w:t>
+      </w:r>
+      <w:proofErr w:type="spellEnd"/>
+      <w:r>
+        <w:rPr>
+          <w:rFonts w:ascii="Consolas" w:eastAsia="Times New Roman" w:hAnsi="Consolas" w:cs="Times New Roman"/>
+          <w:color w:val="000000"/>
+          <w:kern w:val="0"/>
+          <w:sz w:val="21"/>
+          <w:szCs w:val="21"/>
+          <w14:ligatures w14:val="none"/>
+        </w:rPr>
+        <w:t xml:space="preserve">: 0 </w:t>
+      </w:r>
+    </w:p>
+    <w:p>
+      <w:pPr>
+        <w:pBdr>
+          <w:top w:val="single" w:sz="4" w:space="1" w:color="auto"/>
+          <w:left w:val="single" w:sz="4" w:space="1" w:color="auto"/>
+          <w:bottom w:val="single" w:sz="4" w:space="1" w:color="auto"/>
+          <w:right w:val="single" w:sz="4" w:space="1" w:color="auto"/>
+        </w:pBdr>
+        <w:shd w:val="clear" w:color="auto" w:fill="FFFFFF"/>
+        <w:spacing w:after="0" w:line="285" w:lineRule="atLeast"/>
+        <w:rPr>
+          <w:rFonts w:ascii="Consolas" w:eastAsia="Times New Roman" w:hAnsi="Consolas" w:cs="Times New Roman"/>
+          <w:color w:val="000000"/>
+          <w:kern w:val="0"/>
+          <w:sz w:val="21"/>
+          <w:szCs w:val="21"/>
+          <w14:ligatures w14:val="none"/>
+        </w:rPr>
+      </w:pPr>
+      <w:proofErr w:type="spellStart"/>
+      <w:r>
+        <w:rPr>
+          <w:rFonts w:ascii="Consolas" w:eastAsia="Times New Roman" w:hAnsi="Consolas" w:cs="Times New Roman"/>
+          <w:color w:val="000000"/>
+          <w:kern w:val="0"/>
+          <w:sz w:val="21"/>
+          <w:szCs w:val="21"/>
+          <w14:ligatures w14:val="none"/>
+        </w:rPr>
+        <w:t>max_temp</w:t>
+      </w:r>
+      <w:proofErr w:type="spellEnd"/>
+      <w:r>
+        <w:rPr>
+          <w:rFonts w:ascii="Consolas" w:eastAsia="Times New Roman" w:hAnsi="Consolas" w:cs="Times New Roman"/>
+          <w:color w:val="000000"/>
+          <w:kern w:val="0"/>
+          <w:sz w:val="21"/>
+          <w:szCs w:val="21"/>
+          <w14:ligatures w14:val="none"/>
+        </w:rPr>
+        <w:t>: 130</w:t>
+      </w:r>
+    </w:p>
+    <w:p>
+      <w:pPr>
+        <w:pBdr>
+          <w:top w:val="single" w:sz="4" w:space="1" w:color="auto"/>
+          <w:left w:val="single" w:sz="4" w:space="1" w:color="auto"/>
+          <w:bottom w:val="single" w:sz="4" w:space="1" w:color="auto"/>
+          <w:right w:val="single" w:sz="4" w:space="1" w:color="auto"/>
+        </w:pBdr>
+        <w:shd w:val="clear" w:color="auto" w:fill="FFFFFF"/>
+        <w:spacing w:after="0" w:line="285" w:lineRule="atLeast"/>
+        <w:rPr>
+          <w:rFonts w:ascii="Consolas" w:eastAsia="Times New Roman" w:hAnsi="Consolas" w:cs="Times New Roman"/>
+          <w:color w:val="000000"/>
+          <w:kern w:val="0"/>
+          <w:sz w:val="21"/>
+          <w:szCs w:val="21"/>
+          <w14:ligatures w14:val="none"/>
+        </w:rPr>
+      </w:pPr>
+    </w:p>
+    <w:p>
+      <w:pPr>
+        <w:pBdr>
+          <w:top w:val="single" w:sz="4" w:space="1" w:color="auto"/>
+          <w:left w:val="single" w:sz="4" w:space="1" w:color="auto"/>
+          <w:bottom w:val="single" w:sz="4" w:space="1" w:color="auto"/>
+          <w:right w:val="single" w:sz="4" w:space="1" w:color="auto"/>
+        </w:pBdr>
+        <w:shd w:val="clear" w:color="auto" w:fill="FFFFFF"/>
+        <w:spacing w:after="0" w:line="285" w:lineRule="atLeast"/>
+        <w:rPr>
+          <w:rFonts w:ascii="Consolas" w:eastAsia="Times New Roman" w:hAnsi="Consolas" w:cs="Times New Roman"/>
+          <w:color w:val="000000"/>
+          <w:kern w:val="0"/>
+          <w:sz w:val="21"/>
+          <w:szCs w:val="21"/>
+          <w14:ligatures w14:val="none"/>
+        </w:rPr>
+      </w:pPr>
+      <w:r>
+        <w:rPr>
+          <w:rFonts w:ascii="Consolas" w:eastAsia="Times New Roman" w:hAnsi="Consolas" w:cs="Times New Roman"/>
+          <w:color w:val="000000"/>
+          <w:kern w:val="0"/>
+          <w:sz w:val="21"/>
+          <w:szCs w:val="21"/>
+          <w14:ligatures w14:val="none"/>
+        </w:rPr>
+        <w:t># [fan]</w:t>
+      </w:r>
+    </w:p>
+    <w:p>
+      <w:pPr>
+        <w:pBdr>
+          <w:top w:val="single" w:sz="4" w:space="1" w:color="auto"/>
+          <w:left w:val="single" w:sz="4" w:space="1" w:color="auto"/>
+          <w:bottom w:val="single" w:sz="4" w:space="1" w:color="auto"/>
+          <w:right w:val="single" w:sz="4" w:space="1" w:color="auto"/>
+        </w:pBdr>
+        <w:shd w:val="clear" w:color="auto" w:fill="FFFFFF"/>
+        <w:spacing w:after="0" w:line="285" w:lineRule="atLeast"/>
+        <w:rPr>
+          <w:rFonts w:ascii="Consolas" w:eastAsia="Times New Roman" w:hAnsi="Consolas" w:cs="Times New Roman"/>
+          <w:color w:val="000000"/>
+          <w:kern w:val="0"/>
+          <w:sz w:val="21"/>
+          <w:szCs w:val="21"/>
+          <w14:ligatures w14:val="none"/>
+        </w:rPr>
+      </w:pPr>
+      <w:r>
+        <w:rPr>
+          <w:rFonts w:ascii="Consolas" w:eastAsia="Times New Roman" w:hAnsi="Consolas" w:cs="Times New Roman"/>
+          <w:color w:val="000000"/>
+          <w:kern w:val="0"/>
+          <w:sz w:val="21"/>
+          <w:szCs w:val="21"/>
+          <w14:ligatures w14:val="none"/>
+        </w:rPr>
+        <w:t>#pin:</w:t>
+      </w:r>
+    </w:p>
+    <w:p>
+      <w:pPr>
+        <w:pBdr>
+          <w:top w:val="single" w:sz="4" w:space="1" w:color="auto"/>
+          <w:left w:val="single" w:sz="4" w:space="1" w:color="auto"/>
+          <w:bottom w:val="single" w:sz="4" w:space="1" w:color="auto"/>
+          <w:right w:val="single" w:sz="4" w:space="1" w:color="auto"/>
+        </w:pBdr>
+        <w:shd w:val="clear" w:color="auto" w:fill="FFFFFF"/>
+        <w:spacing w:after="0" w:line="285" w:lineRule="atLeast"/>
+        <w:rPr>
+          <w:rFonts w:ascii="Consolas" w:eastAsia="Times New Roman" w:hAnsi="Consolas" w:cs="Times New Roman"/>
+          <w:color w:val="000000"/>
+          <w:kern w:val="0"/>
+          <w:sz w:val="21"/>
+          <w:szCs w:val="21"/>
+          <w14:ligatures w14:val="none"/>
+        </w:rPr>
+      </w:pPr>
+    </w:p>
+    <w:p>
+      <w:pPr>
+        <w:pBdr>
+          <w:top w:val="single" w:sz="4" w:space="1" w:color="auto"/>
+          <w:left w:val="single" w:sz="4" w:space="1" w:color="auto"/>
+          <w:bottom w:val="single" w:sz="4" w:space="1" w:color="auto"/>
+          <w:right w:val="single" w:sz="4" w:space="1" w:color="auto"/>
+        </w:pBdr>
+        <w:shd w:val="clear" w:color="auto" w:fill="FFFFFF"/>
+        <w:spacing w:after="0" w:line="285" w:lineRule="atLeast"/>
+        <w:rPr>
+          <w:rFonts w:ascii="Consolas" w:eastAsia="Times New Roman" w:hAnsi="Consolas" w:cs="Times New Roman"/>
+          <w:color w:val="000000"/>
+          <w:kern w:val="0"/>
+          <w:sz w:val="21"/>
+          <w:szCs w:val="21"/>
+          <w14:ligatures w14:val="none"/>
+        </w:rPr>
+      </w:pPr>
+      <w:r>
+        <w:rPr>
+          <w:rFonts w:ascii="Consolas" w:eastAsia="Times New Roman" w:hAnsi="Consolas" w:cs="Times New Roman"/>
+          <w:color w:val="000000"/>
+          <w:kern w:val="0"/>
+          <w:sz w:val="21"/>
+          <w:szCs w:val="21"/>
+          <w14:ligatures w14:val="none"/>
+        </w:rPr>
+        <w:lastRenderedPageBreak/>
+        <w:t>[</w:t>
+      </w:r>
+      <w:proofErr w:type="spellStart"/>
+      <w:r>
+        <w:rPr>
+          <w:rFonts w:ascii="Consolas" w:eastAsia="Times New Roman" w:hAnsi="Consolas" w:cs="Times New Roman"/>
+          <w:color w:val="000000"/>
+          <w:kern w:val="0"/>
+          <w:sz w:val="21"/>
+          <w:szCs w:val="21"/>
+          <w14:ligatures w14:val="none"/>
+        </w:rPr>
+        <w:t>force_move</w:t>
+      </w:r>
+      <w:proofErr w:type="spellEnd"/>
+      <w:r>
+        <w:rPr>
+          <w:rFonts w:ascii="Consolas" w:eastAsia="Times New Roman" w:hAnsi="Consolas" w:cs="Times New Roman"/>
+          <w:color w:val="000000"/>
+          <w:kern w:val="0"/>
+          <w:sz w:val="21"/>
+          <w:szCs w:val="21"/>
+          <w14:ligatures w14:val="none"/>
+        </w:rPr>
+        <w:t>]</w:t>
+      </w:r>
+    </w:p>
+    <w:p>
+      <w:pPr>
+        <w:pBdr>
+          <w:top w:val="single" w:sz="4" w:space="1" w:color="auto"/>
+          <w:left w:val="single" w:sz="4" w:space="1" w:color="auto"/>
+          <w:bottom w:val="single" w:sz="4" w:space="1" w:color="auto"/>
+          <w:right w:val="single" w:sz="4" w:space="1" w:color="auto"/>
+        </w:pBdr>
+        <w:shd w:val="clear" w:color="auto" w:fill="FFFFFF"/>
+        <w:spacing w:after="0" w:line="285" w:lineRule="atLeast"/>
+        <w:rPr>
+          <w:rFonts w:ascii="Consolas" w:eastAsia="Times New Roman" w:hAnsi="Consolas" w:cs="Times New Roman"/>
+          <w:color w:val="000000"/>
+          <w:kern w:val="0"/>
+          <w:sz w:val="21"/>
+          <w:szCs w:val="21"/>
+          <w14:ligatures w14:val="none"/>
+        </w:rPr>
+      </w:pPr>
+      <w:proofErr w:type="spellStart"/>
+      <w:r>
+        <w:rPr>
+          <w:rFonts w:ascii="Consolas" w:eastAsia="Times New Roman" w:hAnsi="Consolas" w:cs="Times New Roman"/>
+          <w:color w:val="000000"/>
+          <w:kern w:val="0"/>
+          <w:sz w:val="21"/>
+          <w:szCs w:val="21"/>
+          <w14:ligatures w14:val="none"/>
+        </w:rPr>
+        <w:t>enable_force_move</w:t>
+      </w:r>
+      <w:proofErr w:type="spellEnd"/>
+      <w:r>
+        <w:rPr>
+          <w:rFonts w:ascii="Consolas" w:eastAsia="Times New Roman" w:hAnsi="Consolas" w:cs="Times New Roman"/>
+          <w:color w:val="000000"/>
+          <w:kern w:val="0"/>
+          <w:sz w:val="21"/>
+          <w:szCs w:val="21"/>
+          <w14:ligatures w14:val="none"/>
+        </w:rPr>
+        <w:t>: True</w:t>
+      </w:r>
+    </w:p>
+    <w:p>
+      <w:pPr>
+        <w:pBdr>
+          <w:top w:val="single" w:sz="4" w:space="1" w:color="auto"/>
+          <w:left w:val="single" w:sz="4" w:space="1" w:color="auto"/>
+          <w:bottom w:val="single" w:sz="4" w:space="1" w:color="auto"/>
+          <w:right w:val="single" w:sz="4" w:space="1" w:color="auto"/>
+        </w:pBdr>
+        <w:shd w:val="clear" w:color="auto" w:fill="FFFFFF"/>
+        <w:spacing w:after="0" w:line="285" w:lineRule="atLeast"/>
+        <w:rPr>
+          <w:rFonts w:ascii="Consolas" w:eastAsia="Times New Roman" w:hAnsi="Consolas" w:cs="Times New Roman"/>
+          <w:color w:val="000000"/>
+          <w:kern w:val="0"/>
+          <w:sz w:val="21"/>
+          <w:szCs w:val="21"/>
+          <w14:ligatures w14:val="none"/>
+        </w:rPr>
+      </w:pPr>
+    </w:p>
+    <w:p>
+      <w:pPr>
+        <w:pBdr>
+          <w:top w:val="single" w:sz="4" w:space="1" w:color="auto"/>
+          <w:left w:val="single" w:sz="4" w:space="1" w:color="auto"/>
+          <w:bottom w:val="single" w:sz="4" w:space="1" w:color="auto"/>
+          <w:right w:val="single" w:sz="4" w:space="1" w:color="auto"/>
+        </w:pBdr>
+        <w:shd w:val="clear" w:color="auto" w:fill="FFFFFF"/>
+        <w:spacing w:after="0" w:line="285" w:lineRule="atLeast"/>
+        <w:rPr>
+          <w:rFonts w:ascii="Consolas" w:eastAsia="Times New Roman" w:hAnsi="Consolas" w:cs="Times New Roman"/>
+          <w:color w:val="000000"/>
+          <w:kern w:val="0"/>
+          <w:sz w:val="21"/>
+          <w:szCs w:val="21"/>
+          <w14:ligatures w14:val="none"/>
+        </w:rPr>
+      </w:pPr>
+      <w:r>
+        <w:rPr>
+          <w:rFonts w:ascii="Consolas" w:eastAsia="Times New Roman" w:hAnsi="Consolas" w:cs="Times New Roman"/>
+          <w:color w:val="000000"/>
+          <w:kern w:val="0"/>
+          <w:sz w:val="21"/>
+          <w:szCs w:val="21"/>
+          <w14:ligatures w14:val="none"/>
+        </w:rPr>
+        <w:t>[printer]</w:t>
+      </w:r>
+    </w:p>
+    <w:p>
+      <w:pPr>
+        <w:pBdr>
+          <w:top w:val="single" w:sz="4" w:space="1" w:color="auto"/>
+          <w:left w:val="single" w:sz="4" w:space="1" w:color="auto"/>
+          <w:bottom w:val="single" w:sz="4" w:space="1" w:color="auto"/>
+          <w:right w:val="single" w:sz="4" w:space="1" w:color="auto"/>
+        </w:pBdr>
+        <w:shd w:val="clear" w:color="auto" w:fill="FFFFFF"/>
+        <w:spacing w:after="0" w:line="285" w:lineRule="atLeast"/>
+        <w:rPr>
+          <w:rFonts w:ascii="Consolas" w:eastAsia="Times New Roman" w:hAnsi="Consolas" w:cs="Times New Roman"/>
+          <w:color w:val="000000"/>
+          <w:kern w:val="0"/>
+          <w:sz w:val="21"/>
+          <w:szCs w:val="21"/>
+          <w14:ligatures w14:val="none"/>
+        </w:rPr>
+      </w:pPr>
+      <w:r>
+        <w:rPr>
+          <w:rFonts w:ascii="Consolas" w:eastAsia="Times New Roman" w:hAnsi="Consolas" w:cs="Times New Roman"/>
+          <w:color w:val="000000"/>
+          <w:kern w:val="0"/>
+          <w:sz w:val="21"/>
+          <w:szCs w:val="21"/>
+          <w14:ligatures w14:val="none"/>
+        </w:rPr>
+        <w:t xml:space="preserve">kinematics: </w:t>
+      </w:r>
+      <w:proofErr w:type="spellStart"/>
+      <w:r>
+        <w:rPr>
+          <w:rFonts w:ascii="Consolas" w:eastAsia="Times New Roman" w:hAnsi="Consolas" w:cs="Times New Roman"/>
+          <w:color w:val="000000"/>
+          <w:kern w:val="0"/>
+          <w:sz w:val="21"/>
+          <w:szCs w:val="21"/>
+          <w14:ligatures w14:val="none"/>
+        </w:rPr>
+        <w:t>corexy</w:t>
+      </w:r>
+      <w:proofErr w:type="spellEnd"/>
+    </w:p>
+    <w:p>
+      <w:pPr>
+        <w:pBdr>
+          <w:top w:val="single" w:sz="4" w:space="1" w:color="auto"/>
+          <w:left w:val="single" w:sz="4" w:space="1" w:color="auto"/>
+          <w:bottom w:val="single" w:sz="4" w:space="1" w:color="auto"/>
+          <w:right w:val="single" w:sz="4" w:space="1" w:color="auto"/>
+        </w:pBdr>
+        <w:shd w:val="clear" w:color="auto" w:fill="FFFFFF"/>
+        <w:spacing w:after="0" w:line="285" w:lineRule="atLeast"/>
+        <w:rPr>
+          <w:rFonts w:ascii="Consolas" w:eastAsia="Times New Roman" w:hAnsi="Consolas" w:cs="Times New Roman"/>
+          <w:color w:val="000000"/>
+          <w:kern w:val="0"/>
+          <w:sz w:val="21"/>
+          <w:szCs w:val="21"/>
+          <w14:ligatures w14:val="none"/>
+        </w:rPr>
+      </w:pPr>
+      <w:proofErr w:type="spellStart"/>
+      <w:r>
+        <w:rPr>
+          <w:rFonts w:ascii="Consolas" w:eastAsia="Times New Roman" w:hAnsi="Consolas" w:cs="Times New Roman"/>
+          <w:color w:val="000000"/>
+          <w:kern w:val="0"/>
+          <w:sz w:val="21"/>
+          <w:szCs w:val="21"/>
+          <w14:ligatures w14:val="none"/>
+        </w:rPr>
+        <w:t>max_velocity</w:t>
+      </w:r>
+      <w:proofErr w:type="spellEnd"/>
+      <w:r>
+        <w:rPr>
+          <w:rFonts w:ascii="Consolas" w:eastAsia="Times New Roman" w:hAnsi="Consolas" w:cs="Times New Roman"/>
+          <w:color w:val="000000"/>
+          <w:kern w:val="0"/>
+          <w:sz w:val="21"/>
+          <w:szCs w:val="21"/>
+          <w14:ligatures w14:val="none"/>
+        </w:rPr>
+        <w:t>: 300</w:t>
+      </w:r>
+    </w:p>
+    <w:p>
+      <w:pPr>
+        <w:pBdr>
+          <w:top w:val="single" w:sz="4" w:space="1" w:color="auto"/>
+          <w:left w:val="single" w:sz="4" w:space="1" w:color="auto"/>
+          <w:bottom w:val="single" w:sz="4" w:space="1" w:color="auto"/>
+          <w:right w:val="single" w:sz="4" w:space="1" w:color="auto"/>
+        </w:pBdr>
+        <w:shd w:val="clear" w:color="auto" w:fill="FFFFFF"/>
+        <w:spacing w:after="0" w:line="285" w:lineRule="atLeast"/>
+        <w:rPr>
+          <w:rFonts w:ascii="Consolas" w:eastAsia="Times New Roman" w:hAnsi="Consolas" w:cs="Times New Roman"/>
+          <w:color w:val="000000"/>
+          <w:kern w:val="0"/>
+          <w:sz w:val="21"/>
+          <w:szCs w:val="21"/>
+          <w14:ligatures w14:val="none"/>
+        </w:rPr>
+      </w:pPr>
+      <w:proofErr w:type="spellStart"/>
+      <w:r>
+        <w:rPr>
+          <w:rFonts w:ascii="Consolas" w:eastAsia="Times New Roman" w:hAnsi="Consolas" w:cs="Times New Roman"/>
+          <w:color w:val="000000"/>
+          <w:kern w:val="0"/>
+          <w:sz w:val="21"/>
+          <w:szCs w:val="21"/>
+          <w14:ligatures w14:val="none"/>
+        </w:rPr>
+        <w:t>max_accel</w:t>
+      </w:r>
+      <w:proofErr w:type="spellEnd"/>
+      <w:r>
+        <w:rPr>
+          <w:rFonts w:ascii="Consolas" w:eastAsia="Times New Roman" w:hAnsi="Consolas" w:cs="Times New Roman"/>
+          <w:color w:val="000000"/>
+          <w:kern w:val="0"/>
+          <w:sz w:val="21"/>
+          <w:szCs w:val="21"/>
+          <w14:ligatures w14:val="none"/>
+        </w:rPr>
+        <w:t>: 1000</w:t>
+      </w:r>
+    </w:p>
+    <w:p>
+      <w:pPr>
+        <w:pBdr>
+          <w:top w:val="single" w:sz="4" w:space="1" w:color="auto"/>
+          <w:left w:val="single" w:sz="4" w:space="1" w:color="auto"/>
+          <w:bottom w:val="single" w:sz="4" w:space="1" w:color="auto"/>
+          <w:right w:val="single" w:sz="4" w:space="1" w:color="auto"/>
+        </w:pBdr>
+        <w:shd w:val="clear" w:color="auto" w:fill="FFFFFF"/>
+        <w:spacing w:after="0" w:line="285" w:lineRule="atLeast"/>
+        <w:rPr>
+          <w:rFonts w:ascii="Consolas" w:eastAsia="Times New Roman" w:hAnsi="Consolas" w:cs="Times New Roman"/>
+          <w:color w:val="000000"/>
+          <w:kern w:val="0"/>
+          <w:sz w:val="21"/>
+          <w:szCs w:val="21"/>
+          <w14:ligatures w14:val="none"/>
+        </w:rPr>
+      </w:pPr>
+      <w:proofErr w:type="spellStart"/>
+      <w:r>
+        <w:rPr>
+          <w:rFonts w:ascii="Consolas" w:eastAsia="Times New Roman" w:hAnsi="Consolas" w:cs="Times New Roman"/>
+          <w:color w:val="000000"/>
+          <w:kern w:val="0"/>
+          <w:sz w:val="21"/>
+          <w:szCs w:val="21"/>
+          <w14:ligatures w14:val="none"/>
+        </w:rPr>
+        <w:t>max_z_velocity</w:t>
+      </w:r>
+      <w:proofErr w:type="spellEnd"/>
+      <w:r>
+        <w:rPr>
+          <w:rFonts w:ascii="Consolas" w:eastAsia="Times New Roman" w:hAnsi="Consolas" w:cs="Times New Roman"/>
+          <w:color w:val="000000"/>
+          <w:kern w:val="0"/>
+          <w:sz w:val="21"/>
+          <w:szCs w:val="21"/>
+          <w14:ligatures w14:val="none"/>
+        </w:rPr>
+        <w:t>: 25</w:t>
+      </w:r>
+    </w:p>
+    <w:p>
+      <w:pPr>
+        <w:pBdr>
+          <w:top w:val="single" w:sz="4" w:space="1" w:color="auto"/>
+          <w:left w:val="single" w:sz="4" w:space="1" w:color="auto"/>
+          <w:bottom w:val="single" w:sz="4" w:space="1" w:color="auto"/>
+          <w:right w:val="single" w:sz="4" w:space="1" w:color="auto"/>
+        </w:pBdr>
+        <w:shd w:val="clear" w:color="auto" w:fill="FFFFFF"/>
+        <w:spacing w:after="0" w:line="285" w:lineRule="atLeast"/>
+        <w:rPr>
+          <w:rFonts w:ascii="Consolas" w:eastAsia="Times New Roman" w:hAnsi="Consolas" w:cs="Times New Roman"/>
+          <w:color w:val="000000"/>
+          <w:kern w:val="0"/>
+          <w:sz w:val="21"/>
+          <w:szCs w:val="21"/>
+          <w14:ligatures w14:val="none"/>
+        </w:rPr>
+      </w:pPr>
+      <w:proofErr w:type="spellStart"/>
+      <w:r>
+        <w:rPr>
+          <w:rFonts w:ascii="Consolas" w:eastAsia="Times New Roman" w:hAnsi="Consolas" w:cs="Times New Roman"/>
+          <w:color w:val="000000"/>
+          <w:kern w:val="0"/>
+          <w:sz w:val="21"/>
+          <w:szCs w:val="21"/>
+          <w14:ligatures w14:val="none"/>
+        </w:rPr>
+        <w:t>max_z_accel</w:t>
+      </w:r>
+      <w:proofErr w:type="spellEnd"/>
+      <w:r>
+        <w:rPr>
+          <w:rFonts w:ascii="Consolas" w:eastAsia="Times New Roman" w:hAnsi="Consolas" w:cs="Times New Roman"/>
+          <w:color w:val="000000"/>
+          <w:kern w:val="0"/>
+          <w:sz w:val="21"/>
+          <w:szCs w:val="21"/>
+          <w14:ligatures w14:val="none"/>
+        </w:rPr>
+        <w:t>: 30</w:t>
+      </w:r>
+    </w:p>
+    <w:p>
+      <w:pPr>
+        <w:spacing w:before="120"/>
+        <w:rPr>
+          <w:lang w:val="de-AT"/>
+        </w:rPr>
+      </w:pPr>
+      <w:r>
+        <w:rPr>
+          <w:lang w:val="de-AT"/>
+        </w:rPr>
+        <w:t xml:space="preserve">Damit </w:t>
+      </w:r>
+      <w:r>
+        <w:rPr>
+          <w:lang w:val="de-AT"/>
+        </w:rPr>
+        <w:t xml:space="preserve">Klipper vernünftig starten und die Benutzeroberfläche </w:t>
+      </w:r>
+      <w:r>
+        <w:rPr>
+          <w:lang w:val="de-AT"/>
+        </w:rPr>
+        <w:t xml:space="preserve">angezeigt werden kann, muss das </w:t>
+      </w:r>
+      <w:proofErr w:type="spellStart"/>
+      <w:r>
+        <w:rPr>
+          <w:lang w:val="de-AT"/>
+        </w:rPr>
+        <w:t>Nucleo</w:t>
+      </w:r>
+      <w:proofErr w:type="spellEnd"/>
+      <w:r>
+        <w:rPr>
+          <w:lang w:val="de-AT"/>
+        </w:rPr>
+        <w:t xml:space="preserve"> Board </w:t>
+      </w:r>
+      <w:r>
+        <w:rPr>
+          <w:lang w:val="de-AT"/>
+        </w:rPr>
+        <w:t xml:space="preserve">mit dem TMC2209 (Stepper-Motor Treiber) und dem </w:t>
+      </w:r>
+      <w:r>
+        <w:rPr>
+          <w:lang w:val="de-AT"/>
+        </w:rPr>
+        <w:t>Raspberry Pi richtig verkabelt und verbunden werden.</w:t>
+      </w:r>
+      <w:r>
+        <w:rPr>
+          <w:lang w:val="de-AT"/>
+        </w:rPr>
+        <w:t xml:space="preserve"> Für den Test haben wir die erste Version unseres Mainboards verwende</w:t>
+      </w:r>
+      <w:r>
+        <w:rPr>
+          <w:lang w:val="de-AT"/>
+        </w:rPr>
+        <w:t>t.</w:t>
+      </w:r>
+    </w:p>
+    <w:p>
+      <w:pPr>
+        <w:spacing w:before="120"/>
+        <w:rPr>
+          <w:lang w:val="de-AT"/>
+        </w:rPr>
+      </w:pPr>
+      <w:r>
+        <w:rPr>
+          <w:lang w:val="de-AT"/>
+        </w:rPr>
+        <w:t>Testaufbau</w:t>
+      </w:r>
+      <w:r>
+        <w:rPr>
+          <w:lang w:val="de-AT"/>
+        </w:rPr>
+        <w:t xml:space="preserve"> ohne </w:t>
+      </w:r>
+      <w:proofErr w:type="spellStart"/>
+      <w:r>
+        <w:rPr>
+          <w:lang w:val="de-AT"/>
+        </w:rPr>
+        <w:t>Heatbed</w:t>
+      </w:r>
+      <w:proofErr w:type="spellEnd"/>
+      <w:r>
+        <w:rPr>
+          <w:lang w:val="de-AT"/>
+        </w:rPr>
+        <w:t>:</w:t>
+      </w:r>
+    </w:p>
+    <w:p>
+      <w:pPr>
+        <w:spacing w:before="120"/>
+        <w:rPr>
+          <w:rFonts w:ascii="Consolas" w:eastAsia="Times New Roman" w:hAnsi="Consolas" w:cs="Times New Roman"/>
+          <w:color w:val="000000"/>
+          <w:kern w:val="0"/>
+          <w:sz w:val="21"/>
+          <w:szCs w:val="21"/>
+          <w:lang w:val="de-AT"/>
+          <w14:ligatures w14:val="none"/>
+        </w:rPr>
+      </w:pPr>
+      <w:r>
+        <w:rPr>
+          <w:noProof/>
+          <w:lang w:val="de-AT"/>
+        </w:rPr>
+        <w:drawing>
+          <wp:inline distT="0" distB="0" distL="0" distR="0" wp14:anchorId="4A6F06BB" wp14:editId="0825AA0C">
+            <wp:extent cx="5958840" cy="4472940"/>
+            <wp:effectExtent l="0" t="0" r="3810" b="3810"/>
+            <wp:docPr id="1954667591" name="Grafik 3"/>
+            <wp:cNvGraphicFramePr>
+              <a:graphicFrameLocks xmlns:a="http://schemas.openxmlformats.org/drawingml/2006/main" noChangeAspect="1"/>
+            </wp:cNvGraphicFramePr>
+            <a:graphic xmlns:a="http://schemas.openxmlformats.org/drawingml/2006/main">
+              <a:graphicData uri="http://schemas.openxmlformats.org/drawingml/2006/picture">
+                <pic:pic xmlns:pic="http://schemas.openxmlformats.org/drawingml/2006/picture">
+                  <pic:nvPicPr>
+                    <pic:cNvPr id="0" name="Picture 13"/>
+                    <pic:cNvPicPr>
+                      <a:picLocks noChangeAspect="1" noChangeArrowheads="1"/>
+                    </pic:cNvPicPr>
+                  </pic:nvPicPr>
+                  <pic:blipFill>
+                    <a:blip r:embed="rId15" cstate="print">
+                      <a:extLst>
+                        <a:ext uri="{28A0092B-C50C-407E-A947-70E740481C1C}">
+                          <a14:useLocalDpi xmlns:a14="http://schemas.microsoft.com/office/drawing/2010/main" val="0"/>
+                        </a:ext>
+                      </a:extLst>
+                    </a:blip>
+                    <a:srcRect/>
+                    <a:stretch>
+                      <a:fillRect/>
+                    </a:stretch>
+                  </pic:blipFill>
+                  <pic:spPr bwMode="auto">
+                    <a:xfrm>
+                      <a:off x="0" y="0"/>
+                      <a:ext cx="5958840" cy="4472940"/>
+                    </a:xfrm>
+                    <a:prstGeom prst="rect">
+                      <a:avLst/>
+                    </a:prstGeom>
+                    <a:noFill/>
+                    <a:ln>
+                      <a:noFill/>
+                    </a:ln>
+                  </pic:spPr>
+                </pic:pic>
+              </a:graphicData>
+            </a:graphic>
+          </wp:inline>
+        </w:drawing>
+      </w:r>
+    </w:p>
+    <w:p>
+      <w:pPr>
+        <w:rPr>
+          <w:lang w:val="de-AT"/>
+        </w:rPr>
+      </w:pPr>
+      <w:r>
+        <w:rPr>
+          <w:rFonts w:ascii="Consolas" w:eastAsia="Times New Roman" w:hAnsi="Consolas" w:cs="Times New Roman"/>
+          <w:color w:val="000000"/>
+          <w:kern w:val="0"/>
+          <w:sz w:val="21"/>
+          <w:szCs w:val="21"/>
+          <w:lang w:val="de-AT"/>
+          <w14:ligatures w14:val="none"/>
+        </w:rPr>
+        <w:br w:type="page"/>
+      </w:r>
+      <w:r>
+        <w:rPr>
+          <w:lang w:val="de-AT"/>
+        </w:rPr>
+        <w:lastRenderedPageBreak/>
+        <w:t xml:space="preserve">Testaufbau mit </w:t>
+      </w:r>
+      <w:proofErr w:type="spellStart"/>
+      <w:r>
+        <w:rPr>
+          <w:lang w:val="de-AT"/>
+        </w:rPr>
+        <w:t>Heatbed</w:t>
+      </w:r>
+      <w:proofErr w:type="spellEnd"/>
+      <w:r>
+        <w:rPr>
+          <w:lang w:val="de-AT"/>
+        </w:rPr>
+        <w:t>:</w:t>
+      </w:r>
+    </w:p>
+    <w:p>
+      <w:pPr>
+        <w:jc w:val="center"/>
+        <w:rPr>
+          <w:rFonts w:ascii="Consolas" w:eastAsia="Times New Roman" w:hAnsi="Consolas" w:cs="Times New Roman"/>
+          <w:color w:val="000000"/>
+          <w:kern w:val="0"/>
+          <w:sz w:val="21"/>
+          <w:szCs w:val="21"/>
+          <w:lang w:val="de-AT"/>
+          <w14:ligatures w14:val="none"/>
+        </w:rPr>
+      </w:pPr>
+      <w:r>
+        <w:rPr>
+          <w:noProof/>
+          <w:lang w:val="de-AT"/>
+        </w:rPr>
+        <w:drawing>
+          <wp:inline distT="0" distB="0" distL="0" distR="0" wp14:anchorId="6DEC041C" wp14:editId="41CD9DA5">
+            <wp:extent cx="5672196" cy="4259580"/>
+            <wp:effectExtent l="0" t="0" r="5080" b="7620"/>
+            <wp:docPr id="897919392" name="Grafik 4"/>
+            <wp:cNvGraphicFramePr>
+              <a:graphicFrameLocks xmlns:a="http://schemas.openxmlformats.org/drawingml/2006/main" noChangeAspect="1"/>
+            </wp:cNvGraphicFramePr>
+            <a:graphic xmlns:a="http://schemas.openxmlformats.org/drawingml/2006/main">
+              <a:graphicData uri="http://schemas.openxmlformats.org/drawingml/2006/picture">
+                <pic:pic xmlns:pic="http://schemas.openxmlformats.org/drawingml/2006/picture">
+                  <pic:nvPicPr>
+                    <pic:cNvPr id="0" name="Picture 14"/>
+                    <pic:cNvPicPr>
+                      <a:picLocks noChangeAspect="1" noChangeArrowheads="1"/>
+                    </pic:cNvPicPr>
+                  </pic:nvPicPr>
+                  <pic:blipFill>
+                    <a:blip r:embed="rId16" cstate="print">
+                      <a:extLst>
+                        <a:ext uri="{28A0092B-C50C-407E-A947-70E740481C1C}">
+                          <a14:useLocalDpi xmlns:a14="http://schemas.microsoft.com/office/drawing/2010/main" val="0"/>
+                        </a:ext>
+                      </a:extLst>
+                    </a:blip>
+                    <a:srcRect/>
+                    <a:stretch>
+                      <a:fillRect/>
+                    </a:stretch>
+                  </pic:blipFill>
+                  <pic:spPr bwMode="auto">
+                    <a:xfrm>
+                      <a:off x="0" y="0"/>
+                      <a:ext cx="5673918" cy="4260873"/>
+                    </a:xfrm>
+                    <a:prstGeom prst="rect">
+                      <a:avLst/>
+                    </a:prstGeom>
+                    <a:noFill/>
+                    <a:ln>
+                      <a:noFill/>
+                    </a:ln>
+                  </pic:spPr>
+                </pic:pic>
+              </a:graphicData>
+            </a:graphic>
+          </wp:inline>
+        </w:drawing>
+      </w:r>
+    </w:p>
+    <w:p>
+      <w:pPr>
+        <w:spacing w:before="120"/>
+        <w:jc w:val="center"/>
+        <w:rPr>
+          <w:rFonts w:ascii="Consolas" w:eastAsia="Times New Roman" w:hAnsi="Consolas" w:cs="Times New Roman"/>
+          <w:color w:val="000000"/>
+          <w:kern w:val="0"/>
+          <w:sz w:val="21"/>
+          <w:szCs w:val="21"/>
+          <w:lang w:val="de-AT"/>
+          <w14:ligatures w14:val="none"/>
+        </w:rPr>
+      </w:pPr>
+      <w:r>
+        <w:rPr>
+          <w:rFonts w:ascii="Consolas" w:eastAsia="Times New Roman" w:hAnsi="Consolas" w:cs="Times New Roman"/>
+          <w:noProof/>
+          <w:color w:val="000000"/>
+          <w:kern w:val="0"/>
+          <w:sz w:val="21"/>
+          <w:szCs w:val="21"/>
+          <w:lang w:val="de-AT"/>
+          <w14:ligatures w14:val="none"/>
+        </w:rPr>
+        <w:drawing>
+          <wp:inline distT="0" distB="0" distL="0" distR="0" wp14:anchorId="0F9A18B1" wp14:editId="2A6D6522">
+            <wp:extent cx="4838700" cy="3633660"/>
+            <wp:effectExtent l="0" t="0" r="0" b="5080"/>
+            <wp:docPr id="1071214138" name="Grafik 6"/>
+            <wp:cNvGraphicFramePr>
+              <a:graphicFrameLocks xmlns:a="http://schemas.openxmlformats.org/drawingml/2006/main" noChangeAspect="1"/>
+            </wp:cNvGraphicFramePr>
+            <a:graphic xmlns:a="http://schemas.openxmlformats.org/drawingml/2006/main">
+              <a:graphicData uri="http://schemas.openxmlformats.org/drawingml/2006/picture">
+                <pic:pic xmlns:pic="http://schemas.openxmlformats.org/drawingml/2006/picture">
+                  <pic:nvPicPr>
+                    <pic:cNvPr id="0" name="Picture 16"/>
+                    <pic:cNvPicPr>
+                      <a:picLocks noChangeAspect="1" noChangeArrowheads="1"/>
+                    </pic:cNvPicPr>
+                  </pic:nvPicPr>
+                  <pic:blipFill>
+                    <a:blip r:embed="rId17" cstate="print">
+                      <a:extLst>
+                        <a:ext uri="{28A0092B-C50C-407E-A947-70E740481C1C}">
+                          <a14:useLocalDpi xmlns:a14="http://schemas.microsoft.com/office/drawing/2010/main" val="0"/>
+                        </a:ext>
+                      </a:extLst>
+                    </a:blip>
+                    <a:srcRect/>
+                    <a:stretch>
+                      <a:fillRect/>
+                    </a:stretch>
+                  </pic:blipFill>
+                  <pic:spPr bwMode="auto">
+                    <a:xfrm>
+                      <a:off x="0" y="0"/>
+                      <a:ext cx="4840792" cy="3635231"/>
+                    </a:xfrm>
+                    <a:prstGeom prst="rect">
+                      <a:avLst/>
+                    </a:prstGeom>
+                    <a:noFill/>
+                    <a:ln>
+                      <a:noFill/>
+                    </a:ln>
+                  </pic:spPr>
+                </pic:pic>
+              </a:graphicData>
+            </a:graphic>
+          </wp:inline>
+        </w:drawing>
+      </w:r>
+    </w:p>
+    <w:p>
+      <w:pPr>
+        <w:spacing w:before="120"/>
+        <w:rPr>
+          <w:lang w:val="de-AT"/>
+        </w:rPr>
+      </w:pPr>
+      <w:r>
+        <w:rPr>
+          <w:lang w:val="de-AT"/>
+        </w:rPr>
+        <w:lastRenderedPageBreak/>
+        <w:t xml:space="preserve">Im Fertig eingerichteten Zustand sah die </w:t>
+      </w:r>
+      <w:r>
+        <w:rPr>
+          <w:lang w:val="de-AT"/>
+        </w:rPr>
+        <w:t>B</w:t>
+      </w:r>
+      <w:r>
+        <w:rPr>
+          <w:lang w:val="de-AT"/>
+        </w:rPr>
+        <w:t xml:space="preserve">enutzeroberfläche von </w:t>
+      </w:r>
+      <w:proofErr w:type="spellStart"/>
+      <w:r>
+        <w:rPr>
+          <w:lang w:val="de-AT"/>
+        </w:rPr>
+        <w:t>Mainsail</w:t>
+      </w:r>
+      <w:proofErr w:type="spellEnd"/>
+      <w:r>
+        <w:rPr>
+          <w:lang w:val="de-AT"/>
+        </w:rPr>
+        <w:t xml:space="preserve"> wie folgt aus:</w:t>
+      </w:r>
+    </w:p>
+    <w:p>
+      <w:pPr>
+        <w:shd w:val="clear" w:color="auto" w:fill="FFFFFF"/>
+        <w:spacing w:before="120" w:after="0" w:line="285" w:lineRule="atLeast"/>
+        <w:jc w:val="center"/>
+        <w:rPr>
+          <w:rFonts w:ascii="Consolas" w:eastAsia="Times New Roman" w:hAnsi="Consolas" w:cs="Times New Roman"/>
+          <w:color w:val="000000"/>
+          <w:kern w:val="0"/>
+          <w:sz w:val="21"/>
+          <w:szCs w:val="21"/>
+          <w:lang w:val="de-AT"/>
+          <w14:ligatures w14:val="none"/>
+        </w:rPr>
+      </w:pPr>
+      <w:r>
+        <w:rPr>
+          <w:noProof/>
+          <w:lang w:val="de-AT"/>
+        </w:rPr>
+        <w:drawing>
+          <wp:inline distT="0" distB="0" distL="0" distR="0" wp14:anchorId="10D16929" wp14:editId="0C9D4DC4">
+            <wp:extent cx="5972810" cy="3578225"/>
+            <wp:effectExtent l="0" t="0" r="8890" b="3175"/>
+            <wp:docPr id="477978650" name="Grafik 1" descr="Ein Bild, das Screenshot, Text, Software, Multimedia-Software enthält.&#10;&#10;KI-generierte Inhalte können fehlerhaft sein."/>
+            <wp:cNvGraphicFramePr>
+              <a:graphicFrameLocks xmlns:a="http://schemas.openxmlformats.org/drawingml/2006/main" noChangeAspect="1"/>
+            </wp:cNvGraphicFramePr>
+            <a:graphic xmlns:a="http://schemas.openxmlformats.org/drawingml/2006/main">
+              <a:graphicData uri="http://schemas.openxmlformats.org/drawingml/2006/picture">
+                <pic:pic xmlns:pic="http://schemas.openxmlformats.org/drawingml/2006/picture">
+                  <pic:nvPicPr>
+                    <pic:cNvPr id="477978650" name="Grafik 1" descr="Ein Bild, das Screenshot, Text, Software, Multimedia-Software enthält.&#10;&#10;KI-generierte Inhalte können fehlerhaft sein."/>
+                    <pic:cNvPicPr/>
+                  </pic:nvPicPr>
+                  <pic:blipFill>
+                    <a:blip r:embed="rId18"/>
+                    <a:stretch>
+                      <a:fillRect/>
+                    </a:stretch>
+                  </pic:blipFill>
+                  <pic:spPr>
+                    <a:xfrm>
+                      <a:off x="0" y="0"/>
+                      <a:ext cx="5972810" cy="3578225"/>
+                    </a:xfrm>
+                    <a:prstGeom prst="rect">
+                      <a:avLst/>
+                    </a:prstGeom>
+                  </pic:spPr>
+                </pic:pic>
+              </a:graphicData>
+            </a:graphic>
+          </wp:inline>
+        </w:drawing>
+      </w:r>
+    </w:p>
+    <w:p>
+      <w:pPr>
+        <w:shd w:val="clear" w:color="auto" w:fill="FFFFFF"/>
+        <w:spacing w:after="0" w:line="285" w:lineRule="atLeast"/>
+        <w:jc w:val="center"/>
+        <w:rPr>
+          <w:rFonts w:ascii="Consolas" w:eastAsia="Times New Roman" w:hAnsi="Consolas" w:cs="Times New Roman"/>
+          <w:color w:val="000000"/>
+          <w:kern w:val="0"/>
+          <w:sz w:val="21"/>
+          <w:szCs w:val="21"/>
+          <w:lang w:val="de-AT"/>
+          <w14:ligatures w14:val="none"/>
+        </w:rPr>
+      </w:pPr>
+      <w:r>
+        <w:rPr>
+          <w:noProof/>
+          <w:lang w:val="de-AT"/>
+        </w:rPr>
+        <w:drawing>
+          <wp:inline distT="0" distB="0" distL="0" distR="0" wp14:anchorId="016D3F2C" wp14:editId="612DB9A8">
+            <wp:extent cx="5972810" cy="2731135"/>
+            <wp:effectExtent l="0" t="0" r="8890" b="0"/>
+            <wp:docPr id="580013166" name="Grafik 1" descr="Ein Bild, das Screenshot, Text, Software, Multimedia-Software enthält.&#10;&#10;KI-generierte Inhalte können fehlerhaft sein."/>
+            <wp:cNvGraphicFramePr>
+              <a:graphicFrameLocks xmlns:a="http://schemas.openxmlformats.org/drawingml/2006/main" noChangeAspect="1"/>
+            </wp:cNvGraphicFramePr>
+            <a:graphic xmlns:a="http://schemas.openxmlformats.org/drawingml/2006/main">
+              <a:graphicData uri="http://schemas.openxmlformats.org/drawingml/2006/picture">
+                <pic:pic xmlns:pic="http://schemas.openxmlformats.org/drawingml/2006/picture">
+                  <pic:nvPicPr>
+                    <pic:cNvPr id="580013166" name="Grafik 1" descr="Ein Bild, das Screenshot, Text, Software, Multimedia-Software enthält.&#10;&#10;KI-generierte Inhalte können fehlerhaft sein."/>
+                    <pic:cNvPicPr/>
+                  </pic:nvPicPr>
+                  <pic:blipFill rotWithShape="1">
+                    <a:blip r:embed="rId19"/>
+                    <a:srcRect t="23809"/>
+                    <a:stretch>
+                      <a:fillRect/>
+                    </a:stretch>
+                  </pic:blipFill>
+                  <pic:spPr bwMode="auto">
+                    <a:xfrm>
+                      <a:off x="0" y="0"/>
+                      <a:ext cx="5972810" cy="2731135"/>
+                    </a:xfrm>
+                    <a:prstGeom prst="rect">
+                      <a:avLst/>
+                    </a:prstGeom>
+                    <a:ln>
+                      <a:noFill/>
+                    </a:ln>
+                    <a:extLst>
+                      <a:ext uri="{53640926-AAD7-44D8-BBD7-CCE9431645EC}">
+                        <a14:shadowObscured xmlns:a14="http://schemas.microsoft.com/office/drawing/2010/main"/>
+                      </a:ext>
+                    </a:extLst>
+                  </pic:spPr>
+                </pic:pic>
+              </a:graphicData>
+            </a:graphic>
+          </wp:inline>
+        </w:drawing>
+      </w:r>
+      <w:r>
+        <w:rPr>
+          <w:lang w:val="de-AT"/>
+        </w:rPr>
+        <w:br w:type="page"/>
+      </w:r>
+    </w:p>
+    <w:p>
+      <w:pPr>
+        <w:rPr>
+          <w:lang w:val="de-AT"/>
+        </w:rPr>
+      </w:pPr>
+      <w:r>
+        <w:rPr>
+          <w:lang w:val="de-AT"/>
+        </w:rPr>
+        <w:lastRenderedPageBreak/>
+        <w:t xml:space="preserve">Um den Motor ansteuern zu können, wird G-Code verwendet. G-Code ist eine standardisierte Programmiersprache, die für die Ansteuerung </w:t>
+      </w:r>
+      <w:r>
+        <w:rPr>
+          <w:lang w:val="de-AT"/>
+        </w:rPr>
+        <w:t>von</w:t>
+      </w:r>
+      <w:r>
+        <w:rPr>
+          <w:lang w:val="de-AT"/>
+        </w:rPr>
+        <w:t xml:space="preserve"> CNC-Maschinen </w:t>
+      </w:r>
+      <w:r>
+        <w:rPr>
+          <w:lang w:val="de-AT"/>
+        </w:rPr>
+        <w:t xml:space="preserve">und 3D-Druckern entwickelt wurde. </w:t>
+      </w:r>
+    </w:p>
+    <w:p>
+      <w:pPr>
+        <w:rPr>
+          <w:b/>
+          <w:bCs/>
+          <w:lang w:val="de-AT"/>
+        </w:rPr>
+      </w:pPr>
+      <w:r>
+        <w:rPr>
+          <w:b/>
+          <w:bCs/>
+          <w:lang w:val="de-AT"/>
+        </w:rPr>
+        <w:t>Der G-Code für unseren Test lautet wie folgt:</w:t>
+      </w:r>
+    </w:p>
+    <w:p>
+      <w:pPr>
+        <w:rPr>
+          <w:lang w:val="de-AT"/>
+        </w:rPr>
+      </w:pPr>
+      <w:r>
+        <w:rPr>
+          <w:i/>
+          <w:iCs/>
+          <w:lang w:val="de-AT"/>
+        </w:rPr>
+        <w:t>SET_KINEMATIC_POSITION Z=0</w:t>
+      </w:r>
+      <w:r>
+        <w:rPr>
+          <w:lang w:val="de-AT"/>
+        </w:rPr>
+        <w:t xml:space="preserve"> </w:t>
+      </w:r>
+      <w:r>
+        <w:sym w:font="Wingdings" w:char="F0E0"/>
+      </w:r>
+      <w:r>
+        <w:rPr>
+          <w:lang w:val="de-AT"/>
+        </w:rPr>
+        <w:t xml:space="preserve"> die Z-Ach</w:t>
+      </w:r>
+      <w:r>
+        <w:rPr>
+          <w:lang w:val="de-AT"/>
+        </w:rPr>
+        <w:t>se wird auf die Home-Position gefahren.</w:t>
+      </w:r>
+      <w:r>
+        <w:rPr>
+          <w:lang w:val="de-AT"/>
+        </w:rPr>
+        <w:br/>
+      </w:r>
+      <w:r>
+        <w:rPr>
+          <w:i/>
+          <w:iCs/>
+          <w:lang w:val="de-AT"/>
+        </w:rPr>
+        <w:t>G91</w:t>
+      </w:r>
+      <w:r>
+        <w:rPr>
+          <w:lang w:val="de-AT"/>
+        </w:rPr>
+        <w:t xml:space="preserve"> </w:t>
+      </w:r>
+      <w:r>
+        <w:sym w:font="Wingdings" w:char="F0E0"/>
+      </w:r>
+      <w:r>
+        <w:rPr>
+          <w:lang w:val="de-AT"/>
+        </w:rPr>
+        <w:t xml:space="preserve"> Inkrementeller Modus: </w:t>
+      </w:r>
+      <w:r>
+        <w:rPr>
+          <w:lang w:val="de-AT"/>
+        </w:rPr>
+        <w:t>fährt von der jetzigen Position 10mm weiter</w:t>
+      </w:r>
+      <w:r>
+        <w:rPr>
+          <w:lang w:val="de-AT"/>
+        </w:rPr>
+        <w:br/>
+      </w:r>
+      <w:r>
+        <w:rPr>
+          <w:i/>
+          <w:iCs/>
+          <w:lang w:val="de-AT"/>
+        </w:rPr>
+        <w:t>G1 Z10 F100</w:t>
+      </w:r>
+      <w:r>
+        <w:rPr>
+          <w:lang w:val="de-AT"/>
+        </w:rPr>
+        <w:t xml:space="preserve"> </w:t>
+      </w:r>
+      <w:r>
+        <w:sym w:font="Wingdings" w:char="F0E0"/>
+      </w:r>
+      <w:r>
+        <w:rPr>
+          <w:lang w:val="de-AT"/>
+        </w:rPr>
+        <w:t xml:space="preserve"> </w:t>
+      </w:r>
+      <w:r>
+        <w:rPr>
+          <w:lang w:val="de-AT"/>
+        </w:rPr>
+        <w:t xml:space="preserve">G1: Linear Move; Z10: </w:t>
+      </w:r>
+      <w:r>
+        <w:rPr>
+          <w:lang w:val="de-AT"/>
+        </w:rPr>
+        <w:t>Koordinate/</w:t>
+      </w:r>
+      <w:proofErr w:type="gramStart"/>
+      <w:r>
+        <w:rPr>
+          <w:lang w:val="de-AT"/>
+        </w:rPr>
+        <w:t>Distanz</w:t>
+      </w:r>
+      <w:r>
+        <w:rPr>
+          <w:lang w:val="de-AT"/>
+        </w:rPr>
+        <w:t xml:space="preserve"> </w:t>
+      </w:r>
+      <w:r>
+        <w:rPr>
+          <w:lang w:val="de-AT"/>
+        </w:rPr>
+        <w:t>;</w:t>
+      </w:r>
+      <w:proofErr w:type="gramEnd"/>
+      <w:r>
+        <w:rPr>
+          <w:lang w:val="de-AT"/>
+        </w:rPr>
+        <w:t xml:space="preserve"> F100: </w:t>
+      </w:r>
+      <w:proofErr w:type="spellStart"/>
+      <w:r>
+        <w:rPr>
+          <w:lang w:val="de-AT"/>
+        </w:rPr>
+        <w:t>Feedrate</w:t>
+      </w:r>
+      <w:proofErr w:type="spellEnd"/>
+      <w:r>
+        <w:rPr>
+          <w:lang w:val="de-AT"/>
+        </w:rPr>
+        <w:t xml:space="preserve"> (100mm/min)</w:t>
+      </w:r>
+    </w:p>
+    <w:p>
+      <w:pPr>
+        <w:rPr>
+          <w:lang w:val="de-AT"/>
+        </w:rPr>
+      </w:pPr>
+      <w:r>
+        <w:rPr>
+          <w:lang w:val="de-AT"/>
+        </w:rPr>
+        <w:t xml:space="preserve">Bei einer </w:t>
+      </w:r>
+      <w:proofErr w:type="spellStart"/>
+      <w:r>
+        <w:rPr>
+          <w:lang w:val="de-AT"/>
+        </w:rPr>
+        <w:t>Feedrate</w:t>
+      </w:r>
+      <w:proofErr w:type="spellEnd"/>
+      <w:r>
+        <w:rPr>
+          <w:lang w:val="de-AT"/>
+        </w:rPr>
+        <w:t xml:space="preserve"> von 18000 zieht der Motor bei 16V maximal 340mA.</w:t>
+      </w:r>
+    </w:p>
+    <w:p>
+      <w:pPr>
+        <w:rPr>
+          <w:lang w:val="de-AT"/>
+        </w:rPr>
+      </w:pPr>
+    </w:p>
+    <w:p>
+      <w:pPr>
+        <w:rPr>
+          <w:lang w:val="de-AT"/>
+        </w:rPr>
+      </w:pPr>
       <w:r>
         <w:rPr>
           <w:lang w:val="de-AT"/>
@@ -1587,7 +9579,7 @@
                     <pic:cNvPicPr/>
                   </pic:nvPicPr>
                   <pic:blipFill>
-                    <a:blip r:embed="rId14"/>
+                    <a:blip r:embed="rId20"/>
                     <a:stretch>
                       <a:fillRect/>
                     </a:stretch>
@@ -1625,16 +9617,8 @@
         <w:rPr>
           <w:lang w:val="de-AT"/>
         </w:rPr>
-        <w:t xml:space="preserve">Benutzer: </w:t>
-      </w:r>
-      <w:proofErr w:type="spellStart"/>
-      <w:r>
-        <w:rPr>
-          <w:lang w:val="de-AT"/>
-        </w:rPr>
-        <w:t>flexprint</w:t>
-      </w:r>
-      <w:proofErr w:type="spellEnd"/>
+        <w:t>Benutzer: flexprint</w:t>
+      </w:r>
       <w:r>
         <w:rPr>
           <w:lang w:val="de-AT"/>
@@ -1654,61 +9638,37 @@
         </w:rPr>
         <w:br/>
       </w:r>
-      <w:proofErr w:type="spellStart"/>
-      <w:r>
-        <w:rPr>
-          <w:lang w:val="de-AT"/>
-        </w:rPr>
-        <w:t>vnc</w:t>
-      </w:r>
-      <w:proofErr w:type="spellEnd"/>
-      <w:r>
-        <w:rPr>
-          <w:lang w:val="de-AT"/>
-        </w:rPr>
-        <w:t xml:space="preserve"> </w:t>
-      </w:r>
-      <w:proofErr w:type="spellStart"/>
-      <w:r>
-        <w:rPr>
-          <w:lang w:val="de-AT"/>
-        </w:rPr>
-        <w:t>raspberry</w:t>
-      </w:r>
-      <w:proofErr w:type="spellEnd"/>
-      <w:r>
-        <w:rPr>
-          <w:lang w:val="de-AT"/>
-        </w:rPr>
-        <w:t xml:space="preserve"> </w:t>
-      </w:r>
-      <w:proofErr w:type="spellStart"/>
-      <w:r>
-        <w:rPr>
-          <w:lang w:val="de-AT"/>
-        </w:rPr>
-        <w:t>pi</w:t>
-      </w:r>
-      <w:proofErr w:type="spellEnd"/>
-      <w:r>
-        <w:rPr>
-          <w:lang w:val="de-AT"/>
-        </w:rPr>
-        <w:t xml:space="preserve"> (</w:t>
-      </w:r>
-      <w:proofErr w:type="spellStart"/>
-      <w:r>
-        <w:rPr>
-          <w:lang w:val="de-AT"/>
-        </w:rPr>
-        <w:t>bildschirmübertragung</w:t>
-      </w:r>
-      <w:proofErr w:type="spellEnd"/>
-      <w:r>
-        <w:rPr>
-          <w:lang w:val="de-AT"/>
-        </w:rPr>
-        <w:t>)</w:t>
+      <w:r>
+        <w:rPr>
+          <w:lang w:val="de-AT"/>
+        </w:rPr>
+        <w:t>vnc raspberry pi</w:t>
+      </w:r>
+      <w:r>
+        <w:rPr>
+          <w:lang w:val="de-AT"/>
+        </w:rPr>
+        <w:t xml:space="preserve"> (bildschirmübertragung)</w:t>
+      </w:r>
+    </w:p>
+    <w:p>
+      <w:pPr>
+        <w:rPr>
+          <w:lang w:val="de-AT"/>
+        </w:rPr>
+      </w:pPr>
+    </w:p>
+    <w:p>
+      <w:pPr>
+        <w:rPr>
+          <w:lang w:val="de-AT"/>
+        </w:rPr>
+      </w:pPr>
+      <w:r>
+        <w:rPr>
+          <w:lang w:val="de-AT"/>
+        </w:rPr>
+        <w:t>Heatbed 12A</w:t>
       </w:r>
     </w:p>
     <w:p>
@@ -1983,7 +9943,7 @@
         <w:rPr>
           <w:lang w:val="de-AT"/>
         </w:rPr>
-        <w:instrText xml:space="preserve"> ADDIN ZOTERO_ITEM CSL_CITATION {"citationID":"Dxl5Pigk","properties":{"formattedCitation":"\\uc0\\u8222{}Eigene Abbildung\\uc0\\u8220{}, o.\\uc0\\u160{}J.","plainCitation":"„Eigene Abbildung“, o. J.","noteIndex":5},"citationItems":[{"id":53,"uris":["http://zotero.org/groups/6209659/items/4KTZK7TH"],"itemData":{"id":53,"type":"document","title":"Eigene Abbildung"}}],"schema":"https://github.com/citation-style-language/schema/raw/master/csl-citation.json"} </w:instrText>
+        <w:instrText xml:space="preserve"> ADDIN ZOTERO_ITEM CSL_CITATION {"citationID":"Dxl5Pigk","properties":{"formattedCitation":"\\uc0\\u8222{}Eigene Abbildung\\uc0\\u8220{}, o.\\uc0\\u160{}J.","plainCitation":"„Eigene Abbildung“, o. J.","dontUpdate":true,"noteIndex":5},"citationItems":[{"id":53,"uris":["http://zotero.org/groups/6209659/items/4KTZK7TH"],"itemData":{"id":53,"type":"document","title":"Eigene Abbildung"}}],"schema":"https://github.com/citation-style-language/schema/raw/master/csl-citation.json"} </w:instrText>
       </w:r>
       <w:r>
         <w:fldChar w:fldCharType="separate"/>
@@ -2018,35 +9978,7 @@
         <w:rPr>
           <w:lang w:val="de-AT"/>
         </w:rPr>
-        <w:t>Befehl für die Klipper Repository: „</w:t>
-      </w:r>
-      <w:proofErr w:type="spellStart"/>
-      <w:r>
-        <w:rPr>
-          <w:lang w:val="de-AT"/>
-        </w:rPr>
-        <w:t>git</w:t>
-      </w:r>
-      <w:proofErr w:type="spellEnd"/>
-      <w:r>
-        <w:rPr>
-          <w:lang w:val="de-AT"/>
-        </w:rPr>
-        <w:t xml:space="preserve"> </w:t>
-      </w:r>
-      <w:proofErr w:type="spellStart"/>
-      <w:r>
-        <w:rPr>
-          <w:lang w:val="de-AT"/>
-        </w:rPr>
-        <w:t>clone</w:t>
-      </w:r>
-      <w:proofErr w:type="spellEnd"/>
-      <w:r>
-        <w:rPr>
-          <w:lang w:val="de-AT"/>
-        </w:rPr>
-        <w:t xml:space="preserve"> </w:t>
+        <w:t xml:space="preserve">Befehl für die Klipper Repository: „git clone </w:t>
       </w:r>
       <w:r>
         <w:rPr>
@@ -2130,63 +10062,7 @@
         <w:rPr>
           <w:lang w:val="de-AT"/>
         </w:rPr>
-        <w:t xml:space="preserve">Aufrufen </w:t>
-      </w:r>
-      <w:proofErr w:type="gramStart"/>
-      <w:r>
-        <w:rPr>
-          <w:lang w:val="de-AT"/>
-        </w:rPr>
-        <w:t>vom Konfigurationsmenü</w:t>
-      </w:r>
-      <w:proofErr w:type="gramEnd"/>
-      <w:r>
-        <w:rPr>
-          <w:lang w:val="de-AT"/>
-        </w:rPr>
-        <w:t xml:space="preserve">: „cd </w:t>
-      </w:r>
-      <w:proofErr w:type="spellStart"/>
-      <w:r>
-        <w:rPr>
-          <w:lang w:val="de-AT"/>
-        </w:rPr>
-        <w:t>klipper</w:t>
-      </w:r>
-      <w:proofErr w:type="spellEnd"/>
-      <w:r>
-        <w:rPr>
-          <w:lang w:val="de-AT"/>
-        </w:rPr>
-        <w:t xml:space="preserve">; </w:t>
-      </w:r>
-      <w:proofErr w:type="spellStart"/>
-      <w:r>
-        <w:rPr>
-          <w:lang w:val="de-AT"/>
-        </w:rPr>
-        <w:t>make</w:t>
-      </w:r>
-      <w:proofErr w:type="spellEnd"/>
-      <w:r>
-        <w:rPr>
-          <w:lang w:val="de-AT"/>
-        </w:rPr>
-        <w:t xml:space="preserve"> </w:t>
-      </w:r>
-      <w:proofErr w:type="spellStart"/>
-      <w:r>
-        <w:rPr>
-          <w:lang w:val="de-AT"/>
-        </w:rPr>
-        <w:t>menuconfig</w:t>
-      </w:r>
-      <w:proofErr w:type="spellEnd"/>
-      <w:r>
-        <w:rPr>
-          <w:lang w:val="de-AT"/>
-        </w:rPr>
-        <w:t>“</w:t>
+        <w:t>Aufrufen vom Konfigurationsmenü: „cd klipper; make menuconfig“</w:t>
       </w:r>
     </w:p>
   </w:footnote>
@@ -2249,16 +10125,8 @@
         <w:rPr>
           <w:lang w:val="de-AT"/>
         </w:rPr>
-        <w:t xml:space="preserve"> Klipper Firmware </w:t>
-      </w:r>
-      <w:proofErr w:type="spellStart"/>
-      <w:r>
-        <w:rPr>
-          <w:lang w:val="de-AT"/>
-        </w:rPr>
-        <w:t>Configuration</w:t>
-      </w:r>
-      <w:proofErr w:type="spellEnd"/>
+        <w:t xml:space="preserve"> Klipper Firmware Configuration</w:t>
+      </w:r>
     </w:p>
   </w:footnote>
   <w:footnote w:id="8">
@@ -2320,21 +10188,7 @@
         <w:rPr>
           <w:lang w:val="de-AT"/>
         </w:rPr>
-        <w:t xml:space="preserve"> Befehl „</w:t>
-      </w:r>
-      <w:proofErr w:type="spellStart"/>
-      <w:r>
-        <w:rPr>
-          <w:lang w:val="de-AT"/>
-        </w:rPr>
-        <w:t>make</w:t>
-      </w:r>
-      <w:proofErr w:type="spellEnd"/>
-      <w:r>
-        <w:rPr>
-          <w:lang w:val="de-AT"/>
-        </w:rPr>
-        <w:t>“ für das Kompilieren</w:t>
+        <w:t xml:space="preserve"> Befehl „make“ für das Kompilieren</w:t>
       </w:r>
     </w:p>
   </w:footnote>
@@ -2391,21 +10245,126 @@
         <w:sym w:font="Wingdings" w:char="F0E0"/>
       </w:r>
       <w:r>
-        <w:t xml:space="preserve"> “</w:t>
-      </w:r>
-      <w:proofErr w:type="spellStart"/>
-      <w:r>
-        <w:t>klipper.bin</w:t>
-      </w:r>
-      <w:proofErr w:type="spellEnd"/>
-      <w:r>
-        <w:t xml:space="preserve">” </w:t>
-      </w:r>
-      <w:proofErr w:type="spellStart"/>
-      <w:r>
-        <w:t>Ausgabe</w:t>
-      </w:r>
-      <w:proofErr w:type="spellEnd"/>
+        <w:rPr>
+          <w:lang w:val="de-AT"/>
+        </w:rPr>
+        <w:t xml:space="preserve"> “klipper.bin” Ausgabe</w:t>
+      </w:r>
+    </w:p>
+  </w:footnote>
+  <w:footnote w:id="10">
+    <w:p>
+      <w:pPr>
+        <w:pStyle w:val="Funotentext"/>
+        <w:rPr>
+          <w:lang w:val="de-AT"/>
+        </w:rPr>
+      </w:pPr>
+      <w:r>
+        <w:rPr>
+          <w:rStyle w:val="Funotenzeichen"/>
+        </w:rPr>
+        <w:footnoteRef/>
+      </w:r>
+      <w:r>
+        <w:rPr>
+          <w:lang w:val="de-AT"/>
+        </w:rPr>
+        <w:t xml:space="preserve"> </w:t>
+      </w:r>
+      <w:r>
+        <w:fldChar w:fldCharType="begin"/>
+      </w:r>
+      <w:r>
+        <w:rPr>
+          <w:lang w:val="de-AT"/>
+        </w:rPr>
+        <w:instrText xml:space="preserve"> ADDIN ZOTERO_ITEM CSL_CITATION {"citationID":"dHfME251","properties":{"formattedCitation":"{\\i{}Klipper3d/klipper}, C, 25. Mai 2016; Klipper3d, released 28. Februar 2026, https://github.com/Klipper3d/klipper.","plainCitation":"Klipper3d/klipper, C, 25. Mai 2016; Klipper3d, released 28. Februar 2026, https://github.com/Klipper3d/klipper.","noteIndex":10},"citationItems":[{"id":56,"uris":["http://zotero.org/groups/6209659/items/P2YJ38B8"],"itemData":{"id":56,"type":"software","abstract":"Klipper is a 3d-printer firmware","genre":"C","license":"GPL-3.0","note":"original-date: 2016-05-25T15:42:06Z","publisher":"Klipper3d","source":"GitHub","title":"Klipper3d/klipper","URL":"https://github.com/Klipper3d/klipper","accessed":{"date-parts":[["2026",2,28]]},"issued":{"date-parts":[["2026",2,28]]}}}],"schema":"https://github.com/citation-style-language/schema/raw/master/csl-citation.json"} </w:instrText>
+      </w:r>
+      <w:r>
+        <w:fldChar w:fldCharType="separate"/>
+      </w:r>
+      <w:r>
+        <w:rPr>
+          <w:rFonts w:ascii="Aptos" w:hAnsi="Aptos" w:cs="Times New Roman"/>
+          <w:i/>
+          <w:iCs/>
+          <w:kern w:val="0"/>
+          <w:lang w:val="de-AT"/>
+        </w:rPr>
+        <w:t>Klipper3d/klipper</w:t>
+      </w:r>
+      <w:r>
+        <w:rPr>
+          <w:rFonts w:ascii="Aptos" w:hAnsi="Aptos" w:cs="Times New Roman"/>
+          <w:kern w:val="0"/>
+          <w:lang w:val="de-AT"/>
+        </w:rPr>
+        <w:t xml:space="preserve">, C, 25. </w:t>
+      </w:r>
+      <w:r>
+        <w:rPr>
+          <w:rFonts w:ascii="Aptos" w:hAnsi="Aptos" w:cs="Times New Roman"/>
+          <w:kern w:val="0"/>
+          <w:lang w:val="de-AT"/>
+        </w:rPr>
+        <w:t>Mai 2016; Klipper3d, released 28. Februar 2026, https://github.com/Klipper3d/klipper.</w:t>
+      </w:r>
+      <w:r>
+        <w:fldChar w:fldCharType="end"/>
+      </w:r>
+    </w:p>
+  </w:footnote>
+  <w:footnote w:id="11">
+    <w:p>
+      <w:pPr>
+        <w:pStyle w:val="Funotentext"/>
+        <w:rPr>
+          <w:lang w:val="de-AT"/>
+        </w:rPr>
+      </w:pPr>
+      <w:r>
+        <w:rPr>
+          <w:rStyle w:val="Funotenzeichen"/>
+        </w:rPr>
+        <w:footnoteRef/>
+      </w:r>
+      <w:r>
+        <w:rPr>
+          <w:lang w:val="de-AT"/>
+        </w:rPr>
+        <w:t xml:space="preserve"> </w:t>
+      </w:r>
+      <w:r>
+        <w:fldChar w:fldCharType="begin"/>
+      </w:r>
+      <w:r>
+        <w:rPr>
+          <w:lang w:val="de-AT"/>
+        </w:rPr>
+        <w:instrText xml:space="preserve"> ADDIN ZOTERO_ITEM CSL_CITATION {"citationID":"nSVnweQC","properties":{"formattedCitation":"Google, \\uc0\\u8222{}was f\\uc0\\u252{}r einen gcode befehl muss ich senden um den motor z1 anzusteuern bei \\uc0\\u8230{}\\uc0\\u8220{}, Generative AI chat, Gemini, zugegriffen 28. Februar 2026, https://gemini.google.com/share/continue/cff3cd6a5d84.","plainCitation":"Google, „was für einen gcode befehl muss ich senden um den motor z1 anzusteuern bei …“, Generative AI chat, Gemini, zugegriffen 28. Februar 2026, https://gemini.google.com/share/continue/cff3cd6a5d84.","noteIndex":11},"citationItems":[{"id":54,"uris":["http://zotero.org/groups/6209659/items/3T9PBZN7"],"itemData":{"id":54,"type":"webpage","container-title":"Gemini","genre":"Generative AI chat","title":"was für einen gcode befehl muss ich senden um den motor z1 anzusteuern bei …","URL":"https://gemini.google.com/share/continue/cff3cd6a5d84","author":[{"literal":"Google"}],"accessed":{"date-parts":[["2026",2,28]]}}}],"schema":"https://github.com/citation-style-language/schema/raw/master/csl-citation.json"} </w:instrText>
+      </w:r>
+      <w:r>
+        <w:fldChar w:fldCharType="separate"/>
+      </w:r>
+      <w:r>
+        <w:rPr>
+          <w:rFonts w:ascii="Aptos" w:hAnsi="Aptos" w:cs="Times New Roman"/>
+          <w:kern w:val="0"/>
+          <w:lang w:val="de-AT"/>
+        </w:rPr>
+        <w:t xml:space="preserve">Google, „was für einen gcode befehl muss ich senden um den motor z1 anzusteuern bei …“, Generative AI chat, Gemini, zugegriffen 28. </w:t>
+      </w:r>
+      <w:r>
+        <w:rPr>
+          <w:rFonts w:ascii="Aptos" w:hAnsi="Aptos" w:cs="Times New Roman"/>
+          <w:kern w:val="0"/>
+        </w:rPr>
+        <w:t>Februar 2026, https://gemini.google.com/share/continue/cff3cd6a5d84.</w:t>
+      </w:r>
+      <w:r>
+        <w:fldChar w:fldCharType="end"/>
+      </w:r>
     </w:p>
   </w:footnote>
 </w:footnotes>
@@ -2527,6 +10486,119 @@
     </w:lvl>
   </w:abstractNum>
   <w:abstractNum w:abstractNumId="1" w15:restartNumberingAfterBreak="0">
+    <w:nsid w:val="4F6C25DF"/>
+    <w:multiLevelType w:val="hybridMultilevel"/>
+    <w:tmpl w:val="1B969CE0"/>
+    <w:lvl w:ilvl="0" w:tplc="08090001">
+      <w:start w:val="1"/>
+      <w:numFmt w:val="bullet"/>
+      <w:lvlText w:val=""/>
+      <w:lvlJc w:val="left"/>
+      <w:pPr>
+        <w:ind w:left="720" w:hanging="360"/>
+      </w:pPr>
+      <w:rPr>
+        <w:rFonts w:ascii="Symbol" w:hAnsi="Symbol" w:hint="default"/>
+      </w:rPr>
+    </w:lvl>
+    <w:lvl w:ilvl="1" w:tplc="08090003" w:tentative="1">
+      <w:start w:val="1"/>
+      <w:numFmt w:val="bullet"/>
+      <w:lvlText w:val="o"/>
+      <w:lvlJc w:val="left"/>
+      <w:pPr>
+        <w:ind w:left="1440" w:hanging="360"/>
+      </w:pPr>
+      <w:rPr>
+        <w:rFonts w:ascii="Courier New" w:hAnsi="Courier New" w:cs="Courier New" w:hint="default"/>
+      </w:rPr>
+    </w:lvl>
+    <w:lvl w:ilvl="2" w:tplc="08090005" w:tentative="1">
+      <w:start w:val="1"/>
+      <w:numFmt w:val="bullet"/>
+      <w:lvlText w:val=""/>
+      <w:lvlJc w:val="left"/>
+      <w:pPr>
+        <w:ind w:left="2160" w:hanging="360"/>
+      </w:pPr>
+      <w:rPr>
+        <w:rFonts w:ascii="Wingdings" w:hAnsi="Wingdings" w:hint="default"/>
+      </w:rPr>
+    </w:lvl>
+    <w:lvl w:ilvl="3" w:tplc="08090001" w:tentative="1">
+      <w:start w:val="1"/>
+      <w:numFmt w:val="bullet"/>
+      <w:lvlText w:val=""/>
+      <w:lvlJc w:val="left"/>
+      <w:pPr>
+        <w:ind w:left="2880" w:hanging="360"/>
+      </w:pPr>
+      <w:rPr>
+        <w:rFonts w:ascii="Symbol" w:hAnsi="Symbol" w:hint="default"/>
+      </w:rPr>
+    </w:lvl>
+    <w:lvl w:ilvl="4" w:tplc="08090003" w:tentative="1">
+      <w:start w:val="1"/>
+      <w:numFmt w:val="bullet"/>
+      <w:lvlText w:val="o"/>
+      <w:lvlJc w:val="left"/>
+      <w:pPr>
+        <w:ind w:left="3600" w:hanging="360"/>
+      </w:pPr>
+      <w:rPr>
+        <w:rFonts w:ascii="Courier New" w:hAnsi="Courier New" w:cs="Courier New" w:hint="default"/>
+      </w:rPr>
+    </w:lvl>
+    <w:lvl w:ilvl="5" w:tplc="08090005" w:tentative="1">
+      <w:start w:val="1"/>
+      <w:numFmt w:val="bullet"/>
+      <w:lvlText w:val=""/>
+      <w:lvlJc w:val="left"/>
+      <w:pPr>
+        <w:ind w:left="4320" w:hanging="360"/>
+      </w:pPr>
+      <w:rPr>
+        <w:rFonts w:ascii="Wingdings" w:hAnsi="Wingdings" w:hint="default"/>
+      </w:rPr>
+    </w:lvl>
+    <w:lvl w:ilvl="6" w:tplc="08090001" w:tentative="1">
+      <w:start w:val="1"/>
+      <w:numFmt w:val="bullet"/>
+      <w:lvlText w:val=""/>
+      <w:lvlJc w:val="left"/>
+      <w:pPr>
+        <w:ind w:left="5040" w:hanging="360"/>
+      </w:pPr>
+      <w:rPr>
+        <w:rFonts w:ascii="Symbol" w:hAnsi="Symbol" w:hint="default"/>
+      </w:rPr>
+    </w:lvl>
+    <w:lvl w:ilvl="7" w:tplc="08090003" w:tentative="1">
+      <w:start w:val="1"/>
+      <w:numFmt w:val="bullet"/>
+      <w:lvlText w:val="o"/>
+      <w:lvlJc w:val="left"/>
+      <w:pPr>
+        <w:ind w:left="5760" w:hanging="360"/>
+      </w:pPr>
+      <w:rPr>
+        <w:rFonts w:ascii="Courier New" w:hAnsi="Courier New" w:cs="Courier New" w:hint="default"/>
+      </w:rPr>
+    </w:lvl>
+    <w:lvl w:ilvl="8" w:tplc="08090005" w:tentative="1">
+      <w:start w:val="1"/>
+      <w:numFmt w:val="bullet"/>
+      <w:lvlText w:val=""/>
+      <w:lvlJc w:val="left"/>
+      <w:pPr>
+        <w:ind w:left="6480" w:hanging="360"/>
+      </w:pPr>
+      <w:rPr>
+        <w:rFonts w:ascii="Wingdings" w:hAnsi="Wingdings" w:hint="default"/>
+      </w:rPr>
+    </w:lvl>
+  </w:abstractNum>
+  <w:abstractNum w:abstractNumId="2" w15:restartNumberingAfterBreak="0">
     <w:nsid w:val="62B758D3"/>
     <w:multiLevelType w:val="multilevel"/>
     <w:tmpl w:val="E1C256A6"/>
@@ -2639,7 +10711,120 @@
       </w:rPr>
     </w:lvl>
   </w:abstractNum>
-  <w:abstractNum w:abstractNumId="2" w15:restartNumberingAfterBreak="0">
+  <w:abstractNum w:abstractNumId="3" w15:restartNumberingAfterBreak="0">
+    <w:nsid w:val="70B060BA"/>
+    <w:multiLevelType w:val="hybridMultilevel"/>
+    <w:tmpl w:val="3850B330"/>
+    <w:lvl w:ilvl="0" w:tplc="08090001">
+      <w:start w:val="1"/>
+      <w:numFmt w:val="bullet"/>
+      <w:lvlText w:val=""/>
+      <w:lvlJc w:val="left"/>
+      <w:pPr>
+        <w:ind w:left="720" w:hanging="360"/>
+      </w:pPr>
+      <w:rPr>
+        <w:rFonts w:ascii="Symbol" w:hAnsi="Symbol" w:hint="default"/>
+      </w:rPr>
+    </w:lvl>
+    <w:lvl w:ilvl="1" w:tplc="08090003" w:tentative="1">
+      <w:start w:val="1"/>
+      <w:numFmt w:val="bullet"/>
+      <w:lvlText w:val="o"/>
+      <w:lvlJc w:val="left"/>
+      <w:pPr>
+        <w:ind w:left="1440" w:hanging="360"/>
+      </w:pPr>
+      <w:rPr>
+        <w:rFonts w:ascii="Courier New" w:hAnsi="Courier New" w:cs="Courier New" w:hint="default"/>
+      </w:rPr>
+    </w:lvl>
+    <w:lvl w:ilvl="2" w:tplc="08090005" w:tentative="1">
+      <w:start w:val="1"/>
+      <w:numFmt w:val="bullet"/>
+      <w:lvlText w:val=""/>
+      <w:lvlJc w:val="left"/>
+      <w:pPr>
+        <w:ind w:left="2160" w:hanging="360"/>
+      </w:pPr>
+      <w:rPr>
+        <w:rFonts w:ascii="Wingdings" w:hAnsi="Wingdings" w:hint="default"/>
+      </w:rPr>
+    </w:lvl>
+    <w:lvl w:ilvl="3" w:tplc="08090001" w:tentative="1">
+      <w:start w:val="1"/>
+      <w:numFmt w:val="bullet"/>
+      <w:lvlText w:val=""/>
+      <w:lvlJc w:val="left"/>
+      <w:pPr>
+        <w:ind w:left="2880" w:hanging="360"/>
+      </w:pPr>
+      <w:rPr>
+        <w:rFonts w:ascii="Symbol" w:hAnsi="Symbol" w:hint="default"/>
+      </w:rPr>
+    </w:lvl>
+    <w:lvl w:ilvl="4" w:tplc="08090003" w:tentative="1">
+      <w:start w:val="1"/>
+      <w:numFmt w:val="bullet"/>
+      <w:lvlText w:val="o"/>
+      <w:lvlJc w:val="left"/>
+      <w:pPr>
+        <w:ind w:left="3600" w:hanging="360"/>
+      </w:pPr>
+      <w:rPr>
+        <w:rFonts w:ascii="Courier New" w:hAnsi="Courier New" w:cs="Courier New" w:hint="default"/>
+      </w:rPr>
+    </w:lvl>
+    <w:lvl w:ilvl="5" w:tplc="08090005" w:tentative="1">
+      <w:start w:val="1"/>
+      <w:numFmt w:val="bullet"/>
+      <w:lvlText w:val=""/>
+      <w:lvlJc w:val="left"/>
+      <w:pPr>
+        <w:ind w:left="4320" w:hanging="360"/>
+      </w:pPr>
+      <w:rPr>
+        <w:rFonts w:ascii="Wingdings" w:hAnsi="Wingdings" w:hint="default"/>
+      </w:rPr>
+    </w:lvl>
+    <w:lvl w:ilvl="6" w:tplc="08090001" w:tentative="1">
+      <w:start w:val="1"/>
+      <w:numFmt w:val="bullet"/>
+      <w:lvlText w:val=""/>
+      <w:lvlJc w:val="left"/>
+      <w:pPr>
+        <w:ind w:left="5040" w:hanging="360"/>
+      </w:pPr>
+      <w:rPr>
+        <w:rFonts w:ascii="Symbol" w:hAnsi="Symbol" w:hint="default"/>
+      </w:rPr>
+    </w:lvl>
+    <w:lvl w:ilvl="7" w:tplc="08090003" w:tentative="1">
+      <w:start w:val="1"/>
+      <w:numFmt w:val="bullet"/>
+      <w:lvlText w:val="o"/>
+      <w:lvlJc w:val="left"/>
+      <w:pPr>
+        <w:ind w:left="5760" w:hanging="360"/>
+      </w:pPr>
+      <w:rPr>
+        <w:rFonts w:ascii="Courier New" w:hAnsi="Courier New" w:cs="Courier New" w:hint="default"/>
+      </w:rPr>
+    </w:lvl>
+    <w:lvl w:ilvl="8" w:tplc="08090005" w:tentative="1">
+      <w:start w:val="1"/>
+      <w:numFmt w:val="bullet"/>
+      <w:lvlText w:val=""/>
+      <w:lvlJc w:val="left"/>
+      <w:pPr>
+        <w:ind w:left="6480" w:hanging="360"/>
+      </w:pPr>
+      <w:rPr>
+        <w:rFonts w:ascii="Wingdings" w:hAnsi="Wingdings" w:hint="default"/>
+      </w:rPr>
+    </w:lvl>
+  </w:abstractNum>
+  <w:abstractNum w:abstractNumId="4" w15:restartNumberingAfterBreak="0">
     <w:nsid w:val="75481757"/>
     <w:multiLevelType w:val="hybridMultilevel"/>
     <w:tmpl w:val="2FC2919A"/>
@@ -2753,13 +10938,19 @@
     </w:lvl>
   </w:abstractNum>
   <w:num w:numId="1" w16cid:durableId="1121075508">
-    <w:abstractNumId w:val="1"/>
+    <w:abstractNumId w:val="2"/>
   </w:num>
   <w:num w:numId="2" w16cid:durableId="2103143156">
     <w:abstractNumId w:val="0"/>
   </w:num>
   <w:num w:numId="3" w16cid:durableId="1108964956">
-    <w:abstractNumId w:val="2"/>
+    <w:abstractNumId w:val="4"/>
+  </w:num>
+  <w:num w:numId="4" w16cid:durableId="26412260">
+    <w:abstractNumId w:val="1"/>
+  </w:num>
+  <w:num w:numId="5" w16cid:durableId="770466228">
+    <w:abstractNumId w:val="3"/>
   </w:num>
 </w:numbering>
 </file>
@@ -3367,7 +11558,6 @@
   <w:style w:type="character" w:default="1" w:styleId="Absatz-Standardschriftart">
     <w:name w:val="Default Paragraph Font"/>
     <w:uiPriority w:val="1"/>
-    <w:semiHidden/>
     <w:unhideWhenUsed/>
   </w:style>
   <w:style w:type="table" w:default="1" w:styleId="NormaleTabelle">
@@ -4099,4 +12289,16 @@
     </a:ext>
   </a:extLst>
 </a:theme>
+</file>
+
+<file path=customXml/item1.xml><?xml version="1.0" encoding="utf-8"?>
+<b:Sources xmlns:b="http://schemas.openxmlformats.org/officeDocument/2006/bibliography" xmlns="http://schemas.openxmlformats.org/officeDocument/2006/bibliography" SelectedStyle="\APASixthEditionOfficeOnline.xsl" StyleName="APA" Version="6"/>
+</file>
+
+<file path=customXml/itemProps1.xml><?xml version="1.0" encoding="utf-8"?>
+<ds:datastoreItem xmlns:ds="http://schemas.openxmlformats.org/officeDocument/2006/customXml" ds:itemID="{1441F32D-7C78-46FA-9499-D124CEA765E2}">
+  <ds:schemaRefs>
+    <ds:schemaRef ds:uri="http://schemas.openxmlformats.org/officeDocument/2006/bibliography"/>
+  </ds:schemaRefs>
+</ds:datastoreItem>
 </file>
--- a/software/03_Dokumentation/Dokumentation_Software_Flexprint.docx
+++ b/software/03_Dokumentation/Dokumentation_Software_Flexprint.docx
@@ -1691,9 +1691,28 @@
           <w:szCs w:val="21"/>
           <w14:ligatures w14:val="none"/>
         </w:rPr>
-        <w:t xml:space="preserve"> (</w:t>
-      </w:r>
-      <w:proofErr w:type="gramStart"/>
+        <w:t xml:space="preserve"> (and also h-bot)</w:t>
+      </w:r>
+    </w:p>
+    <w:p>
+      <w:pPr>
+        <w:pBdr>
+          <w:top w:val="single" w:sz="4" w:space="1" w:color="auto"/>
+          <w:left w:val="single" w:sz="4" w:space="1" w:color="auto"/>
+          <w:bottom w:val="single" w:sz="4" w:space="1" w:color="auto"/>
+          <w:right w:val="single" w:sz="4" w:space="1" w:color="auto"/>
+        </w:pBdr>
+        <w:shd w:val="clear" w:color="auto" w:fill="FFFFFF"/>
+        <w:spacing w:after="0" w:line="285" w:lineRule="atLeast"/>
+        <w:rPr>
+          <w:rFonts w:ascii="Consolas" w:eastAsia="Times New Roman" w:hAnsi="Consolas" w:cs="Times New Roman"/>
+          <w:color w:val="000000"/>
+          <w:kern w:val="0"/>
+          <w:sz w:val="21"/>
+          <w:szCs w:val="21"/>
+          <w14:ligatures w14:val="none"/>
+        </w:rPr>
+      </w:pPr>
       <w:r>
         <w:rPr>
           <w:rFonts w:ascii="Consolas" w:eastAsia="Times New Roman" w:hAnsi="Consolas" w:cs="Times New Roman"/>
@@ -1703,9 +1722,28 @@
           <w:szCs w:val="21"/>
           <w14:ligatures w14:val="none"/>
         </w:rPr>
-        <w:t>and also</w:t>
-      </w:r>
-      <w:proofErr w:type="gramEnd"/>
+        <w:t># style printers. One may copy and edit this file to configure a new</w:t>
+      </w:r>
+    </w:p>
+    <w:p>
+      <w:pPr>
+        <w:pBdr>
+          <w:top w:val="single" w:sz="4" w:space="1" w:color="auto"/>
+          <w:left w:val="single" w:sz="4" w:space="1" w:color="auto"/>
+          <w:bottom w:val="single" w:sz="4" w:space="1" w:color="auto"/>
+          <w:right w:val="single" w:sz="4" w:space="1" w:color="auto"/>
+        </w:pBdr>
+        <w:shd w:val="clear" w:color="auto" w:fill="FFFFFF"/>
+        <w:spacing w:after="0" w:line="285" w:lineRule="atLeast"/>
+        <w:rPr>
+          <w:rFonts w:ascii="Consolas" w:eastAsia="Times New Roman" w:hAnsi="Consolas" w:cs="Times New Roman"/>
+          <w:color w:val="000000"/>
+          <w:kern w:val="0"/>
+          <w:sz w:val="21"/>
+          <w:szCs w:val="21"/>
+          <w14:ligatures w14:val="none"/>
+        </w:rPr>
+      </w:pPr>
       <w:r>
         <w:rPr>
           <w:rFonts w:ascii="Consolas" w:eastAsia="Times New Roman" w:hAnsi="Consolas" w:cs="Times New Roman"/>
@@ -1715,28 +1753,9 @@
           <w:szCs w:val="21"/>
           <w14:ligatures w14:val="none"/>
         </w:rPr>
-        <w:t xml:space="preserve"> h-bot)</w:t>
-      </w:r>
-    </w:p>
-    <w:p>
-      <w:pPr>
-        <w:pBdr>
-          <w:top w:val="single" w:sz="4" w:space="1" w:color="auto"/>
-          <w:left w:val="single" w:sz="4" w:space="1" w:color="auto"/>
-          <w:bottom w:val="single" w:sz="4" w:space="1" w:color="auto"/>
-          <w:right w:val="single" w:sz="4" w:space="1" w:color="auto"/>
-        </w:pBdr>
-        <w:shd w:val="clear" w:color="auto" w:fill="FFFFFF"/>
-        <w:spacing w:after="0" w:line="285" w:lineRule="atLeast"/>
-        <w:rPr>
-          <w:rFonts w:ascii="Consolas" w:eastAsia="Times New Roman" w:hAnsi="Consolas" w:cs="Times New Roman"/>
-          <w:color w:val="000000"/>
-          <w:kern w:val="0"/>
-          <w:sz w:val="21"/>
-          <w:szCs w:val="21"/>
-          <w14:ligatures w14:val="none"/>
-        </w:rPr>
-      </w:pPr>
+        <w:t xml:space="preserve"># </w:t>
+      </w:r>
+      <w:proofErr w:type="spellStart"/>
       <w:r>
         <w:rPr>
           <w:rFonts w:ascii="Consolas" w:eastAsia="Times New Roman" w:hAnsi="Consolas" w:cs="Times New Roman"/>
@@ -1746,28 +1765,9 @@
           <w:szCs w:val="21"/>
           <w14:ligatures w14:val="none"/>
         </w:rPr>
-        <w:t># style printers. One may copy and edit this file to configure a new</w:t>
-      </w:r>
-    </w:p>
-    <w:p>
-      <w:pPr>
-        <w:pBdr>
-          <w:top w:val="single" w:sz="4" w:space="1" w:color="auto"/>
-          <w:left w:val="single" w:sz="4" w:space="1" w:color="auto"/>
-          <w:bottom w:val="single" w:sz="4" w:space="1" w:color="auto"/>
-          <w:right w:val="single" w:sz="4" w:space="1" w:color="auto"/>
-        </w:pBdr>
-        <w:shd w:val="clear" w:color="auto" w:fill="FFFFFF"/>
-        <w:spacing w:after="0" w:line="285" w:lineRule="atLeast"/>
-        <w:rPr>
-          <w:rFonts w:ascii="Consolas" w:eastAsia="Times New Roman" w:hAnsi="Consolas" w:cs="Times New Roman"/>
-          <w:color w:val="000000"/>
-          <w:kern w:val="0"/>
-          <w:sz w:val="21"/>
-          <w:szCs w:val="21"/>
-          <w14:ligatures w14:val="none"/>
-        </w:rPr>
-      </w:pPr>
+        <w:t>corexy</w:t>
+      </w:r>
+      <w:proofErr w:type="spellEnd"/>
       <w:r>
         <w:rPr>
           <w:rFonts w:ascii="Consolas" w:eastAsia="Times New Roman" w:hAnsi="Consolas" w:cs="Times New Roman"/>
@@ -1777,9 +1777,48 @@
           <w:szCs w:val="21"/>
           <w14:ligatures w14:val="none"/>
         </w:rPr>
-        <w:t xml:space="preserve"># </w:t>
-      </w:r>
-      <w:proofErr w:type="spellStart"/>
+        <w:t xml:space="preserve"> printer.</w:t>
+      </w:r>
+    </w:p>
+    <w:p>
+      <w:pPr>
+        <w:pBdr>
+          <w:top w:val="single" w:sz="4" w:space="1" w:color="auto"/>
+          <w:left w:val="single" w:sz="4" w:space="1" w:color="auto"/>
+          <w:bottom w:val="single" w:sz="4" w:space="1" w:color="auto"/>
+          <w:right w:val="single" w:sz="4" w:space="1" w:color="auto"/>
+        </w:pBdr>
+        <w:shd w:val="clear" w:color="auto" w:fill="FFFFFF"/>
+        <w:spacing w:after="0" w:line="285" w:lineRule="atLeast"/>
+        <w:rPr>
+          <w:rFonts w:ascii="Consolas" w:eastAsia="Times New Roman" w:hAnsi="Consolas" w:cs="Times New Roman"/>
+          <w:color w:val="000000"/>
+          <w:kern w:val="0"/>
+          <w:sz w:val="21"/>
+          <w:szCs w:val="21"/>
+          <w14:ligatures w14:val="none"/>
+        </w:rPr>
+      </w:pPr>
+    </w:p>
+    <w:p>
+      <w:pPr>
+        <w:pBdr>
+          <w:top w:val="single" w:sz="4" w:space="1" w:color="auto"/>
+          <w:left w:val="single" w:sz="4" w:space="1" w:color="auto"/>
+          <w:bottom w:val="single" w:sz="4" w:space="1" w:color="auto"/>
+          <w:right w:val="single" w:sz="4" w:space="1" w:color="auto"/>
+        </w:pBdr>
+        <w:shd w:val="clear" w:color="auto" w:fill="FFFFFF"/>
+        <w:spacing w:after="0" w:line="285" w:lineRule="atLeast"/>
+        <w:rPr>
+          <w:rFonts w:ascii="Consolas" w:eastAsia="Times New Roman" w:hAnsi="Consolas" w:cs="Times New Roman"/>
+          <w:color w:val="000000"/>
+          <w:kern w:val="0"/>
+          <w:sz w:val="21"/>
+          <w:szCs w:val="21"/>
+          <w14:ligatures w14:val="none"/>
+        </w:rPr>
+      </w:pPr>
       <w:r>
         <w:rPr>
           <w:rFonts w:ascii="Consolas" w:eastAsia="Times New Roman" w:hAnsi="Consolas" w:cs="Times New Roman"/>
@@ -1789,9 +1828,28 @@
           <w:szCs w:val="21"/>
           <w14:ligatures w14:val="none"/>
         </w:rPr>
-        <w:t>corexy</w:t>
-      </w:r>
-      <w:proofErr w:type="spellEnd"/>
+        <w:t># DO NOT COPY THIS FILE WITHOUT CAREFULLY READING AND UPDATING IT</w:t>
+      </w:r>
+    </w:p>
+    <w:p>
+      <w:pPr>
+        <w:pBdr>
+          <w:top w:val="single" w:sz="4" w:space="1" w:color="auto"/>
+          <w:left w:val="single" w:sz="4" w:space="1" w:color="auto"/>
+          <w:bottom w:val="single" w:sz="4" w:space="1" w:color="auto"/>
+          <w:right w:val="single" w:sz="4" w:space="1" w:color="auto"/>
+        </w:pBdr>
+        <w:shd w:val="clear" w:color="auto" w:fill="FFFFFF"/>
+        <w:spacing w:after="0" w:line="285" w:lineRule="atLeast"/>
+        <w:rPr>
+          <w:rFonts w:ascii="Consolas" w:eastAsia="Times New Roman" w:hAnsi="Consolas" w:cs="Times New Roman"/>
+          <w:color w:val="000000"/>
+          <w:kern w:val="0"/>
+          <w:sz w:val="21"/>
+          <w:szCs w:val="21"/>
+          <w14:ligatures w14:val="none"/>
+        </w:rPr>
+      </w:pPr>
       <w:r>
         <w:rPr>
           <w:rFonts w:ascii="Consolas" w:eastAsia="Times New Roman" w:hAnsi="Consolas" w:cs="Times New Roman"/>
@@ -1801,28 +1859,8 @@
           <w:szCs w:val="21"/>
           <w14:ligatures w14:val="none"/>
         </w:rPr>
-        <w:t xml:space="preserve"> printer.</w:t>
-      </w:r>
-    </w:p>
-    <w:p>
-      <w:pPr>
-        <w:pBdr>
-          <w:top w:val="single" w:sz="4" w:space="1" w:color="auto"/>
-          <w:left w:val="single" w:sz="4" w:space="1" w:color="auto"/>
-          <w:bottom w:val="single" w:sz="4" w:space="1" w:color="auto"/>
-          <w:right w:val="single" w:sz="4" w:space="1" w:color="auto"/>
-        </w:pBdr>
-        <w:shd w:val="clear" w:color="auto" w:fill="FFFFFF"/>
-        <w:spacing w:after="0" w:line="285" w:lineRule="atLeast"/>
-        <w:rPr>
-          <w:rFonts w:ascii="Consolas" w:eastAsia="Times New Roman" w:hAnsi="Consolas" w:cs="Times New Roman"/>
-          <w:color w:val="000000"/>
-          <w:kern w:val="0"/>
-          <w:sz w:val="21"/>
-          <w:szCs w:val="21"/>
-          <w14:ligatures w14:val="none"/>
-        </w:rPr>
-      </w:pPr>
+        <w:t># FIRST. Incorrectly configured parameters may cause damage.</w:t>
+      </w:r>
     </w:p>
     <w:p>
       <w:pPr>
@@ -1852,68 +1890,6 @@
           <w:szCs w:val="21"/>
           <w14:ligatures w14:val="none"/>
         </w:rPr>
-        <w:t># DO NOT COPY THIS FILE WITHOUT CAREFULLY READING AND UPDATING IT</w:t>
-      </w:r>
-    </w:p>
-    <w:p>
-      <w:pPr>
-        <w:pBdr>
-          <w:top w:val="single" w:sz="4" w:space="1" w:color="auto"/>
-          <w:left w:val="single" w:sz="4" w:space="1" w:color="auto"/>
-          <w:bottom w:val="single" w:sz="4" w:space="1" w:color="auto"/>
-          <w:right w:val="single" w:sz="4" w:space="1" w:color="auto"/>
-        </w:pBdr>
-        <w:shd w:val="clear" w:color="auto" w:fill="FFFFFF"/>
-        <w:spacing w:after="0" w:line="285" w:lineRule="atLeast"/>
-        <w:rPr>
-          <w:rFonts w:ascii="Consolas" w:eastAsia="Times New Roman" w:hAnsi="Consolas" w:cs="Times New Roman"/>
-          <w:color w:val="000000"/>
-          <w:kern w:val="0"/>
-          <w:sz w:val="21"/>
-          <w:szCs w:val="21"/>
-          <w14:ligatures w14:val="none"/>
-        </w:rPr>
-      </w:pPr>
-      <w:r>
-        <w:rPr>
-          <w:rFonts w:ascii="Consolas" w:eastAsia="Times New Roman" w:hAnsi="Consolas" w:cs="Times New Roman"/>
-          <w:color w:val="008000"/>
-          <w:kern w:val="0"/>
-          <w:sz w:val="21"/>
-          <w:szCs w:val="21"/>
-          <w14:ligatures w14:val="none"/>
-        </w:rPr>
-        <w:t># FIRST. Incorrectly configured parameters may cause damage.</w:t>
-      </w:r>
-    </w:p>
-    <w:p>
-      <w:pPr>
-        <w:pBdr>
-          <w:top w:val="single" w:sz="4" w:space="1" w:color="auto"/>
-          <w:left w:val="single" w:sz="4" w:space="1" w:color="auto"/>
-          <w:bottom w:val="single" w:sz="4" w:space="1" w:color="auto"/>
-          <w:right w:val="single" w:sz="4" w:space="1" w:color="auto"/>
-        </w:pBdr>
-        <w:shd w:val="clear" w:color="auto" w:fill="FFFFFF"/>
-        <w:spacing w:after="0" w:line="285" w:lineRule="atLeast"/>
-        <w:rPr>
-          <w:rFonts w:ascii="Consolas" w:eastAsia="Times New Roman" w:hAnsi="Consolas" w:cs="Times New Roman"/>
-          <w:color w:val="000000"/>
-          <w:kern w:val="0"/>
-          <w:sz w:val="21"/>
-          <w:szCs w:val="21"/>
-          <w14:ligatures w14:val="none"/>
-        </w:rPr>
-      </w:pPr>
-      <w:r>
-        <w:rPr>
-          <w:rFonts w:ascii="Consolas" w:eastAsia="Times New Roman" w:hAnsi="Consolas" w:cs="Times New Roman"/>
-          <w:color w:val="008000"/>
-          <w:kern w:val="0"/>
-          <w:sz w:val="21"/>
-          <w:szCs w:val="21"/>
-          <w14:ligatures w14:val="none"/>
-        </w:rPr>
         <w:t># See docs/Config_Reference.md for a description of parameters.</w:t>
       </w:r>
     </w:p>
@@ -2112,29 +2088,16 @@
         <w:t>enable_pin</w:t>
       </w:r>
       <w:proofErr w:type="spellEnd"/>
-      <w:proofErr w:type="gramStart"/>
-      <w:r>
-        <w:rPr>
-          <w:rFonts w:ascii="Consolas" w:eastAsia="Times New Roman" w:hAnsi="Consolas" w:cs="Times New Roman"/>
-          <w:color w:val="000000"/>
-          <w:kern w:val="0"/>
-          <w:sz w:val="21"/>
-          <w:szCs w:val="21"/>
-          <w14:ligatures w14:val="none"/>
-        </w:rPr>
-        <w:t>: !PD</w:t>
-      </w:r>
-      <w:proofErr w:type="gramEnd"/>
-      <w:r>
-        <w:rPr>
-          <w:rFonts w:ascii="Consolas" w:eastAsia="Times New Roman" w:hAnsi="Consolas" w:cs="Times New Roman"/>
-          <w:color w:val="000000"/>
-          <w:kern w:val="0"/>
-          <w:sz w:val="21"/>
-          <w:szCs w:val="21"/>
-          <w14:ligatures w14:val="none"/>
-        </w:rPr>
-        <w:t>7</w:t>
+      <w:r>
+        <w:rPr>
+          <w:rFonts w:ascii="Consolas" w:eastAsia="Times New Roman" w:hAnsi="Consolas" w:cs="Times New Roman"/>
+          <w:color w:val="000000"/>
+          <w:kern w:val="0"/>
+          <w:sz w:val="21"/>
+          <w:szCs w:val="21"/>
+          <w14:ligatures w14:val="none"/>
+        </w:rPr>
+        <w:t>: !PD7</w:t>
       </w:r>
     </w:p>
     <w:p>
@@ -2596,29 +2559,16 @@
         <w:t>enable_pin</w:t>
       </w:r>
       <w:proofErr w:type="spellEnd"/>
-      <w:proofErr w:type="gramStart"/>
-      <w:r>
-        <w:rPr>
-          <w:rFonts w:ascii="Consolas" w:eastAsia="Times New Roman" w:hAnsi="Consolas" w:cs="Times New Roman"/>
-          <w:color w:val="000000"/>
-          <w:kern w:val="0"/>
-          <w:sz w:val="21"/>
-          <w:szCs w:val="21"/>
-          <w14:ligatures w14:val="none"/>
-        </w:rPr>
-        <w:t>: !PF</w:t>
-      </w:r>
-      <w:proofErr w:type="gramEnd"/>
-      <w:r>
-        <w:rPr>
-          <w:rFonts w:ascii="Consolas" w:eastAsia="Times New Roman" w:hAnsi="Consolas" w:cs="Times New Roman"/>
-          <w:color w:val="000000"/>
-          <w:kern w:val="0"/>
-          <w:sz w:val="21"/>
-          <w:szCs w:val="21"/>
-          <w14:ligatures w14:val="none"/>
-        </w:rPr>
-        <w:t>2</w:t>
+      <w:r>
+        <w:rPr>
+          <w:rFonts w:ascii="Consolas" w:eastAsia="Times New Roman" w:hAnsi="Consolas" w:cs="Times New Roman"/>
+          <w:color w:val="000000"/>
+          <w:kern w:val="0"/>
+          <w:sz w:val="21"/>
+          <w:szCs w:val="21"/>
+          <w14:ligatures w14:val="none"/>
+        </w:rPr>
+        <w:t>: !PF2</w:t>
       </w:r>
     </w:p>
     <w:p>
@@ -3081,29 +3031,16 @@
         <w:t>enable_pin</w:t>
       </w:r>
       <w:proofErr w:type="spellEnd"/>
-      <w:proofErr w:type="gramStart"/>
-      <w:r>
-        <w:rPr>
-          <w:rFonts w:ascii="Consolas" w:eastAsia="Times New Roman" w:hAnsi="Consolas" w:cs="Times New Roman"/>
-          <w:color w:val="000000"/>
-          <w:kern w:val="0"/>
-          <w:sz w:val="21"/>
-          <w:szCs w:val="21"/>
-          <w14:ligatures w14:val="none"/>
-        </w:rPr>
-        <w:t>: !PK</w:t>
-      </w:r>
-      <w:proofErr w:type="gramEnd"/>
-      <w:r>
-        <w:rPr>
-          <w:rFonts w:ascii="Consolas" w:eastAsia="Times New Roman" w:hAnsi="Consolas" w:cs="Times New Roman"/>
-          <w:color w:val="000000"/>
-          <w:kern w:val="0"/>
-          <w:sz w:val="21"/>
-          <w:szCs w:val="21"/>
-          <w14:ligatures w14:val="none"/>
-        </w:rPr>
-        <w:t>0</w:t>
+      <w:r>
+        <w:rPr>
+          <w:rFonts w:ascii="Consolas" w:eastAsia="Times New Roman" w:hAnsi="Consolas" w:cs="Times New Roman"/>
+          <w:color w:val="000000"/>
+          <w:kern w:val="0"/>
+          <w:sz w:val="21"/>
+          <w:szCs w:val="21"/>
+          <w14:ligatures w14:val="none"/>
+        </w:rPr>
+        <w:t>: !PK0</w:t>
       </w:r>
     </w:p>
     <w:p>
@@ -3497,29 +3434,16 @@
         <w:t>enable_pin</w:t>
       </w:r>
       <w:proofErr w:type="spellEnd"/>
-      <w:proofErr w:type="gramStart"/>
-      <w:r>
-        <w:rPr>
-          <w:rFonts w:ascii="Consolas" w:eastAsia="Times New Roman" w:hAnsi="Consolas" w:cs="Times New Roman"/>
-          <w:color w:val="000000"/>
-          <w:kern w:val="0"/>
-          <w:sz w:val="21"/>
-          <w:szCs w:val="21"/>
-          <w14:ligatures w14:val="none"/>
-        </w:rPr>
-        <w:t>: !PA</w:t>
-      </w:r>
-      <w:proofErr w:type="gramEnd"/>
-      <w:r>
-        <w:rPr>
-          <w:rFonts w:ascii="Consolas" w:eastAsia="Times New Roman" w:hAnsi="Consolas" w:cs="Times New Roman"/>
-          <w:color w:val="000000"/>
-          <w:kern w:val="0"/>
-          <w:sz w:val="21"/>
-          <w:szCs w:val="21"/>
-          <w14:ligatures w14:val="none"/>
-        </w:rPr>
-        <w:t>2</w:t>
+      <w:r>
+        <w:rPr>
+          <w:rFonts w:ascii="Consolas" w:eastAsia="Times New Roman" w:hAnsi="Consolas" w:cs="Times New Roman"/>
+          <w:color w:val="000000"/>
+          <w:kern w:val="0"/>
+          <w:sz w:val="21"/>
+          <w:szCs w:val="21"/>
+          <w14:ligatures w14:val="none"/>
+        </w:rPr>
+        <w:t>: !PA2</w:t>
       </w:r>
     </w:p>
     <w:p>
@@ -5571,29 +5495,16 @@
         <w:t>enable_pin</w:t>
       </w:r>
       <w:proofErr w:type="spellEnd"/>
-      <w:proofErr w:type="gramStart"/>
-      <w:r>
-        <w:rPr>
-          <w:rFonts w:ascii="Consolas" w:eastAsia="Times New Roman" w:hAnsi="Consolas" w:cs="Times New Roman"/>
-          <w:color w:val="000000"/>
-          <w:kern w:val="0"/>
-          <w:sz w:val="21"/>
-          <w:szCs w:val="21"/>
-          <w14:ligatures w14:val="none"/>
-        </w:rPr>
-        <w:t>: !PC</w:t>
-      </w:r>
-      <w:proofErr w:type="gramEnd"/>
-      <w:r>
-        <w:rPr>
-          <w:rFonts w:ascii="Consolas" w:eastAsia="Times New Roman" w:hAnsi="Consolas" w:cs="Times New Roman"/>
-          <w:color w:val="000000"/>
-          <w:kern w:val="0"/>
-          <w:sz w:val="21"/>
-          <w:szCs w:val="21"/>
-          <w14:ligatures w14:val="none"/>
-        </w:rPr>
-        <w:t>9</w:t>
+      <w:r>
+        <w:rPr>
+          <w:rFonts w:ascii="Consolas" w:eastAsia="Times New Roman" w:hAnsi="Consolas" w:cs="Times New Roman"/>
+          <w:color w:val="000000"/>
+          <w:kern w:val="0"/>
+          <w:sz w:val="21"/>
+          <w:szCs w:val="21"/>
+          <w14:ligatures w14:val="none"/>
+        </w:rPr>
+        <w:t>: !PC9</w:t>
       </w:r>
     </w:p>
     <w:p>
@@ -6055,29 +5966,16 @@
         <w:t>enable_pin</w:t>
       </w:r>
       <w:proofErr w:type="spellEnd"/>
-      <w:proofErr w:type="gramStart"/>
-      <w:r>
-        <w:rPr>
-          <w:rFonts w:ascii="Consolas" w:eastAsia="Times New Roman" w:hAnsi="Consolas" w:cs="Times New Roman"/>
-          <w:color w:val="000000"/>
-          <w:kern w:val="0"/>
-          <w:sz w:val="21"/>
-          <w:szCs w:val="21"/>
-          <w14:ligatures w14:val="none"/>
-        </w:rPr>
-        <w:t>: !PC</w:t>
-      </w:r>
-      <w:proofErr w:type="gramEnd"/>
-      <w:r>
-        <w:rPr>
-          <w:rFonts w:ascii="Consolas" w:eastAsia="Times New Roman" w:hAnsi="Consolas" w:cs="Times New Roman"/>
-          <w:color w:val="000000"/>
-          <w:kern w:val="0"/>
-          <w:sz w:val="21"/>
-          <w:szCs w:val="21"/>
-          <w14:ligatures w14:val="none"/>
-        </w:rPr>
-        <w:t>11</w:t>
+      <w:r>
+        <w:rPr>
+          <w:rFonts w:ascii="Consolas" w:eastAsia="Times New Roman" w:hAnsi="Consolas" w:cs="Times New Roman"/>
+          <w:color w:val="000000"/>
+          <w:kern w:val="0"/>
+          <w:sz w:val="21"/>
+          <w:szCs w:val="21"/>
+          <w14:ligatures w14:val="none"/>
+        </w:rPr>
+        <w:t>: !PC11</w:t>
       </w:r>
     </w:p>
     <w:p>
@@ -6539,29 +6437,16 @@
         <w:t>enable_pin</w:t>
       </w:r>
       <w:proofErr w:type="spellEnd"/>
-      <w:proofErr w:type="gramStart"/>
-      <w:r>
-        <w:rPr>
-          <w:rFonts w:ascii="Consolas" w:eastAsia="Times New Roman" w:hAnsi="Consolas" w:cs="Times New Roman"/>
-          <w:color w:val="000000"/>
-          <w:kern w:val="0"/>
-          <w:sz w:val="21"/>
-          <w:szCs w:val="21"/>
-          <w14:ligatures w14:val="none"/>
-        </w:rPr>
-        <w:t>: !PA</w:t>
-      </w:r>
-      <w:proofErr w:type="gramEnd"/>
-      <w:r>
-        <w:rPr>
-          <w:rFonts w:ascii="Consolas" w:eastAsia="Times New Roman" w:hAnsi="Consolas" w:cs="Times New Roman"/>
-          <w:color w:val="000000"/>
-          <w:kern w:val="0"/>
-          <w:sz w:val="21"/>
-          <w:szCs w:val="21"/>
-          <w14:ligatures w14:val="none"/>
-        </w:rPr>
-        <w:t>7</w:t>
+      <w:r>
+        <w:rPr>
+          <w:rFonts w:ascii="Consolas" w:eastAsia="Times New Roman" w:hAnsi="Consolas" w:cs="Times New Roman"/>
+          <w:color w:val="000000"/>
+          <w:kern w:val="0"/>
+          <w:sz w:val="21"/>
+          <w:szCs w:val="21"/>
+          <w14:ligatures w14:val="none"/>
+        </w:rPr>
+        <w:t>: !PA7</w:t>
       </w:r>
     </w:p>
     <w:p>
@@ -7227,29 +7112,16 @@
         <w:t xml:space="preserve"># </w:t>
       </w:r>
       <w:proofErr w:type="spellStart"/>
-      <w:proofErr w:type="gramStart"/>
-      <w:r>
-        <w:rPr>
-          <w:rFonts w:ascii="Consolas" w:eastAsia="Times New Roman" w:hAnsi="Consolas" w:cs="Times New Roman"/>
-          <w:color w:val="000000"/>
-          <w:kern w:val="0"/>
-          <w:sz w:val="21"/>
-          <w:szCs w:val="21"/>
-          <w14:ligatures w14:val="none"/>
-        </w:rPr>
-        <w:t>enable</w:t>
-      </w:r>
-      <w:proofErr w:type="gramEnd"/>
-      <w:r>
-        <w:rPr>
-          <w:rFonts w:ascii="Consolas" w:eastAsia="Times New Roman" w:hAnsi="Consolas" w:cs="Times New Roman"/>
-          <w:color w:val="000000"/>
-          <w:kern w:val="0"/>
-          <w:sz w:val="21"/>
-          <w:szCs w:val="21"/>
-          <w14:ligatures w14:val="none"/>
-        </w:rPr>
-        <w:t>_pin</w:t>
+      <w:r>
+        <w:rPr>
+          <w:rFonts w:ascii="Consolas" w:eastAsia="Times New Roman" w:hAnsi="Consolas" w:cs="Times New Roman"/>
+          <w:color w:val="000000"/>
+          <w:kern w:val="0"/>
+          <w:sz w:val="21"/>
+          <w:szCs w:val="21"/>
+          <w14:ligatures w14:val="none"/>
+        </w:rPr>
+        <w:t>enable_pin</w:t>
       </w:r>
       <w:proofErr w:type="spellEnd"/>
       <w:r>
@@ -7390,18 +7262,16 @@
           <w:kern w:val="0"/>
           <w:sz w:val="21"/>
           <w:szCs w:val="21"/>
-          <w:lang w:val="de-AT"/>
-          <w14:ligatures w14:val="none"/>
-        </w:rPr>
-      </w:pPr>
-      <w:r>
-        <w:rPr>
-          <w:rFonts w:ascii="Consolas" w:eastAsia="Times New Roman" w:hAnsi="Consolas" w:cs="Times New Roman"/>
-          <w:color w:val="000000"/>
-          <w:kern w:val="0"/>
-          <w:sz w:val="21"/>
-          <w:szCs w:val="21"/>
-          <w:lang w:val="de-AT"/>
+          <w14:ligatures w14:val="none"/>
+        </w:rPr>
+      </w:pPr>
+      <w:r>
+        <w:rPr>
+          <w:rFonts w:ascii="Consolas" w:eastAsia="Times New Roman" w:hAnsi="Consolas" w:cs="Times New Roman"/>
+          <w:color w:val="000000"/>
+          <w:kern w:val="0"/>
+          <w:sz w:val="21"/>
+          <w:szCs w:val="21"/>
           <w14:ligatures w14:val="none"/>
         </w:rPr>
         <w:t xml:space="preserve"># </w:t>
@@ -7414,7 +7284,6 @@
           <w:kern w:val="0"/>
           <w:sz w:val="21"/>
           <w:szCs w:val="21"/>
-          <w:lang w:val="de-AT"/>
           <w14:ligatures w14:val="none"/>
         </w:rPr>
         <w:t>nozzle_diameter</w:t>
@@ -7427,7 +7296,6 @@
           <w:kern w:val="0"/>
           <w:sz w:val="21"/>
           <w:szCs w:val="21"/>
-          <w:lang w:val="de-AT"/>
           <w14:ligatures w14:val="none"/>
         </w:rPr>
         <w:t>:</w:t>
@@ -7449,18 +7317,16 @@
           <w:kern w:val="0"/>
           <w:sz w:val="21"/>
           <w:szCs w:val="21"/>
-          <w:lang w:val="de-AT"/>
-          <w14:ligatures w14:val="none"/>
-        </w:rPr>
-      </w:pPr>
-      <w:r>
-        <w:rPr>
-          <w:rFonts w:ascii="Consolas" w:eastAsia="Times New Roman" w:hAnsi="Consolas" w:cs="Times New Roman"/>
-          <w:color w:val="000000"/>
-          <w:kern w:val="0"/>
-          <w:sz w:val="21"/>
-          <w:szCs w:val="21"/>
-          <w:lang w:val="de-AT"/>
+          <w14:ligatures w14:val="none"/>
+        </w:rPr>
+      </w:pPr>
+      <w:r>
+        <w:rPr>
+          <w:rFonts w:ascii="Consolas" w:eastAsia="Times New Roman" w:hAnsi="Consolas" w:cs="Times New Roman"/>
+          <w:color w:val="000000"/>
+          <w:kern w:val="0"/>
+          <w:sz w:val="21"/>
+          <w:szCs w:val="21"/>
           <w14:ligatures w14:val="none"/>
         </w:rPr>
         <w:t xml:space="preserve"># </w:t>
@@ -7473,7 +7339,6 @@
           <w:kern w:val="0"/>
           <w:sz w:val="21"/>
           <w:szCs w:val="21"/>
-          <w:lang w:val="de-AT"/>
           <w14:ligatures w14:val="none"/>
         </w:rPr>
         <w:t>filament_diameter</w:t>
@@ -7486,7 +7351,6 @@
           <w:kern w:val="0"/>
           <w:sz w:val="21"/>
           <w:szCs w:val="21"/>
-          <w:lang w:val="de-AT"/>
           <w14:ligatures w14:val="none"/>
         </w:rPr>
         <w:t>:</w:t>
@@ -7508,18 +7372,16 @@
           <w:kern w:val="0"/>
           <w:sz w:val="21"/>
           <w:szCs w:val="21"/>
-          <w:lang w:val="de-AT"/>
-          <w14:ligatures w14:val="none"/>
-        </w:rPr>
-      </w:pPr>
-      <w:r>
-        <w:rPr>
-          <w:rFonts w:ascii="Consolas" w:eastAsia="Times New Roman" w:hAnsi="Consolas" w:cs="Times New Roman"/>
-          <w:color w:val="000000"/>
-          <w:kern w:val="0"/>
-          <w:sz w:val="21"/>
-          <w:szCs w:val="21"/>
-          <w:lang w:val="de-AT"/>
+          <w14:ligatures w14:val="none"/>
+        </w:rPr>
+      </w:pPr>
+      <w:r>
+        <w:rPr>
+          <w:rFonts w:ascii="Consolas" w:eastAsia="Times New Roman" w:hAnsi="Consolas" w:cs="Times New Roman"/>
+          <w:color w:val="000000"/>
+          <w:kern w:val="0"/>
+          <w:sz w:val="21"/>
+          <w:szCs w:val="21"/>
           <w14:ligatures w14:val="none"/>
         </w:rPr>
         <w:t xml:space="preserve"># </w:t>
@@ -7532,7 +7394,6 @@
           <w:kern w:val="0"/>
           <w:sz w:val="21"/>
           <w:szCs w:val="21"/>
-          <w:lang w:val="de-AT"/>
           <w14:ligatures w14:val="none"/>
         </w:rPr>
         <w:t>heater_pin</w:t>
@@ -7545,7 +7406,6 @@
           <w:kern w:val="0"/>
           <w:sz w:val="21"/>
           <w:szCs w:val="21"/>
-          <w:lang w:val="de-AT"/>
           <w14:ligatures w14:val="none"/>
         </w:rPr>
         <w:t>:</w:t>
@@ -8883,7 +8743,7 @@
           <w:lang w:val="de-AT"/>
         </w:rPr>
         <w:drawing>
-          <wp:inline distT="0" distB="0" distL="0" distR="0" wp14:anchorId="4A6F06BB" wp14:editId="0825AA0C">
+          <wp:inline distT="0" distB="0" distL="0" distR="0" wp14:anchorId="4A6F06BB" wp14:editId="21E5C4E0">
             <wp:extent cx="5958840" cy="4472940"/>
             <wp:effectExtent l="0" t="0" r="3810" b="3810"/>
             <wp:docPr id="1954667591" name="Grafik 3"/>
@@ -8991,7 +8851,7 @@
           <w:lang w:val="de-AT"/>
         </w:rPr>
         <w:drawing>
-          <wp:inline distT="0" distB="0" distL="0" distR="0" wp14:anchorId="6DEC041C" wp14:editId="41CD9DA5">
+          <wp:inline distT="0" distB="0" distL="0" distR="0" wp14:anchorId="6DEC041C" wp14:editId="626398B2">
             <wp:extent cx="5672196" cy="4259580"/>
             <wp:effectExtent l="0" t="0" r="5080" b="7620"/>
             <wp:docPr id="897919392" name="Grafik 4"/>
@@ -9066,7 +8926,7 @@
           <w14:ligatures w14:val="none"/>
         </w:rPr>
         <w:drawing>
-          <wp:inline distT="0" distB="0" distL="0" distR="0" wp14:anchorId="0F9A18B1" wp14:editId="2A6D6522">
+          <wp:inline distT="0" distB="0" distL="0" distR="0" wp14:anchorId="0F9A18B1" wp14:editId="0E0B4BB2">
             <wp:extent cx="4838700" cy="3633660"/>
             <wp:effectExtent l="0" t="0" r="0" b="5080"/>
             <wp:docPr id="1071214138" name="Grafik 6"/>
@@ -9443,33 +9303,13 @@
         <w:rPr>
           <w:lang w:val="de-AT"/>
         </w:rPr>
-        <w:t>Koordinate/</w:t>
-      </w:r>
-      <w:proofErr w:type="gramStart"/>
-      <w:r>
-        <w:rPr>
-          <w:lang w:val="de-AT"/>
-        </w:rPr>
-        <w:t>Distanz</w:t>
-      </w:r>
-      <w:r>
-        <w:rPr>
-          <w:lang w:val="de-AT"/>
-        </w:rPr>
-        <w:t xml:space="preserve"> </w:t>
-      </w:r>
-      <w:r>
-        <w:rPr>
-          <w:lang w:val="de-AT"/>
-        </w:rPr>
-        <w:t>;</w:t>
-      </w:r>
-      <w:proofErr w:type="gramEnd"/>
-      <w:r>
-        <w:rPr>
-          <w:lang w:val="de-AT"/>
-        </w:rPr>
-        <w:t xml:space="preserve"> F100: </w:t>
+        <w:t xml:space="preserve">Koordinate/Distanz </w:t>
+      </w:r>
+      <w:r>
+        <w:rPr>
+          <w:lang w:val="de-AT"/>
+        </w:rPr>
+        <w:t xml:space="preserve">; F100: </w:t>
       </w:r>
       <w:proofErr w:type="spellStart"/>
       <w:r>
@@ -9515,6 +9355,56 @@
     </w:p>
     <w:p>
       <w:pPr>
+        <w:rPr>
+          <w:lang w:val="de-AT"/>
+        </w:rPr>
+      </w:pPr>
+      <w:r>
+        <w:rPr>
+          <w:lang w:val="de-AT"/>
+        </w:rPr>
+        <w:br w:type="page"/>
+      </w:r>
+    </w:p>
+    <w:p>
+      <w:pPr>
+        <w:rPr>
+          <w:lang w:val="de-AT"/>
+        </w:rPr>
+      </w:pPr>
+      <w:r>
+        <w:rPr>
+          <w:lang w:val="de-AT"/>
+        </w:rPr>
+        <w:lastRenderedPageBreak/>
+        <w:t>Fehlersuche Bildschirmflackern</w:t>
+      </w:r>
+    </w:p>
+    <w:p>
+      <w:pPr>
+        <w:pStyle w:val="Listenabsatz"/>
+        <w:numPr>
+          <w:ilvl w:val="0"/>
+          <w:numId w:val="6"/>
+        </w:numPr>
+        <w:rPr>
+          <w:lang w:val="de-AT"/>
+        </w:rPr>
+      </w:pPr>
+      <w:r>
+        <w:rPr>
+          <w:lang w:val="de-AT"/>
+        </w:rPr>
+        <w:t>Externes Netzteil?</w:t>
+      </w:r>
+    </w:p>
+    <w:p>
+      <w:pPr>
+        <w:pStyle w:val="Listenabsatz"/>
+        <w:numPr>
+          <w:ilvl w:val="0"/>
+          <w:numId w:val="6"/>
+        </w:numPr>
         <w:rPr>
           <w:lang w:val="de-AT"/>
         </w:rPr>
@@ -10937,6 +10827,119 @@
       </w:rPr>
     </w:lvl>
   </w:abstractNum>
+  <w:abstractNum w:abstractNumId="5" w15:restartNumberingAfterBreak="0">
+    <w:nsid w:val="7F2C1598"/>
+    <w:multiLevelType w:val="hybridMultilevel"/>
+    <w:tmpl w:val="4350B65C"/>
+    <w:lvl w:ilvl="0" w:tplc="08090001">
+      <w:start w:val="1"/>
+      <w:numFmt w:val="bullet"/>
+      <w:lvlText w:val=""/>
+      <w:lvlJc w:val="left"/>
+      <w:pPr>
+        <w:ind w:left="720" w:hanging="360"/>
+      </w:pPr>
+      <w:rPr>
+        <w:rFonts w:ascii="Symbol" w:hAnsi="Symbol" w:hint="default"/>
+      </w:rPr>
+    </w:lvl>
+    <w:lvl w:ilvl="1" w:tplc="08090003" w:tentative="1">
+      <w:start w:val="1"/>
+      <w:numFmt w:val="bullet"/>
+      <w:lvlText w:val="o"/>
+      <w:lvlJc w:val="left"/>
+      <w:pPr>
+        <w:ind w:left="1440" w:hanging="360"/>
+      </w:pPr>
+      <w:rPr>
+        <w:rFonts w:ascii="Courier New" w:hAnsi="Courier New" w:cs="Courier New" w:hint="default"/>
+      </w:rPr>
+    </w:lvl>
+    <w:lvl w:ilvl="2" w:tplc="08090005" w:tentative="1">
+      <w:start w:val="1"/>
+      <w:numFmt w:val="bullet"/>
+      <w:lvlText w:val=""/>
+      <w:lvlJc w:val="left"/>
+      <w:pPr>
+        <w:ind w:left="2160" w:hanging="360"/>
+      </w:pPr>
+      <w:rPr>
+        <w:rFonts w:ascii="Wingdings" w:hAnsi="Wingdings" w:hint="default"/>
+      </w:rPr>
+    </w:lvl>
+    <w:lvl w:ilvl="3" w:tplc="08090001" w:tentative="1">
+      <w:start w:val="1"/>
+      <w:numFmt w:val="bullet"/>
+      <w:lvlText w:val=""/>
+      <w:lvlJc w:val="left"/>
+      <w:pPr>
+        <w:ind w:left="2880" w:hanging="360"/>
+      </w:pPr>
+      <w:rPr>
+        <w:rFonts w:ascii="Symbol" w:hAnsi="Symbol" w:hint="default"/>
+      </w:rPr>
+    </w:lvl>
+    <w:lvl w:ilvl="4" w:tplc="08090003" w:tentative="1">
+      <w:start w:val="1"/>
+      <w:numFmt w:val="bullet"/>
+      <w:lvlText w:val="o"/>
+      <w:lvlJc w:val="left"/>
+      <w:pPr>
+        <w:ind w:left="3600" w:hanging="360"/>
+      </w:pPr>
+      <w:rPr>
+        <w:rFonts w:ascii="Courier New" w:hAnsi="Courier New" w:cs="Courier New" w:hint="default"/>
+      </w:rPr>
+    </w:lvl>
+    <w:lvl w:ilvl="5" w:tplc="08090005" w:tentative="1">
+      <w:start w:val="1"/>
+      <w:numFmt w:val="bullet"/>
+      <w:lvlText w:val=""/>
+      <w:lvlJc w:val="left"/>
+      <w:pPr>
+        <w:ind w:left="4320" w:hanging="360"/>
+      </w:pPr>
+      <w:rPr>
+        <w:rFonts w:ascii="Wingdings" w:hAnsi="Wingdings" w:hint="default"/>
+      </w:rPr>
+    </w:lvl>
+    <w:lvl w:ilvl="6" w:tplc="08090001" w:tentative="1">
+      <w:start w:val="1"/>
+      <w:numFmt w:val="bullet"/>
+      <w:lvlText w:val=""/>
+      <w:lvlJc w:val="left"/>
+      <w:pPr>
+        <w:ind w:left="5040" w:hanging="360"/>
+      </w:pPr>
+      <w:rPr>
+        <w:rFonts w:ascii="Symbol" w:hAnsi="Symbol" w:hint="default"/>
+      </w:rPr>
+    </w:lvl>
+    <w:lvl w:ilvl="7" w:tplc="08090003" w:tentative="1">
+      <w:start w:val="1"/>
+      <w:numFmt w:val="bullet"/>
+      <w:lvlText w:val="o"/>
+      <w:lvlJc w:val="left"/>
+      <w:pPr>
+        <w:ind w:left="5760" w:hanging="360"/>
+      </w:pPr>
+      <w:rPr>
+        <w:rFonts w:ascii="Courier New" w:hAnsi="Courier New" w:cs="Courier New" w:hint="default"/>
+      </w:rPr>
+    </w:lvl>
+    <w:lvl w:ilvl="8" w:tplc="08090005" w:tentative="1">
+      <w:start w:val="1"/>
+      <w:numFmt w:val="bullet"/>
+      <w:lvlText w:val=""/>
+      <w:lvlJc w:val="left"/>
+      <w:pPr>
+        <w:ind w:left="6480" w:hanging="360"/>
+      </w:pPr>
+      <w:rPr>
+        <w:rFonts w:ascii="Wingdings" w:hAnsi="Wingdings" w:hint="default"/>
+      </w:rPr>
+    </w:lvl>
+  </w:abstractNum>
   <w:num w:numId="1" w16cid:durableId="1121075508">
     <w:abstractNumId w:val="2"/>
   </w:num>
@@ -10951,6 +10954,9 @@
   </w:num>
   <w:num w:numId="5" w16cid:durableId="770466228">
     <w:abstractNumId w:val="3"/>
+  </w:num>
+  <w:num w:numId="6" w16cid:durableId="1104881502">
+    <w:abstractNumId w:val="5"/>
   </w:num>
 </w:numbering>
 </file>
@@ -11558,6 +11564,7 @@
   <w:style w:type="character" w:default="1" w:styleId="Absatz-Standardschriftart">
     <w:name w:val="Default Paragraph Font"/>
     <w:uiPriority w:val="1"/>
+    <w:semiHidden/>
     <w:unhideWhenUsed/>
   </w:style>
   <w:style w:type="table" w:default="1" w:styleId="NormaleTabelle">

--- a/software/03_Dokumentation/Dokumentation_Software_Flexprint.docx
+++ b/software/03_Dokumentation/Dokumentation_Software_Flexprint.docx
@@ -316,11 +316,19 @@
         </w:rPr>
         <w:t xml:space="preserve"> (</w:t>
       </w:r>
-      <w:r>
-        <w:rPr>
-          <w:lang w:val="de-AT"/>
-        </w:rPr>
-        <w:t>PC Prozessor)</w:t>
+      <w:proofErr w:type="gramStart"/>
+      <w:r>
+        <w:rPr>
+          <w:lang w:val="de-AT"/>
+        </w:rPr>
+        <w:t>PC Prozessor</w:t>
+      </w:r>
+      <w:proofErr w:type="gramEnd"/>
+      <w:r>
+        <w:rPr>
+          <w:lang w:val="de-AT"/>
+        </w:rPr>
+        <w:t>)</w:t>
       </w:r>
       <w:r>
         <w:rPr>
@@ -482,7 +490,14 @@
         <w:rPr>
           <w:lang w:val="de-AT"/>
         </w:rPr>
-        <w:t xml:space="preserve"> den eingebauten API </w:t>
+        <w:t xml:space="preserve"> den eingebauten </w:t>
+      </w:r>
+      <w:proofErr w:type="gramStart"/>
+      <w:r>
+        <w:rPr>
+          <w:lang w:val="de-AT"/>
+        </w:rPr>
+        <w:t xml:space="preserve">API </w:t>
       </w:r>
       <w:r>
         <w:rPr>
@@ -494,7 +509,14 @@
         <w:rPr>
           <w:lang w:val="de-AT"/>
         </w:rPr>
-        <w:t xml:space="preserve">erver kann man mit JSNO RPC </w:t>
+        <w:t>erver</w:t>
+      </w:r>
+      <w:proofErr w:type="gramEnd"/>
+      <w:r>
+        <w:rPr>
+          <w:lang w:val="de-AT"/>
+        </w:rPr>
+        <w:t xml:space="preserve"> kann man mit JSNO RPC </w:t>
       </w:r>
       <w:r>
         <w:rPr>
@@ -1691,28 +1713,9 @@
           <w:szCs w:val="21"/>
           <w14:ligatures w14:val="none"/>
         </w:rPr>
-        <w:t xml:space="preserve"> (and also h-bot)</w:t>
-      </w:r>
-    </w:p>
-    <w:p>
-      <w:pPr>
-        <w:pBdr>
-          <w:top w:val="single" w:sz="4" w:space="1" w:color="auto"/>
-          <w:left w:val="single" w:sz="4" w:space="1" w:color="auto"/>
-          <w:bottom w:val="single" w:sz="4" w:space="1" w:color="auto"/>
-          <w:right w:val="single" w:sz="4" w:space="1" w:color="auto"/>
-        </w:pBdr>
-        <w:shd w:val="clear" w:color="auto" w:fill="FFFFFF"/>
-        <w:spacing w:after="0" w:line="285" w:lineRule="atLeast"/>
-        <w:rPr>
-          <w:rFonts w:ascii="Consolas" w:eastAsia="Times New Roman" w:hAnsi="Consolas" w:cs="Times New Roman"/>
-          <w:color w:val="000000"/>
-          <w:kern w:val="0"/>
-          <w:sz w:val="21"/>
-          <w:szCs w:val="21"/>
-          <w14:ligatures w14:val="none"/>
-        </w:rPr>
-      </w:pPr>
+        <w:t xml:space="preserve"> (</w:t>
+      </w:r>
+      <w:proofErr w:type="gramStart"/>
       <w:r>
         <w:rPr>
           <w:rFonts w:ascii="Consolas" w:eastAsia="Times New Roman" w:hAnsi="Consolas" w:cs="Times New Roman"/>
@@ -1722,6 +1725,49 @@
           <w:szCs w:val="21"/>
           <w14:ligatures w14:val="none"/>
         </w:rPr>
+        <w:t>and also</w:t>
+      </w:r>
+      <w:proofErr w:type="gramEnd"/>
+      <w:r>
+        <w:rPr>
+          <w:rFonts w:ascii="Consolas" w:eastAsia="Times New Roman" w:hAnsi="Consolas" w:cs="Times New Roman"/>
+          <w:color w:val="008000"/>
+          <w:kern w:val="0"/>
+          <w:sz w:val="21"/>
+          <w:szCs w:val="21"/>
+          <w14:ligatures w14:val="none"/>
+        </w:rPr>
+        <w:t xml:space="preserve"> h-bot)</w:t>
+      </w:r>
+    </w:p>
+    <w:p>
+      <w:pPr>
+        <w:pBdr>
+          <w:top w:val="single" w:sz="4" w:space="1" w:color="auto"/>
+          <w:left w:val="single" w:sz="4" w:space="1" w:color="auto"/>
+          <w:bottom w:val="single" w:sz="4" w:space="1" w:color="auto"/>
+          <w:right w:val="single" w:sz="4" w:space="1" w:color="auto"/>
+        </w:pBdr>
+        <w:shd w:val="clear" w:color="auto" w:fill="FFFFFF"/>
+        <w:spacing w:after="0" w:line="285" w:lineRule="atLeast"/>
+        <w:rPr>
+          <w:rFonts w:ascii="Consolas" w:eastAsia="Times New Roman" w:hAnsi="Consolas" w:cs="Times New Roman"/>
+          <w:color w:val="000000"/>
+          <w:kern w:val="0"/>
+          <w:sz w:val="21"/>
+          <w:szCs w:val="21"/>
+          <w14:ligatures w14:val="none"/>
+        </w:rPr>
+      </w:pPr>
+      <w:r>
+        <w:rPr>
+          <w:rFonts w:ascii="Consolas" w:eastAsia="Times New Roman" w:hAnsi="Consolas" w:cs="Times New Roman"/>
+          <w:color w:val="008000"/>
+          <w:kern w:val="0"/>
+          <w:sz w:val="21"/>
+          <w:szCs w:val="21"/>
+          <w14:ligatures w14:val="none"/>
+        </w:rPr>
         <w:t># style printers. One may copy and edit this file to configure a new</w:t>
       </w:r>
     </w:p>
@@ -2088,16 +2134,29 @@
         <w:t>enable_pin</w:t>
       </w:r>
       <w:proofErr w:type="spellEnd"/>
-      <w:r>
-        <w:rPr>
-          <w:rFonts w:ascii="Consolas" w:eastAsia="Times New Roman" w:hAnsi="Consolas" w:cs="Times New Roman"/>
-          <w:color w:val="000000"/>
-          <w:kern w:val="0"/>
-          <w:sz w:val="21"/>
-          <w:szCs w:val="21"/>
-          <w14:ligatures w14:val="none"/>
-        </w:rPr>
-        <w:t>: !PD7</w:t>
+      <w:proofErr w:type="gramStart"/>
+      <w:r>
+        <w:rPr>
+          <w:rFonts w:ascii="Consolas" w:eastAsia="Times New Roman" w:hAnsi="Consolas" w:cs="Times New Roman"/>
+          <w:color w:val="000000"/>
+          <w:kern w:val="0"/>
+          <w:sz w:val="21"/>
+          <w:szCs w:val="21"/>
+          <w14:ligatures w14:val="none"/>
+        </w:rPr>
+        <w:t>: !PD</w:t>
+      </w:r>
+      <w:proofErr w:type="gramEnd"/>
+      <w:r>
+        <w:rPr>
+          <w:rFonts w:ascii="Consolas" w:eastAsia="Times New Roman" w:hAnsi="Consolas" w:cs="Times New Roman"/>
+          <w:color w:val="000000"/>
+          <w:kern w:val="0"/>
+          <w:sz w:val="21"/>
+          <w:szCs w:val="21"/>
+          <w14:ligatures w14:val="none"/>
+        </w:rPr>
+        <w:t>7</w:t>
       </w:r>
     </w:p>
     <w:p>
@@ -2559,16 +2618,29 @@
         <w:t>enable_pin</w:t>
       </w:r>
       <w:proofErr w:type="spellEnd"/>
-      <w:r>
-        <w:rPr>
-          <w:rFonts w:ascii="Consolas" w:eastAsia="Times New Roman" w:hAnsi="Consolas" w:cs="Times New Roman"/>
-          <w:color w:val="000000"/>
-          <w:kern w:val="0"/>
-          <w:sz w:val="21"/>
-          <w:szCs w:val="21"/>
-          <w14:ligatures w14:val="none"/>
-        </w:rPr>
-        <w:t>: !PF2</w:t>
+      <w:proofErr w:type="gramStart"/>
+      <w:r>
+        <w:rPr>
+          <w:rFonts w:ascii="Consolas" w:eastAsia="Times New Roman" w:hAnsi="Consolas" w:cs="Times New Roman"/>
+          <w:color w:val="000000"/>
+          <w:kern w:val="0"/>
+          <w:sz w:val="21"/>
+          <w:szCs w:val="21"/>
+          <w14:ligatures w14:val="none"/>
+        </w:rPr>
+        <w:t>: !PF</w:t>
+      </w:r>
+      <w:proofErr w:type="gramEnd"/>
+      <w:r>
+        <w:rPr>
+          <w:rFonts w:ascii="Consolas" w:eastAsia="Times New Roman" w:hAnsi="Consolas" w:cs="Times New Roman"/>
+          <w:color w:val="000000"/>
+          <w:kern w:val="0"/>
+          <w:sz w:val="21"/>
+          <w:szCs w:val="21"/>
+          <w14:ligatures w14:val="none"/>
+        </w:rPr>
+        <w:t>2</w:t>
       </w:r>
     </w:p>
     <w:p>
@@ -3031,16 +3103,29 @@
         <w:t>enable_pin</w:t>
       </w:r>
       <w:proofErr w:type="spellEnd"/>
-      <w:r>
-        <w:rPr>
-          <w:rFonts w:ascii="Consolas" w:eastAsia="Times New Roman" w:hAnsi="Consolas" w:cs="Times New Roman"/>
-          <w:color w:val="000000"/>
-          <w:kern w:val="0"/>
-          <w:sz w:val="21"/>
-          <w:szCs w:val="21"/>
-          <w14:ligatures w14:val="none"/>
-        </w:rPr>
-        <w:t>: !PK0</w:t>
+      <w:proofErr w:type="gramStart"/>
+      <w:r>
+        <w:rPr>
+          <w:rFonts w:ascii="Consolas" w:eastAsia="Times New Roman" w:hAnsi="Consolas" w:cs="Times New Roman"/>
+          <w:color w:val="000000"/>
+          <w:kern w:val="0"/>
+          <w:sz w:val="21"/>
+          <w:szCs w:val="21"/>
+          <w14:ligatures w14:val="none"/>
+        </w:rPr>
+        <w:t>: !PK</w:t>
+      </w:r>
+      <w:proofErr w:type="gramEnd"/>
+      <w:r>
+        <w:rPr>
+          <w:rFonts w:ascii="Consolas" w:eastAsia="Times New Roman" w:hAnsi="Consolas" w:cs="Times New Roman"/>
+          <w:color w:val="000000"/>
+          <w:kern w:val="0"/>
+          <w:sz w:val="21"/>
+          <w:szCs w:val="21"/>
+          <w14:ligatures w14:val="none"/>
+        </w:rPr>
+        <w:t>0</w:t>
       </w:r>
     </w:p>
     <w:p>
@@ -3434,16 +3519,29 @@
         <w:t>enable_pin</w:t>
       </w:r>
       <w:proofErr w:type="spellEnd"/>
-      <w:r>
-        <w:rPr>
-          <w:rFonts w:ascii="Consolas" w:eastAsia="Times New Roman" w:hAnsi="Consolas" w:cs="Times New Roman"/>
-          <w:color w:val="000000"/>
-          <w:kern w:val="0"/>
-          <w:sz w:val="21"/>
-          <w:szCs w:val="21"/>
-          <w14:ligatures w14:val="none"/>
-        </w:rPr>
-        <w:t>: !PA2</w:t>
+      <w:proofErr w:type="gramStart"/>
+      <w:r>
+        <w:rPr>
+          <w:rFonts w:ascii="Consolas" w:eastAsia="Times New Roman" w:hAnsi="Consolas" w:cs="Times New Roman"/>
+          <w:color w:val="000000"/>
+          <w:kern w:val="0"/>
+          <w:sz w:val="21"/>
+          <w:szCs w:val="21"/>
+          <w14:ligatures w14:val="none"/>
+        </w:rPr>
+        <w:t>: !PA</w:t>
+      </w:r>
+      <w:proofErr w:type="gramEnd"/>
+      <w:r>
+        <w:rPr>
+          <w:rFonts w:ascii="Consolas" w:eastAsia="Times New Roman" w:hAnsi="Consolas" w:cs="Times New Roman"/>
+          <w:color w:val="000000"/>
+          <w:kern w:val="0"/>
+          <w:sz w:val="21"/>
+          <w:szCs w:val="21"/>
+          <w14:ligatures w14:val="none"/>
+        </w:rPr>
+        <w:t>2</w:t>
       </w:r>
     </w:p>
     <w:p>
@@ -5495,16 +5593,29 @@
         <w:t>enable_pin</w:t>
       </w:r>
       <w:proofErr w:type="spellEnd"/>
-      <w:r>
-        <w:rPr>
-          <w:rFonts w:ascii="Consolas" w:eastAsia="Times New Roman" w:hAnsi="Consolas" w:cs="Times New Roman"/>
-          <w:color w:val="000000"/>
-          <w:kern w:val="0"/>
-          <w:sz w:val="21"/>
-          <w:szCs w:val="21"/>
-          <w14:ligatures w14:val="none"/>
-        </w:rPr>
-        <w:t>: !PC9</w:t>
+      <w:proofErr w:type="gramStart"/>
+      <w:r>
+        <w:rPr>
+          <w:rFonts w:ascii="Consolas" w:eastAsia="Times New Roman" w:hAnsi="Consolas" w:cs="Times New Roman"/>
+          <w:color w:val="000000"/>
+          <w:kern w:val="0"/>
+          <w:sz w:val="21"/>
+          <w:szCs w:val="21"/>
+          <w14:ligatures w14:val="none"/>
+        </w:rPr>
+        <w:t>: !PC</w:t>
+      </w:r>
+      <w:proofErr w:type="gramEnd"/>
+      <w:r>
+        <w:rPr>
+          <w:rFonts w:ascii="Consolas" w:eastAsia="Times New Roman" w:hAnsi="Consolas" w:cs="Times New Roman"/>
+          <w:color w:val="000000"/>
+          <w:kern w:val="0"/>
+          <w:sz w:val="21"/>
+          <w:szCs w:val="21"/>
+          <w14:ligatures w14:val="none"/>
+        </w:rPr>
+        <w:t>9</w:t>
       </w:r>
     </w:p>
     <w:p>
@@ -5966,16 +6077,29 @@
         <w:t>enable_pin</w:t>
       </w:r>
       <w:proofErr w:type="spellEnd"/>
-      <w:r>
-        <w:rPr>
-          <w:rFonts w:ascii="Consolas" w:eastAsia="Times New Roman" w:hAnsi="Consolas" w:cs="Times New Roman"/>
-          <w:color w:val="000000"/>
-          <w:kern w:val="0"/>
-          <w:sz w:val="21"/>
-          <w:szCs w:val="21"/>
-          <w14:ligatures w14:val="none"/>
-        </w:rPr>
-        <w:t>: !PC11</w:t>
+      <w:proofErr w:type="gramStart"/>
+      <w:r>
+        <w:rPr>
+          <w:rFonts w:ascii="Consolas" w:eastAsia="Times New Roman" w:hAnsi="Consolas" w:cs="Times New Roman"/>
+          <w:color w:val="000000"/>
+          <w:kern w:val="0"/>
+          <w:sz w:val="21"/>
+          <w:szCs w:val="21"/>
+          <w14:ligatures w14:val="none"/>
+        </w:rPr>
+        <w:t>: !PC</w:t>
+      </w:r>
+      <w:proofErr w:type="gramEnd"/>
+      <w:r>
+        <w:rPr>
+          <w:rFonts w:ascii="Consolas" w:eastAsia="Times New Roman" w:hAnsi="Consolas" w:cs="Times New Roman"/>
+          <w:color w:val="000000"/>
+          <w:kern w:val="0"/>
+          <w:sz w:val="21"/>
+          <w:szCs w:val="21"/>
+          <w14:ligatures w14:val="none"/>
+        </w:rPr>
+        <w:t>11</w:t>
       </w:r>
     </w:p>
     <w:p>
@@ -6437,16 +6561,29 @@
         <w:t>enable_pin</w:t>
       </w:r>
       <w:proofErr w:type="spellEnd"/>
-      <w:r>
-        <w:rPr>
-          <w:rFonts w:ascii="Consolas" w:eastAsia="Times New Roman" w:hAnsi="Consolas" w:cs="Times New Roman"/>
-          <w:color w:val="000000"/>
-          <w:kern w:val="0"/>
-          <w:sz w:val="21"/>
-          <w:szCs w:val="21"/>
-          <w14:ligatures w14:val="none"/>
-        </w:rPr>
-        <w:t>: !PA7</w:t>
+      <w:proofErr w:type="gramStart"/>
+      <w:r>
+        <w:rPr>
+          <w:rFonts w:ascii="Consolas" w:eastAsia="Times New Roman" w:hAnsi="Consolas" w:cs="Times New Roman"/>
+          <w:color w:val="000000"/>
+          <w:kern w:val="0"/>
+          <w:sz w:val="21"/>
+          <w:szCs w:val="21"/>
+          <w14:ligatures w14:val="none"/>
+        </w:rPr>
+        <w:t>: !PA</w:t>
+      </w:r>
+      <w:proofErr w:type="gramEnd"/>
+      <w:r>
+        <w:rPr>
+          <w:rFonts w:ascii="Consolas" w:eastAsia="Times New Roman" w:hAnsi="Consolas" w:cs="Times New Roman"/>
+          <w:color w:val="000000"/>
+          <w:kern w:val="0"/>
+          <w:sz w:val="21"/>
+          <w:szCs w:val="21"/>
+          <w14:ligatures w14:val="none"/>
+        </w:rPr>
+        <w:t>7</w:t>
       </w:r>
     </w:p>
     <w:p>
@@ -7112,16 +7249,29 @@
         <w:t xml:space="preserve"># </w:t>
       </w:r>
       <w:proofErr w:type="spellStart"/>
-      <w:r>
-        <w:rPr>
-          <w:rFonts w:ascii="Consolas" w:eastAsia="Times New Roman" w:hAnsi="Consolas" w:cs="Times New Roman"/>
-          <w:color w:val="000000"/>
-          <w:kern w:val="0"/>
-          <w:sz w:val="21"/>
-          <w:szCs w:val="21"/>
-          <w14:ligatures w14:val="none"/>
-        </w:rPr>
-        <w:t>enable_pin</w:t>
+      <w:proofErr w:type="gramStart"/>
+      <w:r>
+        <w:rPr>
+          <w:rFonts w:ascii="Consolas" w:eastAsia="Times New Roman" w:hAnsi="Consolas" w:cs="Times New Roman"/>
+          <w:color w:val="000000"/>
+          <w:kern w:val="0"/>
+          <w:sz w:val="21"/>
+          <w:szCs w:val="21"/>
+          <w14:ligatures w14:val="none"/>
+        </w:rPr>
+        <w:t>enable</w:t>
+      </w:r>
+      <w:proofErr w:type="gramEnd"/>
+      <w:r>
+        <w:rPr>
+          <w:rFonts w:ascii="Consolas" w:eastAsia="Times New Roman" w:hAnsi="Consolas" w:cs="Times New Roman"/>
+          <w:color w:val="000000"/>
+          <w:kern w:val="0"/>
+          <w:sz w:val="21"/>
+          <w:szCs w:val="21"/>
+          <w14:ligatures w14:val="none"/>
+        </w:rPr>
+        <w:t>_pin</w:t>
       </w:r>
       <w:proofErr w:type="spellEnd"/>
       <w:r>
@@ -8743,7 +8893,7 @@
           <w:lang w:val="de-AT"/>
         </w:rPr>
         <w:drawing>
-          <wp:inline distT="0" distB="0" distL="0" distR="0" wp14:anchorId="4A6F06BB" wp14:editId="21E5C4E0">
+          <wp:inline distT="0" distB="0" distL="0" distR="0" wp14:anchorId="4A6F06BB" wp14:editId="70EB03C3">
             <wp:extent cx="5958840" cy="4472940"/>
             <wp:effectExtent l="0" t="0" r="3810" b="3810"/>
             <wp:docPr id="1954667591" name="Grafik 3"/>
@@ -8851,7 +9001,7 @@
           <w:lang w:val="de-AT"/>
         </w:rPr>
         <w:drawing>
-          <wp:inline distT="0" distB="0" distL="0" distR="0" wp14:anchorId="6DEC041C" wp14:editId="626398B2">
+          <wp:inline distT="0" distB="0" distL="0" distR="0" wp14:anchorId="6DEC041C" wp14:editId="56C223FA">
             <wp:extent cx="5672196" cy="4259580"/>
             <wp:effectExtent l="0" t="0" r="5080" b="7620"/>
             <wp:docPr id="897919392" name="Grafik 4"/>
@@ -8926,7 +9076,7 @@
           <w14:ligatures w14:val="none"/>
         </w:rPr>
         <w:drawing>
-          <wp:inline distT="0" distB="0" distL="0" distR="0" wp14:anchorId="0F9A18B1" wp14:editId="0E0B4BB2">
+          <wp:inline distT="0" distB="0" distL="0" distR="0" wp14:anchorId="0F9A18B1" wp14:editId="7B99CFB4">
             <wp:extent cx="4838700" cy="3633660"/>
             <wp:effectExtent l="0" t="0" r="0" b="5080"/>
             <wp:docPr id="1071214138" name="Grafik 6"/>
@@ -9303,13 +9453,27 @@
         <w:rPr>
           <w:lang w:val="de-AT"/>
         </w:rPr>
-        <w:t xml:space="preserve">Koordinate/Distanz </w:t>
-      </w:r>
-      <w:r>
-        <w:rPr>
-          <w:lang w:val="de-AT"/>
-        </w:rPr>
-        <w:t xml:space="preserve">; F100: </w:t>
+        <w:t>Koordinate/</w:t>
+      </w:r>
+      <w:proofErr w:type="gramStart"/>
+      <w:r>
+        <w:rPr>
+          <w:lang w:val="de-AT"/>
+        </w:rPr>
+        <w:t xml:space="preserve">Distanz </w:t>
+      </w:r>
+      <w:r>
+        <w:rPr>
+          <w:lang w:val="de-AT"/>
+        </w:rPr>
+        <w:t>;</w:t>
+      </w:r>
+      <w:proofErr w:type="gramEnd"/>
+      <w:r>
+        <w:rPr>
+          <w:lang w:val="de-AT"/>
+        </w:rPr>
+        <w:t xml:space="preserve"> F100: </w:t>
       </w:r>
       <w:proofErr w:type="spellStart"/>
       <w:r>
@@ -9368,43 +9532,6 @@
     </w:p>
     <w:p>
       <w:pPr>
-        <w:rPr>
-          <w:lang w:val="de-AT"/>
-        </w:rPr>
-      </w:pPr>
-      <w:r>
-        <w:rPr>
-          <w:lang w:val="de-AT"/>
-        </w:rPr>
-        <w:lastRenderedPageBreak/>
-        <w:t>Fehlersuche Bildschirmflackern</w:t>
-      </w:r>
-    </w:p>
-    <w:p>
-      <w:pPr>
-        <w:pStyle w:val="Listenabsatz"/>
-        <w:numPr>
-          <w:ilvl w:val="0"/>
-          <w:numId w:val="6"/>
-        </w:numPr>
-        <w:rPr>
-          <w:lang w:val="de-AT"/>
-        </w:rPr>
-      </w:pPr>
-      <w:r>
-        <w:rPr>
-          <w:lang w:val="de-AT"/>
-        </w:rPr>
-        <w:t>Externes Netzteil?</w:t>
-      </w:r>
-    </w:p>
-    <w:p>
-      <w:pPr>
-        <w:pStyle w:val="Listenabsatz"/>
-        <w:numPr>
-          <w:ilvl w:val="0"/>
-          <w:numId w:val="6"/>
-        </w:numPr>
         <w:rPr>
           <w:lang w:val="de-AT"/>
         </w:rPr>
